--- a/report/report.docx
+++ b/report/report.docx
@@ -4,6 +4,14 @@
   <w:body>
     <w:p>
       <w:pPr>
+        <w:pStyle w:val="Heading1"/>
+      </w:pPr>
+      <w:r>
+        <w:t>AMLH 2026 - NLP Coursework: Patient Question Classification</w:t>
+      </w:r>
+    </w:p>
+    <w:p>
+      <w:pPr>
         <w:pStyle w:val="Heading2"/>
       </w:pPr>
       <w:r>
@@ -49,7 +57,7 @@
           <w:sz w:val="22"/>
           <w:szCs w:val="22"/>
         </w:rPr>
-        <w:t>Historically, healthcare NLP relied on rule-based methods or classical machine learning (ML), with TF</w:t>
+        <w:t>Historically, healthcare NLP relied on rule-based methods or classical machine learning, with TF</w:t>
       </w:r>
       <w:r>
         <w:rPr>
@@ -82,23 +90,23 @@
           <w:sz w:val="22"/>
           <w:szCs w:val="22"/>
         </w:rPr>
-        <w:t>Deep learning captures context-aware embeddings, representing specialised terminology better than lexical methods: BERT models fine-tuned on clinical corpora</w:t>
-      </w:r>
-      <w:r>
-        <w:rPr>
-          <w:rFonts w:ascii="Arial" w:hAnsi="Arial" w:cs="Arial"/>
-          <w:sz w:val="22"/>
-          <w:szCs w:val="22"/>
-        </w:rPr>
-        <w:t>, like</w:t>
-      </w:r>
-      <w:r>
-        <w:rPr>
-          <w:rFonts w:ascii="Arial" w:hAnsi="Arial" w:cs="Arial"/>
-          <w:sz w:val="22"/>
-          <w:szCs w:val="22"/>
-        </w:rPr>
-        <w:t xml:space="preserve"> </w:t>
+        <w:t>Deep</w:t>
+      </w:r>
+      <w:r>
+        <w:rPr>
+          <w:rFonts w:ascii="Arial" w:hAnsi="Arial" w:cs="Arial"/>
+          <w:sz w:val="22"/>
+          <w:szCs w:val="22"/>
+        </w:rPr>
+        <w:t xml:space="preserve"> learning captures contextual</w:t>
+      </w:r>
+      <w:r>
+        <w:rPr>
+          <w:rFonts w:ascii="Arial" w:hAnsi="Arial" w:cs="Arial"/>
+          <w:sz w:val="22"/>
+          <w:szCs w:val="22"/>
+        </w:rPr>
+        <w:t xml:space="preserve"> embeddings, representing specialised terminology better than lexical methods: BERT (Devlin et al., 2019) models fine-tuned on clinical corpora, like </w:t>
       </w:r>
       <w:proofErr w:type="spellStart"/>
       <w:r>
@@ -116,7 +124,7 @@
           <w:sz w:val="22"/>
           <w:szCs w:val="22"/>
         </w:rPr>
-        <w:t xml:space="preserve"> and </w:t>
+        <w:t xml:space="preserve"> (Lee et al., 2020) and </w:t>
       </w:r>
       <w:proofErr w:type="spellStart"/>
       <w:r>
@@ -125,15 +133,7 @@
           <w:sz w:val="22"/>
           <w:szCs w:val="22"/>
         </w:rPr>
-        <w:t>ClinicalBER</w:t>
-      </w:r>
-      <w:r>
-        <w:rPr>
-          <w:rFonts w:ascii="Arial" w:hAnsi="Arial" w:cs="Arial"/>
-          <w:sz w:val="22"/>
-          <w:szCs w:val="22"/>
-        </w:rPr>
-        <w:t>T</w:t>
+        <w:t>Bio_ClinicalBERT</w:t>
       </w:r>
       <w:proofErr w:type="spellEnd"/>
       <w:r>
@@ -142,15 +142,25 @@
           <w:sz w:val="22"/>
           <w:szCs w:val="22"/>
         </w:rPr>
-        <w:t>,</w:t>
-      </w:r>
-      <w:r>
-        <w:rPr>
-          <w:rFonts w:ascii="Arial" w:hAnsi="Arial" w:cs="Arial"/>
-          <w:sz w:val="22"/>
-          <w:szCs w:val="22"/>
-        </w:rPr>
-        <w:t xml:space="preserve"> achieve state-of-the-art clinical text classification. Large language models (LLMs) have enabled in-context learning, classifying purely through prompting, with zero-shot, few-shot and chain-of-thought strategies for supplying context without any parameter update (Schulhoff et al., 2024). Fine-tuned encoders nonetheless beat zero-shot LLMs on biomedical classification (Chen et al., 2025), motivating retrieval-augmented generation (RAG), which adds clinical text as context to improve accuracy and reduce hallucination.</w:t>
+        <w:t xml:space="preserve"> (</w:t>
+      </w:r>
+      <w:proofErr w:type="spellStart"/>
+      <w:r>
+        <w:rPr>
+          <w:rFonts w:ascii="Arial" w:hAnsi="Arial" w:cs="Arial"/>
+          <w:sz w:val="22"/>
+          <w:szCs w:val="22"/>
+        </w:rPr>
+        <w:t>Alsentzer</w:t>
+      </w:r>
+      <w:proofErr w:type="spellEnd"/>
+      <w:r>
+        <w:rPr>
+          <w:rFonts w:ascii="Arial" w:hAnsi="Arial" w:cs="Arial"/>
+          <w:sz w:val="22"/>
+          <w:szCs w:val="22"/>
+        </w:rPr>
+        <w:t xml:space="preserve"> et al., 2019), achieve state-of-the-art clinical text classification. Large language models (LLMs) have enabled in-context learning, classifying purely through prompting, with zero-shot, few-shot and chain-of-thought strategies for supplying context without any parameter update (Schulhoff et al., 2024). Fine-tuned encoders nonetheless beat zero-shot LLMs on biomedical classification (Chen et al., 2025), motivating retrieval-augmented generation (RAG), which adds clinical text as context to improve accuracy and reduce hallucination.</w:t>
       </w:r>
     </w:p>
     <w:p>
@@ -175,7 +185,23 @@
           <w:sz w:val="22"/>
           <w:szCs w:val="22"/>
         </w:rPr>
-        <w:t>The primary aim is to evaluate traditional lexical retrieval against deep neural approaches on a 906-class medical condition classification task, using accuracy and F1, and considering implications for digital health safety, transparency and compute cost.</w:t>
+        <w:t xml:space="preserve">The primary aim is to evaluate traditional lexical retrieval against deep neural approaches on a 906-class medical condition classification task, using accuracy and </w:t>
+      </w:r>
+      <w:r>
+        <w:rPr>
+          <w:rFonts w:ascii="Arial" w:hAnsi="Arial" w:cs="Arial"/>
+          <w:sz w:val="22"/>
+          <w:szCs w:val="22"/>
+        </w:rPr>
+        <w:t>macro-</w:t>
+      </w:r>
+      <w:r>
+        <w:rPr>
+          <w:rFonts w:ascii="Arial" w:hAnsi="Arial" w:cs="Arial"/>
+          <w:sz w:val="22"/>
+          <w:szCs w:val="22"/>
+        </w:rPr>
+        <w:t>F1, and considering implications for digital health safety, transparency and compute cost.</w:t>
       </w:r>
     </w:p>
     <w:p>
@@ -305,23 +331,98 @@
           <w:sz w:val="22"/>
           <w:szCs w:val="22"/>
         </w:rPr>
-        <w:t>IDF retrieval shortlisting candidates for an LLM to re-rank by prompting. Retrieval is expected to be a strong baseline because class distribution is uniform at 10 examples for most classes, limiting the encoder's advantage over it by th</w:t>
-      </w:r>
-      <w:r>
-        <w:rPr>
-          <w:rFonts w:ascii="Arial" w:hAnsi="Arial" w:cs="Arial"/>
-          <w:sz w:val="22"/>
-          <w:szCs w:val="22"/>
-        </w:rPr>
-        <w:t>e</w:t>
-      </w:r>
-      <w:r>
-        <w:rPr>
-          <w:rFonts w:ascii="Arial" w:hAnsi="Arial" w:cs="Arial"/>
-          <w:sz w:val="22"/>
-          <w:szCs w:val="22"/>
-        </w:rPr>
-        <w:t xml:space="preserve"> same sparsity.</w:t>
+        <w:t xml:space="preserve">IDF retrieval shortlisting candidates for an LLM to re-rank by prompting. </w:t>
+      </w:r>
+    </w:p>
+    <w:p>
+      <w:pPr>
+        <w:rPr>
+          <w:rFonts w:ascii="Arial" w:hAnsi="Arial" w:cs="Arial"/>
+          <w:sz w:val="22"/>
+          <w:szCs w:val="22"/>
+        </w:rPr>
+      </w:pPr>
+      <w:r>
+        <w:rPr>
+          <w:rFonts w:ascii="Arial" w:hAnsi="Arial" w:cs="Arial"/>
+          <w:sz w:val="22"/>
+          <w:szCs w:val="22"/>
+        </w:rPr>
+        <w:t xml:space="preserve">Class support is </w:t>
+      </w:r>
+      <w:r>
+        <w:rPr>
+          <w:rFonts w:ascii="Arial" w:hAnsi="Arial" w:cs="Arial"/>
+          <w:sz w:val="22"/>
+          <w:szCs w:val="22"/>
+        </w:rPr>
+        <w:t>near uniform</w:t>
+      </w:r>
+      <w:r>
+        <w:rPr>
+          <w:rFonts w:ascii="Arial" w:hAnsi="Arial" w:cs="Arial"/>
+          <w:sz w:val="22"/>
+          <w:szCs w:val="22"/>
+        </w:rPr>
+        <w:t xml:space="preserve"> at around 10 examples per class for most of the 906 classes</w:t>
+      </w:r>
+      <w:r>
+        <w:rPr>
+          <w:rFonts w:ascii="Arial" w:hAnsi="Arial" w:cs="Arial"/>
+          <w:sz w:val="22"/>
+          <w:szCs w:val="22"/>
+        </w:rPr>
+        <w:t>. This</w:t>
+      </w:r>
+      <w:r>
+        <w:rPr>
+          <w:rFonts w:ascii="Arial" w:hAnsi="Arial" w:cs="Arial"/>
+          <w:sz w:val="22"/>
+          <w:szCs w:val="22"/>
+        </w:rPr>
+        <w:t xml:space="preserve"> is</w:t>
+      </w:r>
+      <w:r>
+        <w:rPr>
+          <w:rFonts w:ascii="Arial" w:hAnsi="Arial" w:cs="Arial"/>
+          <w:sz w:val="22"/>
+          <w:szCs w:val="22"/>
+        </w:rPr>
+        <w:t xml:space="preserve"> too sparse for Arm 2 to learn separate per-class decision </w:t>
+      </w:r>
+      <w:proofErr w:type="gramStart"/>
+      <w:r>
+        <w:rPr>
+          <w:rFonts w:ascii="Arial" w:hAnsi="Arial" w:cs="Arial"/>
+          <w:sz w:val="22"/>
+          <w:szCs w:val="22"/>
+        </w:rPr>
+        <w:t xml:space="preserve">boundaries, </w:t>
+      </w:r>
+      <w:r>
+        <w:rPr>
+          <w:rFonts w:ascii="Arial" w:hAnsi="Arial" w:cs="Arial"/>
+          <w:sz w:val="22"/>
+          <w:szCs w:val="22"/>
+        </w:rPr>
+        <w:t>and</w:t>
+      </w:r>
+      <w:proofErr w:type="gramEnd"/>
+      <w:r>
+        <w:rPr>
+          <w:rFonts w:ascii="Arial" w:hAnsi="Arial" w:cs="Arial"/>
+          <w:sz w:val="22"/>
+          <w:szCs w:val="22"/>
+        </w:rPr>
+        <w:t xml:space="preserve"> </w:t>
+      </w:r>
+      <w:r>
+        <w:rPr>
+          <w:rFonts w:ascii="Arial" w:hAnsi="Arial" w:cs="Arial"/>
+          <w:sz w:val="22"/>
+          <w:szCs w:val="22"/>
+        </w:rPr>
+        <w:t>is expected to favour the retrieval-based arms (1 and 3) over the fine-tuned encoder.</w:t>
       </w:r>
     </w:p>
     <w:p>
@@ -329,6 +430,7 @@
         <w:pStyle w:val="Heading2"/>
       </w:pPr>
       <w:r>
+        <w:lastRenderedPageBreak/>
         <w:t>Methodology</w:t>
       </w:r>
     </w:p>
@@ -372,58 +474,64 @@
           <w:sz w:val="22"/>
           <w:szCs w:val="22"/>
         </w:rPr>
-        <w:t xml:space="preserve"> dataset after manual human validation.</w:t>
+        <w:t xml:space="preserve"> dataset </w:t>
+      </w:r>
+      <w:r>
+        <w:rPr>
+          <w:rFonts w:ascii="Arial" w:hAnsi="Arial" w:cs="Arial"/>
+          <w:sz w:val="22"/>
+          <w:szCs w:val="22"/>
+        </w:rPr>
+        <w:t xml:space="preserve">(CogStack, 2023) </w:t>
+      </w:r>
+      <w:r>
+        <w:rPr>
+          <w:rFonts w:ascii="Arial" w:hAnsi="Arial" w:cs="Arial"/>
+          <w:sz w:val="22"/>
+          <w:szCs w:val="22"/>
+        </w:rPr>
+        <w:t>after manual human validation.</w:t>
       </w:r>
     </w:p>
     <w:p>
-      <w:r>
-        <w:rPr>
-          <w:rFonts w:ascii="Arial" w:hAnsi="Arial" w:cs="Arial"/>
-          <w:sz w:val="22"/>
-          <w:szCs w:val="22"/>
-        </w:rPr>
-        <w:t xml:space="preserve">It covers 906 conditions with multiple Q&amp;A pairs each, across 8,891 questions. The provided test set covers 200 questions over 102 of those conditions, all present in training. It is distinct </w:t>
-      </w:r>
-      <w:r>
-        <w:rPr>
-          <w:rFonts w:ascii="Arial" w:hAnsi="Arial" w:cs="Arial"/>
-          <w:sz w:val="22"/>
-          <w:szCs w:val="22"/>
-        </w:rPr>
-        <w:lastRenderedPageBreak/>
-        <w:t xml:space="preserve">from the internally constructed validation split, taken from training and matching the test set's size and class count. Neither has duplicates or </w:t>
-      </w:r>
-      <w:r>
-        <w:rPr>
-          <w:rFonts w:ascii="Arial" w:hAnsi="Arial" w:cs="Arial"/>
-          <w:sz w:val="22"/>
-          <w:szCs w:val="22"/>
-        </w:rPr>
-        <w:t>nulls and</w:t>
-      </w:r>
-      <w:r>
-        <w:rPr>
-          <w:rFonts w:ascii="Arial" w:hAnsi="Arial" w:cs="Arial"/>
-          <w:sz w:val="22"/>
-          <w:szCs w:val="22"/>
-        </w:rPr>
-        <w:t xml:space="preserve"> is almost uniformly distributed with 87.9% of classes </w:t>
-      </w:r>
-      <w:r>
-        <w:rPr>
-          <w:rFonts w:ascii="Arial" w:hAnsi="Arial" w:cs="Arial"/>
-          <w:sz w:val="22"/>
-          <w:szCs w:val="22"/>
-        </w:rPr>
-        <w:t xml:space="preserve">having </w:t>
-      </w:r>
-      <w:r>
-        <w:rPr>
-          <w:rFonts w:ascii="Arial" w:hAnsi="Arial" w:cs="Arial"/>
-          <w:sz w:val="22"/>
-          <w:szCs w:val="22"/>
-        </w:rPr>
-        <w:t>exactly 10 pairs, requiring no resampling. Questions are short, averaging 8.4 words in training, 7.4 in test.</w:t>
+      <w:pPr>
+        <w:rPr>
+          <w:rFonts w:ascii="Arial" w:hAnsi="Arial" w:cs="Arial"/>
+          <w:sz w:val="22"/>
+          <w:szCs w:val="22"/>
+        </w:rPr>
+      </w:pPr>
+      <w:r>
+        <w:rPr>
+          <w:rFonts w:ascii="Arial" w:hAnsi="Arial" w:cs="Arial"/>
+          <w:sz w:val="22"/>
+          <w:szCs w:val="22"/>
+        </w:rPr>
+        <w:t>It covers 906 conditions with multiple Q&amp;A pairs each, across 8,891 questions. The provided test set covers 200 questions over 102 of those conditions, all present in training. It is distinct from the internally constructed validation split, taken from training and matching the test set's size and class count. Neither contains null values, exact duplicate rows or repeated question-disease pairs</w:t>
+      </w:r>
+      <w:r>
+        <w:rPr>
+          <w:rFonts w:ascii="Arial" w:hAnsi="Arial" w:cs="Arial"/>
+          <w:sz w:val="22"/>
+          <w:szCs w:val="22"/>
+        </w:rPr>
+        <w:t>.</w:t>
+      </w:r>
+      <w:r>
+        <w:rPr>
+          <w:rFonts w:ascii="Arial" w:hAnsi="Arial" w:cs="Arial"/>
+          <w:sz w:val="22"/>
+          <w:szCs w:val="22"/>
+        </w:rPr>
+        <w:t xml:space="preserve"> </w:t>
+      </w:r>
+      <w:r>
+        <w:rPr>
+          <w:rFonts w:ascii="Arial" w:hAnsi="Arial" w:cs="Arial"/>
+          <w:sz w:val="22"/>
+          <w:szCs w:val="22"/>
+        </w:rPr>
+        <w:t>87.9% of training classes have exactly 10 pairs, requiring no resampling due to near-uniform distribution; the test set averages 1.96 questions across 102 classes. Questions are short, averaging 8.4 words in training, 7.4 in test.</w:t>
       </w:r>
     </w:p>
     <w:p>
@@ -520,7 +628,23 @@
           <w:sz w:val="22"/>
           <w:szCs w:val="22"/>
         </w:rPr>
-        <w:t xml:space="preserve"> for the neural arm. Only the question field is inputted and </w:t>
+        <w:t xml:space="preserve"> for the neural arm. Only the question field is </w:t>
+      </w:r>
+      <w:r>
+        <w:rPr>
+          <w:rFonts w:ascii="Arial" w:hAnsi="Arial" w:cs="Arial"/>
+          <w:sz w:val="22"/>
+          <w:szCs w:val="22"/>
+        </w:rPr>
+        <w:t xml:space="preserve">used as model input </w:t>
+      </w:r>
+      <w:r>
+        <w:rPr>
+          <w:rFonts w:ascii="Arial" w:hAnsi="Arial" w:cs="Arial"/>
+          <w:sz w:val="22"/>
+          <w:szCs w:val="22"/>
+        </w:rPr>
+        <w:t>and </w:t>
       </w:r>
       <w:proofErr w:type="spellStart"/>
       <w:r>
@@ -538,7 +662,23 @@
           <w:sz w:val="22"/>
           <w:szCs w:val="22"/>
         </w:rPr>
-        <w:t> was dropped since it maps directly to the disease label. Case sensitive labels were preserved since NHS filenames match label casing.</w:t>
+        <w:t> was dropped since it maps directly to the disease label. Case</w:t>
+      </w:r>
+      <w:r>
+        <w:rPr>
+          <w:rFonts w:ascii="Arial" w:hAnsi="Arial" w:cs="Arial"/>
+          <w:sz w:val="22"/>
+          <w:szCs w:val="22"/>
+        </w:rPr>
+        <w:t>-</w:t>
+      </w:r>
+      <w:r>
+        <w:rPr>
+          <w:rFonts w:ascii="Arial" w:hAnsi="Arial" w:cs="Arial"/>
+          <w:sz w:val="22"/>
+          <w:szCs w:val="22"/>
+        </w:rPr>
+        <w:t>sensitive labels were preserved since NHS filenames match label casing.</w:t>
       </w:r>
       <w:r>
         <w:rPr>
@@ -684,7 +824,55 @@
           <w:sz w:val="22"/>
           <w:szCs w:val="22"/>
         </w:rPr>
-        <w:t>=48 rather than BERT's default 512 because the longest is 44 tokens including special tokens, and truncation at 48 measures 0%, allowing to safely reduce the computational costs.</w:t>
+        <w:t xml:space="preserve">=48 rather than BERT's default 512 because the longest is 44 tokens including special tokens, and truncation </w:t>
+      </w:r>
+      <w:r>
+        <w:rPr>
+          <w:rFonts w:ascii="Arial" w:hAnsi="Arial" w:cs="Arial"/>
+          <w:sz w:val="22"/>
+          <w:szCs w:val="22"/>
+        </w:rPr>
+        <w:t xml:space="preserve">rate </w:t>
+      </w:r>
+      <w:r>
+        <w:rPr>
+          <w:rFonts w:ascii="Arial" w:hAnsi="Arial" w:cs="Arial"/>
+          <w:sz w:val="22"/>
+          <w:szCs w:val="22"/>
+        </w:rPr>
+        <w:t xml:space="preserve">at 48 </w:t>
+      </w:r>
+      <w:r>
+        <w:rPr>
+          <w:rFonts w:ascii="Arial" w:hAnsi="Arial" w:cs="Arial"/>
+          <w:sz w:val="22"/>
+          <w:szCs w:val="22"/>
+        </w:rPr>
+        <w:t xml:space="preserve">tokens is </w:t>
+      </w:r>
+      <w:r>
+        <w:rPr>
+          <w:rFonts w:ascii="Arial" w:hAnsi="Arial" w:cs="Arial"/>
+          <w:sz w:val="22"/>
+          <w:szCs w:val="22"/>
+        </w:rPr>
+        <w:t>0%, allowing</w:t>
+      </w:r>
+      <w:r>
+        <w:rPr>
+          <w:rFonts w:ascii="Arial" w:hAnsi="Arial" w:cs="Arial"/>
+          <w:sz w:val="22"/>
+          <w:szCs w:val="22"/>
+        </w:rPr>
+        <w:t xml:space="preserve"> computational costs to be reduced safely</w:t>
+      </w:r>
+      <w:r>
+        <w:rPr>
+          <w:rFonts w:ascii="Arial" w:hAnsi="Arial" w:cs="Arial"/>
+          <w:sz w:val="22"/>
+          <w:szCs w:val="22"/>
+        </w:rPr>
+        <w:t>.</w:t>
       </w:r>
     </w:p>
     <w:p>
@@ -754,7 +942,27 @@
           <w:sz w:val="22"/>
           <w:szCs w:val="22"/>
         </w:rPr>
-        <w:t>Table 1: Preprocessing and index-construction ablations.</w:t>
+        <w:t>Table 1: Preprocessing and</w:t>
+      </w:r>
+      <w:r>
+        <w:rPr>
+          <w:rFonts w:ascii="Arial" w:hAnsi="Arial" w:cs="Arial"/>
+          <w:b/>
+          <w:bCs/>
+          <w:sz w:val="22"/>
+          <w:szCs w:val="22"/>
+        </w:rPr>
+        <w:t xml:space="preserve"> text-conversion settings</w:t>
+      </w:r>
+      <w:r>
+        <w:rPr>
+          <w:rFonts w:ascii="Arial" w:hAnsi="Arial" w:cs="Arial"/>
+          <w:b/>
+          <w:bCs/>
+          <w:sz w:val="22"/>
+          <w:szCs w:val="22"/>
+        </w:rPr>
+        <w:t>.</w:t>
       </w:r>
     </w:p>
     <w:tbl>
@@ -1773,6 +1981,7 @@
                 <w:sz w:val="18"/>
                 <w:szCs w:val="18"/>
               </w:rPr>
+              <w:lastRenderedPageBreak/>
               <w:t>Stop words</w:t>
             </w:r>
           </w:p>
@@ -2918,7 +3127,6 @@
                 <w:sz w:val="18"/>
                 <w:szCs w:val="18"/>
               </w:rPr>
-              <w:lastRenderedPageBreak/>
               <w:t>IDF smoothing</w:t>
             </w:r>
           </w:p>
@@ -3923,2333 +4131,17 @@
           <w:sz w:val="18"/>
           <w:szCs w:val="18"/>
         </w:rPr>
-        <w:t>ablation (Table 2).</w:t>
-      </w:r>
-    </w:p>
-    <w:p>
-      <w:pPr>
-        <w:rPr>
-          <w:rFonts w:ascii="Arial" w:hAnsi="Arial" w:cs="Arial"/>
-          <w:sz w:val="22"/>
-          <w:szCs w:val="22"/>
-        </w:rPr>
-      </w:pPr>
-      <w:r>
-        <w:rPr>
-          <w:rFonts w:ascii="Arial" w:hAnsi="Arial" w:cs="Arial"/>
-          <w:b/>
-          <w:bCs/>
-          <w:sz w:val="22"/>
-          <w:szCs w:val="22"/>
-        </w:rPr>
-        <w:t>Table 2: Step-2 preprocessing and index-variant grid (pre-freeze</w:t>
-      </w:r>
-      <w:r>
-        <w:rPr>
-          <w:rFonts w:ascii="Arial" w:hAnsi="Arial" w:cs="Arial"/>
-          <w:b/>
-          <w:bCs/>
-          <w:sz w:val="22"/>
-          <w:szCs w:val="22"/>
-        </w:rPr>
-        <w:t>).</w:t>
-      </w:r>
-    </w:p>
-    <w:tbl>
-      <w:tblPr>
-        <w:tblW w:w="9348" w:type="dxa"/>
-        <w:shd w:val="clear" w:color="auto" w:fill="FFFFFF"/>
-        <w:tblLayout w:type="fixed"/>
-        <w:tblCellMar>
-          <w:top w:w="15" w:type="dxa"/>
-          <w:left w:w="15" w:type="dxa"/>
-          <w:bottom w:w="15" w:type="dxa"/>
-          <w:right w:w="15" w:type="dxa"/>
-        </w:tblCellMar>
-        <w:tblLook w:val="04A0" w:firstRow="1" w:lastRow="0" w:firstColumn="1" w:lastColumn="0" w:noHBand="0" w:noVBand="1"/>
-      </w:tblPr>
-      <w:tblGrid>
-        <w:gridCol w:w="3394"/>
-        <w:gridCol w:w="1418"/>
-        <w:gridCol w:w="1417"/>
-        <w:gridCol w:w="2127"/>
-        <w:gridCol w:w="992"/>
-      </w:tblGrid>
-      <w:tr>
-        <w:trPr>
-          <w:trHeight w:val="227"/>
-          <w:tblHeader/>
-        </w:trPr>
-        <w:tc>
-          <w:tcPr>
-            <w:tcW w:w="3394" w:type="dxa"/>
-            <w:tcBorders>
-              <w:top w:val="single" w:sz="6" w:space="0" w:color="D6D6D6"/>
-              <w:left w:val="single" w:sz="6" w:space="0" w:color="D6D6D6"/>
-              <w:bottom w:val="single" w:sz="6" w:space="0" w:color="D6D6D6"/>
-              <w:right w:val="single" w:sz="6" w:space="0" w:color="D6D6D6"/>
-            </w:tcBorders>
-            <w:shd w:val="clear" w:color="auto" w:fill="FFFFFF"/>
-            <w:tcMar>
-              <w:top w:w="90" w:type="dxa"/>
-              <w:left w:w="195" w:type="dxa"/>
-              <w:bottom w:w="90" w:type="dxa"/>
-              <w:right w:w="195" w:type="dxa"/>
-            </w:tcMar>
-            <w:vAlign w:val="center"/>
-            <w:hideMark/>
-          </w:tcPr>
-          <w:p>
-            <w:pPr>
-              <w:rPr>
-                <w:rFonts w:asciiTheme="majorHAnsi" w:hAnsiTheme="majorHAnsi" w:cs="Arial"/>
-                <w:b/>
-                <w:bCs/>
-                <w:sz w:val="20"/>
-                <w:szCs w:val="20"/>
-              </w:rPr>
-            </w:pPr>
-            <w:r>
-              <w:rPr>
-                <w:rFonts w:asciiTheme="majorHAnsi" w:hAnsiTheme="majorHAnsi" w:cs="Arial"/>
-                <w:b/>
-                <w:bCs/>
-                <w:sz w:val="20"/>
-                <w:szCs w:val="20"/>
-              </w:rPr>
-              <w:t>Variant</w:t>
-            </w:r>
-          </w:p>
-        </w:tc>
-        <w:tc>
-          <w:tcPr>
-            <w:tcW w:w="1418" w:type="dxa"/>
-            <w:tcBorders>
-              <w:top w:val="single" w:sz="6" w:space="0" w:color="D6D6D6"/>
-              <w:left w:val="single" w:sz="6" w:space="0" w:color="D6D6D6"/>
-              <w:bottom w:val="single" w:sz="6" w:space="0" w:color="D6D6D6"/>
-              <w:right w:val="single" w:sz="6" w:space="0" w:color="D6D6D6"/>
-            </w:tcBorders>
-            <w:shd w:val="clear" w:color="auto" w:fill="FFFFFF"/>
-            <w:tcMar>
-              <w:top w:w="90" w:type="dxa"/>
-              <w:left w:w="195" w:type="dxa"/>
-              <w:bottom w:w="90" w:type="dxa"/>
-              <w:right w:w="195" w:type="dxa"/>
-            </w:tcMar>
-            <w:vAlign w:val="center"/>
-            <w:hideMark/>
-          </w:tcPr>
-          <w:p>
-            <w:pPr>
-              <w:rPr>
-                <w:rFonts w:asciiTheme="majorHAnsi" w:hAnsiTheme="majorHAnsi" w:cs="Arial"/>
-                <w:b/>
-                <w:bCs/>
-                <w:sz w:val="20"/>
-                <w:szCs w:val="20"/>
-              </w:rPr>
-            </w:pPr>
-            <w:r>
-              <w:rPr>
-                <w:rFonts w:asciiTheme="majorHAnsi" w:hAnsiTheme="majorHAnsi" w:cs="Arial"/>
-                <w:b/>
-                <w:bCs/>
-                <w:sz w:val="20"/>
-                <w:szCs w:val="20"/>
-              </w:rPr>
-              <w:t>Hold-out acc</w:t>
-            </w:r>
-            <w:r>
-              <w:rPr>
-                <w:rFonts w:asciiTheme="majorHAnsi" w:hAnsiTheme="majorHAnsi" w:cs="Arial"/>
-                <w:b/>
-                <w:bCs/>
-                <w:sz w:val="20"/>
-                <w:szCs w:val="20"/>
-              </w:rPr>
-              <w:t>uracy</w:t>
-            </w:r>
-          </w:p>
-        </w:tc>
-        <w:tc>
-          <w:tcPr>
-            <w:tcW w:w="1417" w:type="dxa"/>
-            <w:tcBorders>
-              <w:top w:val="single" w:sz="6" w:space="0" w:color="D6D6D6"/>
-              <w:left w:val="single" w:sz="6" w:space="0" w:color="D6D6D6"/>
-              <w:bottom w:val="single" w:sz="6" w:space="0" w:color="D6D6D6"/>
-              <w:right w:val="single" w:sz="6" w:space="0" w:color="D6D6D6"/>
-            </w:tcBorders>
-            <w:shd w:val="clear" w:color="auto" w:fill="FFFFFF"/>
-            <w:tcMar>
-              <w:top w:w="90" w:type="dxa"/>
-              <w:left w:w="195" w:type="dxa"/>
-              <w:bottom w:w="90" w:type="dxa"/>
-              <w:right w:w="195" w:type="dxa"/>
-            </w:tcMar>
-            <w:vAlign w:val="center"/>
-            <w:hideMark/>
-          </w:tcPr>
-          <w:p>
-            <w:pPr>
-              <w:rPr>
-                <w:rFonts w:asciiTheme="majorHAnsi" w:hAnsiTheme="majorHAnsi" w:cs="Arial"/>
-                <w:b/>
-                <w:bCs/>
-                <w:sz w:val="20"/>
-                <w:szCs w:val="20"/>
-              </w:rPr>
-            </w:pPr>
-            <w:r>
-              <w:rPr>
-                <w:rFonts w:asciiTheme="majorHAnsi" w:hAnsiTheme="majorHAnsi" w:cs="Arial"/>
-                <w:b/>
-                <w:bCs/>
-                <w:sz w:val="20"/>
-                <w:szCs w:val="20"/>
-              </w:rPr>
-              <w:t>Shift-aware acc</w:t>
-            </w:r>
-            <w:r>
-              <w:rPr>
-                <w:rFonts w:asciiTheme="majorHAnsi" w:hAnsiTheme="majorHAnsi" w:cs="Arial"/>
-                <w:b/>
-                <w:bCs/>
-                <w:sz w:val="20"/>
-                <w:szCs w:val="20"/>
-              </w:rPr>
-              <w:t>uracy</w:t>
-            </w:r>
-          </w:p>
-        </w:tc>
-        <w:tc>
-          <w:tcPr>
-            <w:tcW w:w="2127" w:type="dxa"/>
-            <w:tcBorders>
-              <w:top w:val="single" w:sz="6" w:space="0" w:color="D6D6D6"/>
-              <w:left w:val="single" w:sz="6" w:space="0" w:color="D6D6D6"/>
-              <w:bottom w:val="single" w:sz="6" w:space="0" w:color="D6D6D6"/>
-              <w:right w:val="single" w:sz="6" w:space="0" w:color="D6D6D6"/>
-            </w:tcBorders>
-            <w:shd w:val="clear" w:color="auto" w:fill="FFFFFF"/>
-            <w:tcMar>
-              <w:top w:w="90" w:type="dxa"/>
-              <w:left w:w="195" w:type="dxa"/>
-              <w:bottom w:w="90" w:type="dxa"/>
-              <w:right w:w="195" w:type="dxa"/>
-            </w:tcMar>
-            <w:vAlign w:val="center"/>
-            <w:hideMark/>
-          </w:tcPr>
-          <w:p>
-            <w:pPr>
-              <w:rPr>
-                <w:rFonts w:asciiTheme="majorHAnsi" w:hAnsiTheme="majorHAnsi" w:cs="Arial"/>
-                <w:b/>
-                <w:bCs/>
-                <w:sz w:val="20"/>
-                <w:szCs w:val="20"/>
-              </w:rPr>
-            </w:pPr>
-            <w:r>
-              <w:rPr>
-                <w:rFonts w:asciiTheme="majorHAnsi" w:hAnsiTheme="majorHAnsi" w:cs="Arial"/>
-                <w:b/>
-                <w:bCs/>
-                <w:sz w:val="20"/>
-                <w:szCs w:val="20"/>
-              </w:rPr>
-              <w:t>Δ vs step-2 baseline (shift-aware)</w:t>
-            </w:r>
-          </w:p>
-        </w:tc>
-        <w:tc>
-          <w:tcPr>
-            <w:tcW w:w="992" w:type="dxa"/>
-            <w:tcBorders>
-              <w:top w:val="single" w:sz="6" w:space="0" w:color="D6D6D6"/>
-              <w:left w:val="single" w:sz="6" w:space="0" w:color="D6D6D6"/>
-              <w:bottom w:val="single" w:sz="6" w:space="0" w:color="D6D6D6"/>
-              <w:right w:val="single" w:sz="6" w:space="0" w:color="D6D6D6"/>
-            </w:tcBorders>
-            <w:shd w:val="clear" w:color="auto" w:fill="FFFFFF"/>
-            <w:tcMar>
-              <w:top w:w="90" w:type="dxa"/>
-              <w:left w:w="195" w:type="dxa"/>
-              <w:bottom w:w="90" w:type="dxa"/>
-              <w:right w:w="195" w:type="dxa"/>
-            </w:tcMar>
-            <w:vAlign w:val="center"/>
-            <w:hideMark/>
-          </w:tcPr>
-          <w:p>
-            <w:pPr>
-              <w:rPr>
-                <w:rFonts w:asciiTheme="majorHAnsi" w:hAnsiTheme="majorHAnsi" w:cs="Arial"/>
-                <w:b/>
-                <w:bCs/>
-                <w:sz w:val="20"/>
-                <w:szCs w:val="20"/>
-              </w:rPr>
-            </w:pPr>
-            <w:r>
-              <w:rPr>
-                <w:rFonts w:asciiTheme="majorHAnsi" w:hAnsiTheme="majorHAnsi" w:cs="Arial"/>
-                <w:b/>
-                <w:bCs/>
-                <w:sz w:val="20"/>
-                <w:szCs w:val="20"/>
-              </w:rPr>
-              <w:t>Vocab size</w:t>
-            </w:r>
-          </w:p>
-        </w:tc>
-      </w:tr>
-      <w:tr>
-        <w:trPr>
-          <w:trHeight w:val="227"/>
-        </w:trPr>
-        <w:tc>
-          <w:tcPr>
-            <w:tcW w:w="3394" w:type="dxa"/>
-            <w:tcBorders>
-              <w:top w:val="single" w:sz="6" w:space="0" w:color="D6D6D6"/>
-              <w:left w:val="single" w:sz="6" w:space="0" w:color="D6D6D6"/>
-              <w:bottom w:val="single" w:sz="6" w:space="0" w:color="D6D6D6"/>
-              <w:right w:val="single" w:sz="6" w:space="0" w:color="D6D6D6"/>
-            </w:tcBorders>
-            <w:shd w:val="clear" w:color="auto" w:fill="FFFFFF"/>
-            <w:tcMar>
-              <w:top w:w="90" w:type="dxa"/>
-              <w:left w:w="195" w:type="dxa"/>
-              <w:bottom w:w="90" w:type="dxa"/>
-              <w:right w:w="195" w:type="dxa"/>
-            </w:tcMar>
-            <w:vAlign w:val="center"/>
-            <w:hideMark/>
-          </w:tcPr>
-          <w:p>
-            <w:pPr>
-              <w:rPr>
-                <w:rFonts w:ascii="Arial" w:hAnsi="Arial" w:cs="Arial"/>
-                <w:sz w:val="20"/>
-                <w:szCs w:val="20"/>
-              </w:rPr>
-            </w:pPr>
-            <w:r>
-              <w:rPr>
-                <w:rFonts w:ascii="Arial" w:hAnsi="Arial" w:cs="Arial"/>
-                <w:sz w:val="20"/>
-                <w:szCs w:val="20"/>
-              </w:rPr>
-              <w:t xml:space="preserve">Step-2 baseline (Q, </w:t>
-            </w:r>
-            <w:proofErr w:type="spellStart"/>
-            <w:r>
-              <w:rPr>
-                <w:rFonts w:ascii="Arial" w:hAnsi="Arial" w:cs="Arial"/>
-                <w:sz w:val="20"/>
-                <w:szCs w:val="20"/>
-              </w:rPr>
-              <w:t>ngram</w:t>
-            </w:r>
-            <w:proofErr w:type="spellEnd"/>
-            <w:r>
-              <w:rPr>
-                <w:rFonts w:ascii="Arial" w:hAnsi="Arial" w:cs="Arial"/>
-                <w:sz w:val="20"/>
-                <w:szCs w:val="20"/>
-              </w:rPr>
-              <w:t xml:space="preserve"> (1,1))</w:t>
-            </w:r>
-          </w:p>
-        </w:tc>
-        <w:tc>
-          <w:tcPr>
-            <w:tcW w:w="1418" w:type="dxa"/>
-            <w:tcBorders>
-              <w:top w:val="single" w:sz="6" w:space="0" w:color="D6D6D6"/>
-              <w:left w:val="single" w:sz="6" w:space="0" w:color="D6D6D6"/>
-              <w:bottom w:val="single" w:sz="6" w:space="0" w:color="D6D6D6"/>
-              <w:right w:val="single" w:sz="6" w:space="0" w:color="D6D6D6"/>
-            </w:tcBorders>
-            <w:shd w:val="clear" w:color="auto" w:fill="FFFFFF"/>
-            <w:tcMar>
-              <w:top w:w="90" w:type="dxa"/>
-              <w:left w:w="195" w:type="dxa"/>
-              <w:bottom w:w="90" w:type="dxa"/>
-              <w:right w:w="195" w:type="dxa"/>
-            </w:tcMar>
-            <w:vAlign w:val="center"/>
-            <w:hideMark/>
-          </w:tcPr>
-          <w:p>
-            <w:pPr>
-              <w:rPr>
-                <w:rFonts w:ascii="Arial" w:hAnsi="Arial" w:cs="Arial"/>
-                <w:sz w:val="20"/>
-                <w:szCs w:val="20"/>
-              </w:rPr>
-            </w:pPr>
-            <w:r>
-              <w:rPr>
-                <w:rFonts w:ascii="Arial" w:hAnsi="Arial" w:cs="Arial"/>
-                <w:sz w:val="20"/>
-                <w:szCs w:val="20"/>
-              </w:rPr>
-              <w:t>0.785</w:t>
-            </w:r>
-          </w:p>
-        </w:tc>
-        <w:tc>
-          <w:tcPr>
-            <w:tcW w:w="1417" w:type="dxa"/>
-            <w:tcBorders>
-              <w:top w:val="single" w:sz="6" w:space="0" w:color="D6D6D6"/>
-              <w:left w:val="single" w:sz="6" w:space="0" w:color="D6D6D6"/>
-              <w:bottom w:val="single" w:sz="6" w:space="0" w:color="D6D6D6"/>
-              <w:right w:val="single" w:sz="6" w:space="0" w:color="D6D6D6"/>
-            </w:tcBorders>
-            <w:shd w:val="clear" w:color="auto" w:fill="FFFFFF"/>
-            <w:tcMar>
-              <w:top w:w="90" w:type="dxa"/>
-              <w:left w:w="195" w:type="dxa"/>
-              <w:bottom w:w="90" w:type="dxa"/>
-              <w:right w:w="195" w:type="dxa"/>
-            </w:tcMar>
-            <w:vAlign w:val="center"/>
-            <w:hideMark/>
-          </w:tcPr>
-          <w:p>
-            <w:pPr>
-              <w:rPr>
-                <w:rFonts w:ascii="Arial" w:hAnsi="Arial" w:cs="Arial"/>
-                <w:sz w:val="20"/>
-                <w:szCs w:val="20"/>
-              </w:rPr>
-            </w:pPr>
-            <w:r>
-              <w:rPr>
-                <w:rFonts w:ascii="Arial" w:hAnsi="Arial" w:cs="Arial"/>
-                <w:sz w:val="20"/>
-                <w:szCs w:val="20"/>
-              </w:rPr>
-              <w:t>0.180</w:t>
-            </w:r>
-          </w:p>
-        </w:tc>
-        <w:tc>
-          <w:tcPr>
-            <w:tcW w:w="2127" w:type="dxa"/>
-            <w:tcBorders>
-              <w:top w:val="single" w:sz="6" w:space="0" w:color="D6D6D6"/>
-              <w:left w:val="single" w:sz="6" w:space="0" w:color="D6D6D6"/>
-              <w:bottom w:val="single" w:sz="6" w:space="0" w:color="D6D6D6"/>
-              <w:right w:val="single" w:sz="6" w:space="0" w:color="D6D6D6"/>
-            </w:tcBorders>
-            <w:shd w:val="clear" w:color="auto" w:fill="FFFFFF"/>
-            <w:tcMar>
-              <w:top w:w="90" w:type="dxa"/>
-              <w:left w:w="195" w:type="dxa"/>
-              <w:bottom w:w="90" w:type="dxa"/>
-              <w:right w:w="195" w:type="dxa"/>
-            </w:tcMar>
-            <w:vAlign w:val="center"/>
-            <w:hideMark/>
-          </w:tcPr>
-          <w:p>
-            <w:pPr>
-              <w:rPr>
-                <w:rFonts w:ascii="Arial" w:hAnsi="Arial" w:cs="Arial"/>
-                <w:sz w:val="20"/>
-                <w:szCs w:val="20"/>
-              </w:rPr>
-            </w:pPr>
-            <w:r>
-              <w:rPr>
-                <w:rFonts w:ascii="Arial" w:hAnsi="Arial" w:cs="Arial"/>
-                <w:sz w:val="20"/>
-                <w:szCs w:val="20"/>
-              </w:rPr>
-              <w:t>0.000 (baseline)</w:t>
-            </w:r>
-          </w:p>
-        </w:tc>
-        <w:tc>
-          <w:tcPr>
-            <w:tcW w:w="992" w:type="dxa"/>
-            <w:tcBorders>
-              <w:top w:val="single" w:sz="6" w:space="0" w:color="D6D6D6"/>
-              <w:left w:val="single" w:sz="6" w:space="0" w:color="D6D6D6"/>
-              <w:bottom w:val="single" w:sz="6" w:space="0" w:color="D6D6D6"/>
-              <w:right w:val="single" w:sz="6" w:space="0" w:color="D6D6D6"/>
-            </w:tcBorders>
-            <w:shd w:val="clear" w:color="auto" w:fill="FFFFFF"/>
-            <w:tcMar>
-              <w:top w:w="90" w:type="dxa"/>
-              <w:left w:w="195" w:type="dxa"/>
-              <w:bottom w:w="90" w:type="dxa"/>
-              <w:right w:w="195" w:type="dxa"/>
-            </w:tcMar>
-            <w:vAlign w:val="center"/>
-            <w:hideMark/>
-          </w:tcPr>
-          <w:p>
-            <w:pPr>
-              <w:rPr>
-                <w:rFonts w:ascii="Arial" w:hAnsi="Arial" w:cs="Arial"/>
-                <w:sz w:val="20"/>
-                <w:szCs w:val="20"/>
-              </w:rPr>
-            </w:pPr>
-            <w:r>
-              <w:rPr>
-                <w:rFonts w:ascii="Arial" w:hAnsi="Arial" w:cs="Arial"/>
-                <w:sz w:val="20"/>
-                <w:szCs w:val="20"/>
-              </w:rPr>
-              <w:t>4257</w:t>
-            </w:r>
-          </w:p>
-        </w:tc>
-      </w:tr>
-      <w:tr>
-        <w:trPr>
-          <w:trHeight w:val="227"/>
-        </w:trPr>
-        <w:tc>
-          <w:tcPr>
-            <w:tcW w:w="3394" w:type="dxa"/>
-            <w:tcBorders>
-              <w:top w:val="single" w:sz="6" w:space="0" w:color="D6D6D6"/>
-              <w:left w:val="single" w:sz="6" w:space="0" w:color="D6D6D6"/>
-              <w:bottom w:val="single" w:sz="6" w:space="0" w:color="D6D6D6"/>
-              <w:right w:val="single" w:sz="6" w:space="0" w:color="D6D6D6"/>
-            </w:tcBorders>
-            <w:shd w:val="clear" w:color="auto" w:fill="FFFFFF"/>
-            <w:tcMar>
-              <w:top w:w="90" w:type="dxa"/>
-              <w:left w:w="195" w:type="dxa"/>
-              <w:bottom w:w="90" w:type="dxa"/>
-              <w:right w:w="195" w:type="dxa"/>
-            </w:tcMar>
-            <w:vAlign w:val="center"/>
-            <w:hideMark/>
-          </w:tcPr>
-          <w:p>
-            <w:pPr>
-              <w:rPr>
-                <w:rFonts w:ascii="Arial" w:hAnsi="Arial" w:cs="Arial"/>
-                <w:sz w:val="20"/>
-                <w:szCs w:val="20"/>
-              </w:rPr>
-            </w:pPr>
-            <w:proofErr w:type="spellStart"/>
-            <w:r>
-              <w:rPr>
-                <w:rFonts w:ascii="Arial" w:hAnsi="Arial" w:cs="Arial"/>
-                <w:sz w:val="20"/>
-                <w:szCs w:val="20"/>
-              </w:rPr>
-              <w:t>ngram_range</w:t>
-            </w:r>
-            <w:proofErr w:type="spellEnd"/>
-            <w:proofErr w:type="gramStart"/>
-            <w:r>
-              <w:rPr>
-                <w:rFonts w:ascii="Arial" w:hAnsi="Arial" w:cs="Arial"/>
-                <w:sz w:val="20"/>
-                <w:szCs w:val="20"/>
-              </w:rPr>
-              <w:t>=(</w:t>
-            </w:r>
-            <w:proofErr w:type="gramEnd"/>
-            <w:r>
-              <w:rPr>
-                <w:rFonts w:ascii="Arial" w:hAnsi="Arial" w:cs="Arial"/>
-                <w:sz w:val="20"/>
-                <w:szCs w:val="20"/>
-              </w:rPr>
-              <w:t>1,2)</w:t>
-            </w:r>
-          </w:p>
-        </w:tc>
-        <w:tc>
-          <w:tcPr>
-            <w:tcW w:w="1418" w:type="dxa"/>
-            <w:tcBorders>
-              <w:top w:val="single" w:sz="6" w:space="0" w:color="D6D6D6"/>
-              <w:left w:val="single" w:sz="6" w:space="0" w:color="D6D6D6"/>
-              <w:bottom w:val="single" w:sz="6" w:space="0" w:color="D6D6D6"/>
-              <w:right w:val="single" w:sz="6" w:space="0" w:color="D6D6D6"/>
-            </w:tcBorders>
-            <w:shd w:val="clear" w:color="auto" w:fill="FFFFFF"/>
-            <w:tcMar>
-              <w:top w:w="90" w:type="dxa"/>
-              <w:left w:w="195" w:type="dxa"/>
-              <w:bottom w:w="90" w:type="dxa"/>
-              <w:right w:w="195" w:type="dxa"/>
-            </w:tcMar>
-            <w:vAlign w:val="center"/>
-            <w:hideMark/>
-          </w:tcPr>
-          <w:p>
-            <w:pPr>
-              <w:rPr>
-                <w:rFonts w:ascii="Arial" w:hAnsi="Arial" w:cs="Arial"/>
-                <w:sz w:val="20"/>
-                <w:szCs w:val="20"/>
-              </w:rPr>
-            </w:pPr>
-            <w:r>
-              <w:rPr>
-                <w:rFonts w:ascii="Arial" w:hAnsi="Arial" w:cs="Arial"/>
-                <w:sz w:val="20"/>
-                <w:szCs w:val="20"/>
-              </w:rPr>
-              <w:t>0.745</w:t>
-            </w:r>
-          </w:p>
-        </w:tc>
-        <w:tc>
-          <w:tcPr>
-            <w:tcW w:w="1417" w:type="dxa"/>
-            <w:tcBorders>
-              <w:top w:val="single" w:sz="6" w:space="0" w:color="D6D6D6"/>
-              <w:left w:val="single" w:sz="6" w:space="0" w:color="D6D6D6"/>
-              <w:bottom w:val="single" w:sz="6" w:space="0" w:color="D6D6D6"/>
-              <w:right w:val="single" w:sz="6" w:space="0" w:color="D6D6D6"/>
-            </w:tcBorders>
-            <w:shd w:val="clear" w:color="auto" w:fill="FFFFFF"/>
-            <w:tcMar>
-              <w:top w:w="90" w:type="dxa"/>
-              <w:left w:w="195" w:type="dxa"/>
-              <w:bottom w:w="90" w:type="dxa"/>
-              <w:right w:w="195" w:type="dxa"/>
-            </w:tcMar>
-            <w:vAlign w:val="center"/>
-            <w:hideMark/>
-          </w:tcPr>
-          <w:p>
-            <w:pPr>
-              <w:rPr>
-                <w:rFonts w:ascii="Arial" w:hAnsi="Arial" w:cs="Arial"/>
-                <w:sz w:val="20"/>
-                <w:szCs w:val="20"/>
-              </w:rPr>
-            </w:pPr>
-            <w:r>
-              <w:rPr>
-                <w:rFonts w:ascii="Arial" w:hAnsi="Arial" w:cs="Arial"/>
-                <w:sz w:val="20"/>
-                <w:szCs w:val="20"/>
-              </w:rPr>
-              <w:t>0.205</w:t>
-            </w:r>
-          </w:p>
-        </w:tc>
-        <w:tc>
-          <w:tcPr>
-            <w:tcW w:w="2127" w:type="dxa"/>
-            <w:tcBorders>
-              <w:top w:val="single" w:sz="6" w:space="0" w:color="D6D6D6"/>
-              <w:left w:val="single" w:sz="6" w:space="0" w:color="D6D6D6"/>
-              <w:bottom w:val="single" w:sz="6" w:space="0" w:color="D6D6D6"/>
-              <w:right w:val="single" w:sz="6" w:space="0" w:color="D6D6D6"/>
-            </w:tcBorders>
-            <w:shd w:val="clear" w:color="auto" w:fill="FFFFFF"/>
-            <w:tcMar>
-              <w:top w:w="90" w:type="dxa"/>
-              <w:left w:w="195" w:type="dxa"/>
-              <w:bottom w:w="90" w:type="dxa"/>
-              <w:right w:w="195" w:type="dxa"/>
-            </w:tcMar>
-            <w:vAlign w:val="center"/>
-            <w:hideMark/>
-          </w:tcPr>
-          <w:p>
-            <w:pPr>
-              <w:rPr>
-                <w:rFonts w:ascii="Arial" w:hAnsi="Arial" w:cs="Arial"/>
-                <w:sz w:val="20"/>
-                <w:szCs w:val="20"/>
-              </w:rPr>
-            </w:pPr>
-            <w:r>
-              <w:rPr>
-                <w:rFonts w:ascii="Arial" w:hAnsi="Arial" w:cs="Arial"/>
-                <w:sz w:val="20"/>
-                <w:szCs w:val="20"/>
-              </w:rPr>
-              <w:t>+0.025</w:t>
-            </w:r>
-          </w:p>
-        </w:tc>
-        <w:tc>
-          <w:tcPr>
-            <w:tcW w:w="992" w:type="dxa"/>
-            <w:tcBorders>
-              <w:top w:val="single" w:sz="6" w:space="0" w:color="D6D6D6"/>
-              <w:left w:val="single" w:sz="6" w:space="0" w:color="D6D6D6"/>
-              <w:bottom w:val="single" w:sz="6" w:space="0" w:color="D6D6D6"/>
-              <w:right w:val="single" w:sz="6" w:space="0" w:color="D6D6D6"/>
-            </w:tcBorders>
-            <w:shd w:val="clear" w:color="auto" w:fill="FFFFFF"/>
-            <w:tcMar>
-              <w:top w:w="90" w:type="dxa"/>
-              <w:left w:w="195" w:type="dxa"/>
-              <w:bottom w:w="90" w:type="dxa"/>
-              <w:right w:w="195" w:type="dxa"/>
-            </w:tcMar>
-            <w:vAlign w:val="center"/>
-            <w:hideMark/>
-          </w:tcPr>
-          <w:p>
-            <w:pPr>
-              <w:rPr>
-                <w:rFonts w:ascii="Arial" w:hAnsi="Arial" w:cs="Arial"/>
-                <w:sz w:val="20"/>
-                <w:szCs w:val="20"/>
-              </w:rPr>
-            </w:pPr>
-            <w:r>
-              <w:rPr>
-                <w:rFonts w:ascii="Arial" w:hAnsi="Arial" w:cs="Arial"/>
-                <w:sz w:val="20"/>
-                <w:szCs w:val="20"/>
-              </w:rPr>
-              <w:t>29181</w:t>
-            </w:r>
-          </w:p>
-        </w:tc>
-      </w:tr>
-      <w:tr>
-        <w:trPr>
-          <w:trHeight w:val="227"/>
-        </w:trPr>
-        <w:tc>
-          <w:tcPr>
-            <w:tcW w:w="3394" w:type="dxa"/>
-            <w:tcBorders>
-              <w:top w:val="single" w:sz="6" w:space="0" w:color="D6D6D6"/>
-              <w:left w:val="single" w:sz="6" w:space="0" w:color="D6D6D6"/>
-              <w:bottom w:val="single" w:sz="6" w:space="0" w:color="D6D6D6"/>
-              <w:right w:val="single" w:sz="6" w:space="0" w:color="D6D6D6"/>
-            </w:tcBorders>
-            <w:shd w:val="clear" w:color="auto" w:fill="FFFFFF"/>
-            <w:tcMar>
-              <w:top w:w="90" w:type="dxa"/>
-              <w:left w:w="195" w:type="dxa"/>
-              <w:bottom w:w="90" w:type="dxa"/>
-              <w:right w:w="195" w:type="dxa"/>
-            </w:tcMar>
-            <w:vAlign w:val="center"/>
-            <w:hideMark/>
-          </w:tcPr>
-          <w:p>
-            <w:pPr>
-              <w:rPr>
-                <w:rFonts w:ascii="Arial" w:hAnsi="Arial" w:cs="Arial"/>
-                <w:sz w:val="20"/>
-                <w:szCs w:val="20"/>
-              </w:rPr>
-            </w:pPr>
-            <w:proofErr w:type="spellStart"/>
-            <w:r>
-              <w:rPr>
-                <w:rFonts w:ascii="Arial" w:hAnsi="Arial" w:cs="Arial"/>
-                <w:sz w:val="20"/>
-                <w:szCs w:val="20"/>
-              </w:rPr>
-              <w:t>min_df</w:t>
-            </w:r>
-            <w:proofErr w:type="spellEnd"/>
-            <w:r>
-              <w:rPr>
-                <w:rFonts w:ascii="Arial" w:hAnsi="Arial" w:cs="Arial"/>
-                <w:sz w:val="20"/>
-                <w:szCs w:val="20"/>
-              </w:rPr>
-              <w:t>=2</w:t>
-            </w:r>
-          </w:p>
-        </w:tc>
-        <w:tc>
-          <w:tcPr>
-            <w:tcW w:w="1418" w:type="dxa"/>
-            <w:tcBorders>
-              <w:top w:val="single" w:sz="6" w:space="0" w:color="D6D6D6"/>
-              <w:left w:val="single" w:sz="6" w:space="0" w:color="D6D6D6"/>
-              <w:bottom w:val="single" w:sz="6" w:space="0" w:color="D6D6D6"/>
-              <w:right w:val="single" w:sz="6" w:space="0" w:color="D6D6D6"/>
-            </w:tcBorders>
-            <w:shd w:val="clear" w:color="auto" w:fill="FFFFFF"/>
-            <w:tcMar>
-              <w:top w:w="90" w:type="dxa"/>
-              <w:left w:w="195" w:type="dxa"/>
-              <w:bottom w:w="90" w:type="dxa"/>
-              <w:right w:w="195" w:type="dxa"/>
-            </w:tcMar>
-            <w:vAlign w:val="center"/>
-            <w:hideMark/>
-          </w:tcPr>
-          <w:p>
-            <w:pPr>
-              <w:rPr>
-                <w:rFonts w:ascii="Arial" w:hAnsi="Arial" w:cs="Arial"/>
-                <w:sz w:val="20"/>
-                <w:szCs w:val="20"/>
-              </w:rPr>
-            </w:pPr>
-            <w:r>
-              <w:rPr>
-                <w:rFonts w:ascii="Arial" w:hAnsi="Arial" w:cs="Arial"/>
-                <w:sz w:val="20"/>
-                <w:szCs w:val="20"/>
-              </w:rPr>
-              <w:t>0.490</w:t>
-            </w:r>
-          </w:p>
-        </w:tc>
-        <w:tc>
-          <w:tcPr>
-            <w:tcW w:w="1417" w:type="dxa"/>
-            <w:tcBorders>
-              <w:top w:val="single" w:sz="6" w:space="0" w:color="D6D6D6"/>
-              <w:left w:val="single" w:sz="6" w:space="0" w:color="D6D6D6"/>
-              <w:bottom w:val="single" w:sz="6" w:space="0" w:color="D6D6D6"/>
-              <w:right w:val="single" w:sz="6" w:space="0" w:color="D6D6D6"/>
-            </w:tcBorders>
-            <w:shd w:val="clear" w:color="auto" w:fill="FFFFFF"/>
-            <w:tcMar>
-              <w:top w:w="90" w:type="dxa"/>
-              <w:left w:w="195" w:type="dxa"/>
-              <w:bottom w:w="90" w:type="dxa"/>
-              <w:right w:w="195" w:type="dxa"/>
-            </w:tcMar>
-            <w:vAlign w:val="center"/>
-            <w:hideMark/>
-          </w:tcPr>
-          <w:p>
-            <w:pPr>
-              <w:rPr>
-                <w:rFonts w:ascii="Arial" w:hAnsi="Arial" w:cs="Arial"/>
-                <w:sz w:val="20"/>
-                <w:szCs w:val="20"/>
-              </w:rPr>
-            </w:pPr>
-            <w:r>
-              <w:rPr>
-                <w:rFonts w:ascii="Arial" w:hAnsi="Arial" w:cs="Arial"/>
-                <w:sz w:val="20"/>
-                <w:szCs w:val="20"/>
-              </w:rPr>
-              <w:t>0.077</w:t>
-            </w:r>
-          </w:p>
-        </w:tc>
-        <w:tc>
-          <w:tcPr>
-            <w:tcW w:w="2127" w:type="dxa"/>
-            <w:tcBorders>
-              <w:top w:val="single" w:sz="6" w:space="0" w:color="D6D6D6"/>
-              <w:left w:val="single" w:sz="6" w:space="0" w:color="D6D6D6"/>
-              <w:bottom w:val="single" w:sz="6" w:space="0" w:color="D6D6D6"/>
-              <w:right w:val="single" w:sz="6" w:space="0" w:color="D6D6D6"/>
-            </w:tcBorders>
-            <w:shd w:val="clear" w:color="auto" w:fill="FFFFFF"/>
-            <w:tcMar>
-              <w:top w:w="90" w:type="dxa"/>
-              <w:left w:w="195" w:type="dxa"/>
-              <w:bottom w:w="90" w:type="dxa"/>
-              <w:right w:w="195" w:type="dxa"/>
-            </w:tcMar>
-            <w:vAlign w:val="center"/>
-            <w:hideMark/>
-          </w:tcPr>
-          <w:p>
-            <w:pPr>
-              <w:rPr>
-                <w:rFonts w:ascii="Arial" w:hAnsi="Arial" w:cs="Arial"/>
-                <w:sz w:val="20"/>
-                <w:szCs w:val="20"/>
-              </w:rPr>
-            </w:pPr>
-            <w:r>
-              <w:rPr>
-                <w:rFonts w:ascii="Arial" w:hAnsi="Arial" w:cs="Arial"/>
-                <w:sz w:val="20"/>
-                <w:szCs w:val="20"/>
-              </w:rPr>
-              <w:t>-0.102</w:t>
-            </w:r>
-          </w:p>
-        </w:tc>
-        <w:tc>
-          <w:tcPr>
-            <w:tcW w:w="992" w:type="dxa"/>
-            <w:tcBorders>
-              <w:top w:val="single" w:sz="6" w:space="0" w:color="D6D6D6"/>
-              <w:left w:val="single" w:sz="6" w:space="0" w:color="D6D6D6"/>
-              <w:bottom w:val="single" w:sz="6" w:space="0" w:color="D6D6D6"/>
-              <w:right w:val="single" w:sz="6" w:space="0" w:color="D6D6D6"/>
-            </w:tcBorders>
-            <w:shd w:val="clear" w:color="auto" w:fill="FFFFFF"/>
-            <w:tcMar>
-              <w:top w:w="90" w:type="dxa"/>
-              <w:left w:w="195" w:type="dxa"/>
-              <w:bottom w:w="90" w:type="dxa"/>
-              <w:right w:w="195" w:type="dxa"/>
-            </w:tcMar>
-            <w:vAlign w:val="center"/>
-            <w:hideMark/>
-          </w:tcPr>
-          <w:p>
-            <w:pPr>
-              <w:rPr>
-                <w:rFonts w:ascii="Arial" w:hAnsi="Arial" w:cs="Arial"/>
-                <w:sz w:val="20"/>
-                <w:szCs w:val="20"/>
-              </w:rPr>
-            </w:pPr>
-            <w:r>
-              <w:rPr>
-                <w:rFonts w:ascii="Arial" w:hAnsi="Arial" w:cs="Arial"/>
-                <w:sz w:val="20"/>
-                <w:szCs w:val="20"/>
-              </w:rPr>
-              <w:t>2052</w:t>
-            </w:r>
-          </w:p>
-        </w:tc>
-      </w:tr>
-      <w:tr>
-        <w:trPr>
-          <w:trHeight w:val="227"/>
-        </w:trPr>
-        <w:tc>
-          <w:tcPr>
-            <w:tcW w:w="3394" w:type="dxa"/>
-            <w:tcBorders>
-              <w:top w:val="single" w:sz="6" w:space="0" w:color="D6D6D6"/>
-              <w:left w:val="single" w:sz="6" w:space="0" w:color="D6D6D6"/>
-              <w:bottom w:val="single" w:sz="6" w:space="0" w:color="D6D6D6"/>
-              <w:right w:val="single" w:sz="6" w:space="0" w:color="D6D6D6"/>
-            </w:tcBorders>
-            <w:shd w:val="clear" w:color="auto" w:fill="FFFFFF"/>
-            <w:tcMar>
-              <w:top w:w="90" w:type="dxa"/>
-              <w:left w:w="195" w:type="dxa"/>
-              <w:bottom w:w="90" w:type="dxa"/>
-              <w:right w:w="195" w:type="dxa"/>
-            </w:tcMar>
-            <w:vAlign w:val="center"/>
-            <w:hideMark/>
-          </w:tcPr>
-          <w:p>
-            <w:pPr>
-              <w:rPr>
-                <w:rFonts w:ascii="Arial" w:hAnsi="Arial" w:cs="Arial"/>
-                <w:sz w:val="20"/>
-                <w:szCs w:val="20"/>
-              </w:rPr>
-            </w:pPr>
-            <w:proofErr w:type="spellStart"/>
-            <w:r>
-              <w:rPr>
-                <w:rFonts w:ascii="Arial" w:hAnsi="Arial" w:cs="Arial"/>
-                <w:sz w:val="20"/>
-                <w:szCs w:val="20"/>
-              </w:rPr>
-              <w:t>sublinear_tf</w:t>
-            </w:r>
-            <w:proofErr w:type="spellEnd"/>
-            <w:r>
-              <w:rPr>
-                <w:rFonts w:ascii="Arial" w:hAnsi="Arial" w:cs="Arial"/>
-                <w:sz w:val="20"/>
-                <w:szCs w:val="20"/>
-              </w:rPr>
-              <w:t>=True</w:t>
-            </w:r>
-          </w:p>
-        </w:tc>
-        <w:tc>
-          <w:tcPr>
-            <w:tcW w:w="1418" w:type="dxa"/>
-            <w:tcBorders>
-              <w:top w:val="single" w:sz="6" w:space="0" w:color="D6D6D6"/>
-              <w:left w:val="single" w:sz="6" w:space="0" w:color="D6D6D6"/>
-              <w:bottom w:val="single" w:sz="6" w:space="0" w:color="D6D6D6"/>
-              <w:right w:val="single" w:sz="6" w:space="0" w:color="D6D6D6"/>
-            </w:tcBorders>
-            <w:shd w:val="clear" w:color="auto" w:fill="FFFFFF"/>
-            <w:tcMar>
-              <w:top w:w="90" w:type="dxa"/>
-              <w:left w:w="195" w:type="dxa"/>
-              <w:bottom w:w="90" w:type="dxa"/>
-              <w:right w:w="195" w:type="dxa"/>
-            </w:tcMar>
-            <w:vAlign w:val="center"/>
-            <w:hideMark/>
-          </w:tcPr>
-          <w:p>
-            <w:pPr>
-              <w:rPr>
-                <w:rFonts w:ascii="Arial" w:hAnsi="Arial" w:cs="Arial"/>
-                <w:sz w:val="20"/>
-                <w:szCs w:val="20"/>
-              </w:rPr>
-            </w:pPr>
-            <w:r>
-              <w:rPr>
-                <w:rFonts w:ascii="Arial" w:hAnsi="Arial" w:cs="Arial"/>
-                <w:sz w:val="20"/>
-                <w:szCs w:val="20"/>
-              </w:rPr>
-              <w:t>0.790</w:t>
-            </w:r>
-          </w:p>
-        </w:tc>
-        <w:tc>
-          <w:tcPr>
-            <w:tcW w:w="1417" w:type="dxa"/>
-            <w:tcBorders>
-              <w:top w:val="single" w:sz="6" w:space="0" w:color="D6D6D6"/>
-              <w:left w:val="single" w:sz="6" w:space="0" w:color="D6D6D6"/>
-              <w:bottom w:val="single" w:sz="6" w:space="0" w:color="D6D6D6"/>
-              <w:right w:val="single" w:sz="6" w:space="0" w:color="D6D6D6"/>
-            </w:tcBorders>
-            <w:shd w:val="clear" w:color="auto" w:fill="FFFFFF"/>
-            <w:tcMar>
-              <w:top w:w="90" w:type="dxa"/>
-              <w:left w:w="195" w:type="dxa"/>
-              <w:bottom w:w="90" w:type="dxa"/>
-              <w:right w:w="195" w:type="dxa"/>
-            </w:tcMar>
-            <w:vAlign w:val="center"/>
-            <w:hideMark/>
-          </w:tcPr>
-          <w:p>
-            <w:pPr>
-              <w:rPr>
-                <w:rFonts w:ascii="Arial" w:hAnsi="Arial" w:cs="Arial"/>
-                <w:sz w:val="20"/>
-                <w:szCs w:val="20"/>
-              </w:rPr>
-            </w:pPr>
-            <w:r>
-              <w:rPr>
-                <w:rFonts w:ascii="Arial" w:hAnsi="Arial" w:cs="Arial"/>
-                <w:sz w:val="20"/>
-                <w:szCs w:val="20"/>
-              </w:rPr>
-              <w:t>0.225</w:t>
-            </w:r>
-          </w:p>
-        </w:tc>
-        <w:tc>
-          <w:tcPr>
-            <w:tcW w:w="2127" w:type="dxa"/>
-            <w:tcBorders>
-              <w:top w:val="single" w:sz="6" w:space="0" w:color="D6D6D6"/>
-              <w:left w:val="single" w:sz="6" w:space="0" w:color="D6D6D6"/>
-              <w:bottom w:val="single" w:sz="6" w:space="0" w:color="D6D6D6"/>
-              <w:right w:val="single" w:sz="6" w:space="0" w:color="D6D6D6"/>
-            </w:tcBorders>
-            <w:shd w:val="clear" w:color="auto" w:fill="FFFFFF"/>
-            <w:tcMar>
-              <w:top w:w="90" w:type="dxa"/>
-              <w:left w:w="195" w:type="dxa"/>
-              <w:bottom w:w="90" w:type="dxa"/>
-              <w:right w:w="195" w:type="dxa"/>
-            </w:tcMar>
-            <w:vAlign w:val="center"/>
-            <w:hideMark/>
-          </w:tcPr>
-          <w:p>
-            <w:pPr>
-              <w:rPr>
-                <w:rFonts w:ascii="Arial" w:hAnsi="Arial" w:cs="Arial"/>
-                <w:sz w:val="20"/>
-                <w:szCs w:val="20"/>
-              </w:rPr>
-            </w:pPr>
-            <w:r>
-              <w:rPr>
-                <w:rFonts w:ascii="Arial" w:hAnsi="Arial" w:cs="Arial"/>
-                <w:sz w:val="20"/>
-                <w:szCs w:val="20"/>
-              </w:rPr>
-              <w:t>+0.045</w:t>
-            </w:r>
-          </w:p>
-        </w:tc>
-        <w:tc>
-          <w:tcPr>
-            <w:tcW w:w="992" w:type="dxa"/>
-            <w:tcBorders>
-              <w:top w:val="single" w:sz="6" w:space="0" w:color="D6D6D6"/>
-              <w:left w:val="single" w:sz="6" w:space="0" w:color="D6D6D6"/>
-              <w:bottom w:val="single" w:sz="6" w:space="0" w:color="D6D6D6"/>
-              <w:right w:val="single" w:sz="6" w:space="0" w:color="D6D6D6"/>
-            </w:tcBorders>
-            <w:shd w:val="clear" w:color="auto" w:fill="FFFFFF"/>
-            <w:tcMar>
-              <w:top w:w="90" w:type="dxa"/>
-              <w:left w:w="195" w:type="dxa"/>
-              <w:bottom w:w="90" w:type="dxa"/>
-              <w:right w:w="195" w:type="dxa"/>
-            </w:tcMar>
-            <w:vAlign w:val="center"/>
-            <w:hideMark/>
-          </w:tcPr>
-          <w:p>
-            <w:pPr>
-              <w:rPr>
-                <w:rFonts w:ascii="Arial" w:hAnsi="Arial" w:cs="Arial"/>
-                <w:sz w:val="20"/>
-                <w:szCs w:val="20"/>
-              </w:rPr>
-            </w:pPr>
-            <w:r>
-              <w:rPr>
-                <w:rFonts w:ascii="Arial" w:hAnsi="Arial" w:cs="Arial"/>
-                <w:sz w:val="20"/>
-                <w:szCs w:val="20"/>
-              </w:rPr>
-              <w:t>4257</w:t>
-            </w:r>
-          </w:p>
-        </w:tc>
-      </w:tr>
-      <w:tr>
-        <w:trPr>
-          <w:trHeight w:val="227"/>
-        </w:trPr>
-        <w:tc>
-          <w:tcPr>
-            <w:tcW w:w="3394" w:type="dxa"/>
-            <w:tcBorders>
-              <w:top w:val="single" w:sz="6" w:space="0" w:color="D6D6D6"/>
-              <w:left w:val="single" w:sz="6" w:space="0" w:color="D6D6D6"/>
-              <w:bottom w:val="single" w:sz="6" w:space="0" w:color="D6D6D6"/>
-              <w:right w:val="single" w:sz="6" w:space="0" w:color="D6D6D6"/>
-            </w:tcBorders>
-            <w:shd w:val="clear" w:color="auto" w:fill="FFFFFF"/>
-            <w:tcMar>
-              <w:top w:w="90" w:type="dxa"/>
-              <w:left w:w="195" w:type="dxa"/>
-              <w:bottom w:w="90" w:type="dxa"/>
-              <w:right w:w="195" w:type="dxa"/>
-            </w:tcMar>
-            <w:vAlign w:val="center"/>
-            <w:hideMark/>
-          </w:tcPr>
-          <w:p>
-            <w:pPr>
-              <w:rPr>
-                <w:rFonts w:ascii="Arial" w:hAnsi="Arial" w:cs="Arial"/>
-                <w:sz w:val="20"/>
-                <w:szCs w:val="20"/>
-              </w:rPr>
-            </w:pPr>
-            <w:proofErr w:type="spellStart"/>
-            <w:r>
-              <w:rPr>
-                <w:rFonts w:ascii="Arial" w:hAnsi="Arial" w:cs="Arial"/>
-                <w:sz w:val="20"/>
-                <w:szCs w:val="20"/>
-              </w:rPr>
-              <w:t>stop_words</w:t>
-            </w:r>
-            <w:proofErr w:type="spellEnd"/>
-            <w:r>
-              <w:rPr>
-                <w:rFonts w:ascii="Arial" w:hAnsi="Arial" w:cs="Arial"/>
-                <w:sz w:val="20"/>
-                <w:szCs w:val="20"/>
-              </w:rPr>
-              <w:t>='</w:t>
-            </w:r>
-            <w:proofErr w:type="spellStart"/>
-            <w:r>
-              <w:rPr>
-                <w:rFonts w:ascii="Arial" w:hAnsi="Arial" w:cs="Arial"/>
-                <w:sz w:val="20"/>
-                <w:szCs w:val="20"/>
-              </w:rPr>
-              <w:t>english</w:t>
-            </w:r>
-            <w:proofErr w:type="spellEnd"/>
-            <w:r>
-              <w:rPr>
-                <w:rFonts w:ascii="Arial" w:hAnsi="Arial" w:cs="Arial"/>
-                <w:sz w:val="20"/>
-                <w:szCs w:val="20"/>
-              </w:rPr>
-              <w:t>'</w:t>
-            </w:r>
-          </w:p>
-        </w:tc>
-        <w:tc>
-          <w:tcPr>
-            <w:tcW w:w="1418" w:type="dxa"/>
-            <w:tcBorders>
-              <w:top w:val="single" w:sz="6" w:space="0" w:color="D6D6D6"/>
-              <w:left w:val="single" w:sz="6" w:space="0" w:color="D6D6D6"/>
-              <w:bottom w:val="single" w:sz="6" w:space="0" w:color="D6D6D6"/>
-              <w:right w:val="single" w:sz="6" w:space="0" w:color="D6D6D6"/>
-            </w:tcBorders>
-            <w:shd w:val="clear" w:color="auto" w:fill="FFFFFF"/>
-            <w:tcMar>
-              <w:top w:w="90" w:type="dxa"/>
-              <w:left w:w="195" w:type="dxa"/>
-              <w:bottom w:w="90" w:type="dxa"/>
-              <w:right w:w="195" w:type="dxa"/>
-            </w:tcMar>
-            <w:vAlign w:val="center"/>
-            <w:hideMark/>
-          </w:tcPr>
-          <w:p>
-            <w:pPr>
-              <w:rPr>
-                <w:rFonts w:ascii="Arial" w:hAnsi="Arial" w:cs="Arial"/>
-                <w:sz w:val="20"/>
-                <w:szCs w:val="20"/>
-              </w:rPr>
-            </w:pPr>
-            <w:r>
-              <w:rPr>
-                <w:rFonts w:ascii="Arial" w:hAnsi="Arial" w:cs="Arial"/>
-                <w:sz w:val="20"/>
-                <w:szCs w:val="20"/>
-              </w:rPr>
-              <w:t>0.765</w:t>
-            </w:r>
-          </w:p>
-        </w:tc>
-        <w:tc>
-          <w:tcPr>
-            <w:tcW w:w="1417" w:type="dxa"/>
-            <w:tcBorders>
-              <w:top w:val="single" w:sz="6" w:space="0" w:color="D6D6D6"/>
-              <w:left w:val="single" w:sz="6" w:space="0" w:color="D6D6D6"/>
-              <w:bottom w:val="single" w:sz="6" w:space="0" w:color="D6D6D6"/>
-              <w:right w:val="single" w:sz="6" w:space="0" w:color="D6D6D6"/>
-            </w:tcBorders>
-            <w:shd w:val="clear" w:color="auto" w:fill="FFFFFF"/>
-            <w:tcMar>
-              <w:top w:w="90" w:type="dxa"/>
-              <w:left w:w="195" w:type="dxa"/>
-              <w:bottom w:w="90" w:type="dxa"/>
-              <w:right w:w="195" w:type="dxa"/>
-            </w:tcMar>
-            <w:vAlign w:val="center"/>
-            <w:hideMark/>
-          </w:tcPr>
-          <w:p>
-            <w:pPr>
-              <w:rPr>
-                <w:rFonts w:ascii="Arial" w:hAnsi="Arial" w:cs="Arial"/>
-                <w:sz w:val="20"/>
-                <w:szCs w:val="20"/>
-              </w:rPr>
-            </w:pPr>
-            <w:r>
-              <w:rPr>
-                <w:rFonts w:ascii="Arial" w:hAnsi="Arial" w:cs="Arial"/>
-                <w:sz w:val="20"/>
-                <w:szCs w:val="20"/>
-              </w:rPr>
-              <w:t>0.182</w:t>
-            </w:r>
-          </w:p>
-        </w:tc>
-        <w:tc>
-          <w:tcPr>
-            <w:tcW w:w="2127" w:type="dxa"/>
-            <w:tcBorders>
-              <w:top w:val="single" w:sz="6" w:space="0" w:color="D6D6D6"/>
-              <w:left w:val="single" w:sz="6" w:space="0" w:color="D6D6D6"/>
-              <w:bottom w:val="single" w:sz="6" w:space="0" w:color="D6D6D6"/>
-              <w:right w:val="single" w:sz="6" w:space="0" w:color="D6D6D6"/>
-            </w:tcBorders>
-            <w:shd w:val="clear" w:color="auto" w:fill="FFFFFF"/>
-            <w:tcMar>
-              <w:top w:w="90" w:type="dxa"/>
-              <w:left w:w="195" w:type="dxa"/>
-              <w:bottom w:w="90" w:type="dxa"/>
-              <w:right w:w="195" w:type="dxa"/>
-            </w:tcMar>
-            <w:vAlign w:val="center"/>
-            <w:hideMark/>
-          </w:tcPr>
-          <w:p>
-            <w:pPr>
-              <w:rPr>
-                <w:rFonts w:ascii="Arial" w:hAnsi="Arial" w:cs="Arial"/>
-                <w:sz w:val="20"/>
-                <w:szCs w:val="20"/>
-              </w:rPr>
-            </w:pPr>
-            <w:r>
-              <w:rPr>
-                <w:rFonts w:ascii="Arial" w:hAnsi="Arial" w:cs="Arial"/>
-                <w:sz w:val="20"/>
-                <w:szCs w:val="20"/>
-              </w:rPr>
-              <w:t>+0.003</w:t>
-            </w:r>
-          </w:p>
-        </w:tc>
-        <w:tc>
-          <w:tcPr>
-            <w:tcW w:w="992" w:type="dxa"/>
-            <w:tcBorders>
-              <w:top w:val="single" w:sz="6" w:space="0" w:color="D6D6D6"/>
-              <w:left w:val="single" w:sz="6" w:space="0" w:color="D6D6D6"/>
-              <w:bottom w:val="single" w:sz="6" w:space="0" w:color="D6D6D6"/>
-              <w:right w:val="single" w:sz="6" w:space="0" w:color="D6D6D6"/>
-            </w:tcBorders>
-            <w:shd w:val="clear" w:color="auto" w:fill="FFFFFF"/>
-            <w:tcMar>
-              <w:top w:w="90" w:type="dxa"/>
-              <w:left w:w="195" w:type="dxa"/>
-              <w:bottom w:w="90" w:type="dxa"/>
-              <w:right w:w="195" w:type="dxa"/>
-            </w:tcMar>
-            <w:vAlign w:val="center"/>
-            <w:hideMark/>
-          </w:tcPr>
-          <w:p>
-            <w:pPr>
-              <w:rPr>
-                <w:rFonts w:ascii="Arial" w:hAnsi="Arial" w:cs="Arial"/>
-                <w:sz w:val="20"/>
-                <w:szCs w:val="20"/>
-              </w:rPr>
-            </w:pPr>
-            <w:r>
-              <w:rPr>
-                <w:rFonts w:ascii="Arial" w:hAnsi="Arial" w:cs="Arial"/>
-                <w:sz w:val="20"/>
-                <w:szCs w:val="20"/>
-              </w:rPr>
-              <w:t>4056</w:t>
-            </w:r>
-          </w:p>
-        </w:tc>
-      </w:tr>
-      <w:tr>
-        <w:trPr>
-          <w:trHeight w:val="227"/>
-        </w:trPr>
-        <w:tc>
-          <w:tcPr>
-            <w:tcW w:w="3394" w:type="dxa"/>
-            <w:tcBorders>
-              <w:top w:val="single" w:sz="6" w:space="0" w:color="D6D6D6"/>
-              <w:left w:val="single" w:sz="6" w:space="0" w:color="D6D6D6"/>
-              <w:bottom w:val="single" w:sz="6" w:space="0" w:color="D6D6D6"/>
-              <w:right w:val="single" w:sz="6" w:space="0" w:color="D6D6D6"/>
-            </w:tcBorders>
-            <w:shd w:val="clear" w:color="auto" w:fill="FFFFFF"/>
-            <w:tcMar>
-              <w:top w:w="90" w:type="dxa"/>
-              <w:left w:w="195" w:type="dxa"/>
-              <w:bottom w:w="90" w:type="dxa"/>
-              <w:right w:w="195" w:type="dxa"/>
-            </w:tcMar>
-            <w:vAlign w:val="center"/>
-            <w:hideMark/>
-          </w:tcPr>
-          <w:p>
-            <w:pPr>
-              <w:rPr>
-                <w:rFonts w:ascii="Arial" w:hAnsi="Arial" w:cs="Arial"/>
-                <w:sz w:val="20"/>
-                <w:szCs w:val="20"/>
-              </w:rPr>
-            </w:pPr>
-            <w:r>
-              <w:rPr>
-                <w:rFonts w:ascii="Arial" w:hAnsi="Arial" w:cs="Arial"/>
-                <w:sz w:val="20"/>
-                <w:szCs w:val="20"/>
-              </w:rPr>
-              <w:t>Lemmatisation enabled (</w:t>
-            </w:r>
-            <w:proofErr w:type="spellStart"/>
-            <w:r>
-              <w:rPr>
-                <w:rFonts w:ascii="Arial" w:hAnsi="Arial" w:cs="Arial"/>
-                <w:sz w:val="20"/>
-                <w:szCs w:val="20"/>
-              </w:rPr>
-              <w:t>en_core_web_sm</w:t>
-            </w:r>
-            <w:proofErr w:type="spellEnd"/>
-            <w:r>
-              <w:rPr>
-                <w:rFonts w:ascii="Arial" w:hAnsi="Arial" w:cs="Arial"/>
-                <w:sz w:val="20"/>
-                <w:szCs w:val="20"/>
-              </w:rPr>
-              <w:t>)</w:t>
-            </w:r>
-          </w:p>
-        </w:tc>
-        <w:tc>
-          <w:tcPr>
-            <w:tcW w:w="1418" w:type="dxa"/>
-            <w:tcBorders>
-              <w:top w:val="single" w:sz="6" w:space="0" w:color="D6D6D6"/>
-              <w:left w:val="single" w:sz="6" w:space="0" w:color="D6D6D6"/>
-              <w:bottom w:val="single" w:sz="6" w:space="0" w:color="D6D6D6"/>
-              <w:right w:val="single" w:sz="6" w:space="0" w:color="D6D6D6"/>
-            </w:tcBorders>
-            <w:shd w:val="clear" w:color="auto" w:fill="FFFFFF"/>
-            <w:tcMar>
-              <w:top w:w="90" w:type="dxa"/>
-              <w:left w:w="195" w:type="dxa"/>
-              <w:bottom w:w="90" w:type="dxa"/>
-              <w:right w:w="195" w:type="dxa"/>
-            </w:tcMar>
-            <w:vAlign w:val="center"/>
-            <w:hideMark/>
-          </w:tcPr>
-          <w:p>
-            <w:pPr>
-              <w:rPr>
-                <w:rFonts w:ascii="Arial" w:hAnsi="Arial" w:cs="Arial"/>
-                <w:sz w:val="20"/>
-                <w:szCs w:val="20"/>
-              </w:rPr>
-            </w:pPr>
-            <w:r>
-              <w:rPr>
-                <w:rFonts w:ascii="Arial" w:hAnsi="Arial" w:cs="Arial"/>
-                <w:sz w:val="20"/>
-                <w:szCs w:val="20"/>
-              </w:rPr>
-              <w:t>0.810</w:t>
-            </w:r>
-          </w:p>
-        </w:tc>
-        <w:tc>
-          <w:tcPr>
-            <w:tcW w:w="1417" w:type="dxa"/>
-            <w:tcBorders>
-              <w:top w:val="single" w:sz="6" w:space="0" w:color="D6D6D6"/>
-              <w:left w:val="single" w:sz="6" w:space="0" w:color="D6D6D6"/>
-              <w:bottom w:val="single" w:sz="6" w:space="0" w:color="D6D6D6"/>
-              <w:right w:val="single" w:sz="6" w:space="0" w:color="D6D6D6"/>
-            </w:tcBorders>
-            <w:shd w:val="clear" w:color="auto" w:fill="FFFFFF"/>
-            <w:tcMar>
-              <w:top w:w="90" w:type="dxa"/>
-              <w:left w:w="195" w:type="dxa"/>
-              <w:bottom w:w="90" w:type="dxa"/>
-              <w:right w:w="195" w:type="dxa"/>
-            </w:tcMar>
-            <w:vAlign w:val="center"/>
-            <w:hideMark/>
-          </w:tcPr>
-          <w:p>
-            <w:pPr>
-              <w:rPr>
-                <w:rFonts w:ascii="Arial" w:hAnsi="Arial" w:cs="Arial"/>
-                <w:sz w:val="20"/>
-                <w:szCs w:val="20"/>
-              </w:rPr>
-            </w:pPr>
-            <w:r>
-              <w:rPr>
-                <w:rFonts w:ascii="Arial" w:hAnsi="Arial" w:cs="Arial"/>
-                <w:sz w:val="20"/>
-                <w:szCs w:val="20"/>
-              </w:rPr>
-              <w:t>0.215</w:t>
-            </w:r>
-          </w:p>
-        </w:tc>
-        <w:tc>
-          <w:tcPr>
-            <w:tcW w:w="2127" w:type="dxa"/>
-            <w:tcBorders>
-              <w:top w:val="single" w:sz="6" w:space="0" w:color="D6D6D6"/>
-              <w:left w:val="single" w:sz="6" w:space="0" w:color="D6D6D6"/>
-              <w:bottom w:val="single" w:sz="6" w:space="0" w:color="D6D6D6"/>
-              <w:right w:val="single" w:sz="6" w:space="0" w:color="D6D6D6"/>
-            </w:tcBorders>
-            <w:shd w:val="clear" w:color="auto" w:fill="FFFFFF"/>
-            <w:tcMar>
-              <w:top w:w="90" w:type="dxa"/>
-              <w:left w:w="195" w:type="dxa"/>
-              <w:bottom w:w="90" w:type="dxa"/>
-              <w:right w:w="195" w:type="dxa"/>
-            </w:tcMar>
-            <w:vAlign w:val="center"/>
-            <w:hideMark/>
-          </w:tcPr>
-          <w:p>
-            <w:pPr>
-              <w:rPr>
-                <w:rFonts w:ascii="Arial" w:hAnsi="Arial" w:cs="Arial"/>
-                <w:sz w:val="20"/>
-                <w:szCs w:val="20"/>
-              </w:rPr>
-            </w:pPr>
-            <w:r>
-              <w:rPr>
-                <w:rFonts w:ascii="Arial" w:hAnsi="Arial" w:cs="Arial"/>
-                <w:sz w:val="20"/>
-                <w:szCs w:val="20"/>
-              </w:rPr>
-              <w:t>+0.035</w:t>
-            </w:r>
-          </w:p>
-        </w:tc>
-        <w:tc>
-          <w:tcPr>
-            <w:tcW w:w="992" w:type="dxa"/>
-            <w:tcBorders>
-              <w:top w:val="single" w:sz="6" w:space="0" w:color="D6D6D6"/>
-              <w:left w:val="single" w:sz="6" w:space="0" w:color="D6D6D6"/>
-              <w:bottom w:val="single" w:sz="6" w:space="0" w:color="D6D6D6"/>
-              <w:right w:val="single" w:sz="6" w:space="0" w:color="D6D6D6"/>
-            </w:tcBorders>
-            <w:shd w:val="clear" w:color="auto" w:fill="FFFFFF"/>
-            <w:tcMar>
-              <w:top w:w="90" w:type="dxa"/>
-              <w:left w:w="195" w:type="dxa"/>
-              <w:bottom w:w="90" w:type="dxa"/>
-              <w:right w:w="195" w:type="dxa"/>
-            </w:tcMar>
-            <w:vAlign w:val="center"/>
-            <w:hideMark/>
-          </w:tcPr>
-          <w:p>
-            <w:pPr>
-              <w:rPr>
-                <w:rFonts w:ascii="Arial" w:hAnsi="Arial" w:cs="Arial"/>
-                <w:sz w:val="20"/>
-                <w:szCs w:val="20"/>
-              </w:rPr>
-            </w:pPr>
-            <w:r>
-              <w:rPr>
-                <w:rFonts w:ascii="Arial" w:hAnsi="Arial" w:cs="Arial"/>
-                <w:sz w:val="20"/>
-                <w:szCs w:val="20"/>
-              </w:rPr>
-              <w:t>3472</w:t>
-            </w:r>
-          </w:p>
-        </w:tc>
-      </w:tr>
-      <w:tr>
-        <w:trPr>
-          <w:trHeight w:val="227"/>
-        </w:trPr>
-        <w:tc>
-          <w:tcPr>
-            <w:tcW w:w="3394" w:type="dxa"/>
-            <w:tcBorders>
-              <w:top w:val="single" w:sz="6" w:space="0" w:color="D6D6D6"/>
-              <w:left w:val="single" w:sz="6" w:space="0" w:color="D6D6D6"/>
-              <w:bottom w:val="single" w:sz="6" w:space="0" w:color="D6D6D6"/>
-              <w:right w:val="single" w:sz="6" w:space="0" w:color="D6D6D6"/>
-            </w:tcBorders>
-            <w:shd w:val="clear" w:color="auto" w:fill="FFFFFF"/>
-            <w:tcMar>
-              <w:top w:w="90" w:type="dxa"/>
-              <w:left w:w="195" w:type="dxa"/>
-              <w:bottom w:w="90" w:type="dxa"/>
-              <w:right w:w="195" w:type="dxa"/>
-            </w:tcMar>
-            <w:vAlign w:val="center"/>
-            <w:hideMark/>
-          </w:tcPr>
-          <w:p>
-            <w:pPr>
-              <w:rPr>
-                <w:rFonts w:ascii="Arial" w:hAnsi="Arial" w:cs="Arial"/>
-                <w:sz w:val="20"/>
-                <w:szCs w:val="20"/>
-              </w:rPr>
-            </w:pPr>
-            <w:r>
-              <w:rPr>
-                <w:rFonts w:ascii="Arial" w:hAnsi="Arial" w:cs="Arial"/>
-                <w:sz w:val="20"/>
-                <w:szCs w:val="20"/>
-              </w:rPr>
-              <w:t>NHS documents uncleaned</w:t>
-            </w:r>
-          </w:p>
-        </w:tc>
-        <w:tc>
-          <w:tcPr>
-            <w:tcW w:w="1418" w:type="dxa"/>
-            <w:tcBorders>
-              <w:top w:val="single" w:sz="6" w:space="0" w:color="D6D6D6"/>
-              <w:left w:val="single" w:sz="6" w:space="0" w:color="D6D6D6"/>
-              <w:bottom w:val="single" w:sz="6" w:space="0" w:color="D6D6D6"/>
-              <w:right w:val="single" w:sz="6" w:space="0" w:color="D6D6D6"/>
-            </w:tcBorders>
-            <w:shd w:val="clear" w:color="auto" w:fill="FFFFFF"/>
-            <w:tcMar>
-              <w:top w:w="90" w:type="dxa"/>
-              <w:left w:w="195" w:type="dxa"/>
-              <w:bottom w:w="90" w:type="dxa"/>
-              <w:right w:w="195" w:type="dxa"/>
-            </w:tcMar>
-            <w:vAlign w:val="center"/>
-            <w:hideMark/>
-          </w:tcPr>
-          <w:p>
-            <w:pPr>
-              <w:rPr>
-                <w:rFonts w:ascii="Arial" w:hAnsi="Arial" w:cs="Arial"/>
-                <w:sz w:val="20"/>
-                <w:szCs w:val="20"/>
-              </w:rPr>
-            </w:pPr>
-            <w:r>
-              <w:rPr>
-                <w:rFonts w:ascii="Arial" w:hAnsi="Arial" w:cs="Arial"/>
-                <w:sz w:val="20"/>
-                <w:szCs w:val="20"/>
-              </w:rPr>
-              <w:t>0.785</w:t>
-            </w:r>
-          </w:p>
-        </w:tc>
-        <w:tc>
-          <w:tcPr>
-            <w:tcW w:w="1417" w:type="dxa"/>
-            <w:tcBorders>
-              <w:top w:val="single" w:sz="6" w:space="0" w:color="D6D6D6"/>
-              <w:left w:val="single" w:sz="6" w:space="0" w:color="D6D6D6"/>
-              <w:bottom w:val="single" w:sz="6" w:space="0" w:color="D6D6D6"/>
-              <w:right w:val="single" w:sz="6" w:space="0" w:color="D6D6D6"/>
-            </w:tcBorders>
-            <w:shd w:val="clear" w:color="auto" w:fill="FFFFFF"/>
-            <w:tcMar>
-              <w:top w:w="90" w:type="dxa"/>
-              <w:left w:w="195" w:type="dxa"/>
-              <w:bottom w:w="90" w:type="dxa"/>
-              <w:right w:w="195" w:type="dxa"/>
-            </w:tcMar>
-            <w:vAlign w:val="center"/>
-            <w:hideMark/>
-          </w:tcPr>
-          <w:p>
-            <w:pPr>
-              <w:rPr>
-                <w:rFonts w:ascii="Arial" w:hAnsi="Arial" w:cs="Arial"/>
-                <w:sz w:val="20"/>
-                <w:szCs w:val="20"/>
-              </w:rPr>
-            </w:pPr>
-            <w:r>
-              <w:rPr>
-                <w:rFonts w:ascii="Arial" w:hAnsi="Arial" w:cs="Arial"/>
-                <w:sz w:val="20"/>
-                <w:szCs w:val="20"/>
-              </w:rPr>
-              <w:t>0.180</w:t>
-            </w:r>
-          </w:p>
-        </w:tc>
-        <w:tc>
-          <w:tcPr>
-            <w:tcW w:w="2127" w:type="dxa"/>
-            <w:tcBorders>
-              <w:top w:val="single" w:sz="6" w:space="0" w:color="D6D6D6"/>
-              <w:left w:val="single" w:sz="6" w:space="0" w:color="D6D6D6"/>
-              <w:bottom w:val="single" w:sz="6" w:space="0" w:color="D6D6D6"/>
-              <w:right w:val="single" w:sz="6" w:space="0" w:color="D6D6D6"/>
-            </w:tcBorders>
-            <w:shd w:val="clear" w:color="auto" w:fill="FFFFFF"/>
-            <w:tcMar>
-              <w:top w:w="90" w:type="dxa"/>
-              <w:left w:w="195" w:type="dxa"/>
-              <w:bottom w:w="90" w:type="dxa"/>
-              <w:right w:w="195" w:type="dxa"/>
-            </w:tcMar>
-            <w:vAlign w:val="center"/>
-            <w:hideMark/>
-          </w:tcPr>
-          <w:p>
-            <w:pPr>
-              <w:rPr>
-                <w:rFonts w:ascii="Arial" w:hAnsi="Arial" w:cs="Arial"/>
-                <w:sz w:val="20"/>
-                <w:szCs w:val="20"/>
-              </w:rPr>
-            </w:pPr>
-            <w:r>
-              <w:rPr>
-                <w:rFonts w:ascii="Arial" w:hAnsi="Arial" w:cs="Arial"/>
-                <w:sz w:val="20"/>
-                <w:szCs w:val="20"/>
-              </w:rPr>
-              <w:t>+0.000</w:t>
-            </w:r>
-          </w:p>
-        </w:tc>
-        <w:tc>
-          <w:tcPr>
-            <w:tcW w:w="992" w:type="dxa"/>
-            <w:tcBorders>
-              <w:top w:val="single" w:sz="6" w:space="0" w:color="D6D6D6"/>
-              <w:left w:val="single" w:sz="6" w:space="0" w:color="D6D6D6"/>
-              <w:bottom w:val="single" w:sz="6" w:space="0" w:color="D6D6D6"/>
-              <w:right w:val="single" w:sz="6" w:space="0" w:color="D6D6D6"/>
-            </w:tcBorders>
-            <w:shd w:val="clear" w:color="auto" w:fill="FFFFFF"/>
-            <w:tcMar>
-              <w:top w:w="90" w:type="dxa"/>
-              <w:left w:w="195" w:type="dxa"/>
-              <w:bottom w:w="90" w:type="dxa"/>
-              <w:right w:w="195" w:type="dxa"/>
-            </w:tcMar>
-            <w:vAlign w:val="center"/>
-            <w:hideMark/>
-          </w:tcPr>
-          <w:p>
-            <w:pPr>
-              <w:rPr>
-                <w:rFonts w:ascii="Arial" w:hAnsi="Arial" w:cs="Arial"/>
-                <w:sz w:val="20"/>
-                <w:szCs w:val="20"/>
-              </w:rPr>
-            </w:pPr>
-            <w:r>
-              <w:rPr>
-                <w:rFonts w:ascii="Arial" w:hAnsi="Arial" w:cs="Arial"/>
-                <w:sz w:val="20"/>
-                <w:szCs w:val="20"/>
-              </w:rPr>
-              <w:t>4257</w:t>
-            </w:r>
-          </w:p>
-        </w:tc>
-      </w:tr>
-      <w:tr>
-        <w:trPr>
-          <w:trHeight w:val="227"/>
-        </w:trPr>
-        <w:tc>
-          <w:tcPr>
-            <w:tcW w:w="3394" w:type="dxa"/>
-            <w:tcBorders>
-              <w:top w:val="single" w:sz="6" w:space="0" w:color="D6D6D6"/>
-              <w:left w:val="single" w:sz="6" w:space="0" w:color="D6D6D6"/>
-              <w:bottom w:val="single" w:sz="6" w:space="0" w:color="D6D6D6"/>
-              <w:right w:val="single" w:sz="6" w:space="0" w:color="D6D6D6"/>
-            </w:tcBorders>
-            <w:shd w:val="clear" w:color="auto" w:fill="FFFFFF"/>
-            <w:tcMar>
-              <w:top w:w="90" w:type="dxa"/>
-              <w:left w:w="195" w:type="dxa"/>
-              <w:bottom w:w="90" w:type="dxa"/>
-              <w:right w:w="195" w:type="dxa"/>
-            </w:tcMar>
-            <w:vAlign w:val="center"/>
-            <w:hideMark/>
-          </w:tcPr>
-          <w:p>
-            <w:pPr>
-              <w:rPr>
-                <w:rFonts w:ascii="Arial" w:hAnsi="Arial" w:cs="Arial"/>
-                <w:sz w:val="20"/>
-                <w:szCs w:val="20"/>
-              </w:rPr>
-            </w:pPr>
-            <w:proofErr w:type="spellStart"/>
-            <w:r>
-              <w:rPr>
-                <w:rFonts w:ascii="Arial" w:hAnsi="Arial" w:cs="Arial"/>
-                <w:sz w:val="20"/>
-                <w:szCs w:val="20"/>
-              </w:rPr>
-              <w:t>index_variant</w:t>
-            </w:r>
-            <w:proofErr w:type="spellEnd"/>
-            <w:r>
-              <w:rPr>
-                <w:rFonts w:ascii="Arial" w:hAnsi="Arial" w:cs="Arial"/>
-                <w:sz w:val="20"/>
-                <w:szCs w:val="20"/>
-              </w:rPr>
-              <w:t>=QL</w:t>
-            </w:r>
-          </w:p>
-        </w:tc>
-        <w:tc>
-          <w:tcPr>
-            <w:tcW w:w="1418" w:type="dxa"/>
-            <w:tcBorders>
-              <w:top w:val="single" w:sz="6" w:space="0" w:color="D6D6D6"/>
-              <w:left w:val="single" w:sz="6" w:space="0" w:color="D6D6D6"/>
-              <w:bottom w:val="single" w:sz="6" w:space="0" w:color="D6D6D6"/>
-              <w:right w:val="single" w:sz="6" w:space="0" w:color="D6D6D6"/>
-            </w:tcBorders>
-            <w:shd w:val="clear" w:color="auto" w:fill="FFFFFF"/>
-            <w:tcMar>
-              <w:top w:w="90" w:type="dxa"/>
-              <w:left w:w="195" w:type="dxa"/>
-              <w:bottom w:w="90" w:type="dxa"/>
-              <w:right w:w="195" w:type="dxa"/>
-            </w:tcMar>
-            <w:vAlign w:val="center"/>
-            <w:hideMark/>
-          </w:tcPr>
-          <w:p>
-            <w:pPr>
-              <w:rPr>
-                <w:rFonts w:ascii="Arial" w:hAnsi="Arial" w:cs="Arial"/>
-                <w:sz w:val="20"/>
-                <w:szCs w:val="20"/>
-              </w:rPr>
-            </w:pPr>
-            <w:r>
-              <w:rPr>
-                <w:rFonts w:ascii="Arial" w:hAnsi="Arial" w:cs="Arial"/>
-                <w:sz w:val="20"/>
-                <w:szCs w:val="20"/>
-              </w:rPr>
-              <w:t>0.795</w:t>
-            </w:r>
-          </w:p>
-        </w:tc>
-        <w:tc>
-          <w:tcPr>
-            <w:tcW w:w="1417" w:type="dxa"/>
-            <w:tcBorders>
-              <w:top w:val="single" w:sz="6" w:space="0" w:color="D6D6D6"/>
-              <w:left w:val="single" w:sz="6" w:space="0" w:color="D6D6D6"/>
-              <w:bottom w:val="single" w:sz="6" w:space="0" w:color="D6D6D6"/>
-              <w:right w:val="single" w:sz="6" w:space="0" w:color="D6D6D6"/>
-            </w:tcBorders>
-            <w:shd w:val="clear" w:color="auto" w:fill="FFFFFF"/>
-            <w:tcMar>
-              <w:top w:w="90" w:type="dxa"/>
-              <w:left w:w="195" w:type="dxa"/>
-              <w:bottom w:w="90" w:type="dxa"/>
-              <w:right w:w="195" w:type="dxa"/>
-            </w:tcMar>
-            <w:vAlign w:val="center"/>
-            <w:hideMark/>
-          </w:tcPr>
-          <w:p>
-            <w:pPr>
-              <w:rPr>
-                <w:rFonts w:ascii="Arial" w:hAnsi="Arial" w:cs="Arial"/>
-                <w:sz w:val="20"/>
-                <w:szCs w:val="20"/>
-              </w:rPr>
-            </w:pPr>
-            <w:r>
-              <w:rPr>
-                <w:rFonts w:ascii="Arial" w:hAnsi="Arial" w:cs="Arial"/>
-                <w:sz w:val="20"/>
-                <w:szCs w:val="20"/>
-              </w:rPr>
-              <w:t>0.172</w:t>
-            </w:r>
-          </w:p>
-        </w:tc>
-        <w:tc>
-          <w:tcPr>
-            <w:tcW w:w="2127" w:type="dxa"/>
-            <w:tcBorders>
-              <w:top w:val="single" w:sz="6" w:space="0" w:color="D6D6D6"/>
-              <w:left w:val="single" w:sz="6" w:space="0" w:color="D6D6D6"/>
-              <w:bottom w:val="single" w:sz="6" w:space="0" w:color="D6D6D6"/>
-              <w:right w:val="single" w:sz="6" w:space="0" w:color="D6D6D6"/>
-            </w:tcBorders>
-            <w:shd w:val="clear" w:color="auto" w:fill="FFFFFF"/>
-            <w:tcMar>
-              <w:top w:w="90" w:type="dxa"/>
-              <w:left w:w="195" w:type="dxa"/>
-              <w:bottom w:w="90" w:type="dxa"/>
-              <w:right w:w="195" w:type="dxa"/>
-            </w:tcMar>
-            <w:vAlign w:val="center"/>
-            <w:hideMark/>
-          </w:tcPr>
-          <w:p>
-            <w:pPr>
-              <w:rPr>
-                <w:rFonts w:ascii="Arial" w:hAnsi="Arial" w:cs="Arial"/>
-                <w:sz w:val="20"/>
-                <w:szCs w:val="20"/>
-              </w:rPr>
-            </w:pPr>
-            <w:r>
-              <w:rPr>
-                <w:rFonts w:ascii="Arial" w:hAnsi="Arial" w:cs="Arial"/>
-                <w:sz w:val="20"/>
-                <w:szCs w:val="20"/>
-              </w:rPr>
-              <w:t>-0.008</w:t>
-            </w:r>
-          </w:p>
-        </w:tc>
-        <w:tc>
-          <w:tcPr>
-            <w:tcW w:w="992" w:type="dxa"/>
-            <w:tcBorders>
-              <w:top w:val="single" w:sz="6" w:space="0" w:color="D6D6D6"/>
-              <w:left w:val="single" w:sz="6" w:space="0" w:color="D6D6D6"/>
-              <w:bottom w:val="single" w:sz="6" w:space="0" w:color="D6D6D6"/>
-              <w:right w:val="single" w:sz="6" w:space="0" w:color="D6D6D6"/>
-            </w:tcBorders>
-            <w:shd w:val="clear" w:color="auto" w:fill="FFFFFF"/>
-            <w:tcMar>
-              <w:top w:w="90" w:type="dxa"/>
-              <w:left w:w="195" w:type="dxa"/>
-              <w:bottom w:w="90" w:type="dxa"/>
-              <w:right w:w="195" w:type="dxa"/>
-            </w:tcMar>
-            <w:vAlign w:val="center"/>
-            <w:hideMark/>
-          </w:tcPr>
-          <w:p>
-            <w:pPr>
-              <w:rPr>
-                <w:rFonts w:ascii="Arial" w:hAnsi="Arial" w:cs="Arial"/>
-                <w:sz w:val="20"/>
-                <w:szCs w:val="20"/>
-              </w:rPr>
-            </w:pPr>
-            <w:r>
-              <w:rPr>
-                <w:rFonts w:ascii="Arial" w:hAnsi="Arial" w:cs="Arial"/>
-                <w:sz w:val="20"/>
-                <w:szCs w:val="20"/>
-              </w:rPr>
-              <w:t>4333</w:t>
-            </w:r>
-          </w:p>
-        </w:tc>
-      </w:tr>
-      <w:tr>
-        <w:trPr>
-          <w:trHeight w:val="227"/>
-        </w:trPr>
-        <w:tc>
-          <w:tcPr>
-            <w:tcW w:w="3394" w:type="dxa"/>
-            <w:tcBorders>
-              <w:top w:val="single" w:sz="6" w:space="0" w:color="D6D6D6"/>
-              <w:left w:val="single" w:sz="6" w:space="0" w:color="D6D6D6"/>
-              <w:bottom w:val="single" w:sz="6" w:space="0" w:color="D6D6D6"/>
-              <w:right w:val="single" w:sz="6" w:space="0" w:color="D6D6D6"/>
-            </w:tcBorders>
-            <w:shd w:val="clear" w:color="auto" w:fill="FFFFFF"/>
-            <w:tcMar>
-              <w:top w:w="90" w:type="dxa"/>
-              <w:left w:w="195" w:type="dxa"/>
-              <w:bottom w:w="90" w:type="dxa"/>
-              <w:right w:w="195" w:type="dxa"/>
-            </w:tcMar>
-            <w:vAlign w:val="center"/>
-            <w:hideMark/>
-          </w:tcPr>
-          <w:p>
-            <w:pPr>
-              <w:rPr>
-                <w:rFonts w:ascii="Arial" w:hAnsi="Arial" w:cs="Arial"/>
-                <w:sz w:val="20"/>
-                <w:szCs w:val="20"/>
-              </w:rPr>
-            </w:pPr>
-            <w:proofErr w:type="spellStart"/>
-            <w:r>
-              <w:rPr>
-                <w:rFonts w:ascii="Arial" w:hAnsi="Arial" w:cs="Arial"/>
-                <w:sz w:val="20"/>
-                <w:szCs w:val="20"/>
-              </w:rPr>
-              <w:t>index_variant</w:t>
-            </w:r>
-            <w:proofErr w:type="spellEnd"/>
-            <w:r>
-              <w:rPr>
-                <w:rFonts w:ascii="Arial" w:hAnsi="Arial" w:cs="Arial"/>
-                <w:sz w:val="20"/>
-                <w:szCs w:val="20"/>
-              </w:rPr>
-              <w:t>=QLA</w:t>
-            </w:r>
-          </w:p>
-        </w:tc>
-        <w:tc>
-          <w:tcPr>
-            <w:tcW w:w="1418" w:type="dxa"/>
-            <w:tcBorders>
-              <w:top w:val="single" w:sz="6" w:space="0" w:color="D6D6D6"/>
-              <w:left w:val="single" w:sz="6" w:space="0" w:color="D6D6D6"/>
-              <w:bottom w:val="single" w:sz="6" w:space="0" w:color="D6D6D6"/>
-              <w:right w:val="single" w:sz="6" w:space="0" w:color="D6D6D6"/>
-            </w:tcBorders>
-            <w:shd w:val="clear" w:color="auto" w:fill="FFFFFF"/>
-            <w:tcMar>
-              <w:top w:w="90" w:type="dxa"/>
-              <w:left w:w="195" w:type="dxa"/>
-              <w:bottom w:w="90" w:type="dxa"/>
-              <w:right w:w="195" w:type="dxa"/>
-            </w:tcMar>
-            <w:vAlign w:val="center"/>
-            <w:hideMark/>
-          </w:tcPr>
-          <w:p>
-            <w:pPr>
-              <w:rPr>
-                <w:rFonts w:ascii="Arial" w:hAnsi="Arial" w:cs="Arial"/>
-                <w:sz w:val="20"/>
-                <w:szCs w:val="20"/>
-              </w:rPr>
-            </w:pPr>
-            <w:r>
-              <w:rPr>
-                <w:rFonts w:ascii="Arial" w:hAnsi="Arial" w:cs="Arial"/>
-                <w:sz w:val="20"/>
-                <w:szCs w:val="20"/>
-              </w:rPr>
-              <w:t>0.770</w:t>
-            </w:r>
-          </w:p>
-        </w:tc>
-        <w:tc>
-          <w:tcPr>
-            <w:tcW w:w="1417" w:type="dxa"/>
-            <w:tcBorders>
-              <w:top w:val="single" w:sz="6" w:space="0" w:color="D6D6D6"/>
-              <w:left w:val="single" w:sz="6" w:space="0" w:color="D6D6D6"/>
-              <w:bottom w:val="single" w:sz="6" w:space="0" w:color="D6D6D6"/>
-              <w:right w:val="single" w:sz="6" w:space="0" w:color="D6D6D6"/>
-            </w:tcBorders>
-            <w:shd w:val="clear" w:color="auto" w:fill="FFFFFF"/>
-            <w:tcMar>
-              <w:top w:w="90" w:type="dxa"/>
-              <w:left w:w="195" w:type="dxa"/>
-              <w:bottom w:w="90" w:type="dxa"/>
-              <w:right w:w="195" w:type="dxa"/>
-            </w:tcMar>
-            <w:vAlign w:val="center"/>
-            <w:hideMark/>
-          </w:tcPr>
-          <w:p>
-            <w:pPr>
-              <w:rPr>
-                <w:rFonts w:ascii="Arial" w:hAnsi="Arial" w:cs="Arial"/>
-                <w:sz w:val="20"/>
-                <w:szCs w:val="20"/>
-              </w:rPr>
-            </w:pPr>
-            <w:r>
-              <w:rPr>
-                <w:rFonts w:ascii="Arial" w:hAnsi="Arial" w:cs="Arial"/>
-                <w:sz w:val="20"/>
-                <w:szCs w:val="20"/>
-              </w:rPr>
-              <w:t>0.263</w:t>
-            </w:r>
-          </w:p>
-        </w:tc>
-        <w:tc>
-          <w:tcPr>
-            <w:tcW w:w="2127" w:type="dxa"/>
-            <w:tcBorders>
-              <w:top w:val="single" w:sz="6" w:space="0" w:color="D6D6D6"/>
-              <w:left w:val="single" w:sz="6" w:space="0" w:color="D6D6D6"/>
-              <w:bottom w:val="single" w:sz="6" w:space="0" w:color="D6D6D6"/>
-              <w:right w:val="single" w:sz="6" w:space="0" w:color="D6D6D6"/>
-            </w:tcBorders>
-            <w:shd w:val="clear" w:color="auto" w:fill="FFFFFF"/>
-            <w:tcMar>
-              <w:top w:w="90" w:type="dxa"/>
-              <w:left w:w="195" w:type="dxa"/>
-              <w:bottom w:w="90" w:type="dxa"/>
-              <w:right w:w="195" w:type="dxa"/>
-            </w:tcMar>
-            <w:vAlign w:val="center"/>
-            <w:hideMark/>
-          </w:tcPr>
-          <w:p>
-            <w:pPr>
-              <w:rPr>
-                <w:rFonts w:ascii="Arial" w:hAnsi="Arial" w:cs="Arial"/>
-                <w:sz w:val="20"/>
-                <w:szCs w:val="20"/>
-              </w:rPr>
-            </w:pPr>
-            <w:r>
-              <w:rPr>
-                <w:rFonts w:ascii="Arial" w:hAnsi="Arial" w:cs="Arial"/>
-                <w:sz w:val="20"/>
-                <w:szCs w:val="20"/>
-              </w:rPr>
-              <w:t>+0.083</w:t>
-            </w:r>
-          </w:p>
-        </w:tc>
-        <w:tc>
-          <w:tcPr>
-            <w:tcW w:w="992" w:type="dxa"/>
-            <w:tcBorders>
-              <w:top w:val="single" w:sz="6" w:space="0" w:color="D6D6D6"/>
-              <w:left w:val="single" w:sz="6" w:space="0" w:color="D6D6D6"/>
-              <w:bottom w:val="single" w:sz="6" w:space="0" w:color="D6D6D6"/>
-              <w:right w:val="single" w:sz="6" w:space="0" w:color="D6D6D6"/>
-            </w:tcBorders>
-            <w:shd w:val="clear" w:color="auto" w:fill="FFFFFF"/>
-            <w:tcMar>
-              <w:top w:w="90" w:type="dxa"/>
-              <w:left w:w="195" w:type="dxa"/>
-              <w:bottom w:w="90" w:type="dxa"/>
-              <w:right w:w="195" w:type="dxa"/>
-            </w:tcMar>
-            <w:vAlign w:val="center"/>
-            <w:hideMark/>
-          </w:tcPr>
-          <w:p>
-            <w:pPr>
-              <w:rPr>
-                <w:rFonts w:ascii="Arial" w:hAnsi="Arial" w:cs="Arial"/>
-                <w:sz w:val="20"/>
-                <w:szCs w:val="20"/>
-              </w:rPr>
-            </w:pPr>
-            <w:r>
-              <w:rPr>
-                <w:rFonts w:ascii="Arial" w:hAnsi="Arial" w:cs="Arial"/>
-                <w:sz w:val="20"/>
-                <w:szCs w:val="20"/>
-              </w:rPr>
-              <w:t>10924</w:t>
-            </w:r>
-          </w:p>
-        </w:tc>
-      </w:tr>
-      <w:tr>
-        <w:trPr>
-          <w:trHeight w:val="227"/>
-        </w:trPr>
-        <w:tc>
-          <w:tcPr>
-            <w:tcW w:w="3394" w:type="dxa"/>
-            <w:tcBorders>
-              <w:top w:val="single" w:sz="6" w:space="0" w:color="D6D6D6"/>
-              <w:left w:val="single" w:sz="6" w:space="0" w:color="D6D6D6"/>
-              <w:bottom w:val="single" w:sz="6" w:space="0" w:color="D6D6D6"/>
-              <w:right w:val="single" w:sz="6" w:space="0" w:color="D6D6D6"/>
-            </w:tcBorders>
-            <w:shd w:val="clear" w:color="auto" w:fill="FFFFFF"/>
-            <w:tcMar>
-              <w:top w:w="90" w:type="dxa"/>
-              <w:left w:w="195" w:type="dxa"/>
-              <w:bottom w:w="90" w:type="dxa"/>
-              <w:right w:w="195" w:type="dxa"/>
-            </w:tcMar>
-            <w:vAlign w:val="center"/>
-            <w:hideMark/>
-          </w:tcPr>
-          <w:p>
-            <w:pPr>
-              <w:rPr>
-                <w:rFonts w:ascii="Arial" w:hAnsi="Arial" w:cs="Arial"/>
-                <w:sz w:val="20"/>
-                <w:szCs w:val="20"/>
-              </w:rPr>
-            </w:pPr>
-            <w:proofErr w:type="spellStart"/>
-            <w:r>
-              <w:rPr>
-                <w:rFonts w:ascii="Arial" w:hAnsi="Arial" w:cs="Arial"/>
-                <w:sz w:val="20"/>
-                <w:szCs w:val="20"/>
-              </w:rPr>
-              <w:t>index_variant</w:t>
-            </w:r>
-            <w:proofErr w:type="spellEnd"/>
-            <w:r>
-              <w:rPr>
-                <w:rFonts w:ascii="Arial" w:hAnsi="Arial" w:cs="Arial"/>
-                <w:sz w:val="20"/>
-                <w:szCs w:val="20"/>
-              </w:rPr>
-              <w:t>=QLAD</w:t>
-            </w:r>
-          </w:p>
-        </w:tc>
-        <w:tc>
-          <w:tcPr>
-            <w:tcW w:w="1418" w:type="dxa"/>
-            <w:tcBorders>
-              <w:top w:val="single" w:sz="6" w:space="0" w:color="D6D6D6"/>
-              <w:left w:val="single" w:sz="6" w:space="0" w:color="D6D6D6"/>
-              <w:bottom w:val="single" w:sz="6" w:space="0" w:color="D6D6D6"/>
-              <w:right w:val="single" w:sz="6" w:space="0" w:color="D6D6D6"/>
-            </w:tcBorders>
-            <w:shd w:val="clear" w:color="auto" w:fill="FFFFFF"/>
-            <w:tcMar>
-              <w:top w:w="90" w:type="dxa"/>
-              <w:left w:w="195" w:type="dxa"/>
-              <w:bottom w:w="90" w:type="dxa"/>
-              <w:right w:w="195" w:type="dxa"/>
-            </w:tcMar>
-            <w:vAlign w:val="center"/>
-            <w:hideMark/>
-          </w:tcPr>
-          <w:p>
-            <w:pPr>
-              <w:rPr>
-                <w:rFonts w:ascii="Arial" w:hAnsi="Arial" w:cs="Arial"/>
-                <w:sz w:val="20"/>
-                <w:szCs w:val="20"/>
-              </w:rPr>
-            </w:pPr>
-            <w:r>
-              <w:rPr>
-                <w:rFonts w:ascii="Arial" w:hAnsi="Arial" w:cs="Arial"/>
-                <w:sz w:val="20"/>
-                <w:szCs w:val="20"/>
-              </w:rPr>
-              <w:t>0.835</w:t>
-            </w:r>
-          </w:p>
-        </w:tc>
-        <w:tc>
-          <w:tcPr>
-            <w:tcW w:w="1417" w:type="dxa"/>
-            <w:tcBorders>
-              <w:top w:val="single" w:sz="6" w:space="0" w:color="D6D6D6"/>
-              <w:left w:val="single" w:sz="6" w:space="0" w:color="D6D6D6"/>
-              <w:bottom w:val="single" w:sz="6" w:space="0" w:color="D6D6D6"/>
-              <w:right w:val="single" w:sz="6" w:space="0" w:color="D6D6D6"/>
-            </w:tcBorders>
-            <w:shd w:val="clear" w:color="auto" w:fill="FFFFFF"/>
-            <w:tcMar>
-              <w:top w:w="90" w:type="dxa"/>
-              <w:left w:w="195" w:type="dxa"/>
-              <w:bottom w:w="90" w:type="dxa"/>
-              <w:right w:w="195" w:type="dxa"/>
-            </w:tcMar>
-            <w:vAlign w:val="center"/>
-            <w:hideMark/>
-          </w:tcPr>
-          <w:p>
-            <w:pPr>
-              <w:rPr>
-                <w:rFonts w:ascii="Arial" w:hAnsi="Arial" w:cs="Arial"/>
-                <w:sz w:val="20"/>
-                <w:szCs w:val="20"/>
-              </w:rPr>
-            </w:pPr>
-            <w:r>
-              <w:rPr>
-                <w:rFonts w:ascii="Arial" w:hAnsi="Arial" w:cs="Arial"/>
-                <w:sz w:val="20"/>
-                <w:szCs w:val="20"/>
-              </w:rPr>
-              <w:t>0.328</w:t>
-            </w:r>
-          </w:p>
-        </w:tc>
-        <w:tc>
-          <w:tcPr>
-            <w:tcW w:w="2127" w:type="dxa"/>
-            <w:tcBorders>
-              <w:top w:val="single" w:sz="6" w:space="0" w:color="D6D6D6"/>
-              <w:left w:val="single" w:sz="6" w:space="0" w:color="D6D6D6"/>
-              <w:bottom w:val="single" w:sz="6" w:space="0" w:color="D6D6D6"/>
-              <w:right w:val="single" w:sz="6" w:space="0" w:color="D6D6D6"/>
-            </w:tcBorders>
-            <w:shd w:val="clear" w:color="auto" w:fill="FFFFFF"/>
-            <w:tcMar>
-              <w:top w:w="90" w:type="dxa"/>
-              <w:left w:w="195" w:type="dxa"/>
-              <w:bottom w:w="90" w:type="dxa"/>
-              <w:right w:w="195" w:type="dxa"/>
-            </w:tcMar>
-            <w:vAlign w:val="center"/>
-            <w:hideMark/>
-          </w:tcPr>
-          <w:p>
-            <w:pPr>
-              <w:rPr>
-                <w:rFonts w:ascii="Arial" w:hAnsi="Arial" w:cs="Arial"/>
-                <w:sz w:val="20"/>
-                <w:szCs w:val="20"/>
-              </w:rPr>
-            </w:pPr>
-            <w:r>
-              <w:rPr>
-                <w:rFonts w:ascii="Arial" w:hAnsi="Arial" w:cs="Arial"/>
-                <w:sz w:val="20"/>
-                <w:szCs w:val="20"/>
-              </w:rPr>
-              <w:t>+0.148</w:t>
-            </w:r>
-          </w:p>
-        </w:tc>
-        <w:tc>
-          <w:tcPr>
-            <w:tcW w:w="992" w:type="dxa"/>
-            <w:tcBorders>
-              <w:top w:val="single" w:sz="6" w:space="0" w:color="D6D6D6"/>
-              <w:left w:val="single" w:sz="6" w:space="0" w:color="D6D6D6"/>
-              <w:bottom w:val="single" w:sz="6" w:space="0" w:color="D6D6D6"/>
-              <w:right w:val="single" w:sz="6" w:space="0" w:color="D6D6D6"/>
-            </w:tcBorders>
-            <w:shd w:val="clear" w:color="auto" w:fill="FFFFFF"/>
-            <w:tcMar>
-              <w:top w:w="90" w:type="dxa"/>
-              <w:left w:w="195" w:type="dxa"/>
-              <w:bottom w:w="90" w:type="dxa"/>
-              <w:right w:w="195" w:type="dxa"/>
-            </w:tcMar>
-            <w:vAlign w:val="center"/>
-            <w:hideMark/>
-          </w:tcPr>
-          <w:p>
-            <w:pPr>
-              <w:rPr>
-                <w:rFonts w:ascii="Arial" w:hAnsi="Arial" w:cs="Arial"/>
-                <w:sz w:val="20"/>
-                <w:szCs w:val="20"/>
-              </w:rPr>
-            </w:pPr>
-            <w:r>
-              <w:rPr>
-                <w:rFonts w:ascii="Arial" w:hAnsi="Arial" w:cs="Arial"/>
-                <w:sz w:val="20"/>
-                <w:szCs w:val="20"/>
-              </w:rPr>
-              <w:t>16671</w:t>
-            </w:r>
-          </w:p>
-        </w:tc>
-      </w:tr>
-    </w:tbl>
-    <w:p>
-      <w:pPr>
+        <w:t xml:space="preserve">ablation (Table </w:t>
+      </w:r>
+      <w:r>
         <w:rPr>
           <w:rFonts w:ascii="Arial" w:hAnsi="Arial" w:cs="Arial"/>
           <w:color w:val="595959" w:themeColor="text1" w:themeTint="A6"/>
           <w:sz w:val="18"/>
           <w:szCs w:val="18"/>
         </w:rPr>
-      </w:pPr>
+        <w:t>7</w:t>
+      </w:r>
       <w:r>
         <w:rPr>
           <w:rFonts w:ascii="Arial" w:hAnsi="Arial" w:cs="Arial"/>
@@ -6257,27 +4149,7 @@
           <w:sz w:val="18"/>
           <w:szCs w:val="18"/>
         </w:rPr>
-        <w:t xml:space="preserve">This grid was run before the configuration was re-tuned and frozen, so the accuracy differences shown (Δ column) are measured against the step-2 baseline (0.785), not against the final frozen system. Because the grid wasn't re-run at the final </w:t>
-      </w:r>
-      <w:proofErr w:type="spellStart"/>
-      <w:r>
-        <w:rPr>
-          <w:rFonts w:ascii="Arial" w:hAnsi="Arial" w:cs="Arial"/>
-          <w:color w:val="595959" w:themeColor="text1" w:themeTint="A6"/>
-          <w:sz w:val="18"/>
-          <w:szCs w:val="18"/>
-        </w:rPr>
-        <w:t>vectoriser</w:t>
-      </w:r>
-      <w:proofErr w:type="spellEnd"/>
-      <w:r>
-        <w:rPr>
-          <w:rFonts w:ascii="Arial" w:hAnsi="Arial" w:cs="Arial"/>
-          <w:color w:val="595959" w:themeColor="text1" w:themeTint="A6"/>
-          <w:sz w:val="18"/>
-          <w:szCs w:val="18"/>
-        </w:rPr>
-        <w:t xml:space="preserve"> settings, the QLAD/class-blob improvement it shows is suggestive rather than confirmed.</w:t>
+        <w:t>).</w:t>
       </w:r>
     </w:p>
     <w:p>
@@ -6285,7 +4157,6 @@
         <w:pStyle w:val="Heading3"/>
       </w:pPr>
       <w:r>
-        <w:lastRenderedPageBreak/>
         <w:t>2.3 Traditional NLP Approach</w:t>
       </w:r>
     </w:p>
@@ -6303,39 +4174,39 @@
           <w:sz w:val="22"/>
           <w:szCs w:val="22"/>
         </w:rPr>
-        <w:t>TF</w:t>
-      </w:r>
-      <w:r>
-        <w:rPr>
-          <w:rFonts w:ascii="Arial" w:hAnsi="Arial" w:cs="Arial"/>
-          <w:sz w:val="22"/>
-          <w:szCs w:val="22"/>
-        </w:rPr>
-        <w:t>-</w:t>
-      </w:r>
-      <w:r>
-        <w:rPr>
-          <w:rFonts w:ascii="Arial" w:hAnsi="Arial" w:cs="Arial"/>
-          <w:sz w:val="22"/>
-          <w:szCs w:val="22"/>
-        </w:rPr>
-        <w:t xml:space="preserve">IDF vectorisation is followed by a cosine k-nearest-neighbour classifier, where the predicted label is voted for by top-k (k=1) neighbours and weighed by similarity (Figure </w:t>
-      </w:r>
-      <w:r>
-        <w:rPr>
-          <w:rFonts w:ascii="Arial" w:hAnsi="Arial" w:cs="Arial"/>
-          <w:sz w:val="22"/>
-          <w:szCs w:val="22"/>
-        </w:rPr>
-        <w:t>1</w:t>
-      </w:r>
-      <w:r>
-        <w:rPr>
-          <w:rFonts w:ascii="Arial" w:hAnsi="Arial" w:cs="Arial"/>
-          <w:sz w:val="22"/>
-          <w:szCs w:val="22"/>
-        </w:rPr>
-        <w:t>). The same weighted ranking informs Arm 3's depth-20 shortlist, letting one very close neighbour outrank several weak ones.</w:t>
+        <w:t xml:space="preserve">TF-IDF vectorisation is followed by a cosine nearest-neighbour classifier over a class-level index: each of the 906 classes is one document, concatenating all text assigned to it (label, training questions, answers and the NHS page, depending on the variant below), rather than one document per training question. No class can then appear twice in the ranking, so similarity-weighted voting over any k returns the same label as k=1, and prediction reduces to the closest class by cosine similarity (Figure 1). </w:t>
+      </w:r>
+      <w:r>
+        <w:rPr>
+          <w:rFonts w:ascii="Arial" w:hAnsi="Arial" w:cs="Arial"/>
+          <w:sz w:val="22"/>
+          <w:szCs w:val="22"/>
+        </w:rPr>
+        <w:t>The</w:t>
+      </w:r>
+      <w:r>
+        <w:rPr>
+          <w:rFonts w:ascii="Arial" w:hAnsi="Arial" w:cs="Arial"/>
+          <w:sz w:val="22"/>
+          <w:szCs w:val="22"/>
+        </w:rPr>
+        <w:t xml:space="preserve"> top 20 </w:t>
+      </w:r>
+      <w:r>
+        <w:rPr>
+          <w:rFonts w:ascii="Arial" w:hAnsi="Arial" w:cs="Arial"/>
+          <w:sz w:val="22"/>
+          <w:szCs w:val="22"/>
+        </w:rPr>
+        <w:t xml:space="preserve">of that ranking </w:t>
+      </w:r>
+      <w:r>
+        <w:rPr>
+          <w:rFonts w:ascii="Arial" w:hAnsi="Arial" w:cs="Arial"/>
+          <w:sz w:val="22"/>
+          <w:szCs w:val="22"/>
+        </w:rPr>
+        <w:t>form Arm 3's shortlist.</w:t>
       </w:r>
     </w:p>
     <w:p>
@@ -6419,6 +4290,7 @@
           <w:sz w:val="22"/>
           <w:szCs w:val="22"/>
         </w:rPr>
+        <w:lastRenderedPageBreak/>
         <w:drawing>
           <wp:inline distT="0" distB="0" distL="0" distR="0" wp14:anchorId="50435E0A" wp14:editId="432060B4">
             <wp:extent cx="5731510" cy="1865083"/>
@@ -6464,16 +4336,16 @@
           </wp:inline>
         </w:drawing>
       </w:r>
-    </w:p>
-    <w:p>
-      <w:pPr>
+      <w:r>
         <w:rPr>
           <w:rFonts w:ascii="Arial" w:hAnsi="Arial" w:cs="Arial"/>
           <w:color w:val="595959" w:themeColor="text1" w:themeTint="A6"/>
           <w:sz w:val="18"/>
           <w:szCs w:val="18"/>
         </w:rPr>
-      </w:pPr>
+        <w:t xml:space="preserve">Pipeline diagram: the training questions and 906 NHS documents were indexed under the frozen QLAD class-blob configuration with </w:t>
+      </w:r>
+      <w:proofErr w:type="spellStart"/>
       <w:r>
         <w:rPr>
           <w:rFonts w:ascii="Arial" w:hAnsi="Arial" w:cs="Arial"/>
@@ -6481,9 +4353,9 @@
           <w:sz w:val="18"/>
           <w:szCs w:val="18"/>
         </w:rPr>
-        <w:t>Pipeline diagram: </w:t>
-      </w:r>
-      <w:proofErr w:type="spellStart"/>
+        <w:t>ngram_range</w:t>
+      </w:r>
+      <w:proofErr w:type="spellEnd"/>
       <w:r>
         <w:rPr>
           <w:rFonts w:ascii="Arial" w:hAnsi="Arial" w:cs="Arial"/>
@@ -6491,9 +4363,8 @@
           <w:sz w:val="18"/>
           <w:szCs w:val="18"/>
         </w:rPr>
-        <w:t>split_fit</w:t>
-      </w:r>
-      <w:proofErr w:type="spellEnd"/>
+        <w:t>= (</w:t>
+      </w:r>
       <w:r>
         <w:rPr>
           <w:rFonts w:ascii="Arial" w:hAnsi="Arial" w:cs="Arial"/>
@@ -6501,7 +4372,7 @@
           <w:sz w:val="18"/>
           <w:szCs w:val="18"/>
         </w:rPr>
-        <w:t xml:space="preserve"> questions and the 906 NHS documents </w:t>
+        <w:t xml:space="preserve">1,2). The test question is the only inference-time input, producing a </w:t>
       </w:r>
       <w:r>
         <w:rPr>
@@ -6510,7 +4381,7 @@
           <w:sz w:val="18"/>
           <w:szCs w:val="18"/>
         </w:rPr>
-        <w:t xml:space="preserve">were </w:t>
+        <w:t>top 1</w:t>
       </w:r>
       <w:r>
         <w:rPr>
@@ -6519,9 +4390,8 @@
           <w:sz w:val="18"/>
           <w:szCs w:val="18"/>
         </w:rPr>
-        <w:t>indexed under the frozen QLAD/</w:t>
-      </w:r>
-      <w:proofErr w:type="spellStart"/>
+        <w:t xml:space="preserve"> prediction and a top</w:t>
+      </w:r>
       <w:r>
         <w:rPr>
           <w:rFonts w:ascii="Arial" w:hAnsi="Arial" w:cs="Arial"/>
@@ -6529,9 +4399,8 @@
           <w:sz w:val="18"/>
           <w:szCs w:val="18"/>
         </w:rPr>
-        <w:t>class_blob</w:t>
-      </w:r>
-      <w:proofErr w:type="spellEnd"/>
+        <w:t xml:space="preserve"> </w:t>
+      </w:r>
       <w:r>
         <w:rPr>
           <w:rFonts w:ascii="Arial" w:hAnsi="Arial" w:cs="Arial"/>
@@ -6539,10 +4408,8 @@
           <w:sz w:val="18"/>
           <w:szCs w:val="18"/>
         </w:rPr>
-        <w:t>/</w:t>
-      </w:r>
-      <w:proofErr w:type="spellStart"/>
-      <w:proofErr w:type="gramStart"/>
+        <w:t>20 shortlist for Arm 3. Green blocks mark settings frozen in configuration file</w:t>
+      </w:r>
       <w:r>
         <w:rPr>
           <w:rFonts w:ascii="Arial" w:hAnsi="Arial" w:cs="Arial"/>
@@ -6550,9 +4417,8 @@
           <w:sz w:val="18"/>
           <w:szCs w:val="18"/>
         </w:rPr>
-        <w:t>ngram</w:t>
-      </w:r>
-      <w:proofErr w:type="spellEnd"/>
+        <w:t xml:space="preserve"> (config.py)</w:t>
+      </w:r>
       <w:r>
         <w:rPr>
           <w:rFonts w:ascii="Arial" w:hAnsi="Arial" w:cs="Arial"/>
@@ -6560,147 +4426,7 @@
           <w:sz w:val="18"/>
           <w:szCs w:val="18"/>
         </w:rPr>
-        <w:t>(</w:t>
-      </w:r>
-      <w:proofErr w:type="gramEnd"/>
-      <w:r>
-        <w:rPr>
-          <w:rFonts w:ascii="Arial" w:hAnsi="Arial" w:cs="Arial"/>
-          <w:color w:val="595959" w:themeColor="text1" w:themeTint="A6"/>
-          <w:sz w:val="18"/>
-          <w:szCs w:val="18"/>
-        </w:rPr>
-        <w:t>1,2) configuration</w:t>
-      </w:r>
-      <w:r>
-        <w:rPr>
-          <w:rFonts w:ascii="Arial" w:hAnsi="Arial" w:cs="Arial"/>
-          <w:color w:val="595959" w:themeColor="text1" w:themeTint="A6"/>
-          <w:sz w:val="18"/>
-          <w:szCs w:val="18"/>
-        </w:rPr>
         <w:t>.</w:t>
-      </w:r>
-      <w:r>
-        <w:rPr>
-          <w:rFonts w:ascii="Arial" w:hAnsi="Arial" w:cs="Arial"/>
-          <w:color w:val="595959" w:themeColor="text1" w:themeTint="A6"/>
-          <w:sz w:val="18"/>
-          <w:szCs w:val="18"/>
-        </w:rPr>
-        <w:t xml:space="preserve"> </w:t>
-      </w:r>
-      <w:r>
-        <w:rPr>
-          <w:rFonts w:ascii="Arial" w:hAnsi="Arial" w:cs="Arial"/>
-          <w:color w:val="595959" w:themeColor="text1" w:themeTint="A6"/>
-          <w:sz w:val="18"/>
-          <w:szCs w:val="18"/>
-        </w:rPr>
-        <w:t>T</w:t>
-      </w:r>
-      <w:r>
-        <w:rPr>
-          <w:rFonts w:ascii="Arial" w:hAnsi="Arial" w:cs="Arial"/>
-          <w:color w:val="595959" w:themeColor="text1" w:themeTint="A6"/>
-          <w:sz w:val="18"/>
-          <w:szCs w:val="18"/>
-        </w:rPr>
-        <w:t xml:space="preserve">he test question is the only inference-time input, producing a </w:t>
-      </w:r>
-      <w:proofErr w:type="gramStart"/>
-      <w:r>
-        <w:rPr>
-          <w:rFonts w:ascii="Arial" w:hAnsi="Arial" w:cs="Arial"/>
-          <w:color w:val="595959" w:themeColor="text1" w:themeTint="A6"/>
-          <w:sz w:val="18"/>
-          <w:szCs w:val="18"/>
-        </w:rPr>
-        <w:t>top-1</w:t>
-      </w:r>
-      <w:proofErr w:type="gramEnd"/>
-      <w:r>
-        <w:rPr>
-          <w:rFonts w:ascii="Arial" w:hAnsi="Arial" w:cs="Arial"/>
-          <w:color w:val="595959" w:themeColor="text1" w:themeTint="A6"/>
-          <w:sz w:val="18"/>
-          <w:szCs w:val="18"/>
-        </w:rPr>
-        <w:t xml:space="preserve"> prediction and</w:t>
-      </w:r>
-      <w:r>
-        <w:rPr>
-          <w:rFonts w:ascii="Arial" w:hAnsi="Arial" w:cs="Arial"/>
-          <w:color w:val="595959" w:themeColor="text1" w:themeTint="A6"/>
-          <w:sz w:val="18"/>
-          <w:szCs w:val="18"/>
-        </w:rPr>
-        <w:t xml:space="preserve"> </w:t>
-      </w:r>
-      <w:r>
-        <w:rPr>
-          <w:rFonts w:ascii="Arial" w:hAnsi="Arial" w:cs="Arial"/>
-          <w:color w:val="595959" w:themeColor="text1" w:themeTint="A6"/>
-          <w:sz w:val="18"/>
-          <w:szCs w:val="18"/>
-        </w:rPr>
-        <w:t xml:space="preserve">a </w:t>
-      </w:r>
-      <w:proofErr w:type="gramStart"/>
-      <w:r>
-        <w:rPr>
-          <w:rFonts w:ascii="Arial" w:hAnsi="Arial" w:cs="Arial"/>
-          <w:color w:val="595959" w:themeColor="text1" w:themeTint="A6"/>
-          <w:sz w:val="18"/>
-          <w:szCs w:val="18"/>
-        </w:rPr>
-        <w:t>top-20</w:t>
-      </w:r>
-      <w:proofErr w:type="gramEnd"/>
-      <w:r>
-        <w:rPr>
-          <w:rFonts w:ascii="Arial" w:hAnsi="Arial" w:cs="Arial"/>
-          <w:color w:val="595959" w:themeColor="text1" w:themeTint="A6"/>
-          <w:sz w:val="18"/>
-          <w:szCs w:val="18"/>
-        </w:rPr>
-        <w:t xml:space="preserve"> shortlist</w:t>
-      </w:r>
-      <w:r>
-        <w:rPr>
-          <w:rFonts w:ascii="Arial" w:hAnsi="Arial" w:cs="Arial"/>
-          <w:color w:val="595959" w:themeColor="text1" w:themeTint="A6"/>
-          <w:sz w:val="18"/>
-          <w:szCs w:val="18"/>
-        </w:rPr>
-        <w:t xml:space="preserve"> </w:t>
-      </w:r>
-      <w:r>
-        <w:rPr>
-          <w:rFonts w:ascii="Arial" w:hAnsi="Arial" w:cs="Arial"/>
-          <w:color w:val="595959" w:themeColor="text1" w:themeTint="A6"/>
-          <w:sz w:val="18"/>
-          <w:szCs w:val="18"/>
-        </w:rPr>
-        <w:t xml:space="preserve">for Arm </w:t>
-      </w:r>
-      <w:r>
-        <w:rPr>
-          <w:rFonts w:ascii="Arial" w:hAnsi="Arial" w:cs="Arial"/>
-          <w:color w:val="595959" w:themeColor="text1" w:themeTint="A6"/>
-          <w:sz w:val="18"/>
-          <w:szCs w:val="18"/>
-        </w:rPr>
-        <w:t>3</w:t>
-      </w:r>
-      <w:r>
-        <w:rPr>
-          <w:rFonts w:ascii="Arial" w:hAnsi="Arial" w:cs="Arial"/>
-          <w:color w:val="595959" w:themeColor="text1" w:themeTint="A6"/>
-          <w:sz w:val="18"/>
-          <w:szCs w:val="18"/>
-        </w:rPr>
-        <w:t>. Green blocks mark settings frozen in config.py.</w:t>
       </w:r>
     </w:p>
     <w:p>
@@ -6846,7 +4572,23 @@
           <w:sz w:val="22"/>
           <w:szCs w:val="22"/>
         </w:rPr>
-        <w:t xml:space="preserve">, Random Forest and Logistic Regression were fit directly on TF-IDF vectors as supervised baselines, scoring 0.815, 0.765 and 0.635. They did not beat retrieval's 0.850, therefore neighbour matching </w:t>
+        <w:t>, Random Forest and Logistic Regression were fit directly on TF-IDF vectors as supervised baselines, scoring 0.815, 0.765 and 0.635. They did not beat retrieval's 0.850</w:t>
+      </w:r>
+      <w:r>
+        <w:rPr>
+          <w:rFonts w:ascii="Arial" w:hAnsi="Arial" w:cs="Arial"/>
+          <w:sz w:val="22"/>
+          <w:szCs w:val="22"/>
+        </w:rPr>
+        <w:t xml:space="preserve"> so </w:t>
+      </w:r>
+      <w:r>
+        <w:rPr>
+          <w:rFonts w:ascii="Arial" w:hAnsi="Arial" w:cs="Arial"/>
+          <w:sz w:val="22"/>
+          <w:szCs w:val="22"/>
+        </w:rPr>
+        <w:t xml:space="preserve">neighbour matching </w:t>
       </w:r>
       <w:r>
         <w:rPr>
@@ -6867,6 +4609,7 @@
     </w:p>
     <w:p>
       <w:pPr>
+        <w:spacing w:after="120"/>
         <w:rPr>
           <w:rFonts w:ascii="Arial" w:hAnsi="Arial" w:cs="Arial"/>
           <w:sz w:val="22"/>
@@ -6879,7 +4622,23 @@
           <w:sz w:val="22"/>
           <w:szCs w:val="22"/>
         </w:rPr>
-        <w:t xml:space="preserve">NHS-prose index text forced a </w:t>
+        <w:t>NHS</w:t>
+      </w:r>
+      <w:r>
+        <w:rPr>
+          <w:rFonts w:ascii="Arial" w:hAnsi="Arial" w:cs="Arial"/>
+          <w:sz w:val="22"/>
+          <w:szCs w:val="22"/>
+        </w:rPr>
+        <w:t xml:space="preserve"> </w:t>
+      </w:r>
+      <w:r>
+        <w:rPr>
+          <w:rFonts w:ascii="Arial" w:hAnsi="Arial" w:cs="Arial"/>
+          <w:sz w:val="22"/>
+          <w:szCs w:val="22"/>
+        </w:rPr>
+        <w:t xml:space="preserve">prose index text forced a </w:t>
       </w:r>
       <w:proofErr w:type="spellStart"/>
       <w:r>
@@ -6897,31 +4656,7 @@
           <w:sz w:val="22"/>
           <w:szCs w:val="22"/>
         </w:rPr>
-        <w:t xml:space="preserve"> re-tune,</w:t>
-      </w:r>
-      <w:r>
-        <w:rPr>
-          <w:rFonts w:ascii="Arial" w:hAnsi="Arial" w:cs="Arial"/>
-          <w:sz w:val="22"/>
-          <w:szCs w:val="22"/>
-        </w:rPr>
-        <w:t xml:space="preserve"> </w:t>
-      </w:r>
-      <w:r>
-        <w:rPr>
-          <w:rFonts w:ascii="Arial" w:hAnsi="Arial" w:cs="Arial"/>
-          <w:sz w:val="22"/>
-          <w:szCs w:val="22"/>
-        </w:rPr>
-        <w:t>selecting</w:t>
-      </w:r>
-      <w:r>
-        <w:rPr>
-          <w:rFonts w:ascii="Arial" w:hAnsi="Arial" w:cs="Arial"/>
-          <w:sz w:val="22"/>
-          <w:szCs w:val="22"/>
-        </w:rPr>
-        <w:t xml:space="preserve"> </w:t>
+        <w:t xml:space="preserve"> re-tune, selecting </w:t>
       </w:r>
       <w:proofErr w:type="spellStart"/>
       <w:r>
@@ -6949,15 +4684,7 @@
           <w:sz w:val="22"/>
           <w:szCs w:val="22"/>
         </w:rPr>
-        <w:t>1,2),</w:t>
-      </w:r>
-      <w:r>
-        <w:rPr>
-          <w:rFonts w:ascii="Arial" w:hAnsi="Arial" w:cs="Arial"/>
-          <w:sz w:val="22"/>
-          <w:szCs w:val="22"/>
-        </w:rPr>
-        <w:t xml:space="preserve"> </w:t>
+        <w:t xml:space="preserve">1,2), </w:t>
       </w:r>
       <w:proofErr w:type="spellStart"/>
       <w:r>
@@ -6975,58 +4702,82 @@
           <w:sz w:val="22"/>
           <w:szCs w:val="22"/>
         </w:rPr>
-        <w:t>=1</w:t>
-      </w:r>
-      <w:r>
-        <w:rPr>
-          <w:rFonts w:ascii="Arial" w:hAnsi="Arial" w:cs="Arial"/>
-          <w:sz w:val="22"/>
-          <w:szCs w:val="22"/>
-        </w:rPr>
-        <w:t xml:space="preserve"> </w:t>
-      </w:r>
-      <w:r>
-        <w:rPr>
-          <w:rFonts w:ascii="Arial" w:hAnsi="Arial" w:cs="Arial"/>
-          <w:sz w:val="22"/>
-          <w:szCs w:val="22"/>
-        </w:rPr>
-        <w:t xml:space="preserve">and no stop-word removal. Shortlist depth was fixed at </w:t>
-      </w:r>
-      <w:proofErr w:type="gramStart"/>
-      <w:r>
-        <w:rPr>
-          <w:rFonts w:ascii="Arial" w:hAnsi="Arial" w:cs="Arial"/>
-          <w:sz w:val="22"/>
-          <w:szCs w:val="22"/>
-        </w:rPr>
-        <w:t>20</w:t>
-      </w:r>
-      <w:proofErr w:type="gramEnd"/>
-      <w:r>
-        <w:rPr>
-          <w:rFonts w:ascii="Arial" w:hAnsi="Arial" w:cs="Arial"/>
-          <w:sz w:val="22"/>
-          <w:szCs w:val="22"/>
-        </w:rPr>
-        <w:t xml:space="preserve"> and the ceiling bounding Arm 3 is the</w:t>
-      </w:r>
-      <w:r>
-        <w:rPr>
-          <w:rFonts w:ascii="Arial" w:hAnsi="Arial" w:cs="Arial"/>
-          <w:sz w:val="22"/>
-          <w:szCs w:val="22"/>
-        </w:rPr>
-        <w:t xml:space="preserve"> higher</w:t>
-      </w:r>
-      <w:r>
-        <w:rPr>
-          <w:rFonts w:ascii="Arial" w:hAnsi="Arial" w:cs="Arial"/>
-          <w:sz w:val="22"/>
-          <w:szCs w:val="22"/>
-        </w:rPr>
-        <w:t xml:space="preserve"> test figure of 0.975, instead of the 0.995 validation.</w:t>
-      </w:r>
+        <w:t xml:space="preserve">=1 and no stop-word removal. Shortlist depth was fixed at 20. </w:t>
+      </w:r>
+      <w:r>
+        <w:rPr>
+          <w:rFonts w:ascii="Arial" w:hAnsi="Arial" w:cs="Arial"/>
+          <w:sz w:val="22"/>
+          <w:szCs w:val="22"/>
+        </w:rPr>
+        <w:t xml:space="preserve">This </w:t>
+      </w:r>
+      <w:r>
+        <w:rPr>
+          <w:rFonts w:ascii="Arial" w:hAnsi="Arial" w:cs="Arial"/>
+          <w:sz w:val="22"/>
+          <w:szCs w:val="22"/>
+        </w:rPr>
+        <w:t xml:space="preserve">limits </w:t>
+      </w:r>
+      <w:r>
+        <w:rPr>
+          <w:rFonts w:ascii="Arial" w:hAnsi="Arial" w:cs="Arial"/>
+          <w:sz w:val="22"/>
+          <w:szCs w:val="22"/>
+        </w:rPr>
+        <w:t xml:space="preserve">Arm 3's achievable accuracy at the fraction of questions whose true label appears somewhere in the </w:t>
+      </w:r>
+      <w:r>
+        <w:rPr>
+          <w:rFonts w:ascii="Arial" w:hAnsi="Arial" w:cs="Arial"/>
+          <w:sz w:val="22"/>
+          <w:szCs w:val="22"/>
+        </w:rPr>
+        <w:t>top 20</w:t>
+      </w:r>
+      <w:r>
+        <w:rPr>
+          <w:rFonts w:ascii="Arial" w:hAnsi="Arial" w:cs="Arial"/>
+          <w:sz w:val="22"/>
+          <w:szCs w:val="22"/>
+        </w:rPr>
+        <w:t xml:space="preserve"> candidates</w:t>
+      </w:r>
+      <w:r>
+        <w:rPr>
+          <w:rFonts w:ascii="Arial" w:hAnsi="Arial" w:cs="Arial"/>
+          <w:sz w:val="22"/>
+          <w:szCs w:val="22"/>
+        </w:rPr>
+        <w:t>,</w:t>
+      </w:r>
+      <w:r>
+        <w:rPr>
+          <w:rFonts w:ascii="Arial" w:hAnsi="Arial" w:cs="Arial"/>
+          <w:sz w:val="22"/>
+          <w:szCs w:val="22"/>
+        </w:rPr>
+        <w:t xml:space="preserve"> measured at the more conservative 0.975 on test, rather than the 0.995 seen on validation</w:t>
+      </w:r>
+      <w:r>
+        <w:rPr>
+          <w:rFonts w:ascii="Arial" w:hAnsi="Arial" w:cs="Arial"/>
+          <w:sz w:val="22"/>
+          <w:szCs w:val="22"/>
+        </w:rPr>
+        <w:t>.</w:t>
+      </w:r>
+    </w:p>
+    <w:p>
+      <w:pPr>
+        <w:spacing w:after="120"/>
+        <w:rPr>
+          <w:rFonts w:ascii="Arial" w:hAnsi="Arial" w:cs="Arial"/>
+          <w:sz w:val="22"/>
+          <w:szCs w:val="22"/>
+        </w:rPr>
+      </w:pPr>
     </w:p>
     <w:p>
       <w:pPr>
@@ -7099,7 +4850,7 @@
           <w:sz w:val="22"/>
           <w:szCs w:val="22"/>
         </w:rPr>
-        <w:t>, </w:t>
+        <w:t xml:space="preserve">, </w:t>
       </w:r>
       <w:proofErr w:type="spellStart"/>
       <w:r>
@@ -7117,7 +4868,7 @@
           <w:sz w:val="22"/>
           <w:szCs w:val="22"/>
         </w:rPr>
-        <w:t>=2e-5, </w:t>
+        <w:t xml:space="preserve">=2e-5, </w:t>
       </w:r>
       <w:proofErr w:type="spellStart"/>
       <w:r>
@@ -7135,7 +4886,7 @@
           <w:sz w:val="22"/>
           <w:szCs w:val="22"/>
         </w:rPr>
-        <w:t>=16, </w:t>
+        <w:t xml:space="preserve">=16, </w:t>
       </w:r>
       <w:proofErr w:type="spellStart"/>
       <w:r>
@@ -7153,23 +4904,23 @@
           <w:sz w:val="22"/>
           <w:szCs w:val="22"/>
         </w:rPr>
-        <w:t xml:space="preserve">=48). Learning rate and batch size were set at defaults across both encoders since at 3.5pp </w:t>
-      </w:r>
-      <w:r>
-        <w:rPr>
-          <w:rFonts w:ascii="Arial" w:hAnsi="Arial" w:cs="Arial"/>
-          <w:sz w:val="22"/>
-          <w:szCs w:val="22"/>
-        </w:rPr>
-        <w:t>standard error (</w:t>
-      </w:r>
-      <w:r>
-        <w:rPr>
-          <w:rFonts w:ascii="Arial" w:hAnsi="Arial" w:cs="Arial"/>
-          <w:sz w:val="22"/>
-          <w:szCs w:val="22"/>
-        </w:rPr>
-        <w:t>SE</w:t>
+        <w:t>=48). Learning rate and batch size were left at standard fine-tuning values across both encoders, since at 3.5</w:t>
+      </w:r>
+      <w:r>
+        <w:rPr>
+          <w:rFonts w:ascii="Arial" w:hAnsi="Arial" w:cs="Arial"/>
+          <w:sz w:val="22"/>
+          <w:szCs w:val="22"/>
+        </w:rPr>
+        <w:t xml:space="preserve"> percentage points (</w:t>
+      </w:r>
+      <w:r>
+        <w:rPr>
+          <w:rFonts w:ascii="Arial" w:hAnsi="Arial" w:cs="Arial"/>
+          <w:sz w:val="22"/>
+          <w:szCs w:val="22"/>
+        </w:rPr>
+        <w:t>pp</w:t>
       </w:r>
       <w:r>
         <w:rPr>
@@ -7185,119 +4936,7 @@
           <w:sz w:val="22"/>
           <w:szCs w:val="22"/>
         </w:rPr>
-        <w:t xml:space="preserve"> a 200-item hold-out </w:t>
-      </w:r>
-      <w:r>
-        <w:rPr>
-          <w:rFonts w:ascii="Arial" w:hAnsi="Arial" w:cs="Arial"/>
-          <w:sz w:val="22"/>
-          <w:szCs w:val="22"/>
-        </w:rPr>
-        <w:t>couldn’t resolve this</w:t>
-      </w:r>
-      <w:r>
-        <w:rPr>
-          <w:rFonts w:ascii="Arial" w:hAnsi="Arial" w:cs="Arial"/>
-          <w:sz w:val="22"/>
-          <w:szCs w:val="22"/>
-        </w:rPr>
-        <w:t xml:space="preserve">. Epoch selection </w:t>
-      </w:r>
-      <w:r>
-        <w:rPr>
-          <w:rFonts w:ascii="Arial" w:hAnsi="Arial" w:cs="Arial"/>
-          <w:sz w:val="22"/>
-          <w:szCs w:val="22"/>
-        </w:rPr>
-        <w:t xml:space="preserve">chooses </w:t>
-      </w:r>
-      <w:r>
-        <w:rPr>
-          <w:rFonts w:ascii="Arial" w:hAnsi="Arial" w:cs="Arial"/>
-          <w:sz w:val="22"/>
-          <w:szCs w:val="22"/>
-        </w:rPr>
-        <w:t xml:space="preserve">the fewest epochs within 1 SE over the training and validation curves (Figure </w:t>
-      </w:r>
-      <w:r>
-        <w:rPr>
-          <w:rFonts w:ascii="Arial" w:hAnsi="Arial" w:cs="Arial"/>
-          <w:sz w:val="22"/>
-          <w:szCs w:val="22"/>
-        </w:rPr>
-        <w:t>2</w:t>
-      </w:r>
-      <w:r>
-        <w:rPr>
-          <w:rFonts w:ascii="Arial" w:hAnsi="Arial" w:cs="Arial"/>
-          <w:sz w:val="22"/>
-          <w:szCs w:val="22"/>
-        </w:rPr>
-        <w:t>). Epoch 22 reache</w:t>
-      </w:r>
-      <w:r>
-        <w:rPr>
-          <w:rFonts w:ascii="Arial" w:hAnsi="Arial" w:cs="Arial"/>
-          <w:sz w:val="22"/>
-          <w:szCs w:val="22"/>
-        </w:rPr>
-        <w:t>d</w:t>
-      </w:r>
-      <w:r>
-        <w:rPr>
-          <w:rFonts w:ascii="Arial" w:hAnsi="Arial" w:cs="Arial"/>
-          <w:sz w:val="22"/>
-          <w:szCs w:val="22"/>
-        </w:rPr>
-        <w:t xml:space="preserve"> 0.870</w:t>
-      </w:r>
-      <w:r>
-        <w:rPr>
-          <w:rFonts w:ascii="Arial" w:hAnsi="Arial" w:cs="Arial"/>
-          <w:sz w:val="22"/>
-          <w:szCs w:val="22"/>
-        </w:rPr>
-        <w:t>,</w:t>
-      </w:r>
-      <w:r>
-        <w:rPr>
-          <w:rFonts w:ascii="Arial" w:hAnsi="Arial" w:cs="Arial"/>
-          <w:sz w:val="22"/>
-          <w:szCs w:val="22"/>
-        </w:rPr>
-        <w:t xml:space="preserve"> but </w:t>
-      </w:r>
-      <w:r>
-        <w:rPr>
-          <w:rFonts w:ascii="Arial" w:hAnsi="Arial" w:cs="Arial"/>
-          <w:sz w:val="22"/>
-          <w:szCs w:val="22"/>
-        </w:rPr>
-        <w:t xml:space="preserve">since </w:t>
-      </w:r>
-      <w:r>
-        <w:rPr>
-          <w:rFonts w:ascii="Arial" w:hAnsi="Arial" w:cs="Arial"/>
-          <w:sz w:val="22"/>
-          <w:szCs w:val="22"/>
-        </w:rPr>
-        <w:t>epoch 14 reache</w:t>
-      </w:r>
-      <w:r>
-        <w:rPr>
-          <w:rFonts w:ascii="Arial" w:hAnsi="Arial" w:cs="Arial"/>
-          <w:sz w:val="22"/>
-          <w:szCs w:val="22"/>
-        </w:rPr>
-        <w:t>d</w:t>
-      </w:r>
-      <w:r>
-        <w:rPr>
-          <w:rFonts w:ascii="Arial" w:hAnsi="Arial" w:cs="Arial"/>
-          <w:sz w:val="22"/>
-          <w:szCs w:val="22"/>
-        </w:rPr>
-        <w:t xml:space="preserve"> 0.850, the cheaper checkpoint was kept.</w:t>
+        <w:t xml:space="preserve"> standard error (SE) a 200-item hold-out could not resolve the difference. Epoch selection takes the fewest epochs whose validation accuracy is within 1 SE of the best (Figure 2; epochs are numbered from zero throughout, as on the figure's axis). The best accuracy was 0.870 at epoch 22 but epoch 14 already reached 0.850, inside that margin, so the earlier and cheaper checkpoint was kept at 15 epochs of training in total.</w:t>
       </w:r>
     </w:p>
     <w:p>
@@ -7316,7 +4955,6 @@
           <w:sz w:val="22"/>
           <w:szCs w:val="22"/>
         </w:rPr>
-        <w:lastRenderedPageBreak/>
         <w:t xml:space="preserve">Figure </w:t>
       </w:r>
       <w:r>
@@ -7337,7 +4975,27 @@
           <w:sz w:val="22"/>
           <w:szCs w:val="22"/>
         </w:rPr>
-        <w:t>: Arm 2 training/validation loss.</w:t>
+        <w:t>: Arm 2 training</w:t>
+      </w:r>
+      <w:r>
+        <w:rPr>
+          <w:rFonts w:ascii="Arial" w:hAnsi="Arial" w:cs="Arial"/>
+          <w:b/>
+          <w:bCs/>
+          <w:sz w:val="22"/>
+          <w:szCs w:val="22"/>
+        </w:rPr>
+        <w:t xml:space="preserve"> and </w:t>
+      </w:r>
+      <w:r>
+        <w:rPr>
+          <w:rFonts w:ascii="Arial" w:hAnsi="Arial" w:cs="Arial"/>
+          <w:b/>
+          <w:bCs/>
+          <w:sz w:val="22"/>
+          <w:szCs w:val="22"/>
+        </w:rPr>
+        <w:t>validation loss.</w:t>
       </w:r>
     </w:p>
     <w:p>
@@ -7348,16 +5006,26 @@
           <w:szCs w:val="22"/>
         </w:rPr>
       </w:pPr>
-      <w:r>
-        <w:rPr>
-          <w:rFonts w:ascii="Arial" w:hAnsi="Arial" w:cs="Arial"/>
-          <w:sz w:val="22"/>
-          <w:szCs w:val="22"/>
-        </w:rPr>
+    </w:p>
+    <w:p>
+      <w:pPr>
+        <w:rPr>
+          <w:rFonts w:ascii="Arial" w:hAnsi="Arial" w:cs="Arial"/>
+          <w:sz w:val="22"/>
+          <w:szCs w:val="22"/>
+        </w:rPr>
+      </w:pPr>
+      <w:r>
+        <w:rPr>
+          <w:rFonts w:ascii="Arial" w:hAnsi="Arial" w:cs="Arial"/>
+          <w:sz w:val="22"/>
+          <w:szCs w:val="22"/>
+        </w:rPr>
+        <w:lastRenderedPageBreak/>
         <w:drawing>
-          <wp:inline distT="0" distB="0" distL="0" distR="0" wp14:anchorId="5B06CCFB" wp14:editId="0A8B5C74">
-            <wp:extent cx="5731510" cy="4093845"/>
-            <wp:effectExtent l="0" t="0" r="2540" b="1905"/>
+          <wp:inline distT="0" distB="0" distL="0" distR="0" wp14:anchorId="5B06CCFB" wp14:editId="31F0F330">
+            <wp:extent cx="5731510" cy="3816372"/>
+            <wp:effectExtent l="0" t="0" r="2540" b="0"/>
             <wp:docPr id="259674420" name="Picture 1"/>
             <wp:cNvGraphicFramePr>
               <a:graphicFrameLocks xmlns:a="http://schemas.openxmlformats.org/drawingml/2006/main" noChangeAspect="1"/>
@@ -7369,20 +5037,29 @@
                     <pic:cNvPr id="259674420" name=""/>
                     <pic:cNvPicPr/>
                   </pic:nvPicPr>
-                  <pic:blipFill>
+                  <pic:blipFill rotWithShape="1">
                     <a:blip r:embed="rId6"/>
+                    <a:srcRect t="6778"/>
                     <a:stretch>
                       <a:fillRect/>
                     </a:stretch>
                   </pic:blipFill>
-                  <pic:spPr>
+                  <pic:spPr bwMode="auto">
                     <a:xfrm>
                       <a:off x="0" y="0"/>
-                      <a:ext cx="5731510" cy="4093845"/>
+                      <a:ext cx="5731510" cy="3816372"/>
                     </a:xfrm>
                     <a:prstGeom prst="rect">
                       <a:avLst/>
                     </a:prstGeom>
+                    <a:ln>
+                      <a:noFill/>
+                    </a:ln>
+                    <a:extLst>
+                      <a:ext uri="{53640926-AAD7-44D8-BBD7-CCE9431645EC}">
+                        <a14:shadowObscured xmlns:a14="http://schemas.microsoft.com/office/drawing/2010/main"/>
+                      </a:ext>
+                    </a:extLst>
                   </pic:spPr>
                 </pic:pic>
               </a:graphicData>
@@ -7427,7 +5104,7 @@
           <w:sz w:val="18"/>
           <w:szCs w:val="18"/>
         </w:rPr>
-        <w:t xml:space="preserve"> and </w:t>
+        <w:t xml:space="preserve"> and </w:t>
       </w:r>
       <w:proofErr w:type="spellStart"/>
       <w:r>
@@ -7447,7 +5124,88 @@
           <w:sz w:val="18"/>
           <w:szCs w:val="18"/>
         </w:rPr>
-        <w:t>-base-uncased, showing both curves flattening well before the selected epoch-15 checkpoint.</w:t>
+        <w:t>-base-uncased. The checkpoint was chosen on validation accuracy</w:t>
+      </w:r>
+      <w:r>
+        <w:rPr>
+          <w:rFonts w:ascii="Arial" w:hAnsi="Arial" w:cs="Arial"/>
+          <w:color w:val="595959" w:themeColor="text1" w:themeTint="A6"/>
+          <w:sz w:val="18"/>
+          <w:szCs w:val="18"/>
+        </w:rPr>
+        <w:t xml:space="preserve"> rather than on </w:t>
+      </w:r>
+      <w:r>
+        <w:rPr>
+          <w:rFonts w:ascii="Arial" w:hAnsi="Arial" w:cs="Arial"/>
+          <w:color w:val="595959" w:themeColor="text1" w:themeTint="A6"/>
+          <w:sz w:val="18"/>
+          <w:szCs w:val="18"/>
+        </w:rPr>
+        <w:t>loss convergence: validation loss was still falling at the selected epoch</w:t>
+      </w:r>
+      <w:r>
+        <w:rPr>
+          <w:rFonts w:ascii="Arial" w:hAnsi="Arial" w:cs="Arial"/>
+          <w:color w:val="595959" w:themeColor="text1" w:themeTint="A6"/>
+          <w:sz w:val="18"/>
+          <w:szCs w:val="18"/>
+        </w:rPr>
+        <w:t>,</w:t>
+      </w:r>
+      <w:r>
+        <w:rPr>
+          <w:rFonts w:ascii="Arial" w:hAnsi="Arial" w:cs="Arial"/>
+          <w:color w:val="595959" w:themeColor="text1" w:themeTint="A6"/>
+          <w:sz w:val="18"/>
+          <w:szCs w:val="18"/>
+        </w:rPr>
+        <w:t xml:space="preserve"> </w:t>
+      </w:r>
+      <w:r>
+        <w:rPr>
+          <w:rFonts w:ascii="Arial" w:hAnsi="Arial" w:cs="Arial"/>
+          <w:color w:val="595959" w:themeColor="text1" w:themeTint="A6"/>
+          <w:sz w:val="18"/>
+          <w:szCs w:val="18"/>
+        </w:rPr>
+        <w:t xml:space="preserve">which was taken as the earliest epoch whose accuracy fell within one </w:t>
+      </w:r>
+      <w:r>
+        <w:rPr>
+          <w:rFonts w:ascii="Arial" w:hAnsi="Arial" w:cs="Arial"/>
+          <w:color w:val="595959" w:themeColor="text1" w:themeTint="A6"/>
+          <w:sz w:val="18"/>
+          <w:szCs w:val="18"/>
+        </w:rPr>
+        <w:t>SE from</w:t>
+      </w:r>
+      <w:r>
+        <w:rPr>
+          <w:rFonts w:ascii="Arial" w:hAnsi="Arial" w:cs="Arial"/>
+          <w:color w:val="595959" w:themeColor="text1" w:themeTint="A6"/>
+          <w:sz w:val="18"/>
+          <w:szCs w:val="18"/>
+        </w:rPr>
+        <w:t xml:space="preserve"> the best</w:t>
+      </w:r>
+      <w:r>
+        <w:rPr>
+          <w:rFonts w:ascii="Arial" w:hAnsi="Arial" w:cs="Arial"/>
+          <w:color w:val="595959" w:themeColor="text1" w:themeTint="A6"/>
+          <w:sz w:val="18"/>
+          <w:szCs w:val="18"/>
+        </w:rPr>
+        <w:t xml:space="preserve"> epoch</w:t>
+      </w:r>
+      <w:r>
+        <w:rPr>
+          <w:rFonts w:ascii="Arial" w:hAnsi="Arial" w:cs="Arial"/>
+          <w:color w:val="595959" w:themeColor="text1" w:themeTint="A6"/>
+          <w:sz w:val="18"/>
+          <w:szCs w:val="18"/>
+        </w:rPr>
+        <w:t>.</w:t>
       </w:r>
     </w:p>
     <w:p>
@@ -7548,7 +5306,39 @@
           <w:sz w:val="22"/>
           <w:szCs w:val="22"/>
         </w:rPr>
-        <w:t>Arm 3 reuses the frozen Arm 1 index to select 20 candidate labels per question and prompts an LLM to pick one, under three conditions:</w:t>
+        <w:t xml:space="preserve">Arm 3 </w:t>
+      </w:r>
+      <w:r>
+        <w:rPr>
+          <w:rFonts w:ascii="Arial" w:hAnsi="Arial" w:cs="Arial"/>
+          <w:sz w:val="22"/>
+          <w:szCs w:val="22"/>
+        </w:rPr>
+        <w:t>is a RAG pipeline</w:t>
+      </w:r>
+      <w:r>
+        <w:rPr>
+          <w:rFonts w:ascii="Arial" w:hAnsi="Arial" w:cs="Arial"/>
+          <w:sz w:val="22"/>
+          <w:szCs w:val="22"/>
+        </w:rPr>
+        <w:t xml:space="preserve"> that</w:t>
+      </w:r>
+      <w:r>
+        <w:rPr>
+          <w:rFonts w:ascii="Arial" w:hAnsi="Arial" w:cs="Arial"/>
+          <w:sz w:val="22"/>
+          <w:szCs w:val="22"/>
+        </w:rPr>
+        <w:t xml:space="preserve"> reuses the frozen Arm 1 index </w:t>
+      </w:r>
+      <w:r>
+        <w:rPr>
+          <w:rFonts w:ascii="Arial" w:hAnsi="Arial" w:cs="Arial"/>
+          <w:sz w:val="22"/>
+          <w:szCs w:val="22"/>
+        </w:rPr>
+        <w:t>to select 20 candidate labels per question and prompts an LLM to pick one, under three conditions:</w:t>
       </w:r>
     </w:p>
     <w:p>
@@ -7627,7 +5417,41 @@
           <w:sz w:val="22"/>
           <w:szCs w:val="22"/>
         </w:rPr>
-        <w:t>and chain-of-thought (COT) (with a reasoning instruction).</w:t>
+        <w:t>and chain-of-thought (</w:t>
+      </w:r>
+      <w:proofErr w:type="spellStart"/>
+      <w:r>
+        <w:rPr>
+          <w:rFonts w:ascii="Arial" w:hAnsi="Arial" w:cs="Arial"/>
+          <w:sz w:val="22"/>
+          <w:szCs w:val="22"/>
+        </w:rPr>
+        <w:t>C</w:t>
+      </w:r>
+      <w:r>
+        <w:rPr>
+          <w:rFonts w:ascii="Arial" w:hAnsi="Arial" w:cs="Arial"/>
+          <w:sz w:val="22"/>
+          <w:szCs w:val="22"/>
+        </w:rPr>
+        <w:t>o</w:t>
+      </w:r>
+      <w:r>
+        <w:rPr>
+          <w:rFonts w:ascii="Arial" w:hAnsi="Arial" w:cs="Arial"/>
+          <w:sz w:val="22"/>
+          <w:szCs w:val="22"/>
+        </w:rPr>
+        <w:t>T</w:t>
+      </w:r>
+      <w:proofErr w:type="spellEnd"/>
+      <w:r>
+        <w:rPr>
+          <w:rFonts w:ascii="Arial" w:hAnsi="Arial" w:cs="Arial"/>
+          <w:sz w:val="22"/>
+          <w:szCs w:val="22"/>
+        </w:rPr>
+        <w:t>) (with a reasoning instruction).</w:t>
       </w:r>
     </w:p>
     <w:p>
@@ -7646,16 +5470,14 @@
         </w:rPr>
         <w:t xml:space="preserve">The reply was matched with a candidate by name and Arm 1's </w:t>
       </w:r>
-      <w:proofErr w:type="gramStart"/>
-      <w:r>
-        <w:rPr>
-          <w:rFonts w:ascii="Arial" w:hAnsi="Arial" w:cs="Arial"/>
-          <w:sz w:val="22"/>
-          <w:szCs w:val="22"/>
-        </w:rPr>
-        <w:t>top-1</w:t>
-      </w:r>
-      <w:proofErr w:type="gramEnd"/>
+      <w:r>
+        <w:rPr>
+          <w:rFonts w:ascii="Arial" w:hAnsi="Arial" w:cs="Arial"/>
+          <w:sz w:val="22"/>
+          <w:szCs w:val="22"/>
+        </w:rPr>
+        <w:t>top 1</w:t>
+      </w:r>
       <w:r>
         <w:rPr>
           <w:rFonts w:ascii="Arial" w:hAnsi="Arial" w:cs="Arial"/>
@@ -7669,6 +5491,8 @@
       <w:pPr>
         <w:rPr>
           <w:rFonts w:ascii="Arial" w:hAnsi="Arial" w:cs="Arial"/>
+          <w:b/>
+          <w:bCs/>
           <w:sz w:val="22"/>
           <w:szCs w:val="22"/>
         </w:rPr>
@@ -7676,15 +5500,313 @@
       <w:r>
         <w:rPr>
           <w:rFonts w:ascii="Arial" w:hAnsi="Arial" w:cs="Arial"/>
-          <w:sz w:val="22"/>
-          <w:szCs w:val="22"/>
-        </w:rPr>
-        <w:t>Two generators were compared at temperature 0: primary </w:t>
+          <w:b/>
+          <w:bCs/>
+          <w:sz w:val="22"/>
+          <w:szCs w:val="22"/>
+        </w:rPr>
+        <w:t>Figure 3: Arm 2 and Arm 3 workflow diagrams.</w:t>
+      </w:r>
+    </w:p>
+    <w:p>
+      <w:pPr>
+        <w:rPr>
+          <w:rFonts w:ascii="Arial" w:hAnsi="Arial" w:cs="Arial"/>
+          <w:sz w:val="22"/>
+          <w:szCs w:val="22"/>
+        </w:rPr>
+      </w:pPr>
+    </w:p>
+    <w:p>
+      <w:pPr>
+        <w:rPr>
+          <w:rFonts w:ascii="Arial" w:hAnsi="Arial" w:cs="Arial"/>
+          <w:sz w:val="22"/>
+          <w:szCs w:val="22"/>
+        </w:rPr>
+      </w:pPr>
+      <w:r>
+        <w:rPr>
+          <w:rFonts w:ascii="Arial" w:hAnsi="Arial" w:cs="Arial"/>
+          <w:sz w:val="22"/>
+          <w:szCs w:val="22"/>
+        </w:rPr>
+        <w:lastRenderedPageBreak/>
+        <w:drawing>
+          <wp:inline distT="0" distB="0" distL="0" distR="0" wp14:anchorId="083E2A6F" wp14:editId="62438173">
+            <wp:extent cx="5731510" cy="2816671"/>
+            <wp:effectExtent l="0" t="0" r="2540" b="3175"/>
+            <wp:docPr id="366782123" name="Picture 1"/>
+            <wp:cNvGraphicFramePr>
+              <a:graphicFrameLocks xmlns:a="http://schemas.openxmlformats.org/drawingml/2006/main" noChangeAspect="1"/>
+            </wp:cNvGraphicFramePr>
+            <a:graphic xmlns:a="http://schemas.openxmlformats.org/drawingml/2006/main">
+              <a:graphicData uri="http://schemas.openxmlformats.org/drawingml/2006/picture">
+                <pic:pic xmlns:pic="http://schemas.openxmlformats.org/drawingml/2006/picture">
+                  <pic:nvPicPr>
+                    <pic:cNvPr id="366782123" name=""/>
+                    <pic:cNvPicPr/>
+                  </pic:nvPicPr>
+                  <pic:blipFill rotWithShape="1">
+                    <a:blip r:embed="rId7"/>
+                    <a:srcRect t="7067"/>
+                    <a:stretch>
+                      <a:fillRect/>
+                    </a:stretch>
+                  </pic:blipFill>
+                  <pic:spPr bwMode="auto">
+                    <a:xfrm>
+                      <a:off x="0" y="0"/>
+                      <a:ext cx="5731510" cy="2816671"/>
+                    </a:xfrm>
+                    <a:prstGeom prst="rect">
+                      <a:avLst/>
+                    </a:prstGeom>
+                    <a:ln>
+                      <a:noFill/>
+                    </a:ln>
+                    <a:extLst>
+                      <a:ext uri="{53640926-AAD7-44D8-BBD7-CCE9431645EC}">
+                        <a14:shadowObscured xmlns:a14="http://schemas.microsoft.com/office/drawing/2010/main"/>
+                      </a:ext>
+                    </a:extLst>
+                  </pic:spPr>
+                </pic:pic>
+              </a:graphicData>
+            </a:graphic>
+          </wp:inline>
+        </w:drawing>
+      </w:r>
+    </w:p>
+    <w:p>
+      <w:pPr>
+        <w:rPr>
+          <w:rFonts w:ascii="Arial" w:hAnsi="Arial" w:cs="Arial"/>
+          <w:color w:val="595959" w:themeColor="text1" w:themeTint="A6"/>
+          <w:sz w:val="18"/>
+          <w:szCs w:val="18"/>
+        </w:rPr>
+      </w:pPr>
+      <w:r>
+        <w:rPr>
+          <w:rFonts w:ascii="Arial" w:hAnsi="Arial" w:cs="Arial"/>
+          <w:color w:val="595959" w:themeColor="text1" w:themeTint="A6"/>
+          <w:sz w:val="18"/>
+          <w:szCs w:val="18"/>
+        </w:rPr>
+        <w:t xml:space="preserve">Arm 2 tokenises the test question with the </w:t>
       </w:r>
       <w:proofErr w:type="spellStart"/>
       <w:r>
         <w:rPr>
           <w:rFonts w:ascii="Arial" w:hAnsi="Arial" w:cs="Arial"/>
+          <w:color w:val="595959" w:themeColor="text1" w:themeTint="A6"/>
+          <w:sz w:val="18"/>
+          <w:szCs w:val="18"/>
+        </w:rPr>
+        <w:t>Bio_ClinicalBERT</w:t>
+      </w:r>
+      <w:proofErr w:type="spellEnd"/>
+      <w:r>
+        <w:rPr>
+          <w:rFonts w:ascii="Arial" w:hAnsi="Arial" w:cs="Arial"/>
+          <w:color w:val="595959" w:themeColor="text1" w:themeTint="A6"/>
+          <w:sz w:val="18"/>
+          <w:szCs w:val="18"/>
+        </w:rPr>
+        <w:t xml:space="preserve"> </w:t>
+      </w:r>
+      <w:proofErr w:type="spellStart"/>
+      <w:r>
+        <w:rPr>
+          <w:rFonts w:ascii="Arial" w:hAnsi="Arial" w:cs="Arial"/>
+          <w:color w:val="595959" w:themeColor="text1" w:themeTint="A6"/>
+          <w:sz w:val="18"/>
+          <w:szCs w:val="18"/>
+        </w:rPr>
+        <w:t>WordPiece</w:t>
+      </w:r>
+      <w:proofErr w:type="spellEnd"/>
+      <w:r>
+        <w:rPr>
+          <w:rFonts w:ascii="Arial" w:hAnsi="Arial" w:cs="Arial"/>
+          <w:color w:val="595959" w:themeColor="text1" w:themeTint="A6"/>
+          <w:sz w:val="18"/>
+          <w:szCs w:val="18"/>
+        </w:rPr>
+        <w:t xml:space="preserve"> </w:t>
+      </w:r>
+      <w:proofErr w:type="spellStart"/>
+      <w:r>
+        <w:rPr>
+          <w:rFonts w:ascii="Arial" w:hAnsi="Arial" w:cs="Arial"/>
+          <w:color w:val="595959" w:themeColor="text1" w:themeTint="A6"/>
+          <w:sz w:val="18"/>
+          <w:szCs w:val="18"/>
+        </w:rPr>
+        <w:t>tokeniser</w:t>
+      </w:r>
+      <w:proofErr w:type="spellEnd"/>
+      <w:r>
+        <w:rPr>
+          <w:rFonts w:ascii="Arial" w:hAnsi="Arial" w:cs="Arial"/>
+          <w:color w:val="595959" w:themeColor="text1" w:themeTint="A6"/>
+          <w:sz w:val="18"/>
+          <w:szCs w:val="18"/>
+        </w:rPr>
+        <w:t xml:space="preserve"> and passes it through the fine-tuned encoder to a 906-way classification head.</w:t>
+      </w:r>
+      <w:r>
+        <w:rPr>
+          <w:rFonts w:ascii="Arial" w:hAnsi="Arial" w:cs="Arial"/>
+          <w:color w:val="595959" w:themeColor="text1" w:themeTint="A6"/>
+          <w:sz w:val="18"/>
+          <w:szCs w:val="18"/>
+        </w:rPr>
+        <w:t xml:space="preserve"> </w:t>
+      </w:r>
+      <w:r>
+        <w:rPr>
+          <w:rFonts w:ascii="Arial" w:hAnsi="Arial" w:cs="Arial"/>
+          <w:color w:val="595959" w:themeColor="text1" w:themeTint="A6"/>
+          <w:sz w:val="18"/>
+          <w:szCs w:val="18"/>
+        </w:rPr>
+        <w:t xml:space="preserve">Arm 3 is dependent on Arm 1 as </w:t>
+      </w:r>
+      <w:proofErr w:type="gramStart"/>
+      <w:r>
+        <w:rPr>
+          <w:rFonts w:ascii="Arial" w:hAnsi="Arial" w:cs="Arial"/>
+          <w:color w:val="595959" w:themeColor="text1" w:themeTint="A6"/>
+          <w:sz w:val="18"/>
+          <w:szCs w:val="18"/>
+        </w:rPr>
+        <w:t>it</w:t>
+      </w:r>
+      <w:proofErr w:type="gramEnd"/>
+      <w:r>
+        <w:rPr>
+          <w:rFonts w:ascii="Arial" w:hAnsi="Arial" w:cs="Arial"/>
+          <w:color w:val="595959" w:themeColor="text1" w:themeTint="A6"/>
+          <w:sz w:val="18"/>
+          <w:szCs w:val="18"/>
+        </w:rPr>
+        <w:t xml:space="preserve"> re-ranks Arm 1’s </w:t>
+      </w:r>
+      <w:proofErr w:type="gramStart"/>
+      <w:r>
+        <w:rPr>
+          <w:rFonts w:ascii="Arial" w:hAnsi="Arial" w:cs="Arial"/>
+          <w:color w:val="595959" w:themeColor="text1" w:themeTint="A6"/>
+          <w:sz w:val="18"/>
+          <w:szCs w:val="18"/>
+        </w:rPr>
+        <w:t xml:space="preserve">shortlist </w:t>
+      </w:r>
+      <w:r>
+        <w:rPr>
+          <w:rFonts w:ascii="Arial" w:hAnsi="Arial" w:cs="Arial"/>
+          <w:color w:val="595959" w:themeColor="text1" w:themeTint="A6"/>
+          <w:sz w:val="18"/>
+          <w:szCs w:val="18"/>
+        </w:rPr>
+        <w:t xml:space="preserve"> of</w:t>
+      </w:r>
+      <w:proofErr w:type="gramEnd"/>
+      <w:r>
+        <w:rPr>
+          <w:rFonts w:ascii="Arial" w:hAnsi="Arial" w:cs="Arial"/>
+          <w:color w:val="595959" w:themeColor="text1" w:themeTint="A6"/>
+          <w:sz w:val="18"/>
+          <w:szCs w:val="18"/>
+        </w:rPr>
+        <w:t xml:space="preserve"> 20 candidates </w:t>
+      </w:r>
+      <w:r>
+        <w:rPr>
+          <w:rFonts w:ascii="Arial" w:hAnsi="Arial" w:cs="Arial"/>
+          <w:color w:val="595959" w:themeColor="text1" w:themeTint="A6"/>
+          <w:sz w:val="18"/>
+          <w:szCs w:val="18"/>
+        </w:rPr>
+        <w:t xml:space="preserve">and returns Arm 1’s own top 1 </w:t>
+      </w:r>
+      <w:r>
+        <w:rPr>
+          <w:rFonts w:ascii="Arial" w:hAnsi="Arial" w:cs="Arial"/>
+          <w:color w:val="595959" w:themeColor="text1" w:themeTint="A6"/>
+          <w:sz w:val="18"/>
+          <w:szCs w:val="18"/>
+        </w:rPr>
+        <w:t xml:space="preserve">prediction </w:t>
+      </w:r>
+      <w:r>
+        <w:rPr>
+          <w:rFonts w:ascii="Arial" w:hAnsi="Arial" w:cs="Arial"/>
+          <w:color w:val="595959" w:themeColor="text1" w:themeTint="A6"/>
+          <w:sz w:val="18"/>
+          <w:szCs w:val="18"/>
+        </w:rPr>
+        <w:t xml:space="preserve">as a fallback if parsing finds no candidate. Therefore, its accuracy closely follows Arm 1’s accuracy. Green shading signifies items frozen in </w:t>
+      </w:r>
+      <w:r>
+        <w:rPr>
+          <w:rFonts w:ascii="Arial" w:hAnsi="Arial" w:cs="Arial"/>
+          <w:color w:val="595959" w:themeColor="text1" w:themeTint="A6"/>
+          <w:sz w:val="18"/>
+          <w:szCs w:val="18"/>
+        </w:rPr>
+        <w:t>configuration file (</w:t>
+      </w:r>
+      <w:r>
+        <w:rPr>
+          <w:rFonts w:ascii="Arial" w:hAnsi="Arial" w:cs="Arial"/>
+          <w:color w:val="595959" w:themeColor="text1" w:themeTint="A6"/>
+          <w:sz w:val="18"/>
+          <w:szCs w:val="18"/>
+        </w:rPr>
+        <w:t>config.py</w:t>
+      </w:r>
+      <w:r>
+        <w:rPr>
+          <w:rFonts w:ascii="Arial" w:hAnsi="Arial" w:cs="Arial"/>
+          <w:color w:val="595959" w:themeColor="text1" w:themeTint="A6"/>
+          <w:sz w:val="18"/>
+          <w:szCs w:val="18"/>
+        </w:rPr>
+        <w:t>)</w:t>
+      </w:r>
+      <w:r>
+        <w:rPr>
+          <w:rFonts w:ascii="Arial" w:hAnsi="Arial" w:cs="Arial"/>
+          <w:color w:val="595959" w:themeColor="text1" w:themeTint="A6"/>
+          <w:sz w:val="18"/>
+          <w:szCs w:val="18"/>
+        </w:rPr>
+        <w:t>.</w:t>
+      </w:r>
+    </w:p>
+    <w:p>
+      <w:pPr>
+        <w:rPr>
+          <w:rFonts w:ascii="Arial" w:hAnsi="Arial" w:cs="Arial"/>
+          <w:sz w:val="22"/>
+          <w:szCs w:val="22"/>
+        </w:rPr>
+      </w:pPr>
+      <w:r>
+        <w:rPr>
+          <w:rFonts w:ascii="Arial" w:hAnsi="Arial" w:cs="Arial"/>
+          <w:sz w:val="22"/>
+          <w:szCs w:val="22"/>
+        </w:rPr>
+        <w:t xml:space="preserve">Two generators were compared at temperature 0: primary </w:t>
+      </w:r>
+      <w:proofErr w:type="spellStart"/>
+      <w:r>
+        <w:rPr>
+          <w:rFonts w:ascii="Arial" w:hAnsi="Arial" w:cs="Arial"/>
           <w:sz w:val="22"/>
           <w:szCs w:val="22"/>
         </w:rPr>
@@ -7715,23 +5837,1124 @@
           <w:sz w:val="22"/>
           <w:szCs w:val="22"/>
         </w:rPr>
-        <w:t>-Guidelines and secondary google/flan-t5-large</w:t>
-      </w:r>
-      <w:r>
-        <w:rPr>
-          <w:rFonts w:ascii="Arial" w:hAnsi="Arial" w:cs="Arial"/>
-          <w:sz w:val="22"/>
-          <w:szCs w:val="22"/>
-        </w:rPr>
-        <w:t xml:space="preserve">. </w:t>
-      </w:r>
-      <w:r>
-        <w:rPr>
-          <w:rFonts w:ascii="Arial" w:hAnsi="Arial" w:cs="Arial"/>
-          <w:sz w:val="22"/>
-          <w:szCs w:val="22"/>
-        </w:rPr>
-        <w:t>Two generators were compared at temperature 0: primary </w:t>
+        <w:t xml:space="preserve">-Guidelines and secondary google/flan-t5-large. Rather than testing all six prompt-by-model combinations at once, selection ran in two stages fixed in advance: the three prompt conditions </w:t>
+      </w:r>
+      <w:r>
+        <w:rPr>
+          <w:rFonts w:ascii="Arial" w:hAnsi="Arial" w:cs="Arial"/>
+          <w:sz w:val="22"/>
+          <w:szCs w:val="22"/>
+        </w:rPr>
+        <w:t xml:space="preserve">(Table 2) </w:t>
+      </w:r>
+      <w:r>
+        <w:rPr>
+          <w:rFonts w:ascii="Arial" w:hAnsi="Arial" w:cs="Arial"/>
+          <w:sz w:val="22"/>
+          <w:szCs w:val="22"/>
+        </w:rPr>
+        <w:t>were first compared on the primary generator alone by McNemar's test, then the two generators were compared at that fixed condition. Splitting the choice this way improves clarity and avoids the extra false-positive risk of six simultaneous pairwise comparisons on a 200-item hold-out.</w:t>
+      </w:r>
+    </w:p>
+    <w:p>
+      <w:pPr>
+        <w:rPr>
+          <w:rFonts w:ascii="Arial" w:hAnsi="Arial" w:cs="Arial"/>
+          <w:b/>
+          <w:bCs/>
+          <w:sz w:val="22"/>
+          <w:szCs w:val="22"/>
+        </w:rPr>
+      </w:pPr>
+      <w:r>
+        <w:rPr>
+          <w:rFonts w:ascii="Arial" w:hAnsi="Arial" w:cs="Arial"/>
+          <w:b/>
+          <w:bCs/>
+          <w:sz w:val="22"/>
+          <w:szCs w:val="22"/>
+        </w:rPr>
+        <w:t>Table 2:</w:t>
+      </w:r>
+      <w:r>
+        <w:rPr>
+          <w:rFonts w:ascii="Arial" w:hAnsi="Arial" w:cs="Arial"/>
+          <w:b/>
+          <w:bCs/>
+          <w:sz w:val="22"/>
+          <w:szCs w:val="22"/>
+        </w:rPr>
+        <w:t xml:space="preserve"> Arm 3 prompt templates for the zero-shot, few-shot and chain-of-thought conditions, with prompt length and decoding settings</w:t>
+      </w:r>
+      <w:r>
+        <w:rPr>
+          <w:rFonts w:ascii="Arial" w:hAnsi="Arial" w:cs="Arial"/>
+          <w:b/>
+          <w:bCs/>
+          <w:sz w:val="22"/>
+          <w:szCs w:val="22"/>
+        </w:rPr>
+        <w:t>.</w:t>
+      </w:r>
+    </w:p>
+    <w:tbl>
+      <w:tblPr>
+        <w:tblW w:w="9631" w:type="dxa"/>
+        <w:shd w:val="clear" w:color="auto" w:fill="FFFFFF"/>
+        <w:tblLayout w:type="fixed"/>
+        <w:tblCellMar>
+          <w:top w:w="15" w:type="dxa"/>
+          <w:left w:w="15" w:type="dxa"/>
+          <w:bottom w:w="15" w:type="dxa"/>
+          <w:right w:w="15" w:type="dxa"/>
+        </w:tblCellMar>
+        <w:tblLook w:val="04A0" w:firstRow="1" w:lastRow="0" w:firstColumn="1" w:lastColumn="0" w:noHBand="0" w:noVBand="1"/>
+      </w:tblPr>
+      <w:tblGrid>
+        <w:gridCol w:w="1552"/>
+        <w:gridCol w:w="4536"/>
+        <w:gridCol w:w="1701"/>
+        <w:gridCol w:w="1842"/>
+      </w:tblGrid>
+      <w:tr>
+        <w:trPr>
+          <w:tblHeader/>
+        </w:trPr>
+        <w:tc>
+          <w:tcPr>
+            <w:tcW w:w="1552" w:type="dxa"/>
+            <w:tcBorders>
+              <w:top w:val="single" w:sz="6" w:space="0" w:color="D6D6D6"/>
+              <w:left w:val="single" w:sz="6" w:space="0" w:color="D6D6D6"/>
+              <w:bottom w:val="single" w:sz="6" w:space="0" w:color="D6D6D6"/>
+              <w:right w:val="single" w:sz="6" w:space="0" w:color="D6D6D6"/>
+            </w:tcBorders>
+            <w:shd w:val="clear" w:color="auto" w:fill="FFFFFF"/>
+            <w:tcMar>
+              <w:top w:w="90" w:type="dxa"/>
+              <w:left w:w="195" w:type="dxa"/>
+              <w:bottom w:w="90" w:type="dxa"/>
+              <w:right w:w="195" w:type="dxa"/>
+            </w:tcMar>
+            <w:vAlign w:val="center"/>
+            <w:hideMark/>
+          </w:tcPr>
+          <w:p>
+            <w:pPr>
+              <w:rPr>
+                <w:rFonts w:ascii="Arial" w:hAnsi="Arial" w:cs="Arial"/>
+                <w:b/>
+                <w:bCs/>
+                <w:sz w:val="22"/>
+                <w:szCs w:val="22"/>
+              </w:rPr>
+            </w:pPr>
+            <w:r>
+              <w:rPr>
+                <w:rFonts w:ascii="Arial" w:hAnsi="Arial" w:cs="Arial"/>
+                <w:b/>
+                <w:bCs/>
+                <w:sz w:val="22"/>
+                <w:szCs w:val="22"/>
+              </w:rPr>
+              <w:t>Condition</w:t>
+            </w:r>
+          </w:p>
+        </w:tc>
+        <w:tc>
+          <w:tcPr>
+            <w:tcW w:w="4536" w:type="dxa"/>
+            <w:tcBorders>
+              <w:top w:val="single" w:sz="6" w:space="0" w:color="D6D6D6"/>
+              <w:left w:val="single" w:sz="6" w:space="0" w:color="D6D6D6"/>
+              <w:bottom w:val="single" w:sz="6" w:space="0" w:color="D6D6D6"/>
+              <w:right w:val="single" w:sz="6" w:space="0" w:color="D6D6D6"/>
+            </w:tcBorders>
+            <w:shd w:val="clear" w:color="auto" w:fill="FFFFFF"/>
+            <w:tcMar>
+              <w:top w:w="90" w:type="dxa"/>
+              <w:left w:w="195" w:type="dxa"/>
+              <w:bottom w:w="90" w:type="dxa"/>
+              <w:right w:w="195" w:type="dxa"/>
+            </w:tcMar>
+            <w:vAlign w:val="center"/>
+            <w:hideMark/>
+          </w:tcPr>
+          <w:p>
+            <w:pPr>
+              <w:rPr>
+                <w:rFonts w:ascii="Arial" w:hAnsi="Arial" w:cs="Arial"/>
+                <w:b/>
+                <w:bCs/>
+                <w:sz w:val="22"/>
+                <w:szCs w:val="22"/>
+              </w:rPr>
+            </w:pPr>
+            <w:r>
+              <w:rPr>
+                <w:rFonts w:ascii="Arial" w:hAnsi="Arial" w:cs="Arial"/>
+                <w:b/>
+                <w:bCs/>
+                <w:sz w:val="22"/>
+                <w:szCs w:val="22"/>
+              </w:rPr>
+              <w:t>Template</w:t>
+            </w:r>
+          </w:p>
+        </w:tc>
+        <w:tc>
+          <w:tcPr>
+            <w:tcW w:w="1701" w:type="dxa"/>
+            <w:tcBorders>
+              <w:top w:val="single" w:sz="6" w:space="0" w:color="D6D6D6"/>
+              <w:left w:val="single" w:sz="6" w:space="0" w:color="D6D6D6"/>
+              <w:bottom w:val="single" w:sz="6" w:space="0" w:color="D6D6D6"/>
+              <w:right w:val="single" w:sz="6" w:space="0" w:color="D6D6D6"/>
+            </w:tcBorders>
+            <w:shd w:val="clear" w:color="auto" w:fill="FFFFFF"/>
+            <w:tcMar>
+              <w:top w:w="90" w:type="dxa"/>
+              <w:left w:w="195" w:type="dxa"/>
+              <w:bottom w:w="90" w:type="dxa"/>
+              <w:right w:w="195" w:type="dxa"/>
+            </w:tcMar>
+            <w:vAlign w:val="center"/>
+            <w:hideMark/>
+          </w:tcPr>
+          <w:p>
+            <w:pPr>
+              <w:rPr>
+                <w:rFonts w:ascii="Arial" w:hAnsi="Arial" w:cs="Arial"/>
+                <w:b/>
+                <w:bCs/>
+                <w:sz w:val="22"/>
+                <w:szCs w:val="22"/>
+              </w:rPr>
+            </w:pPr>
+            <w:r>
+              <w:rPr>
+                <w:rFonts w:ascii="Arial" w:hAnsi="Arial" w:cs="Arial"/>
+                <w:b/>
+                <w:bCs/>
+                <w:sz w:val="22"/>
+                <w:szCs w:val="22"/>
+              </w:rPr>
+              <w:t>Prompt length (tokens)</w:t>
+            </w:r>
+          </w:p>
+        </w:tc>
+        <w:tc>
+          <w:tcPr>
+            <w:tcW w:w="1842" w:type="dxa"/>
+            <w:tcBorders>
+              <w:top w:val="single" w:sz="6" w:space="0" w:color="D6D6D6"/>
+              <w:left w:val="single" w:sz="6" w:space="0" w:color="D6D6D6"/>
+              <w:bottom w:val="single" w:sz="6" w:space="0" w:color="D6D6D6"/>
+              <w:right w:val="single" w:sz="6" w:space="0" w:color="D6D6D6"/>
+            </w:tcBorders>
+            <w:shd w:val="clear" w:color="auto" w:fill="FFFFFF"/>
+            <w:tcMar>
+              <w:top w:w="90" w:type="dxa"/>
+              <w:left w:w="195" w:type="dxa"/>
+              <w:bottom w:w="90" w:type="dxa"/>
+              <w:right w:w="195" w:type="dxa"/>
+            </w:tcMar>
+            <w:vAlign w:val="center"/>
+            <w:hideMark/>
+          </w:tcPr>
+          <w:p>
+            <w:pPr>
+              <w:rPr>
+                <w:rFonts w:ascii="Arial" w:hAnsi="Arial" w:cs="Arial"/>
+                <w:b/>
+                <w:bCs/>
+                <w:sz w:val="22"/>
+                <w:szCs w:val="22"/>
+              </w:rPr>
+            </w:pPr>
+            <w:r>
+              <w:rPr>
+                <w:rFonts w:ascii="Arial" w:hAnsi="Arial" w:cs="Arial"/>
+                <w:b/>
+                <w:bCs/>
+                <w:sz w:val="22"/>
+                <w:szCs w:val="22"/>
+              </w:rPr>
+              <w:t>Decoding</w:t>
+            </w:r>
+          </w:p>
+        </w:tc>
+      </w:tr>
+      <w:tr>
+        <w:tc>
+          <w:tcPr>
+            <w:tcW w:w="1552" w:type="dxa"/>
+            <w:tcBorders>
+              <w:top w:val="single" w:sz="6" w:space="0" w:color="D6D6D6"/>
+              <w:left w:val="single" w:sz="6" w:space="0" w:color="D6D6D6"/>
+              <w:bottom w:val="single" w:sz="6" w:space="0" w:color="D6D6D6"/>
+              <w:right w:val="single" w:sz="6" w:space="0" w:color="D6D6D6"/>
+            </w:tcBorders>
+            <w:shd w:val="clear" w:color="auto" w:fill="FFFFFF"/>
+            <w:tcMar>
+              <w:top w:w="90" w:type="dxa"/>
+              <w:left w:w="195" w:type="dxa"/>
+              <w:bottom w:w="90" w:type="dxa"/>
+              <w:right w:w="195" w:type="dxa"/>
+            </w:tcMar>
+            <w:vAlign w:val="center"/>
+            <w:hideMark/>
+          </w:tcPr>
+          <w:p>
+            <w:pPr>
+              <w:rPr>
+                <w:rFonts w:ascii="Arial" w:hAnsi="Arial" w:cs="Arial"/>
+                <w:sz w:val="22"/>
+                <w:szCs w:val="22"/>
+              </w:rPr>
+            </w:pPr>
+            <w:r>
+              <w:rPr>
+                <w:rFonts w:ascii="Arial" w:hAnsi="Arial" w:cs="Arial"/>
+                <w:sz w:val="22"/>
+                <w:szCs w:val="22"/>
+              </w:rPr>
+              <w:t>zero shot</w:t>
+            </w:r>
+            <w:r>
+              <w:rPr>
+                <w:rFonts w:ascii="Arial" w:hAnsi="Arial" w:cs="Arial"/>
+                <w:sz w:val="22"/>
+                <w:szCs w:val="22"/>
+              </w:rPr>
+              <w:t> </w:t>
+            </w:r>
+          </w:p>
+          <w:p>
+            <w:pPr>
+              <w:rPr>
+                <w:rFonts w:ascii="Arial" w:hAnsi="Arial" w:cs="Arial"/>
+                <w:sz w:val="22"/>
+                <w:szCs w:val="22"/>
+              </w:rPr>
+            </w:pPr>
+            <w:r>
+              <w:rPr>
+                <w:rFonts w:ascii="Arial" w:hAnsi="Arial" w:cs="Arial"/>
+                <w:b/>
+                <w:bCs/>
+                <w:sz w:val="22"/>
+                <w:szCs w:val="22"/>
+              </w:rPr>
+              <w:t>(</w:t>
+            </w:r>
+            <w:r>
+              <w:rPr>
+                <w:rFonts w:ascii="Arial" w:hAnsi="Arial" w:cs="Arial"/>
+                <w:b/>
+                <w:bCs/>
+                <w:sz w:val="22"/>
+                <w:szCs w:val="22"/>
+              </w:rPr>
+              <w:t>chosen</w:t>
+            </w:r>
+            <w:r>
+              <w:rPr>
+                <w:rFonts w:ascii="Arial" w:hAnsi="Arial" w:cs="Arial"/>
+                <w:b/>
+                <w:bCs/>
+                <w:sz w:val="22"/>
+                <w:szCs w:val="22"/>
+              </w:rPr>
+              <w:t>)</w:t>
+            </w:r>
+          </w:p>
+        </w:tc>
+        <w:tc>
+          <w:tcPr>
+            <w:tcW w:w="4536" w:type="dxa"/>
+            <w:tcBorders>
+              <w:top w:val="single" w:sz="6" w:space="0" w:color="D6D6D6"/>
+              <w:left w:val="single" w:sz="6" w:space="0" w:color="D6D6D6"/>
+              <w:bottom w:val="single" w:sz="6" w:space="0" w:color="D6D6D6"/>
+              <w:right w:val="single" w:sz="6" w:space="0" w:color="D6D6D6"/>
+            </w:tcBorders>
+            <w:shd w:val="clear" w:color="auto" w:fill="FFFFFF"/>
+            <w:tcMar>
+              <w:top w:w="90" w:type="dxa"/>
+              <w:left w:w="195" w:type="dxa"/>
+              <w:bottom w:w="90" w:type="dxa"/>
+              <w:right w:w="195" w:type="dxa"/>
+            </w:tcMar>
+            <w:vAlign w:val="center"/>
+            <w:hideMark/>
+          </w:tcPr>
+          <w:p>
+            <w:pPr>
+              <w:rPr>
+                <w:rFonts w:ascii="Arial" w:hAnsi="Arial" w:cs="Arial"/>
+                <w:sz w:val="22"/>
+                <w:szCs w:val="22"/>
+              </w:rPr>
+            </w:pPr>
+            <w:r>
+              <w:rPr>
+                <w:rFonts w:ascii="Arial" w:hAnsi="Arial" w:cs="Arial"/>
+                <w:sz w:val="22"/>
+                <w:szCs w:val="22"/>
+              </w:rPr>
+              <w:t>You are a helpful assistant trained to identify relevant medical question topics.</w:t>
+            </w:r>
+            <w:r>
+              <w:rPr>
+                <w:rFonts w:ascii="Arial" w:hAnsi="Arial" w:cs="Arial"/>
+                <w:sz w:val="22"/>
+                <w:szCs w:val="22"/>
+              </w:rPr>
+              <w:br/>
+              <w:t>Given the question below, which one of the following diagnoses is most relevant?</w:t>
+            </w:r>
+            <w:r>
+              <w:rPr>
+                <w:rFonts w:ascii="Arial" w:hAnsi="Arial" w:cs="Arial"/>
+                <w:sz w:val="22"/>
+                <w:szCs w:val="22"/>
+              </w:rPr>
+              <w:br/>
+            </w:r>
+            <w:r>
+              <w:rPr>
+                <w:rFonts w:ascii="Arial" w:hAnsi="Arial" w:cs="Arial"/>
+                <w:sz w:val="22"/>
+                <w:szCs w:val="22"/>
+              </w:rPr>
+              <w:br/>
+              <w:t>Diagnoses:</w:t>
+            </w:r>
+            <w:r>
+              <w:rPr>
+                <w:rFonts w:ascii="Arial" w:hAnsi="Arial" w:cs="Arial"/>
+                <w:sz w:val="22"/>
+                <w:szCs w:val="22"/>
+              </w:rPr>
+              <w:br/>
+              <w:t>&lt;20 retrieved candidate labels&gt;</w:t>
+            </w:r>
+            <w:r>
+              <w:rPr>
+                <w:rFonts w:ascii="Arial" w:hAnsi="Arial" w:cs="Arial"/>
+                <w:sz w:val="22"/>
+                <w:szCs w:val="22"/>
+              </w:rPr>
+              <w:br/>
+              <w:t>Question:</w:t>
+            </w:r>
+            <w:r>
+              <w:rPr>
+                <w:rFonts w:ascii="Arial" w:hAnsi="Arial" w:cs="Arial"/>
+                <w:sz w:val="22"/>
+                <w:szCs w:val="22"/>
+              </w:rPr>
+              <w:t xml:space="preserve"> &lt;test question&gt;</w:t>
+            </w:r>
+            <w:r>
+              <w:rPr>
+                <w:rFonts w:ascii="Arial" w:hAnsi="Arial" w:cs="Arial"/>
+                <w:sz w:val="22"/>
+                <w:szCs w:val="22"/>
+              </w:rPr>
+              <w:br/>
+              <w:t>Respond with only the diagnosis name.</w:t>
+            </w:r>
+          </w:p>
+        </w:tc>
+        <w:tc>
+          <w:tcPr>
+            <w:tcW w:w="1701" w:type="dxa"/>
+            <w:tcBorders>
+              <w:top w:val="single" w:sz="6" w:space="0" w:color="D6D6D6"/>
+              <w:left w:val="single" w:sz="6" w:space="0" w:color="D6D6D6"/>
+              <w:bottom w:val="single" w:sz="6" w:space="0" w:color="D6D6D6"/>
+              <w:right w:val="single" w:sz="6" w:space="0" w:color="D6D6D6"/>
+            </w:tcBorders>
+            <w:shd w:val="clear" w:color="auto" w:fill="FFFFFF"/>
+            <w:tcMar>
+              <w:top w:w="90" w:type="dxa"/>
+              <w:left w:w="195" w:type="dxa"/>
+              <w:bottom w:w="90" w:type="dxa"/>
+              <w:right w:w="195" w:type="dxa"/>
+            </w:tcMar>
+            <w:vAlign w:val="center"/>
+            <w:hideMark/>
+          </w:tcPr>
+          <w:p>
+            <w:pPr>
+              <w:rPr>
+                <w:rFonts w:ascii="Arial" w:hAnsi="Arial" w:cs="Arial"/>
+                <w:sz w:val="22"/>
+                <w:szCs w:val="22"/>
+              </w:rPr>
+            </w:pPr>
+            <w:r>
+              <w:rPr>
+                <w:rFonts w:ascii="Arial" w:hAnsi="Arial" w:cs="Arial"/>
+                <w:sz w:val="22"/>
+                <w:szCs w:val="22"/>
+              </w:rPr>
+              <w:t>median 214, p95 345, max 372; truncated at 512: 0%</w:t>
+            </w:r>
+          </w:p>
+        </w:tc>
+        <w:tc>
+          <w:tcPr>
+            <w:tcW w:w="1842" w:type="dxa"/>
+            <w:tcBorders>
+              <w:top w:val="single" w:sz="6" w:space="0" w:color="D6D6D6"/>
+              <w:left w:val="single" w:sz="6" w:space="0" w:color="D6D6D6"/>
+              <w:bottom w:val="single" w:sz="6" w:space="0" w:color="D6D6D6"/>
+              <w:right w:val="single" w:sz="6" w:space="0" w:color="D6D6D6"/>
+            </w:tcBorders>
+            <w:shd w:val="clear" w:color="auto" w:fill="FFFFFF"/>
+            <w:tcMar>
+              <w:top w:w="90" w:type="dxa"/>
+              <w:left w:w="195" w:type="dxa"/>
+              <w:bottom w:w="90" w:type="dxa"/>
+              <w:right w:w="195" w:type="dxa"/>
+            </w:tcMar>
+            <w:vAlign w:val="center"/>
+            <w:hideMark/>
+          </w:tcPr>
+          <w:p>
+            <w:pPr>
+              <w:rPr>
+                <w:rFonts w:ascii="Arial" w:hAnsi="Arial" w:cs="Arial"/>
+                <w:sz w:val="18"/>
+                <w:szCs w:val="18"/>
+              </w:rPr>
+            </w:pPr>
+            <w:r>
+              <w:rPr>
+                <w:rFonts w:ascii="Arial" w:hAnsi="Arial" w:cs="Arial"/>
+                <w:sz w:val="18"/>
+                <w:szCs w:val="18"/>
+              </w:rPr>
+              <w:t xml:space="preserve">T=0, </w:t>
+            </w:r>
+            <w:proofErr w:type="spellStart"/>
+            <w:r>
+              <w:rPr>
+                <w:rFonts w:ascii="Arial" w:hAnsi="Arial" w:cs="Arial"/>
+                <w:sz w:val="18"/>
+                <w:szCs w:val="18"/>
+              </w:rPr>
+              <w:t>max_new_tokens</w:t>
+            </w:r>
+            <w:proofErr w:type="spellEnd"/>
+            <w:r>
+              <w:rPr>
+                <w:rFonts w:ascii="Arial" w:hAnsi="Arial" w:cs="Arial"/>
+                <w:sz w:val="18"/>
+                <w:szCs w:val="18"/>
+              </w:rPr>
+              <w:t>=20</w:t>
+            </w:r>
+          </w:p>
+        </w:tc>
+      </w:tr>
+      <w:tr>
+        <w:tc>
+          <w:tcPr>
+            <w:tcW w:w="1552" w:type="dxa"/>
+            <w:tcBorders>
+              <w:top w:val="single" w:sz="6" w:space="0" w:color="D6D6D6"/>
+              <w:left w:val="single" w:sz="6" w:space="0" w:color="D6D6D6"/>
+              <w:bottom w:val="single" w:sz="6" w:space="0" w:color="D6D6D6"/>
+              <w:right w:val="single" w:sz="6" w:space="0" w:color="D6D6D6"/>
+            </w:tcBorders>
+            <w:shd w:val="clear" w:color="auto" w:fill="FFFFFF"/>
+            <w:tcMar>
+              <w:top w:w="90" w:type="dxa"/>
+              <w:left w:w="195" w:type="dxa"/>
+              <w:bottom w:w="90" w:type="dxa"/>
+              <w:right w:w="195" w:type="dxa"/>
+            </w:tcMar>
+            <w:vAlign w:val="center"/>
+            <w:hideMark/>
+          </w:tcPr>
+          <w:p>
+            <w:pPr>
+              <w:rPr>
+                <w:rFonts w:ascii="Arial" w:hAnsi="Arial" w:cs="Arial"/>
+                <w:sz w:val="22"/>
+                <w:szCs w:val="22"/>
+              </w:rPr>
+            </w:pPr>
+            <w:r>
+              <w:rPr>
+                <w:rFonts w:ascii="Arial" w:hAnsi="Arial" w:cs="Arial"/>
+                <w:sz w:val="22"/>
+                <w:szCs w:val="22"/>
+              </w:rPr>
+              <w:lastRenderedPageBreak/>
+              <w:t>few shot</w:t>
+            </w:r>
+          </w:p>
+        </w:tc>
+        <w:tc>
+          <w:tcPr>
+            <w:tcW w:w="4536" w:type="dxa"/>
+            <w:tcBorders>
+              <w:top w:val="single" w:sz="6" w:space="0" w:color="D6D6D6"/>
+              <w:left w:val="single" w:sz="6" w:space="0" w:color="D6D6D6"/>
+              <w:bottom w:val="single" w:sz="6" w:space="0" w:color="D6D6D6"/>
+              <w:right w:val="single" w:sz="6" w:space="0" w:color="D6D6D6"/>
+            </w:tcBorders>
+            <w:shd w:val="clear" w:color="auto" w:fill="FFFFFF"/>
+            <w:tcMar>
+              <w:top w:w="90" w:type="dxa"/>
+              <w:left w:w="195" w:type="dxa"/>
+              <w:bottom w:w="90" w:type="dxa"/>
+              <w:right w:w="195" w:type="dxa"/>
+            </w:tcMar>
+            <w:vAlign w:val="center"/>
+            <w:hideMark/>
+          </w:tcPr>
+          <w:p>
+            <w:pPr>
+              <w:rPr>
+                <w:rFonts w:ascii="Arial" w:hAnsi="Arial" w:cs="Arial"/>
+                <w:sz w:val="22"/>
+                <w:szCs w:val="22"/>
+              </w:rPr>
+            </w:pPr>
+            <w:r>
+              <w:rPr>
+                <w:rFonts w:ascii="Arial" w:hAnsi="Arial" w:cs="Arial"/>
+                <w:sz w:val="22"/>
+                <w:szCs w:val="22"/>
+              </w:rPr>
+              <w:t>You are a helpful assistant trained to identify relevant medical question topics.</w:t>
+            </w:r>
+            <w:r>
+              <w:rPr>
+                <w:rFonts w:ascii="Arial" w:hAnsi="Arial" w:cs="Arial"/>
+                <w:sz w:val="22"/>
+                <w:szCs w:val="22"/>
+              </w:rPr>
+              <w:br/>
+              <w:t>Given the question below, which one of the following diagnoses is most relevant?</w:t>
+            </w:r>
+            <w:r>
+              <w:rPr>
+                <w:rFonts w:ascii="Arial" w:hAnsi="Arial" w:cs="Arial"/>
+                <w:sz w:val="22"/>
+                <w:szCs w:val="22"/>
+              </w:rPr>
+              <w:br/>
+            </w:r>
+            <w:r>
+              <w:rPr>
+                <w:rFonts w:ascii="Arial" w:hAnsi="Arial" w:cs="Arial"/>
+                <w:sz w:val="22"/>
+                <w:szCs w:val="22"/>
+              </w:rPr>
+              <w:br/>
+              <w:t>Diagnoses:</w:t>
+            </w:r>
+            <w:r>
+              <w:rPr>
+                <w:rFonts w:ascii="Arial" w:hAnsi="Arial" w:cs="Arial"/>
+                <w:sz w:val="22"/>
+                <w:szCs w:val="22"/>
+              </w:rPr>
+              <w:br/>
+              <w:t>&lt;20 retrieved candidate labels&gt;</w:t>
+            </w:r>
+            <w:r>
+              <w:rPr>
+                <w:rFonts w:ascii="Arial" w:hAnsi="Arial" w:cs="Arial"/>
+                <w:sz w:val="22"/>
+                <w:szCs w:val="22"/>
+              </w:rPr>
+              <w:br/>
+              <w:t>Worked examples:</w:t>
+            </w:r>
+          </w:p>
+          <w:p>
+            <w:pPr>
+              <w:rPr>
+                <w:rFonts w:ascii="Arial" w:hAnsi="Arial" w:cs="Arial"/>
+                <w:sz w:val="22"/>
+                <w:szCs w:val="22"/>
+              </w:rPr>
+            </w:pPr>
+            <w:r>
+              <w:rPr>
+                <w:rFonts w:ascii="Arial" w:hAnsi="Arial" w:cs="Arial"/>
+                <w:sz w:val="22"/>
+                <w:szCs w:val="22"/>
+              </w:rPr>
+              <w:br/>
+              <w:t>Question:</w:t>
+            </w:r>
+            <w:r>
+              <w:rPr>
+                <w:rFonts w:ascii="Arial" w:hAnsi="Arial" w:cs="Arial"/>
+                <w:sz w:val="22"/>
+                <w:szCs w:val="22"/>
+              </w:rPr>
+              <w:t xml:space="preserve"> &lt;example question&gt;</w:t>
+            </w:r>
+            <w:r>
+              <w:rPr>
+                <w:rFonts w:ascii="Arial" w:hAnsi="Arial" w:cs="Arial"/>
+                <w:sz w:val="22"/>
+                <w:szCs w:val="22"/>
+              </w:rPr>
+              <w:br/>
+              <w:t>Diagnosis:</w:t>
+            </w:r>
+            <w:r>
+              <w:rPr>
+                <w:rFonts w:ascii="Arial" w:hAnsi="Arial" w:cs="Arial"/>
+                <w:sz w:val="22"/>
+                <w:szCs w:val="22"/>
+              </w:rPr>
+              <w:t xml:space="preserve"> </w:t>
+            </w:r>
+            <w:r>
+              <w:rPr>
+                <w:rFonts w:ascii="Arial" w:hAnsi="Arial" w:cs="Arial"/>
+                <w:sz w:val="22"/>
+                <w:szCs w:val="22"/>
+              </w:rPr>
+              <w:t>jellyfish and other sea creature stings</w:t>
+            </w:r>
+            <w:r>
+              <w:rPr>
+                <w:rFonts w:ascii="Arial" w:hAnsi="Arial" w:cs="Arial"/>
+                <w:sz w:val="22"/>
+                <w:szCs w:val="22"/>
+              </w:rPr>
+              <w:br/>
+            </w:r>
+            <w:r>
+              <w:rPr>
+                <w:rFonts w:ascii="Arial" w:hAnsi="Arial" w:cs="Arial"/>
+                <w:sz w:val="22"/>
+                <w:szCs w:val="22"/>
+              </w:rPr>
+              <w:br/>
+              <w:t>Question:</w:t>
+            </w:r>
+            <w:r>
+              <w:rPr>
+                <w:rFonts w:ascii="Arial" w:hAnsi="Arial" w:cs="Arial"/>
+                <w:sz w:val="22"/>
+                <w:szCs w:val="22"/>
+              </w:rPr>
+              <w:t xml:space="preserve"> &lt;example question&gt;</w:t>
+            </w:r>
+            <w:r>
+              <w:rPr>
+                <w:rFonts w:ascii="Arial" w:hAnsi="Arial" w:cs="Arial"/>
+                <w:sz w:val="22"/>
+                <w:szCs w:val="22"/>
+              </w:rPr>
+              <w:br/>
+              <w:t>Diagnosis:</w:t>
+            </w:r>
+            <w:r>
+              <w:rPr>
+                <w:rFonts w:ascii="Arial" w:hAnsi="Arial" w:cs="Arial"/>
+                <w:sz w:val="22"/>
+                <w:szCs w:val="22"/>
+              </w:rPr>
+              <w:t xml:space="preserve"> </w:t>
+            </w:r>
+            <w:r>
+              <w:rPr>
+                <w:rFonts w:ascii="Arial" w:hAnsi="Arial" w:cs="Arial"/>
+                <w:sz w:val="22"/>
+                <w:szCs w:val="22"/>
+              </w:rPr>
+              <w:t>amyloidosis</w:t>
+            </w:r>
+            <w:r>
+              <w:rPr>
+                <w:rFonts w:ascii="Arial" w:hAnsi="Arial" w:cs="Arial"/>
+                <w:sz w:val="22"/>
+                <w:szCs w:val="22"/>
+              </w:rPr>
+              <w:br/>
+            </w:r>
+            <w:r>
+              <w:rPr>
+                <w:rFonts w:ascii="Arial" w:hAnsi="Arial" w:cs="Arial"/>
+                <w:sz w:val="22"/>
+                <w:szCs w:val="22"/>
+              </w:rPr>
+              <w:br/>
+              <w:t>Respond with only the diagnosis name.</w:t>
+            </w:r>
+          </w:p>
+        </w:tc>
+        <w:tc>
+          <w:tcPr>
+            <w:tcW w:w="1701" w:type="dxa"/>
+            <w:tcBorders>
+              <w:top w:val="single" w:sz="6" w:space="0" w:color="D6D6D6"/>
+              <w:left w:val="single" w:sz="6" w:space="0" w:color="D6D6D6"/>
+              <w:bottom w:val="single" w:sz="6" w:space="0" w:color="D6D6D6"/>
+              <w:right w:val="single" w:sz="6" w:space="0" w:color="D6D6D6"/>
+            </w:tcBorders>
+            <w:shd w:val="clear" w:color="auto" w:fill="FFFFFF"/>
+            <w:tcMar>
+              <w:top w:w="90" w:type="dxa"/>
+              <w:left w:w="195" w:type="dxa"/>
+              <w:bottom w:w="90" w:type="dxa"/>
+              <w:right w:w="195" w:type="dxa"/>
+            </w:tcMar>
+            <w:vAlign w:val="center"/>
+            <w:hideMark/>
+          </w:tcPr>
+          <w:p>
+            <w:pPr>
+              <w:rPr>
+                <w:rFonts w:ascii="Arial" w:hAnsi="Arial" w:cs="Arial"/>
+                <w:sz w:val="22"/>
+                <w:szCs w:val="22"/>
+              </w:rPr>
+            </w:pPr>
+            <w:r>
+              <w:rPr>
+                <w:rFonts w:ascii="Arial" w:hAnsi="Arial" w:cs="Arial"/>
+                <w:sz w:val="22"/>
+                <w:szCs w:val="22"/>
+              </w:rPr>
+              <w:t>median 279, p95 410, max 437; truncated at 512: 0%</w:t>
+            </w:r>
+          </w:p>
+        </w:tc>
+        <w:tc>
+          <w:tcPr>
+            <w:tcW w:w="1842" w:type="dxa"/>
+            <w:tcBorders>
+              <w:top w:val="single" w:sz="6" w:space="0" w:color="D6D6D6"/>
+              <w:left w:val="single" w:sz="6" w:space="0" w:color="D6D6D6"/>
+              <w:bottom w:val="single" w:sz="6" w:space="0" w:color="D6D6D6"/>
+              <w:right w:val="single" w:sz="6" w:space="0" w:color="D6D6D6"/>
+            </w:tcBorders>
+            <w:shd w:val="clear" w:color="auto" w:fill="FFFFFF"/>
+            <w:tcMar>
+              <w:top w:w="90" w:type="dxa"/>
+              <w:left w:w="195" w:type="dxa"/>
+              <w:bottom w:w="90" w:type="dxa"/>
+              <w:right w:w="195" w:type="dxa"/>
+            </w:tcMar>
+            <w:vAlign w:val="center"/>
+            <w:hideMark/>
+          </w:tcPr>
+          <w:p>
+            <w:pPr>
+              <w:rPr>
+                <w:rFonts w:ascii="Arial" w:hAnsi="Arial" w:cs="Arial"/>
+                <w:sz w:val="18"/>
+                <w:szCs w:val="18"/>
+              </w:rPr>
+            </w:pPr>
+            <w:r>
+              <w:rPr>
+                <w:rFonts w:ascii="Arial" w:hAnsi="Arial" w:cs="Arial"/>
+                <w:sz w:val="18"/>
+                <w:szCs w:val="18"/>
+              </w:rPr>
+              <w:t xml:space="preserve">T=0, </w:t>
+            </w:r>
+            <w:proofErr w:type="spellStart"/>
+            <w:r>
+              <w:rPr>
+                <w:rFonts w:ascii="Arial" w:hAnsi="Arial" w:cs="Arial"/>
+                <w:sz w:val="18"/>
+                <w:szCs w:val="18"/>
+              </w:rPr>
+              <w:t>max_new_tokens</w:t>
+            </w:r>
+            <w:proofErr w:type="spellEnd"/>
+            <w:r>
+              <w:rPr>
+                <w:rFonts w:ascii="Arial" w:hAnsi="Arial" w:cs="Arial"/>
+                <w:sz w:val="18"/>
+                <w:szCs w:val="18"/>
+              </w:rPr>
+              <w:t>=20</w:t>
+            </w:r>
+          </w:p>
+        </w:tc>
+      </w:tr>
+      <w:tr>
+        <w:tc>
+          <w:tcPr>
+            <w:tcW w:w="1552" w:type="dxa"/>
+            <w:tcBorders>
+              <w:top w:val="single" w:sz="6" w:space="0" w:color="D6D6D6"/>
+              <w:left w:val="single" w:sz="6" w:space="0" w:color="D6D6D6"/>
+              <w:bottom w:val="single" w:sz="6" w:space="0" w:color="D6D6D6"/>
+              <w:right w:val="single" w:sz="6" w:space="0" w:color="D6D6D6"/>
+            </w:tcBorders>
+            <w:shd w:val="clear" w:color="auto" w:fill="FFFFFF"/>
+            <w:tcMar>
+              <w:top w:w="90" w:type="dxa"/>
+              <w:left w:w="195" w:type="dxa"/>
+              <w:bottom w:w="90" w:type="dxa"/>
+              <w:right w:w="195" w:type="dxa"/>
+            </w:tcMar>
+            <w:vAlign w:val="center"/>
+            <w:hideMark/>
+          </w:tcPr>
+          <w:p>
+            <w:pPr>
+              <w:rPr>
+                <w:rFonts w:ascii="Arial" w:hAnsi="Arial" w:cs="Arial"/>
+                <w:sz w:val="22"/>
+                <w:szCs w:val="22"/>
+              </w:rPr>
+            </w:pPr>
+            <w:proofErr w:type="spellStart"/>
+            <w:r>
+              <w:rPr>
+                <w:rFonts w:ascii="Arial" w:hAnsi="Arial" w:cs="Arial"/>
+                <w:sz w:val="22"/>
+                <w:szCs w:val="22"/>
+              </w:rPr>
+              <w:t>CoT</w:t>
+            </w:r>
+            <w:proofErr w:type="spellEnd"/>
+          </w:p>
+        </w:tc>
+        <w:tc>
+          <w:tcPr>
+            <w:tcW w:w="4536" w:type="dxa"/>
+            <w:tcBorders>
+              <w:top w:val="single" w:sz="6" w:space="0" w:color="D6D6D6"/>
+              <w:left w:val="single" w:sz="6" w:space="0" w:color="D6D6D6"/>
+              <w:bottom w:val="single" w:sz="6" w:space="0" w:color="D6D6D6"/>
+              <w:right w:val="single" w:sz="6" w:space="0" w:color="D6D6D6"/>
+            </w:tcBorders>
+            <w:shd w:val="clear" w:color="auto" w:fill="FFFFFF"/>
+            <w:tcMar>
+              <w:top w:w="90" w:type="dxa"/>
+              <w:left w:w="195" w:type="dxa"/>
+              <w:bottom w:w="90" w:type="dxa"/>
+              <w:right w:w="195" w:type="dxa"/>
+            </w:tcMar>
+            <w:vAlign w:val="center"/>
+            <w:hideMark/>
+          </w:tcPr>
+          <w:p>
+            <w:pPr>
+              <w:rPr>
+                <w:rFonts w:ascii="Arial" w:hAnsi="Arial" w:cs="Arial"/>
+                <w:sz w:val="22"/>
+                <w:szCs w:val="22"/>
+              </w:rPr>
+            </w:pPr>
+            <w:r>
+              <w:rPr>
+                <w:rFonts w:ascii="Arial" w:hAnsi="Arial" w:cs="Arial"/>
+                <w:sz w:val="22"/>
+                <w:szCs w:val="22"/>
+              </w:rPr>
+              <w:t>You are a helpful assistant trained to identify relevant medical question topics.</w:t>
+            </w:r>
+            <w:r>
+              <w:rPr>
+                <w:rFonts w:ascii="Arial" w:hAnsi="Arial" w:cs="Arial"/>
+                <w:sz w:val="22"/>
+                <w:szCs w:val="22"/>
+              </w:rPr>
+              <w:br/>
+              <w:t>Given the question below, which one of the following diagnoses is most relevant?</w:t>
+            </w:r>
+            <w:r>
+              <w:rPr>
+                <w:rFonts w:ascii="Arial" w:hAnsi="Arial" w:cs="Arial"/>
+                <w:sz w:val="22"/>
+                <w:szCs w:val="22"/>
+              </w:rPr>
+              <w:br/>
+            </w:r>
+            <w:r>
+              <w:rPr>
+                <w:rFonts w:ascii="Arial" w:hAnsi="Arial" w:cs="Arial"/>
+                <w:sz w:val="22"/>
+                <w:szCs w:val="22"/>
+              </w:rPr>
+              <w:br/>
+              <w:t>Diagnoses:</w:t>
+            </w:r>
+            <w:r>
+              <w:rPr>
+                <w:rFonts w:ascii="Arial" w:hAnsi="Arial" w:cs="Arial"/>
+                <w:sz w:val="22"/>
+                <w:szCs w:val="22"/>
+              </w:rPr>
+              <w:br/>
+              <w:t>&lt;20 retrieved candidate labels&gt;</w:t>
+            </w:r>
+            <w:r>
+              <w:rPr>
+                <w:rFonts w:ascii="Arial" w:hAnsi="Arial" w:cs="Arial"/>
+                <w:sz w:val="22"/>
+                <w:szCs w:val="22"/>
+              </w:rPr>
+              <w:br/>
+              <w:t>Question:</w:t>
+            </w:r>
+            <w:r>
+              <w:rPr>
+                <w:rFonts w:ascii="Arial" w:hAnsi="Arial" w:cs="Arial"/>
+                <w:sz w:val="22"/>
+                <w:szCs w:val="22"/>
+              </w:rPr>
+              <w:t xml:space="preserve"> &lt;test question&gt;</w:t>
+            </w:r>
+            <w:r>
+              <w:rPr>
+                <w:rFonts w:ascii="Arial" w:hAnsi="Arial" w:cs="Arial"/>
+                <w:sz w:val="22"/>
+                <w:szCs w:val="22"/>
+              </w:rPr>
+              <w:br/>
+            </w:r>
+            <w:r>
+              <w:rPr>
+                <w:rFonts w:ascii="Arial" w:hAnsi="Arial" w:cs="Arial"/>
+                <w:sz w:val="22"/>
+                <w:szCs w:val="22"/>
+              </w:rPr>
+              <w:br/>
+              <w:t>Think step by step about which diagnosis the question is asking about, then end your reply with 'Final answer:' followed by the diagnosis name.</w:t>
+            </w:r>
+          </w:p>
+        </w:tc>
+        <w:tc>
+          <w:tcPr>
+            <w:tcW w:w="1701" w:type="dxa"/>
+            <w:tcBorders>
+              <w:top w:val="single" w:sz="6" w:space="0" w:color="D6D6D6"/>
+              <w:left w:val="single" w:sz="6" w:space="0" w:color="D6D6D6"/>
+              <w:bottom w:val="single" w:sz="6" w:space="0" w:color="D6D6D6"/>
+              <w:right w:val="single" w:sz="6" w:space="0" w:color="D6D6D6"/>
+            </w:tcBorders>
+            <w:shd w:val="clear" w:color="auto" w:fill="FFFFFF"/>
+            <w:tcMar>
+              <w:top w:w="90" w:type="dxa"/>
+              <w:left w:w="195" w:type="dxa"/>
+              <w:bottom w:w="90" w:type="dxa"/>
+              <w:right w:w="195" w:type="dxa"/>
+            </w:tcMar>
+            <w:vAlign w:val="center"/>
+            <w:hideMark/>
+          </w:tcPr>
+          <w:p>
+            <w:pPr>
+              <w:rPr>
+                <w:rFonts w:ascii="Arial" w:hAnsi="Arial" w:cs="Arial"/>
+                <w:sz w:val="22"/>
+                <w:szCs w:val="22"/>
+              </w:rPr>
+            </w:pPr>
+            <w:r>
+              <w:rPr>
+                <w:rFonts w:ascii="Arial" w:hAnsi="Arial" w:cs="Arial"/>
+                <w:sz w:val="22"/>
+                <w:szCs w:val="22"/>
+              </w:rPr>
+              <w:t>median 236, p95 367, max 394; truncated at 512: 0%</w:t>
+            </w:r>
+          </w:p>
+        </w:tc>
+        <w:tc>
+          <w:tcPr>
+            <w:tcW w:w="1842" w:type="dxa"/>
+            <w:tcBorders>
+              <w:top w:val="single" w:sz="6" w:space="0" w:color="D6D6D6"/>
+              <w:left w:val="single" w:sz="6" w:space="0" w:color="D6D6D6"/>
+              <w:bottom w:val="single" w:sz="6" w:space="0" w:color="D6D6D6"/>
+              <w:right w:val="single" w:sz="6" w:space="0" w:color="D6D6D6"/>
+            </w:tcBorders>
+            <w:shd w:val="clear" w:color="auto" w:fill="FFFFFF"/>
+            <w:tcMar>
+              <w:top w:w="90" w:type="dxa"/>
+              <w:left w:w="195" w:type="dxa"/>
+              <w:bottom w:w="90" w:type="dxa"/>
+              <w:right w:w="195" w:type="dxa"/>
+            </w:tcMar>
+            <w:vAlign w:val="center"/>
+            <w:hideMark/>
+          </w:tcPr>
+          <w:p>
+            <w:pPr>
+              <w:rPr>
+                <w:rFonts w:ascii="Arial" w:hAnsi="Arial" w:cs="Arial"/>
+                <w:sz w:val="18"/>
+                <w:szCs w:val="18"/>
+              </w:rPr>
+            </w:pPr>
+            <w:r>
+              <w:rPr>
+                <w:rFonts w:ascii="Arial" w:hAnsi="Arial" w:cs="Arial"/>
+                <w:sz w:val="18"/>
+                <w:szCs w:val="18"/>
+              </w:rPr>
+              <w:t xml:space="preserve">T=0, </w:t>
+            </w:r>
+            <w:proofErr w:type="spellStart"/>
+            <w:r>
+              <w:rPr>
+                <w:rFonts w:ascii="Arial" w:hAnsi="Arial" w:cs="Arial"/>
+                <w:sz w:val="18"/>
+                <w:szCs w:val="18"/>
+              </w:rPr>
+              <w:t>max_new_tokens</w:t>
+            </w:r>
+            <w:proofErr w:type="spellEnd"/>
+            <w:r>
+              <w:rPr>
+                <w:rFonts w:ascii="Arial" w:hAnsi="Arial" w:cs="Arial"/>
+                <w:sz w:val="18"/>
+                <w:szCs w:val="18"/>
+              </w:rPr>
+              <w:t>=128</w:t>
+            </w:r>
+          </w:p>
+        </w:tc>
+      </w:tr>
+    </w:tbl>
+    <w:p>
+      <w:pPr>
+        <w:pStyle w:val="Heading3"/>
+      </w:pPr>
+      <w:r>
+        <w:t>2.5 Experimental Protocol</w:t>
+      </w:r>
+    </w:p>
+    <w:p>
+      <w:pPr>
+        <w:rPr>
+          <w:rFonts w:ascii="Arial" w:hAnsi="Arial" w:cs="Arial"/>
+          <w:sz w:val="22"/>
+          <w:szCs w:val="22"/>
+        </w:rPr>
+      </w:pPr>
+      <w:r>
+        <w:rPr>
+          <w:rFonts w:ascii="Arial" w:hAnsi="Arial" w:cs="Arial"/>
+          <w:sz w:val="22"/>
+          <w:szCs w:val="22"/>
+        </w:rPr>
+        <w:t>Stratified splitting by </w:t>
       </w:r>
       <w:proofErr w:type="spellStart"/>
       <w:r>
@@ -7740,7 +6963,7 @@
           <w:sz w:val="22"/>
           <w:szCs w:val="22"/>
         </w:rPr>
-        <w:t>microsoft</w:t>
+        <w:t>train_test_split</w:t>
       </w:r>
       <w:proofErr w:type="spellEnd"/>
       <w:r>
@@ -7749,34 +6972,72 @@
           <w:sz w:val="22"/>
           <w:szCs w:val="22"/>
         </w:rPr>
-        <w:t>/</w:t>
-      </w:r>
-      <w:proofErr w:type="spellStart"/>
-      <w:r>
-        <w:rPr>
-          <w:rFonts w:ascii="Arial" w:hAnsi="Arial" w:cs="Arial"/>
-          <w:sz w:val="22"/>
-          <w:szCs w:val="22"/>
-        </w:rPr>
-        <w:t>MediPhi</w:t>
-      </w:r>
-      <w:proofErr w:type="spellEnd"/>
-      <w:r>
-        <w:rPr>
-          <w:rFonts w:ascii="Arial" w:hAnsi="Arial" w:cs="Arial"/>
-          <w:sz w:val="22"/>
-          <w:szCs w:val="22"/>
-        </w:rPr>
-        <w:t>-Guidelines and secondary google/flan-t5-large. Two pre-registered McNemar stages were used to choose between them: prompt condition on the primary generator alone, then model at that condition.</w:t>
-      </w:r>
-      <w:r>
-        <w:rPr>
-          <w:rFonts w:ascii="Arial" w:hAnsi="Arial" w:cs="Arial"/>
-          <w:sz w:val="22"/>
-          <w:szCs w:val="22"/>
-        </w:rPr>
-        <w:br/>
-        <w:t xml:space="preserve">The prompt condition and the generator model were chosen in two separate steps, fixed in </w:t>
+        <w:t> is infeasible</w:t>
+      </w:r>
+      <w:r>
+        <w:rPr>
+          <w:rFonts w:ascii="Arial" w:hAnsi="Arial" w:cs="Arial"/>
+          <w:sz w:val="22"/>
+          <w:szCs w:val="22"/>
+        </w:rPr>
+        <w:t>, because</w:t>
+      </w:r>
+      <w:r>
+        <w:rPr>
+          <w:rFonts w:ascii="Arial" w:hAnsi="Arial" w:cs="Arial"/>
+          <w:sz w:val="22"/>
+          <w:szCs w:val="22"/>
+        </w:rPr>
+        <w:t xml:space="preserve"> it requires one held-out example per class, but the 906-class label space exceeds the 200-item validation size, and an unstratified split can result in non-uniform class representation (177 classes under seed 42). Therefore quota-based sampling was used, mirroring the test set's size while keeping at least two training examples per class.</w:t>
+      </w:r>
+    </w:p>
+    <w:p>
+      <w:pPr>
+        <w:rPr>
+          <w:rFonts w:ascii="Arial" w:hAnsi="Arial" w:cs="Arial"/>
+          <w:sz w:val="22"/>
+          <w:szCs w:val="22"/>
+        </w:rPr>
+      </w:pPr>
+      <w:r>
+        <w:rPr>
+          <w:rFonts w:ascii="Arial" w:hAnsi="Arial" w:cs="Arial"/>
+          <w:sz w:val="22"/>
+          <w:szCs w:val="22"/>
+        </w:rPr>
+        <w:t>At n=200 the single-proportion SE is ≈3.5pp, so differences below 7pp</w:t>
+      </w:r>
+      <w:r>
+        <w:rPr>
+          <w:rFonts w:ascii="Arial" w:hAnsi="Arial" w:cs="Arial"/>
+          <w:sz w:val="22"/>
+          <w:szCs w:val="22"/>
+        </w:rPr>
+        <w:t xml:space="preserve"> (2SE)</w:t>
+      </w:r>
+      <w:r>
+        <w:rPr>
+          <w:rFonts w:ascii="Arial" w:hAnsi="Arial" w:cs="Arial"/>
+          <w:sz w:val="22"/>
+          <w:szCs w:val="22"/>
+        </w:rPr>
+        <w:t xml:space="preserve"> are </w:t>
+      </w:r>
+      <w:r>
+        <w:rPr>
+          <w:rFonts w:ascii="Arial" w:hAnsi="Arial" w:cs="Arial"/>
+          <w:sz w:val="22"/>
+          <w:szCs w:val="22"/>
+        </w:rPr>
+        <w:t xml:space="preserve">treated </w:t>
+      </w:r>
+      <w:r>
+        <w:rPr>
+          <w:rFonts w:ascii="Arial" w:hAnsi="Arial" w:cs="Arial"/>
+          <w:sz w:val="22"/>
+          <w:szCs w:val="22"/>
+        </w:rPr>
+        <w:t xml:space="preserve">as noise. Every comparison was instead checked with McNemar's test, which only uses the </w:t>
       </w:r>
       <w:r>
         <w:rPr>
@@ -7785,23 +7046,121 @@
           <w:szCs w:val="22"/>
         </w:rPr>
         <w:lastRenderedPageBreak/>
-        <w:t xml:space="preserve">advance rather than tested as all six combinations at once. First, the three prompt conditions were compared against each other using only the primary generator, and McNemar's test picked the best one. Then, with that prompt condition held fixed, the primary and secondary generators were compared with McNemar's test, to choose the model. Testing in two fixed steps </w:t>
-      </w:r>
-      <w:r>
-        <w:rPr>
-          <w:rFonts w:ascii="Arial" w:hAnsi="Arial" w:cs="Arial"/>
-          <w:sz w:val="22"/>
-          <w:szCs w:val="22"/>
-        </w:rPr>
-        <w:t xml:space="preserve">improves clarity and </w:t>
-      </w:r>
-      <w:r>
-        <w:rPr>
-          <w:rFonts w:ascii="Arial" w:hAnsi="Arial" w:cs="Arial"/>
-          <w:sz w:val="22"/>
-          <w:szCs w:val="22"/>
-        </w:rPr>
-        <w:t>avoids the extra false-positive risk of running all six pairwise comparisons at once.</w:t>
+        <w:t xml:space="preserve">questions where the systems disagreed, since paired predictions on the same items </w:t>
+      </w:r>
+      <w:r>
+        <w:rPr>
+          <w:rFonts w:ascii="Arial" w:hAnsi="Arial" w:cs="Arial"/>
+          <w:sz w:val="22"/>
+          <w:szCs w:val="22"/>
+        </w:rPr>
+        <w:t xml:space="preserve">are more informative </w:t>
+      </w:r>
+      <w:r>
+        <w:rPr>
+          <w:rFonts w:ascii="Arial" w:hAnsi="Arial" w:cs="Arial"/>
+          <w:sz w:val="22"/>
+          <w:szCs w:val="22"/>
+        </w:rPr>
+        <w:t>than two independent</w:t>
+      </w:r>
+      <w:r>
+        <w:rPr>
+          <w:rFonts w:ascii="Arial" w:hAnsi="Arial" w:cs="Arial"/>
+          <w:sz w:val="22"/>
+          <w:szCs w:val="22"/>
+        </w:rPr>
+        <w:t xml:space="preserve"> ones</w:t>
+      </w:r>
+      <w:r>
+        <w:rPr>
+          <w:rFonts w:ascii="Arial" w:hAnsi="Arial" w:cs="Arial"/>
+          <w:sz w:val="22"/>
+          <w:szCs w:val="22"/>
+        </w:rPr>
+        <w:t xml:space="preserve">. Accuracy is reported with bootstrap 95% CIs (Table </w:t>
+      </w:r>
+      <w:r>
+        <w:rPr>
+          <w:rFonts w:ascii="Arial" w:hAnsi="Arial" w:cs="Arial"/>
+          <w:sz w:val="22"/>
+          <w:szCs w:val="22"/>
+        </w:rPr>
+        <w:t>3</w:t>
+      </w:r>
+      <w:r>
+        <w:rPr>
+          <w:rFonts w:ascii="Arial" w:hAnsi="Arial" w:cs="Arial"/>
+          <w:sz w:val="22"/>
+          <w:szCs w:val="22"/>
+        </w:rPr>
+        <w:t>).</w:t>
+      </w:r>
+    </w:p>
+    <w:p>
+      <w:pPr>
+        <w:rPr>
+          <w:rFonts w:ascii="Arial" w:hAnsi="Arial" w:cs="Arial"/>
+          <w:sz w:val="22"/>
+          <w:szCs w:val="22"/>
+        </w:rPr>
+      </w:pPr>
+      <w:r>
+        <w:rPr>
+          <w:rFonts w:ascii="Arial" w:hAnsi="Arial" w:cs="Arial"/>
+          <w:sz w:val="22"/>
+          <w:szCs w:val="22"/>
+        </w:rPr>
+        <w:t>A shift-aware protocol was used to resolve ties which the standard hold-out failed. A hold-out was drawn only from training questions sharing no words with their own label (1,423 of 8,891), because the test distribution more closely resembles this</w:t>
+      </w:r>
+      <w:r>
+        <w:rPr>
+          <w:rFonts w:ascii="Arial" w:hAnsi="Arial" w:cs="Arial"/>
+          <w:sz w:val="22"/>
+          <w:szCs w:val="22"/>
+        </w:rPr>
+        <w:t xml:space="preserve"> </w:t>
+      </w:r>
+      <w:r>
+        <w:rPr>
+          <w:rFonts w:ascii="Arial" w:hAnsi="Arial" w:cs="Arial"/>
+          <w:sz w:val="22"/>
+          <w:szCs w:val="22"/>
+        </w:rPr>
+        <w:t>sample, in which the question never names its own label</w:t>
+      </w:r>
+      <w:r>
+        <w:rPr>
+          <w:rFonts w:ascii="Arial" w:hAnsi="Arial" w:cs="Arial"/>
+          <w:sz w:val="22"/>
+          <w:szCs w:val="22"/>
+        </w:rPr>
+        <w:t>. The standard hold-out decided between candidates if the gap between them exceeded one SE, otherwise the shift-aware hold-out's ranking was used to break the tie. This was used for Arm 1 index selection only, as discussed in 4.2.</w:t>
+      </w:r>
+    </w:p>
+    <w:p>
+      <w:pPr>
+        <w:rPr>
+          <w:rFonts w:ascii="Arial" w:hAnsi="Arial" w:cs="Arial"/>
+          <w:sz w:val="22"/>
+          <w:szCs w:val="22"/>
+        </w:rPr>
+      </w:pPr>
+      <w:r>
+        <w:rPr>
+          <w:rFonts w:ascii="Arial" w:hAnsi="Arial" w:cs="Arial"/>
+          <w:sz w:val="22"/>
+          <w:szCs w:val="22"/>
+        </w:rPr>
+        <w:t>Validation informed every model, hyperparameter, and prompt decision, and test predictions were generated only once after freezing.</w:t>
+      </w:r>
+    </w:p>
+    <w:p>
+      <w:pPr>
+        <w:pStyle w:val="Heading2"/>
+      </w:pPr>
+      <w:r>
+        <w:t>Results</w:t>
       </w:r>
     </w:p>
     <w:p>
@@ -7809,7 +7168,7 @@
         <w:pStyle w:val="Heading3"/>
       </w:pPr>
       <w:r>
-        <w:t>2.5 Experimental Protocol</w:t>
+        <w:t>3.1 Exploratory Data Analysis</w:t>
       </w:r>
     </w:p>
     <w:p>
@@ -7826,41 +7185,39 @@
           <w:sz w:val="22"/>
           <w:szCs w:val="22"/>
         </w:rPr>
-        <w:t>Stratified splitting by </w:t>
-      </w:r>
-      <w:proofErr w:type="spellStart"/>
-      <w:r>
-        <w:rPr>
-          <w:rFonts w:ascii="Arial" w:hAnsi="Arial" w:cs="Arial"/>
-          <w:sz w:val="22"/>
-          <w:szCs w:val="22"/>
-        </w:rPr>
-        <w:t>train_test_split</w:t>
-      </w:r>
-      <w:proofErr w:type="spellEnd"/>
-      <w:r>
-        <w:rPr>
-          <w:rFonts w:ascii="Arial" w:hAnsi="Arial" w:cs="Arial"/>
-          <w:sz w:val="22"/>
-          <w:szCs w:val="22"/>
-        </w:rPr>
-        <w:t> is infeasible</w:t>
-      </w:r>
-      <w:r>
-        <w:rPr>
-          <w:rFonts w:ascii="Arial" w:hAnsi="Arial" w:cs="Arial"/>
-          <w:sz w:val="22"/>
-          <w:szCs w:val="22"/>
-        </w:rPr>
-        <w:t>, because</w:t>
-      </w:r>
-      <w:r>
-        <w:rPr>
-          <w:rFonts w:ascii="Arial" w:hAnsi="Arial" w:cs="Arial"/>
-          <w:sz w:val="22"/>
-          <w:szCs w:val="22"/>
-        </w:rPr>
-        <w:t xml:space="preserve"> it requires one held-out example per class, but the 906-class label space exceeds the 200-item validation size, and an unstratified split can result in non-uniform class representation (177 classes under seed 42). Therefore quota-based sampling was used, mirroring the test set's size while keeping at least two training examples per class.</w:t>
+        <w:t xml:space="preserve">Class support, question length and label-family structure are summarised in </w:t>
+      </w:r>
+      <w:r>
+        <w:rPr>
+          <w:rFonts w:ascii="Arial" w:hAnsi="Arial" w:cs="Arial"/>
+          <w:sz w:val="22"/>
+          <w:szCs w:val="22"/>
+        </w:rPr>
+        <w:t>Figure 4</w:t>
+      </w:r>
+      <w:r>
+        <w:rPr>
+          <w:rFonts w:ascii="Arial" w:hAnsi="Arial" w:cs="Arial"/>
+          <w:sz w:val="22"/>
+          <w:szCs w:val="22"/>
+        </w:rPr>
+        <w:t xml:space="preserve">. Near-duplication and sibling homogeneity use different representations, </w:t>
+      </w:r>
+      <w:r>
+        <w:rPr>
+          <w:rFonts w:ascii="Arial" w:hAnsi="Arial" w:cs="Arial"/>
+          <w:sz w:val="22"/>
+          <w:szCs w:val="22"/>
+        </w:rPr>
+        <w:t xml:space="preserve">with </w:t>
+      </w:r>
+      <w:r>
+        <w:rPr>
+          <w:rFonts w:ascii="Arial" w:hAnsi="Arial" w:cs="Arial"/>
+          <w:sz w:val="22"/>
+          <w:szCs w:val="22"/>
+        </w:rPr>
+        <w:t>bigrams detecting duplicate phrasing, unigrams the within-class comparison. Median per-test-question maximum similarity to any training question is 0.485, with only 0.5% above the 0.9 near-duplicate threshold, rejecting near-duplication as an explanation for the results.</w:t>
       </w:r>
     </w:p>
     <w:p>
@@ -7874,58 +7231,30 @@
       <w:r>
         <w:rPr>
           <w:rFonts w:ascii="Arial" w:hAnsi="Arial" w:cs="Arial"/>
-          <w:sz w:val="22"/>
-          <w:szCs w:val="22"/>
-        </w:rPr>
-        <w:t xml:space="preserve">At n=200 the single-proportion SE is ≈3.5pp, so differences below 7pp are considered as noise. Every comparison was instead checked with McNemar's test, which only uses the questions where the systems disagreed, since paired predictions on the same items </w:t>
-      </w:r>
-      <w:r>
-        <w:rPr>
-          <w:rFonts w:ascii="Arial" w:hAnsi="Arial" w:cs="Arial"/>
-          <w:sz w:val="22"/>
-          <w:szCs w:val="22"/>
-        </w:rPr>
-        <w:t xml:space="preserve">are more informative </w:t>
-      </w:r>
-      <w:r>
-        <w:rPr>
-          <w:rFonts w:ascii="Arial" w:hAnsi="Arial" w:cs="Arial"/>
-          <w:sz w:val="22"/>
-          <w:szCs w:val="22"/>
-        </w:rPr>
-        <w:t>than two independent</w:t>
-      </w:r>
-      <w:r>
-        <w:rPr>
-          <w:rFonts w:ascii="Arial" w:hAnsi="Arial" w:cs="Arial"/>
-          <w:sz w:val="22"/>
-          <w:szCs w:val="22"/>
-        </w:rPr>
-        <w:t xml:space="preserve"> ones</w:t>
-      </w:r>
-      <w:r>
-        <w:rPr>
-          <w:rFonts w:ascii="Arial" w:hAnsi="Arial" w:cs="Arial"/>
-          <w:sz w:val="22"/>
-          <w:szCs w:val="22"/>
-        </w:rPr>
-        <w:t xml:space="preserve">. Accuracy is reported with bootstrap 95% CIs (Table </w:t>
-      </w:r>
-      <w:r>
-        <w:rPr>
-          <w:rFonts w:ascii="Arial" w:hAnsi="Arial" w:cs="Arial"/>
-          <w:sz w:val="22"/>
-          <w:szCs w:val="22"/>
-        </w:rPr>
-        <w:t>3</w:t>
-      </w:r>
-      <w:r>
-        <w:rPr>
-          <w:rFonts w:ascii="Arial" w:hAnsi="Arial" w:cs="Arial"/>
-          <w:sz w:val="22"/>
-          <w:szCs w:val="22"/>
-        </w:rPr>
-        <w:t>).</w:t>
+          <w:b/>
+          <w:bCs/>
+          <w:sz w:val="22"/>
+          <w:szCs w:val="22"/>
+        </w:rPr>
+        <w:t>Figure 4</w:t>
+      </w:r>
+      <w:r>
+        <w:rPr>
+          <w:rFonts w:ascii="Arial" w:hAnsi="Arial" w:cs="Arial"/>
+          <w:b/>
+          <w:bCs/>
+          <w:sz w:val="22"/>
+          <w:szCs w:val="22"/>
+        </w:rPr>
+        <w:t>: Dataset composition and length/duplication diagnostics.</w:t>
+      </w:r>
+      <w:r>
+        <w:rPr>
+          <w:rFonts w:ascii="Arial" w:hAnsi="Arial" w:cs="Arial"/>
+          <w:sz w:val="22"/>
+          <w:szCs w:val="22"/>
+        </w:rPr>
+        <w:t> </w:t>
       </w:r>
     </w:p>
     <w:p>
@@ -7942,153 +7271,6 @@
           <w:sz w:val="22"/>
           <w:szCs w:val="22"/>
         </w:rPr>
-        <w:t>A shift-aware protocol was used to resolve ties which the standard hold-out failed. A hold-out was drawn only from training questions sharing no words with their own label (1,423 of 8,891), because the test distribution more closely resembles this lexeme-absent sample. The standard hold-out decided between candidates if the gap between them exceeded one SE, otherwise the shift-aware hold-out's ranking was used to break the tie. This was used for Arm 1 index selection only, as discussed in 4.2.</w:t>
-      </w:r>
-    </w:p>
-    <w:p>
-      <w:pPr>
-        <w:rPr>
-          <w:rFonts w:ascii="Arial" w:hAnsi="Arial" w:cs="Arial"/>
-          <w:sz w:val="22"/>
-          <w:szCs w:val="22"/>
-        </w:rPr>
-      </w:pPr>
-      <w:r>
-        <w:rPr>
-          <w:rFonts w:ascii="Arial" w:hAnsi="Arial" w:cs="Arial"/>
-          <w:sz w:val="22"/>
-          <w:szCs w:val="22"/>
-        </w:rPr>
-        <w:t>Validation informed every model, hyperparameter, and prompt decision, and test predictions were generated only once after freezing.</w:t>
-      </w:r>
-    </w:p>
-    <w:p>
-      <w:pPr>
-        <w:pStyle w:val="Heading2"/>
-      </w:pPr>
-      <w:r>
-        <w:t>Results</w:t>
-      </w:r>
-    </w:p>
-    <w:p>
-      <w:pPr>
-        <w:pStyle w:val="Heading3"/>
-      </w:pPr>
-      <w:r>
-        <w:t>3.1 Exploratory Data Analysis</w:t>
-      </w:r>
-    </w:p>
-    <w:p>
-      <w:pPr>
-        <w:rPr>
-          <w:rFonts w:ascii="Arial" w:hAnsi="Arial" w:cs="Arial"/>
-          <w:sz w:val="22"/>
-          <w:szCs w:val="22"/>
-        </w:rPr>
-      </w:pPr>
-      <w:r>
-        <w:rPr>
-          <w:rFonts w:ascii="Arial" w:hAnsi="Arial" w:cs="Arial"/>
-          <w:sz w:val="22"/>
-          <w:szCs w:val="22"/>
-        </w:rPr>
-        <w:t xml:space="preserve">Class support, question length and label-family structure are summarised in Figure </w:t>
-      </w:r>
-      <w:r>
-        <w:rPr>
-          <w:rFonts w:ascii="Arial" w:hAnsi="Arial" w:cs="Arial"/>
-          <w:sz w:val="22"/>
-          <w:szCs w:val="22"/>
-        </w:rPr>
-        <w:t>3</w:t>
-      </w:r>
-      <w:r>
-        <w:rPr>
-          <w:rFonts w:ascii="Arial" w:hAnsi="Arial" w:cs="Arial"/>
-          <w:sz w:val="22"/>
-          <w:szCs w:val="22"/>
-        </w:rPr>
-        <w:t xml:space="preserve">. Near-duplication and sibling homogeneity use different representations, </w:t>
-      </w:r>
-      <w:r>
-        <w:rPr>
-          <w:rFonts w:ascii="Arial" w:hAnsi="Arial" w:cs="Arial"/>
-          <w:sz w:val="22"/>
-          <w:szCs w:val="22"/>
-        </w:rPr>
-        <w:t xml:space="preserve">with </w:t>
-      </w:r>
-      <w:r>
-        <w:rPr>
-          <w:rFonts w:ascii="Arial" w:hAnsi="Arial" w:cs="Arial"/>
-          <w:sz w:val="22"/>
-          <w:szCs w:val="22"/>
-        </w:rPr>
-        <w:t>bigrams detecting duplicate phrasing, unigrams the within-class comparison. Median per-test-question maximum similarity to any training question is 0.485, with only 0.5% above the 0.9 near-duplicate threshold, rejecting near-duplication as an explanation for the results.</w:t>
-      </w:r>
-    </w:p>
-    <w:p>
-      <w:pPr>
-        <w:rPr>
-          <w:rFonts w:ascii="Arial" w:hAnsi="Arial" w:cs="Arial"/>
-          <w:sz w:val="22"/>
-          <w:szCs w:val="22"/>
-        </w:rPr>
-      </w:pPr>
-      <w:r>
-        <w:rPr>
-          <w:rFonts w:ascii="Arial" w:hAnsi="Arial" w:cs="Arial"/>
-          <w:b/>
-          <w:bCs/>
-          <w:sz w:val="22"/>
-          <w:szCs w:val="22"/>
-        </w:rPr>
-        <w:t xml:space="preserve">Figure </w:t>
-      </w:r>
-      <w:r>
-        <w:rPr>
-          <w:rFonts w:ascii="Arial" w:hAnsi="Arial" w:cs="Arial"/>
-          <w:b/>
-          <w:bCs/>
-          <w:sz w:val="22"/>
-          <w:szCs w:val="22"/>
-        </w:rPr>
-        <w:t>3</w:t>
-      </w:r>
-      <w:r>
-        <w:rPr>
-          <w:rFonts w:ascii="Arial" w:hAnsi="Arial" w:cs="Arial"/>
-          <w:b/>
-          <w:bCs/>
-          <w:sz w:val="22"/>
-          <w:szCs w:val="22"/>
-        </w:rPr>
-        <w:t>: Dataset composition and length/duplication diagnostics.</w:t>
-      </w:r>
-      <w:r>
-        <w:rPr>
-          <w:rFonts w:ascii="Arial" w:hAnsi="Arial" w:cs="Arial"/>
-          <w:sz w:val="22"/>
-          <w:szCs w:val="22"/>
-        </w:rPr>
-        <w:t> </w:t>
-      </w:r>
-    </w:p>
-    <w:p>
-      <w:pPr>
-        <w:rPr>
-          <w:rFonts w:ascii="Arial" w:hAnsi="Arial" w:cs="Arial"/>
-          <w:sz w:val="22"/>
-          <w:szCs w:val="22"/>
-        </w:rPr>
-      </w:pPr>
-      <w:r>
-        <w:rPr>
-          <w:rFonts w:ascii="Arial" w:hAnsi="Arial" w:cs="Arial"/>
-          <w:sz w:val="22"/>
-          <w:szCs w:val="22"/>
-        </w:rPr>
-        <w:lastRenderedPageBreak/>
         <w:drawing>
           <wp:inline distT="0" distB="0" distL="0" distR="0" wp14:anchorId="2FE9F77E" wp14:editId="2F45BC52">
             <wp:extent cx="5731510" cy="3968115"/>
@@ -8105,7 +7287,7 @@
                     <pic:cNvPicPr/>
                   </pic:nvPicPr>
                   <pic:blipFill>
-                    <a:blip r:embed="rId7"/>
+                    <a:blip r:embed="rId8"/>
                     <a:stretch>
                       <a:fillRect/>
                     </a:stretch>
@@ -8219,6 +7401,7 @@
           <w:sz w:val="18"/>
           <w:szCs w:val="18"/>
         </w:rPr>
+        <w:lastRenderedPageBreak/>
         <w:t xml:space="preserve">(c) The twelve largest label-prefix families. </w:t>
       </w:r>
     </w:p>
@@ -8293,7 +7476,7 @@
           <w:sz w:val="22"/>
           <w:szCs w:val="22"/>
         </w:rPr>
-        <w:t>4</w:t>
+        <w:t>5</w:t>
       </w:r>
       <w:r>
         <w:rPr>
@@ -8330,7 +7513,7 @@
           <w:sz w:val="22"/>
           <w:szCs w:val="22"/>
         </w:rPr>
-        <w:t>4</w:t>
+        <w:t>5</w:t>
       </w:r>
       <w:r>
         <w:rPr>
@@ -8340,7 +7523,7 @@
           <w:sz w:val="22"/>
           <w:szCs w:val="22"/>
         </w:rPr>
-        <w:t xml:space="preserve">: Sibling phrasing homogeneity </w:t>
+        <w:t>:</w:t>
       </w:r>
       <w:r>
         <w:rPr>
@@ -8350,7 +7533,7 @@
           <w:sz w:val="22"/>
           <w:szCs w:val="22"/>
         </w:rPr>
-        <w:t xml:space="preserve">chart to explain </w:t>
+        <w:t xml:space="preserve"> Phrasing homogeneity within training classes, and its absence at test</w:t>
       </w:r>
       <w:r>
         <w:rPr>
@@ -8360,29 +7543,7 @@
           <w:sz w:val="22"/>
           <w:szCs w:val="22"/>
         </w:rPr>
-        <w:t xml:space="preserve">the </w:t>
-      </w:r>
-      <w:proofErr w:type="spellStart"/>
-      <w:r>
-        <w:rPr>
-          <w:rFonts w:ascii="Arial" w:hAnsi="Arial" w:cs="Arial"/>
-          <w:b/>
-          <w:bCs/>
-          <w:sz w:val="22"/>
-          <w:szCs w:val="22"/>
-        </w:rPr>
-        <w:t>val</w:t>
-      </w:r>
-      <w:proofErr w:type="spellEnd"/>
-      <w:r>
-        <w:rPr>
-          <w:rFonts w:ascii="Arial" w:hAnsi="Arial" w:cs="Arial"/>
-          <w:b/>
-          <w:bCs/>
-          <w:sz w:val="22"/>
-          <w:szCs w:val="22"/>
-        </w:rPr>
-        <w:t>-test gap.</w:t>
+        <w:t>.</w:t>
       </w:r>
     </w:p>
     <w:p>
@@ -8399,7 +7560,6 @@
           <w:sz w:val="22"/>
           <w:szCs w:val="22"/>
         </w:rPr>
-        <w:lastRenderedPageBreak/>
         <w:drawing>
           <wp:inline distT="0" distB="0" distL="0" distR="0" wp14:anchorId="1195EFFA" wp14:editId="01D2FBB2">
             <wp:extent cx="5227846" cy="3025672"/>
@@ -8416,7 +7576,7 @@
                     <pic:cNvPicPr/>
                   </pic:nvPicPr>
                   <pic:blipFill rotWithShape="1">
-                    <a:blip r:embed="rId8"/>
+                    <a:blip r:embed="rId9"/>
                     <a:srcRect t="7394"/>
                     <a:stretch>
                       <a:fillRect/>
@@ -8462,7 +7622,52 @@
           <w:sz w:val="18"/>
           <w:szCs w:val="18"/>
         </w:rPr>
-        <w:t>Cosine-similarity distributions: each training question to its nearest same-class sibling, each test question to its nearest own-class training question, and each test question to its nearest other-class training question — the basis for the shift-aware validation protocol.</w:t>
+        <w:t>Cosine-similarity distributions: each training question to its nearest same-class</w:t>
+      </w:r>
+      <w:r>
+        <w:rPr>
+          <w:rFonts w:ascii="Arial" w:hAnsi="Arial" w:cs="Arial"/>
+          <w:color w:val="595959" w:themeColor="text1" w:themeTint="A6"/>
+          <w:sz w:val="18"/>
+          <w:szCs w:val="18"/>
+        </w:rPr>
+        <w:t xml:space="preserve"> question</w:t>
+      </w:r>
+      <w:r>
+        <w:rPr>
+          <w:rFonts w:ascii="Arial" w:hAnsi="Arial" w:cs="Arial"/>
+          <w:color w:val="595959" w:themeColor="text1" w:themeTint="A6"/>
+          <w:sz w:val="18"/>
+          <w:szCs w:val="18"/>
+        </w:rPr>
+        <w:t>, each test question to its nearest own-class training question, and each test question to its nearest other-class training question</w:t>
+      </w:r>
+      <w:r>
+        <w:rPr>
+          <w:rFonts w:ascii="Arial" w:hAnsi="Arial" w:cs="Arial"/>
+          <w:color w:val="595959" w:themeColor="text1" w:themeTint="A6"/>
+          <w:sz w:val="18"/>
+          <w:szCs w:val="18"/>
+        </w:rPr>
+        <w:t xml:space="preserve">. </w:t>
+      </w:r>
+      <w:r>
+        <w:rPr>
+          <w:rFonts w:ascii="Arial" w:hAnsi="Arial" w:cs="Arial"/>
+          <w:color w:val="595959" w:themeColor="text1" w:themeTint="A6"/>
+          <w:sz w:val="18"/>
+          <w:szCs w:val="18"/>
+        </w:rPr>
+        <w:t xml:space="preserve"> </w:t>
+      </w:r>
+      <w:r>
+        <w:rPr>
+          <w:rFonts w:ascii="Arial" w:hAnsi="Arial" w:cs="Arial"/>
+          <w:color w:val="595959" w:themeColor="text1" w:themeTint="A6"/>
+          <w:sz w:val="18"/>
+          <w:szCs w:val="18"/>
+        </w:rPr>
+        <w:t>The separation between these distributions is the basis for the shift-aware validation protocol.</w:t>
       </w:r>
     </w:p>
     <w:p>
@@ -8479,7 +7684,31 @@
           <w:sz w:val="22"/>
           <w:szCs w:val="22"/>
         </w:rPr>
-        <w:t xml:space="preserve">Consequently, for 59.5% of test questions a wrong-class training question is closer than any own-class one. Therefore, nearest-neighbour rule is ineffective for the test distribution, and any validation estimate drawn from siblings will be optimistic, </w:t>
+        <w:t xml:space="preserve">Consequently, for 59.5% of test questions a wrong-class training question is closer than any own-class one. </w:t>
+      </w:r>
+      <w:r>
+        <w:rPr>
+          <w:rFonts w:ascii="Arial" w:hAnsi="Arial" w:cs="Arial"/>
+          <w:sz w:val="22"/>
+          <w:szCs w:val="22"/>
+        </w:rPr>
+        <w:t>A nearest-neighbour rule over training questions alone is therefore unreliable on the test distribution, which is why Arm 1 indexes NHS document text at class level rather than the training questions by themselves. It also means</w:t>
+      </w:r>
+      <w:r>
+        <w:rPr>
+          <w:rFonts w:ascii="Arial" w:hAnsi="Arial" w:cs="Arial"/>
+          <w:sz w:val="22"/>
+          <w:szCs w:val="22"/>
+        </w:rPr>
+        <w:t xml:space="preserve"> </w:t>
+      </w:r>
+      <w:r>
+        <w:rPr>
+          <w:rFonts w:ascii="Arial" w:hAnsi="Arial" w:cs="Arial"/>
+          <w:sz w:val="22"/>
+          <w:szCs w:val="22"/>
+        </w:rPr>
+        <w:t xml:space="preserve">validation estimate drawn from siblings will be optimistic, </w:t>
       </w:r>
       <w:r>
         <w:rPr>
@@ -8504,6 +7733,71 @@
       </w:pPr>
       <w:r>
         <w:t>3.2 Performance Comparison</w:t>
+      </w:r>
+    </w:p>
+    <w:p>
+      <w:pPr>
+        <w:rPr>
+          <w:rFonts w:ascii="Arial" w:hAnsi="Arial" w:cs="Arial"/>
+          <w:sz w:val="22"/>
+          <w:szCs w:val="22"/>
+        </w:rPr>
+      </w:pPr>
+      <w:r>
+        <w:rPr>
+          <w:rFonts w:ascii="Arial" w:hAnsi="Arial" w:cs="Arial"/>
+          <w:sz w:val="22"/>
+          <w:szCs w:val="22"/>
+        </w:rPr>
+        <w:t xml:space="preserve">Table </w:t>
+      </w:r>
+      <w:r>
+        <w:rPr>
+          <w:rFonts w:ascii="Arial" w:hAnsi="Arial" w:cs="Arial"/>
+          <w:sz w:val="22"/>
+          <w:szCs w:val="22"/>
+        </w:rPr>
+        <w:t>3</w:t>
+      </w:r>
+      <w:r>
+        <w:rPr>
+          <w:rFonts w:ascii="Arial" w:hAnsi="Arial" w:cs="Arial"/>
+          <w:sz w:val="22"/>
+          <w:szCs w:val="22"/>
+        </w:rPr>
+        <w:t xml:space="preserve"> </w:t>
+      </w:r>
+      <w:r>
+        <w:rPr>
+          <w:rFonts w:ascii="Arial" w:hAnsi="Arial" w:cs="Arial"/>
+          <w:sz w:val="22"/>
+          <w:szCs w:val="22"/>
+        </w:rPr>
+        <w:t xml:space="preserve">shows </w:t>
+      </w:r>
+      <w:r>
+        <w:rPr>
+          <w:rFonts w:ascii="Arial" w:hAnsi="Arial" w:cs="Arial"/>
+          <w:sz w:val="22"/>
+          <w:szCs w:val="22"/>
+        </w:rPr>
+        <w:t xml:space="preserve">each arm's validation and test accuracy with bootstrap confidence intervals, and </w:t>
+      </w:r>
+      <w:r>
+        <w:rPr>
+          <w:rFonts w:ascii="Arial" w:hAnsi="Arial" w:cs="Arial"/>
+          <w:sz w:val="22"/>
+          <w:szCs w:val="22"/>
+        </w:rPr>
+        <w:t>Figure 6</w:t>
+      </w:r>
+      <w:r>
+        <w:rPr>
+          <w:rFonts w:ascii="Arial" w:hAnsi="Arial" w:cs="Arial"/>
+          <w:sz w:val="22"/>
+          <w:szCs w:val="22"/>
+        </w:rPr>
+        <w:t xml:space="preserve"> plots the test figures side by side.</w:t>
       </w:r>
     </w:p>
     <w:p>
@@ -8606,6 +7900,7 @@
                 <w:sz w:val="20"/>
                 <w:szCs w:val="20"/>
               </w:rPr>
+              <w:lastRenderedPageBreak/>
               <w:t>System</w:t>
             </w:r>
           </w:p>
@@ -8853,7 +8148,23 @@
                 <w:sz w:val="18"/>
                 <w:szCs w:val="18"/>
               </w:rPr>
-              <w:t>Arm 1 (TF–IDF k-NN)</w:t>
+              <w:t>Arm 1 (TF</w:t>
+            </w:r>
+            <w:r>
+              <w:rPr>
+                <w:rFonts w:cs="Arial"/>
+                <w:sz w:val="18"/>
+                <w:szCs w:val="18"/>
+              </w:rPr>
+              <w:t>-</w:t>
+            </w:r>
+            <w:r>
+              <w:rPr>
+                <w:rFonts w:cs="Arial"/>
+                <w:sz w:val="18"/>
+                <w:szCs w:val="18"/>
+              </w:rPr>
+              <w:t>IDF k-NN)</w:t>
             </w:r>
           </w:p>
         </w:tc>
@@ -9520,10 +8831,121 @@
       <w:pPr>
         <w:rPr>
           <w:rFonts w:ascii="Arial" w:hAnsi="Arial" w:cs="Arial"/>
-          <w:sz w:val="22"/>
-          <w:szCs w:val="22"/>
+          <w:color w:val="595959" w:themeColor="text1" w:themeTint="A6"/>
+          <w:sz w:val="18"/>
+          <w:szCs w:val="18"/>
         </w:rPr>
       </w:pPr>
+      <w:r>
+        <w:rPr>
+          <w:rFonts w:ascii="Arial" w:hAnsi="Arial" w:cs="Arial"/>
+          <w:color w:val="595959" w:themeColor="text1" w:themeTint="A6"/>
+          <w:sz w:val="18"/>
+          <w:szCs w:val="18"/>
+        </w:rPr>
+        <w:t xml:space="preserve">Optimism is validation accuracy minus test accuracy. </w:t>
+      </w:r>
+      <w:r>
+        <w:rPr>
+          <w:rFonts w:ascii="Arial" w:hAnsi="Arial" w:cs="Arial"/>
+          <w:color w:val="595959" w:themeColor="text1" w:themeTint="A6"/>
+          <w:sz w:val="18"/>
+          <w:szCs w:val="18"/>
+        </w:rPr>
+        <w:t>Macro-F1 is the unweighted average of each class's F1-score</w:t>
+      </w:r>
+      <w:r>
+        <w:rPr>
+          <w:rFonts w:ascii="Arial" w:hAnsi="Arial" w:cs="Arial"/>
+          <w:color w:val="595959" w:themeColor="text1" w:themeTint="A6"/>
+          <w:sz w:val="18"/>
+          <w:szCs w:val="18"/>
+        </w:rPr>
+        <w:t xml:space="preserve">, </w:t>
+      </w:r>
+      <w:r>
+        <w:rPr>
+          <w:rFonts w:ascii="Arial" w:hAnsi="Arial" w:cs="Arial"/>
+          <w:color w:val="595959" w:themeColor="text1" w:themeTint="A6"/>
+          <w:sz w:val="18"/>
+          <w:szCs w:val="18"/>
+        </w:rPr>
+        <w:t>so every class counts equally regardless of how many test questions it has</w:t>
+      </w:r>
+      <w:r>
+        <w:rPr>
+          <w:rFonts w:ascii="Arial" w:hAnsi="Arial" w:cs="Arial"/>
+          <w:color w:val="595959" w:themeColor="text1" w:themeTint="A6"/>
+          <w:sz w:val="18"/>
+          <w:szCs w:val="18"/>
+        </w:rPr>
+        <w:t xml:space="preserve">. Macro-F1 </w:t>
+      </w:r>
+      <w:r>
+        <w:rPr>
+          <w:rFonts w:ascii="Arial" w:hAnsi="Arial" w:cs="Arial"/>
+          <w:color w:val="595959" w:themeColor="text1" w:themeTint="A6"/>
+          <w:sz w:val="18"/>
+          <w:szCs w:val="18"/>
+        </w:rPr>
+        <w:t>falls below accuracy</w:t>
+      </w:r>
+      <w:r>
+        <w:rPr>
+          <w:rFonts w:ascii="Arial" w:hAnsi="Arial" w:cs="Arial"/>
+          <w:color w:val="595959" w:themeColor="text1" w:themeTint="A6"/>
+          <w:sz w:val="18"/>
+          <w:szCs w:val="18"/>
+        </w:rPr>
+        <w:t xml:space="preserve"> (as above)</w:t>
+      </w:r>
+      <w:r>
+        <w:rPr>
+          <w:rFonts w:ascii="Arial" w:hAnsi="Arial" w:cs="Arial"/>
+          <w:color w:val="595959" w:themeColor="text1" w:themeTint="A6"/>
+          <w:sz w:val="18"/>
+          <w:szCs w:val="18"/>
+        </w:rPr>
+        <w:t xml:space="preserve"> when errors concentrate </w:t>
+      </w:r>
+      <w:proofErr w:type="gramStart"/>
+      <w:r>
+        <w:rPr>
+          <w:rFonts w:ascii="Arial" w:hAnsi="Arial" w:cs="Arial"/>
+          <w:color w:val="595959" w:themeColor="text1" w:themeTint="A6"/>
+          <w:sz w:val="18"/>
+          <w:szCs w:val="18"/>
+        </w:rPr>
+        <w:t xml:space="preserve">in </w:t>
+      </w:r>
+      <w:r>
+        <w:rPr>
+          <w:rFonts w:ascii="Arial" w:hAnsi="Arial" w:cs="Arial"/>
+          <w:color w:val="595959" w:themeColor="text1" w:themeTint="A6"/>
+          <w:sz w:val="18"/>
+          <w:szCs w:val="18"/>
+        </w:rPr>
+        <w:t xml:space="preserve">particular </w:t>
+      </w:r>
+      <w:r>
+        <w:rPr>
+          <w:rFonts w:ascii="Arial" w:hAnsi="Arial" w:cs="Arial"/>
+          <w:color w:val="595959" w:themeColor="text1" w:themeTint="A6"/>
+          <w:sz w:val="18"/>
+          <w:szCs w:val="18"/>
+        </w:rPr>
+        <w:t>classes</w:t>
+      </w:r>
+      <w:proofErr w:type="gramEnd"/>
+      <w:r>
+        <w:rPr>
+          <w:rFonts w:ascii="Arial" w:hAnsi="Arial" w:cs="Arial"/>
+          <w:color w:val="595959" w:themeColor="text1" w:themeTint="A6"/>
+          <w:sz w:val="18"/>
+          <w:szCs w:val="18"/>
+        </w:rPr>
+        <w:t>, giving insight into error distribution.</w:t>
+      </w:r>
     </w:p>
     <w:p>
       <w:pPr>
@@ -9539,23 +8961,65 @@
           <w:sz w:val="22"/>
           <w:szCs w:val="22"/>
         </w:rPr>
-        <w:t xml:space="preserve">All four index variants scored 0.820 on the standard hold-out, so shift-aware split was the </w:t>
-      </w:r>
-      <w:r>
-        <w:rPr>
-          <w:rFonts w:ascii="Arial" w:hAnsi="Arial" w:cs="Arial"/>
-          <w:sz w:val="22"/>
-          <w:szCs w:val="22"/>
-        </w:rPr>
-        <w:t>tiebreaker</w:t>
-      </w:r>
-      <w:r>
-        <w:rPr>
-          <w:rFonts w:ascii="Arial" w:hAnsi="Arial" w:cs="Arial"/>
-          <w:sz w:val="22"/>
-          <w:szCs w:val="22"/>
-        </w:rPr>
-        <w:t xml:space="preserve">, ranking QLAD (0.328) over QLA (0.263). Arm 3's prompt conditions were indistinguishable (smallest p=0.511), so zero-shot was chosen for simplicity. In the generator comparison via McNemar's test </w:t>
+        <w:t xml:space="preserve">All four index variants scored 0.820 on the standard hold-out, </w:t>
+      </w:r>
+      <w:r>
+        <w:rPr>
+          <w:rFonts w:ascii="Arial" w:hAnsi="Arial" w:cs="Arial"/>
+          <w:sz w:val="22"/>
+          <w:szCs w:val="22"/>
+        </w:rPr>
+        <w:t xml:space="preserve">so the shift-aware split was the tiebreaker, ranking QLAD (0.328) over QLA (0.263). Those two figures </w:t>
+      </w:r>
+      <w:r>
+        <w:rPr>
+          <w:rFonts w:ascii="Arial" w:hAnsi="Arial" w:cs="Arial"/>
+          <w:sz w:val="22"/>
+          <w:szCs w:val="22"/>
+        </w:rPr>
+        <w:t xml:space="preserve">are </w:t>
+      </w:r>
+      <w:r>
+        <w:rPr>
+          <w:rFonts w:ascii="Arial" w:hAnsi="Arial" w:cs="Arial"/>
+          <w:sz w:val="22"/>
+          <w:szCs w:val="22"/>
+        </w:rPr>
+        <w:t xml:space="preserve">from the grid run before the </w:t>
+      </w:r>
+      <w:proofErr w:type="spellStart"/>
+      <w:r>
+        <w:rPr>
+          <w:rFonts w:ascii="Arial" w:hAnsi="Arial" w:cs="Arial"/>
+          <w:sz w:val="22"/>
+          <w:szCs w:val="22"/>
+        </w:rPr>
+        <w:t>vectoriser</w:t>
+      </w:r>
+      <w:proofErr w:type="spellEnd"/>
+      <w:r>
+        <w:rPr>
+          <w:rFonts w:ascii="Arial" w:hAnsi="Arial" w:cs="Arial"/>
+          <w:sz w:val="22"/>
+          <w:szCs w:val="22"/>
+        </w:rPr>
+        <w:t xml:space="preserve"> was re-tuned, so they are not comparable with the frozen-configuration ablations in Table </w:t>
+      </w:r>
+      <w:r>
+        <w:rPr>
+          <w:rFonts w:ascii="Arial" w:hAnsi="Arial" w:cs="Arial"/>
+          <w:sz w:val="22"/>
+          <w:szCs w:val="22"/>
+        </w:rPr>
+        <w:t>7</w:t>
+      </w:r>
+      <w:r>
+        <w:rPr>
+          <w:rFonts w:ascii="Arial" w:hAnsi="Arial" w:cs="Arial"/>
+          <w:sz w:val="22"/>
+          <w:szCs w:val="22"/>
+        </w:rPr>
+        <w:t xml:space="preserve">. Arm 3's prompt conditions were indistinguishable (smallest p=0.511), so zero-shot was chosen for simplicity. In the generator comparison via McNemar's test </w:t>
       </w:r>
       <w:proofErr w:type="spellStart"/>
       <w:r>
@@ -9592,18 +9056,7 @@
           <w:sz w:val="22"/>
           <w:szCs w:val="22"/>
         </w:rPr>
-        <w:lastRenderedPageBreak/>
-        <w:t xml:space="preserve">Figure </w:t>
-      </w:r>
-      <w:r>
-        <w:rPr>
-          <w:rFonts w:ascii="Arial" w:hAnsi="Arial" w:cs="Arial"/>
-          <w:b/>
-          <w:bCs/>
-          <w:sz w:val="22"/>
-          <w:szCs w:val="22"/>
-        </w:rPr>
-        <w:t>5</w:t>
+        <w:t>Figure 6</w:t>
       </w:r>
       <w:r>
         <w:rPr>
@@ -9654,7 +9107,7 @@
                     <pic:cNvPicPr/>
                   </pic:nvPicPr>
                   <pic:blipFill>
-                    <a:blip r:embed="rId9"/>
+                    <a:blip r:embed="rId10"/>
                     <a:stretch>
                       <a:fillRect/>
                     </a:stretch>
@@ -10235,6 +9688,39 @@
           <w:szCs w:val="22"/>
         </w:rPr>
       </w:pPr>
+      <w:r>
+        <w:rPr>
+          <w:rFonts w:ascii="Arial" w:hAnsi="Arial" w:cs="Arial"/>
+          <w:sz w:val="22"/>
+          <w:szCs w:val="22"/>
+        </w:rPr>
+        <w:lastRenderedPageBreak/>
+        <w:br/>
+      </w:r>
+      <w:r>
+        <w:rPr>
+          <w:rFonts w:ascii="Arial" w:hAnsi="Arial" w:cs="Arial"/>
+          <w:sz w:val="22"/>
+          <w:szCs w:val="22"/>
+        </w:rPr>
+        <w:t xml:space="preserve">Every ranking that seemed reliable on the hold-out was reversed on the test set (Table </w:t>
+      </w:r>
+      <w:r>
+        <w:rPr>
+          <w:rFonts w:ascii="Arial" w:hAnsi="Arial" w:cs="Arial"/>
+          <w:sz w:val="22"/>
+          <w:szCs w:val="22"/>
+        </w:rPr>
+        <w:t>4</w:t>
+      </w:r>
+      <w:r>
+        <w:rPr>
+          <w:rFonts w:ascii="Arial" w:hAnsi="Arial" w:cs="Arial"/>
+          <w:sz w:val="22"/>
+          <w:szCs w:val="22"/>
+        </w:rPr>
+        <w:t>). Arm 2 learned to recognise the phrasing of training questions rather than the disease, so it performed well on questions with similar phrasing and struggled when test questions used different wording. Arm 1's TF-IDF index was less influenced because it's built from NHS description text, not paraphrases. This is also why Arm 3 closely tracks Arm 1, since the LLM returns Arm 1's top candidate on 81% of test items.</w:t>
+      </w:r>
     </w:p>
     <w:p>
       <w:pPr>
@@ -10250,24 +9736,7 @@
           <w:sz w:val="22"/>
           <w:szCs w:val="22"/>
         </w:rPr>
-        <w:t>Every ranking that seemed reliable on the hold-out was reversed on the test set. Arm 2 learned to recognise the phrasing of training questions rather than the disease, so it performed well on questions with similar phrasing and struggled when test questions used different wording. Arm 1's TF-IDF index was less influenced because it's built from NHS description text, not paraphrases. This is also why Arm 3 closely tracks Arm 1, since the LLM agrees with Arm 1's top candidate in 81% cases.</w:t>
-      </w:r>
-    </w:p>
-    <w:p>
-      <w:pPr>
-        <w:rPr>
-          <w:rFonts w:ascii="Arial" w:hAnsi="Arial" w:cs="Arial"/>
-          <w:sz w:val="22"/>
-          <w:szCs w:val="22"/>
-        </w:rPr>
-      </w:pPr>
-      <w:r>
-        <w:rPr>
-          <w:rFonts w:ascii="Arial" w:hAnsi="Arial" w:cs="Arial"/>
-          <w:sz w:val="22"/>
-          <w:szCs w:val="22"/>
-        </w:rPr>
-        <w:t>Arm 1 and Arm 2 reached identical validation accuracy but disagreed on 15% of test items, suggesting they make mistakes on different questions. However, combining them would likely underperform Arm 1 alone, because Arm 2 is only uniquely correct on 2 of the 200 test items. Since Arm 1 is correct on almost every item where the two disagree, merging Arm 2's answers would add more mistakes than corrections.</w:t>
+        <w:t>Arm 1 and Arm 2 reached identical validation accuracy but disagreed on 22% of test items (44 of 200), suggesting they make mistakes on different questions. However, combining them would likely underperform Arm 1 alone, because Arm 2 is only uniquely correct on 2 of the 200 test items. Since Arm 1 is correct on almost every item where the two disagree, merging Arm 2's answers would add more mistakes than corrections.</w:t>
       </w:r>
     </w:p>
     <w:p>
@@ -10292,7 +9761,15 @@
           <w:sz w:val="22"/>
           <w:szCs w:val="22"/>
         </w:rPr>
-        <w:t>Macro-F1, the unweighted average of each class's F1-score, is lower than accuracy for every arm on test (Arm 1 falls from 0.725 to 0.563), suggesting errors are not spread evenly.</w:t>
+        <w:t>Macro-F1, the unweighted average of each class's F1-score, is lower than accuracy for every arm on test (Arm 1 scores 0.563 against its accuracy of 0.765), suggesting errors are not spread evenly</w:t>
+      </w:r>
+      <w:r>
+        <w:rPr>
+          <w:rFonts w:ascii="Arial" w:hAnsi="Arial" w:cs="Arial"/>
+          <w:sz w:val="22"/>
+          <w:szCs w:val="22"/>
+        </w:rPr>
+        <w:t>.</w:t>
       </w:r>
     </w:p>
     <w:p>
@@ -10309,32 +9786,23 @@
           <w:sz w:val="22"/>
           <w:szCs w:val="22"/>
         </w:rPr>
-        <w:t>Many of the 906 disease labels share a text prefix (siblings). Of the 88 validation questions that had a true label sibling, Arm 1 made 25 errors, and 18 of them (72%) were within-family. Arm 2 made 21 errors on the same 88 questions, 10</w:t>
-      </w:r>
-      <w:r>
-        <w:rPr>
-          <w:rFonts w:ascii="Arial" w:hAnsi="Arial" w:cs="Arial"/>
-          <w:sz w:val="22"/>
-          <w:szCs w:val="22"/>
-        </w:rPr>
-        <w:t xml:space="preserve"> </w:t>
-      </w:r>
-      <w:r>
-        <w:rPr>
-          <w:rFonts w:ascii="Arial" w:hAnsi="Arial" w:cs="Arial"/>
-          <w:sz w:val="22"/>
-          <w:szCs w:val="22"/>
-        </w:rPr>
-        <w:t>(48%) within-family errors.</w:t>
-      </w:r>
-      <w:r>
-        <w:rPr>
-          <w:rFonts w:ascii="Arial" w:hAnsi="Arial" w:cs="Arial"/>
-          <w:sz w:val="22"/>
-          <w:szCs w:val="22"/>
-        </w:rPr>
-        <w:br/>
-        <w:t>This cannot be reported for the test set as too few (18 of the 200) test questions have a sibling.</w:t>
+        <w:t>Many of the 906 disease labels share a text prefix, forming label families (</w:t>
+      </w:r>
+      <w:r>
+        <w:rPr>
+          <w:rFonts w:ascii="Arial" w:hAnsi="Arial" w:cs="Arial"/>
+          <w:sz w:val="22"/>
+          <w:szCs w:val="22"/>
+        </w:rPr>
+        <w:t>Figure 4</w:t>
+      </w:r>
+      <w:r>
+        <w:rPr>
+          <w:rFonts w:ascii="Arial" w:hAnsi="Arial" w:cs="Arial"/>
+          <w:sz w:val="22"/>
+          <w:szCs w:val="22"/>
+        </w:rPr>
+        <w:t>c). 88 of the 200 validation questions have a true label with at least one family member. Both arms made 30 validation errors. For Arm 1, 25 of those errors were on questions where a within-family confusion was possible, and 18 of the 25 (72%) were due to that. For Arm 2 these figures are 21 and 10 (48%).  </w:t>
       </w:r>
     </w:p>
     <w:p>
@@ -10348,43 +9816,42 @@
       <w:r>
         <w:rPr>
           <w:rFonts w:ascii="Arial" w:hAnsi="Arial" w:cs="Arial"/>
-          <w:b/>
-          <w:bCs/>
-          <w:sz w:val="22"/>
-          <w:szCs w:val="22"/>
-        </w:rPr>
-        <w:lastRenderedPageBreak/>
-        <w:t xml:space="preserve">Figure </w:t>
-      </w:r>
-      <w:r>
-        <w:rPr>
-          <w:rFonts w:ascii="Arial" w:hAnsi="Arial" w:cs="Arial"/>
-          <w:b/>
-          <w:bCs/>
-          <w:sz w:val="22"/>
-          <w:szCs w:val="22"/>
-        </w:rPr>
-        <w:t>6</w:t>
-      </w:r>
-      <w:r>
-        <w:rPr>
-          <w:rFonts w:ascii="Arial" w:hAnsi="Arial" w:cs="Arial"/>
-          <w:b/>
-          <w:bCs/>
-          <w:sz w:val="22"/>
-          <w:szCs w:val="22"/>
-        </w:rPr>
-        <w:t>: Most frequent confusions</w:t>
-      </w:r>
-      <w:r>
-        <w:rPr>
-          <w:rFonts w:ascii="Arial" w:hAnsi="Arial" w:cs="Arial"/>
-          <w:b/>
-          <w:bCs/>
-          <w:sz w:val="22"/>
-          <w:szCs w:val="22"/>
-        </w:rPr>
-        <w:t>.</w:t>
+          <w:sz w:val="22"/>
+          <w:szCs w:val="22"/>
+        </w:rPr>
+        <w:t xml:space="preserve">This cannot be reported for the test set, where too few (18 of the 200) test questions have a </w:t>
+      </w:r>
+      <w:r>
+        <w:rPr>
+          <w:rFonts w:ascii="Arial" w:hAnsi="Arial" w:cs="Arial"/>
+          <w:sz w:val="22"/>
+          <w:szCs w:val="22"/>
+        </w:rPr>
+        <w:t xml:space="preserve">label-family member </w:t>
+      </w:r>
+      <w:r>
+        <w:rPr>
+          <w:rFonts w:ascii="Arial" w:hAnsi="Arial" w:cs="Arial"/>
+          <w:sz w:val="22"/>
+          <w:szCs w:val="22"/>
+        </w:rPr>
+        <w:t xml:space="preserve">for the rate to be meaningful. </w:t>
+      </w:r>
+      <w:r>
+        <w:rPr>
+          <w:rFonts w:ascii="Arial" w:hAnsi="Arial" w:cs="Arial"/>
+          <w:sz w:val="22"/>
+          <w:szCs w:val="22"/>
+        </w:rPr>
+        <w:t>Figure 7</w:t>
+      </w:r>
+      <w:r>
+        <w:rPr>
+          <w:rFonts w:ascii="Arial" w:hAnsi="Arial" w:cs="Arial"/>
+          <w:sz w:val="22"/>
+          <w:szCs w:val="22"/>
+        </w:rPr>
+        <w:t xml:space="preserve"> shows each arm's most frequent test confusions.</w:t>
       </w:r>
     </w:p>
     <w:p>
@@ -10398,14 +9865,51 @@
       <w:r>
         <w:rPr>
           <w:rFonts w:ascii="Arial" w:hAnsi="Arial" w:cs="Arial"/>
-          <w:sz w:val="22"/>
-          <w:szCs w:val="22"/>
+          <w:b/>
+          <w:bCs/>
+          <w:sz w:val="22"/>
+          <w:szCs w:val="22"/>
+        </w:rPr>
+        <w:t>Figure 7</w:t>
+      </w:r>
+      <w:r>
+        <w:rPr>
+          <w:rFonts w:ascii="Arial" w:hAnsi="Arial" w:cs="Arial"/>
+          <w:b/>
+          <w:bCs/>
+          <w:sz w:val="22"/>
+          <w:szCs w:val="22"/>
+        </w:rPr>
+        <w:t>: Most frequent confusions</w:t>
+      </w:r>
+      <w:r>
+        <w:rPr>
+          <w:rFonts w:ascii="Arial" w:hAnsi="Arial" w:cs="Arial"/>
+          <w:b/>
+          <w:bCs/>
+          <w:sz w:val="22"/>
+          <w:szCs w:val="22"/>
+        </w:rPr>
+        <w:t>.</w:t>
+      </w:r>
+    </w:p>
+    <w:p>
+      <w:pPr>
+        <w:rPr>
+          <w:rFonts w:ascii="Arial" w:hAnsi="Arial" w:cs="Arial"/>
+          <w:sz w:val="22"/>
+          <w:szCs w:val="22"/>
+        </w:rPr>
+      </w:pPr>
+      <w:r>
+        <w:rPr>
+          <w:noProof/>
         </w:rPr>
         <w:drawing>
-          <wp:inline distT="0" distB="0" distL="0" distR="0" wp14:anchorId="6168D930" wp14:editId="0FD5D310">
-            <wp:extent cx="5731510" cy="1374469"/>
-            <wp:effectExtent l="0" t="0" r="2540" b="0"/>
-            <wp:docPr id="2117270620" name="Picture 1"/>
+          <wp:inline distT="0" distB="0" distL="0" distR="0" wp14:anchorId="4F9E8E12" wp14:editId="232EA2E9">
+            <wp:extent cx="5889914" cy="1425203"/>
+            <wp:effectExtent l="0" t="0" r="0" b="3810"/>
+            <wp:docPr id="738029903" name="Picture 738029903"/>
             <wp:cNvGraphicFramePr>
               <a:graphicFrameLocks xmlns:a="http://schemas.openxmlformats.org/drawingml/2006/main" noChangeAspect="1"/>
             </wp:cNvGraphicFramePr>
@@ -10413,12 +9917,14 @@
               <a:graphicData uri="http://schemas.openxmlformats.org/drawingml/2006/picture">
                 <pic:pic xmlns:pic="http://schemas.openxmlformats.org/drawingml/2006/picture">
                   <pic:nvPicPr>
-                    <pic:cNvPr id="2117270620" name=""/>
-                    <pic:cNvPicPr/>
+                    <pic:cNvPr id="0" name=""/>
+                    <pic:cNvPicPr>
+                      <a:picLocks noChangeAspect="1" noChangeArrowheads="1"/>
+                    </pic:cNvPicPr>
                   </pic:nvPicPr>
                   <pic:blipFill rotWithShape="1">
-                    <a:blip r:embed="rId10"/>
-                    <a:srcRect t="9169"/>
+                    <a:blip r:embed="rId11"/>
+                    <a:srcRect t="8527"/>
                     <a:stretch>
                       <a:fillRect/>
                     </a:stretch>
@@ -10426,7 +9932,7 @@
                   <pic:spPr bwMode="auto">
                     <a:xfrm>
                       <a:off x="0" y="0"/>
-                      <a:ext cx="5731510" cy="1374469"/>
+                      <a:ext cx="5916996" cy="1431756"/>
                     </a:xfrm>
                     <a:prstGeom prst="rect">
                       <a:avLst/>
@@ -10446,11 +9952,963 @@
           </wp:inline>
         </w:drawing>
       </w:r>
+      <w:r>
+        <w:rPr>
+          <w:rFonts w:ascii="Arial" w:hAnsi="Arial" w:cs="Arial"/>
+          <w:color w:val="595959" w:themeColor="text1" w:themeTint="A6"/>
+          <w:sz w:val="18"/>
+          <w:szCs w:val="18"/>
+        </w:rPr>
+        <w:t xml:space="preserve">The most frequent test-set misclassifications by count, one panel per arm. None of these top confusions is a within-family pair: in every case the true label had no </w:t>
+      </w:r>
+      <w:r>
+        <w:rPr>
+          <w:rFonts w:ascii="Arial" w:hAnsi="Arial" w:cs="Arial"/>
+          <w:color w:val="595959" w:themeColor="text1" w:themeTint="A6"/>
+          <w:sz w:val="18"/>
+          <w:szCs w:val="18"/>
+        </w:rPr>
+        <w:t xml:space="preserve">family member </w:t>
+      </w:r>
+      <w:r>
+        <w:rPr>
+          <w:rFonts w:ascii="Arial" w:hAnsi="Arial" w:cs="Arial"/>
+          <w:color w:val="595959" w:themeColor="text1" w:themeTint="A6"/>
+          <w:sz w:val="18"/>
+          <w:szCs w:val="18"/>
+        </w:rPr>
+        <w:t xml:space="preserve">in the 906-label space to be confused with, consistent with the sparse </w:t>
+      </w:r>
+      <w:r>
+        <w:rPr>
+          <w:rFonts w:ascii="Arial" w:hAnsi="Arial" w:cs="Arial"/>
+          <w:color w:val="595959" w:themeColor="text1" w:themeTint="A6"/>
+          <w:sz w:val="18"/>
+          <w:szCs w:val="18"/>
+        </w:rPr>
+        <w:t xml:space="preserve">label-family </w:t>
+      </w:r>
+      <w:r>
+        <w:rPr>
+          <w:rFonts w:ascii="Arial" w:hAnsi="Arial" w:cs="Arial"/>
+          <w:color w:val="595959" w:themeColor="text1" w:themeTint="A6"/>
+          <w:sz w:val="18"/>
+          <w:szCs w:val="18"/>
+        </w:rPr>
+        <w:t xml:space="preserve">coverage </w:t>
+      </w:r>
+      <w:r>
+        <w:rPr>
+          <w:rFonts w:ascii="Arial" w:hAnsi="Arial" w:cs="Arial"/>
+          <w:color w:val="595959" w:themeColor="text1" w:themeTint="A6"/>
+          <w:sz w:val="18"/>
+          <w:szCs w:val="18"/>
+        </w:rPr>
+        <w:t xml:space="preserve">of the test set as </w:t>
+      </w:r>
+      <w:r>
+        <w:rPr>
+          <w:rFonts w:ascii="Arial" w:hAnsi="Arial" w:cs="Arial"/>
+          <w:color w:val="595959" w:themeColor="text1" w:themeTint="A6"/>
+          <w:sz w:val="18"/>
+          <w:szCs w:val="18"/>
+        </w:rPr>
+        <w:t>described above.</w:t>
+      </w:r>
     </w:p>
     <w:p>
       <w:pPr>
         <w:rPr>
           <w:rFonts w:ascii="Arial" w:hAnsi="Arial" w:cs="Arial"/>
+          <w:sz w:val="22"/>
+          <w:szCs w:val="22"/>
+        </w:rPr>
+      </w:pPr>
+      <w:r>
+        <w:rPr>
+          <w:rFonts w:ascii="Arial" w:hAnsi="Arial" w:cs="Arial"/>
+          <w:sz w:val="22"/>
+          <w:szCs w:val="22"/>
+        </w:rPr>
+        <w:t>Arm 3 uses the same 20-candidate shortlist as Arm 1 (built by TF</w:t>
+      </w:r>
+      <w:r>
+        <w:rPr>
+          <w:rFonts w:ascii="Arial" w:hAnsi="Arial" w:cs="Arial"/>
+          <w:sz w:val="22"/>
+          <w:szCs w:val="22"/>
+        </w:rPr>
+        <w:t>-</w:t>
+      </w:r>
+      <w:r>
+        <w:rPr>
+          <w:rFonts w:ascii="Arial" w:hAnsi="Arial" w:cs="Arial"/>
+          <w:sz w:val="22"/>
+          <w:szCs w:val="22"/>
+        </w:rPr>
+        <w:t>IDF retrieval of candidates, adding them to the prompt, then generating an answer). Out of 200 test questions the LLM kept Arm 1's top choice for 120 (accuracy 0.958, unchanged), fell back to Arm 1's top choice for 42, because its own output was not a valid candidate (accuracy 0.429, also unchanged), and chose a different candidate to Arm 1's on 38 (an override), where accuracy fell from 0.526 (Arm 1)</w:t>
+      </w:r>
+      <w:r>
+        <w:rPr>
+          <w:rFonts w:ascii="Arial" w:hAnsi="Arial" w:cs="Arial"/>
+          <w:sz w:val="22"/>
+          <w:szCs w:val="22"/>
+        </w:rPr>
+        <w:t xml:space="preserve"> to</w:t>
+      </w:r>
+      <w:r>
+        <w:rPr>
+          <w:rFonts w:ascii="Arial" w:hAnsi="Arial" w:cs="Arial"/>
+          <w:sz w:val="22"/>
+          <w:szCs w:val="22"/>
+        </w:rPr>
+        <w:t xml:space="preserve"> 0.289 (Arm 3).</w:t>
+      </w:r>
+    </w:p>
+    <w:p>
+      <w:pPr>
+        <w:rPr>
+          <w:rFonts w:ascii="Arial" w:hAnsi="Arial" w:cs="Arial"/>
+          <w:sz w:val="22"/>
+          <w:szCs w:val="22"/>
+        </w:rPr>
+      </w:pPr>
+      <w:r>
+        <w:rPr>
+          <w:rFonts w:ascii="Arial" w:hAnsi="Arial" w:cs="Arial"/>
+          <w:sz w:val="22"/>
+          <w:szCs w:val="22"/>
+        </w:rPr>
+        <w:lastRenderedPageBreak/>
+        <w:t>On those 38 override questions, Arm 1 was originally correct on 20 and wrong on 18, so overriding fixed 11 previously wrong answers but broke 20 previously correct ones.</w:t>
+      </w:r>
+    </w:p>
+    <w:p>
+      <w:pPr>
+        <w:rPr>
+          <w:rFonts w:ascii="Arial" w:hAnsi="Arial" w:cs="Arial"/>
+          <w:sz w:val="22"/>
+          <w:szCs w:val="22"/>
+        </w:rPr>
+      </w:pPr>
+      <w:r>
+        <w:rPr>
+          <w:rFonts w:ascii="Arial" w:hAnsi="Arial" w:cs="Arial"/>
+          <w:sz w:val="22"/>
+          <w:szCs w:val="22"/>
+        </w:rPr>
+        <w:t>The true label appeared in the LLM's 20-candidate list on 97.5% of test questions, so the LLM was rarely missing the right answer. Its weaker accuracy on override questions suggests misplaced confidence when it does intervene.</w:t>
+      </w:r>
+    </w:p>
+    <w:p>
+      <w:pPr>
+        <w:rPr>
+          <w:rFonts w:ascii="Arial" w:hAnsi="Arial" w:cs="Arial"/>
+          <w:b/>
+          <w:bCs/>
+          <w:sz w:val="22"/>
+          <w:szCs w:val="22"/>
+        </w:rPr>
+      </w:pPr>
+      <w:r>
+        <w:rPr>
+          <w:rFonts w:ascii="Arial" w:hAnsi="Arial" w:cs="Arial"/>
+          <w:b/>
+          <w:bCs/>
+          <w:sz w:val="22"/>
+          <w:szCs w:val="22"/>
+        </w:rPr>
+        <w:t xml:space="preserve">Table </w:t>
+      </w:r>
+      <w:r>
+        <w:rPr>
+          <w:rFonts w:ascii="Arial" w:hAnsi="Arial" w:cs="Arial"/>
+          <w:b/>
+          <w:bCs/>
+          <w:sz w:val="22"/>
+          <w:szCs w:val="22"/>
+        </w:rPr>
+        <w:t>5</w:t>
+      </w:r>
+      <w:r>
+        <w:rPr>
+          <w:rFonts w:ascii="Arial" w:hAnsi="Arial" w:cs="Arial"/>
+          <w:b/>
+          <w:bCs/>
+          <w:sz w:val="22"/>
+          <w:szCs w:val="22"/>
+        </w:rPr>
+        <w:t xml:space="preserve">: </w:t>
+      </w:r>
+      <w:r>
+        <w:rPr>
+          <w:rFonts w:ascii="Arial" w:hAnsi="Arial" w:cs="Arial"/>
+          <w:b/>
+          <w:bCs/>
+          <w:sz w:val="22"/>
+          <w:szCs w:val="22"/>
+        </w:rPr>
+        <w:t>Examples</w:t>
+      </w:r>
+      <w:r>
+        <w:rPr>
+          <w:rFonts w:ascii="Arial" w:hAnsi="Arial" w:cs="Arial"/>
+          <w:b/>
+          <w:bCs/>
+          <w:sz w:val="22"/>
+          <w:szCs w:val="22"/>
+        </w:rPr>
+        <w:t xml:space="preserve"> </w:t>
+      </w:r>
+      <w:r>
+        <w:rPr>
+          <w:rFonts w:ascii="Arial" w:hAnsi="Arial" w:cs="Arial"/>
+          <w:b/>
+          <w:bCs/>
+          <w:sz w:val="22"/>
+          <w:szCs w:val="22"/>
+        </w:rPr>
+        <w:t xml:space="preserve">of </w:t>
+      </w:r>
+      <w:r>
+        <w:rPr>
+          <w:rFonts w:ascii="Arial" w:hAnsi="Arial" w:cs="Arial"/>
+          <w:b/>
+          <w:bCs/>
+          <w:sz w:val="22"/>
+          <w:szCs w:val="22"/>
+        </w:rPr>
+        <w:t>correct and incorrect test predictions, per arm.</w:t>
+      </w:r>
+    </w:p>
+    <w:tbl>
+      <w:tblPr>
+        <w:tblStyle w:val="TableGridLight"/>
+        <w:tblW w:w="0" w:type="auto"/>
+        <w:tblLayout w:type="fixed"/>
+        <w:tblLook w:val="04A0" w:firstRow="1" w:lastRow="0" w:firstColumn="1" w:lastColumn="0" w:noHBand="0" w:noVBand="1"/>
+      </w:tblPr>
+      <w:tblGrid>
+        <w:gridCol w:w="1271"/>
+        <w:gridCol w:w="3260"/>
+        <w:gridCol w:w="1843"/>
+        <w:gridCol w:w="2642"/>
+      </w:tblGrid>
+      <w:tr>
+        <w:tc>
+          <w:tcPr>
+            <w:tcW w:w="1271" w:type="dxa"/>
+            <w:hideMark/>
+          </w:tcPr>
+          <w:p>
+            <w:pPr>
+              <w:spacing w:after="160" w:line="278" w:lineRule="auto"/>
+              <w:rPr>
+                <w:rFonts w:ascii="Arial" w:hAnsi="Arial" w:cs="Arial"/>
+                <w:sz w:val="22"/>
+                <w:szCs w:val="22"/>
+              </w:rPr>
+            </w:pPr>
+            <w:r>
+              <w:rPr>
+                <w:rFonts w:ascii="Arial" w:hAnsi="Arial" w:cs="Arial"/>
+                <w:b/>
+                <w:bCs/>
+                <w:sz w:val="22"/>
+                <w:szCs w:val="22"/>
+              </w:rPr>
+              <w:t>Arm and outcome</w:t>
+            </w:r>
+          </w:p>
+        </w:tc>
+        <w:tc>
+          <w:tcPr>
+            <w:tcW w:w="3260" w:type="dxa"/>
+            <w:hideMark/>
+          </w:tcPr>
+          <w:p>
+            <w:pPr>
+              <w:spacing w:after="160" w:line="278" w:lineRule="auto"/>
+              <w:rPr>
+                <w:rFonts w:ascii="Arial" w:hAnsi="Arial" w:cs="Arial"/>
+                <w:sz w:val="22"/>
+                <w:szCs w:val="22"/>
+              </w:rPr>
+            </w:pPr>
+            <w:r>
+              <w:rPr>
+                <w:rFonts w:ascii="Arial" w:hAnsi="Arial" w:cs="Arial"/>
+                <w:b/>
+                <w:bCs/>
+                <w:sz w:val="22"/>
+                <w:szCs w:val="22"/>
+              </w:rPr>
+              <w:t>Question</w:t>
+            </w:r>
+          </w:p>
+        </w:tc>
+        <w:tc>
+          <w:tcPr>
+            <w:tcW w:w="1843" w:type="dxa"/>
+            <w:hideMark/>
+          </w:tcPr>
+          <w:p>
+            <w:pPr>
+              <w:spacing w:after="160" w:line="278" w:lineRule="auto"/>
+              <w:rPr>
+                <w:rFonts w:ascii="Arial" w:hAnsi="Arial" w:cs="Arial"/>
+                <w:sz w:val="22"/>
+                <w:szCs w:val="22"/>
+              </w:rPr>
+            </w:pPr>
+            <w:r>
+              <w:rPr>
+                <w:rFonts w:ascii="Arial" w:hAnsi="Arial" w:cs="Arial"/>
+                <w:b/>
+                <w:bCs/>
+                <w:sz w:val="22"/>
+                <w:szCs w:val="22"/>
+              </w:rPr>
+              <w:t>True label</w:t>
+            </w:r>
+          </w:p>
+        </w:tc>
+        <w:tc>
+          <w:tcPr>
+            <w:tcW w:w="2642" w:type="dxa"/>
+            <w:hideMark/>
+          </w:tcPr>
+          <w:p>
+            <w:pPr>
+              <w:spacing w:after="160" w:line="278" w:lineRule="auto"/>
+              <w:rPr>
+                <w:rFonts w:ascii="Arial" w:hAnsi="Arial" w:cs="Arial"/>
+                <w:sz w:val="22"/>
+                <w:szCs w:val="22"/>
+              </w:rPr>
+            </w:pPr>
+            <w:r>
+              <w:rPr>
+                <w:rFonts w:ascii="Arial" w:hAnsi="Arial" w:cs="Arial"/>
+                <w:b/>
+                <w:bCs/>
+                <w:sz w:val="22"/>
+                <w:szCs w:val="22"/>
+              </w:rPr>
+              <w:t>Prediction</w:t>
+            </w:r>
+          </w:p>
+        </w:tc>
+      </w:tr>
+      <w:tr>
+        <w:tc>
+          <w:tcPr>
+            <w:tcW w:w="1271" w:type="dxa"/>
+            <w:hideMark/>
+          </w:tcPr>
+          <w:p>
+            <w:pPr>
+              <w:spacing w:after="160" w:line="278" w:lineRule="auto"/>
+              <w:rPr>
+                <w:rFonts w:ascii="Arial" w:hAnsi="Arial" w:cs="Arial"/>
+                <w:sz w:val="22"/>
+                <w:szCs w:val="22"/>
+              </w:rPr>
+            </w:pPr>
+            <w:r>
+              <w:rPr>
+                <w:rFonts w:ascii="Arial" w:hAnsi="Arial" w:cs="Arial"/>
+                <w:sz w:val="22"/>
+                <w:szCs w:val="22"/>
+              </w:rPr>
+              <w:t>Arm 1, correct</w:t>
+            </w:r>
+          </w:p>
+        </w:tc>
+        <w:tc>
+          <w:tcPr>
+            <w:tcW w:w="3260" w:type="dxa"/>
+            <w:hideMark/>
+          </w:tcPr>
+          <w:p>
+            <w:pPr>
+              <w:spacing w:after="160" w:line="278" w:lineRule="auto"/>
+              <w:rPr>
+                <w:rFonts w:ascii="Arial" w:hAnsi="Arial" w:cs="Arial"/>
+                <w:sz w:val="22"/>
+                <w:szCs w:val="22"/>
+              </w:rPr>
+            </w:pPr>
+            <w:r>
+              <w:rPr>
+                <w:rFonts w:ascii="Arial" w:hAnsi="Arial" w:cs="Arial"/>
+                <w:sz w:val="22"/>
+                <w:szCs w:val="22"/>
+              </w:rPr>
+              <w:t>What are the treatments for MDS?</w:t>
+            </w:r>
+          </w:p>
+        </w:tc>
+        <w:tc>
+          <w:tcPr>
+            <w:tcW w:w="1843" w:type="dxa"/>
+            <w:hideMark/>
+          </w:tcPr>
+          <w:p>
+            <w:pPr>
+              <w:spacing w:after="160" w:line="278" w:lineRule="auto"/>
+              <w:rPr>
+                <w:rFonts w:ascii="Arial" w:hAnsi="Arial" w:cs="Arial"/>
+                <w:sz w:val="22"/>
+                <w:szCs w:val="22"/>
+              </w:rPr>
+            </w:pPr>
+            <w:r>
+              <w:rPr>
+                <w:rFonts w:ascii="Arial" w:hAnsi="Arial" w:cs="Arial"/>
+                <w:sz w:val="22"/>
+                <w:szCs w:val="22"/>
+              </w:rPr>
+              <w:t>myelodysplasia</w:t>
+            </w:r>
+          </w:p>
+        </w:tc>
+        <w:tc>
+          <w:tcPr>
+            <w:tcW w:w="2642" w:type="dxa"/>
+            <w:hideMark/>
+          </w:tcPr>
+          <w:p>
+            <w:pPr>
+              <w:spacing w:after="160" w:line="278" w:lineRule="auto"/>
+              <w:rPr>
+                <w:rFonts w:ascii="Arial" w:hAnsi="Arial" w:cs="Arial"/>
+                <w:sz w:val="22"/>
+                <w:szCs w:val="22"/>
+              </w:rPr>
+            </w:pPr>
+            <w:r>
+              <w:rPr>
+                <w:rFonts w:ascii="Arial" w:hAnsi="Arial" w:cs="Arial"/>
+                <w:sz w:val="22"/>
+                <w:szCs w:val="22"/>
+              </w:rPr>
+              <w:t>myelodysplasia</w:t>
+            </w:r>
+          </w:p>
+        </w:tc>
+      </w:tr>
+      <w:tr>
+        <w:tc>
+          <w:tcPr>
+            <w:tcW w:w="1271" w:type="dxa"/>
+            <w:hideMark/>
+          </w:tcPr>
+          <w:p>
+            <w:pPr>
+              <w:spacing w:after="160" w:line="278" w:lineRule="auto"/>
+              <w:rPr>
+                <w:rFonts w:ascii="Arial" w:hAnsi="Arial" w:cs="Arial"/>
+                <w:sz w:val="22"/>
+                <w:szCs w:val="22"/>
+              </w:rPr>
+            </w:pPr>
+            <w:r>
+              <w:rPr>
+                <w:rFonts w:ascii="Arial" w:hAnsi="Arial" w:cs="Arial"/>
+                <w:sz w:val="22"/>
+                <w:szCs w:val="22"/>
+              </w:rPr>
+              <w:t>Arm 1, incorrect</w:t>
+            </w:r>
+          </w:p>
+        </w:tc>
+        <w:tc>
+          <w:tcPr>
+            <w:tcW w:w="3260" w:type="dxa"/>
+            <w:hideMark/>
+          </w:tcPr>
+          <w:p>
+            <w:pPr>
+              <w:spacing w:after="160" w:line="278" w:lineRule="auto"/>
+              <w:rPr>
+                <w:rFonts w:ascii="Arial" w:hAnsi="Arial" w:cs="Arial"/>
+                <w:sz w:val="22"/>
+                <w:szCs w:val="22"/>
+              </w:rPr>
+            </w:pPr>
+            <w:r>
+              <w:rPr>
+                <w:rFonts w:ascii="Arial" w:hAnsi="Arial" w:cs="Arial"/>
+                <w:sz w:val="22"/>
+                <w:szCs w:val="22"/>
+              </w:rPr>
+              <w:t>What should I do if someone has a seizure?</w:t>
+            </w:r>
+          </w:p>
+        </w:tc>
+        <w:tc>
+          <w:tcPr>
+            <w:tcW w:w="1843" w:type="dxa"/>
+            <w:hideMark/>
+          </w:tcPr>
+          <w:p>
+            <w:pPr>
+              <w:spacing w:after="160" w:line="278" w:lineRule="auto"/>
+              <w:rPr>
+                <w:rFonts w:ascii="Arial" w:hAnsi="Arial" w:cs="Arial"/>
+                <w:sz w:val="22"/>
+                <w:szCs w:val="22"/>
+              </w:rPr>
+            </w:pPr>
+            <w:r>
+              <w:rPr>
+                <w:rFonts w:ascii="Arial" w:hAnsi="Arial" w:cs="Arial"/>
+                <w:sz w:val="22"/>
+                <w:szCs w:val="22"/>
+              </w:rPr>
+              <w:t>epilepsy</w:t>
+            </w:r>
+          </w:p>
+        </w:tc>
+        <w:tc>
+          <w:tcPr>
+            <w:tcW w:w="2642" w:type="dxa"/>
+            <w:hideMark/>
+          </w:tcPr>
+          <w:p>
+            <w:pPr>
+              <w:spacing w:after="160" w:line="278" w:lineRule="auto"/>
+              <w:rPr>
+                <w:rFonts w:ascii="Arial" w:hAnsi="Arial" w:cs="Arial"/>
+                <w:sz w:val="22"/>
+                <w:szCs w:val="22"/>
+              </w:rPr>
+            </w:pPr>
+            <w:proofErr w:type="spellStart"/>
+            <w:r>
+              <w:rPr>
+                <w:rFonts w:ascii="Arial" w:hAnsi="Arial" w:cs="Arial"/>
+                <w:sz w:val="22"/>
+                <w:szCs w:val="22"/>
+              </w:rPr>
+              <w:t>what_to_do_if_someone_has_a_seizure_fit</w:t>
+            </w:r>
+            <w:proofErr w:type="spellEnd"/>
+          </w:p>
+        </w:tc>
+      </w:tr>
+      <w:tr>
+        <w:tc>
+          <w:tcPr>
+            <w:tcW w:w="1271" w:type="dxa"/>
+            <w:hideMark/>
+          </w:tcPr>
+          <w:p>
+            <w:pPr>
+              <w:spacing w:after="160" w:line="278" w:lineRule="auto"/>
+              <w:rPr>
+                <w:rFonts w:ascii="Arial" w:hAnsi="Arial" w:cs="Arial"/>
+                <w:sz w:val="22"/>
+                <w:szCs w:val="22"/>
+              </w:rPr>
+            </w:pPr>
+            <w:r>
+              <w:rPr>
+                <w:rFonts w:ascii="Arial" w:hAnsi="Arial" w:cs="Arial"/>
+                <w:sz w:val="22"/>
+                <w:szCs w:val="22"/>
+              </w:rPr>
+              <w:t>Arm 2, correct</w:t>
+            </w:r>
+          </w:p>
+        </w:tc>
+        <w:tc>
+          <w:tcPr>
+            <w:tcW w:w="3260" w:type="dxa"/>
+            <w:hideMark/>
+          </w:tcPr>
+          <w:p>
+            <w:pPr>
+              <w:spacing w:after="160" w:line="278" w:lineRule="auto"/>
+              <w:rPr>
+                <w:rFonts w:ascii="Arial" w:hAnsi="Arial" w:cs="Arial"/>
+                <w:sz w:val="22"/>
+                <w:szCs w:val="22"/>
+              </w:rPr>
+            </w:pPr>
+            <w:r>
+              <w:rPr>
+                <w:rFonts w:ascii="Arial" w:hAnsi="Arial" w:cs="Arial"/>
+                <w:sz w:val="22"/>
+                <w:szCs w:val="22"/>
+              </w:rPr>
+              <w:t>How is GA1 diagnosed in babies?</w:t>
+            </w:r>
+          </w:p>
+        </w:tc>
+        <w:tc>
+          <w:tcPr>
+            <w:tcW w:w="1843" w:type="dxa"/>
+            <w:hideMark/>
+          </w:tcPr>
+          <w:p>
+            <w:pPr>
+              <w:spacing w:after="160" w:line="278" w:lineRule="auto"/>
+              <w:rPr>
+                <w:rFonts w:ascii="Arial" w:hAnsi="Arial" w:cs="Arial"/>
+                <w:sz w:val="22"/>
+                <w:szCs w:val="22"/>
+              </w:rPr>
+            </w:pPr>
+            <w:proofErr w:type="spellStart"/>
+            <w:r>
+              <w:rPr>
+                <w:rFonts w:ascii="Arial" w:hAnsi="Arial" w:cs="Arial"/>
+                <w:sz w:val="22"/>
+                <w:szCs w:val="22"/>
+              </w:rPr>
+              <w:t>glutaric_aciduria</w:t>
+            </w:r>
+            <w:proofErr w:type="spellEnd"/>
+          </w:p>
+        </w:tc>
+        <w:tc>
+          <w:tcPr>
+            <w:tcW w:w="2642" w:type="dxa"/>
+            <w:hideMark/>
+          </w:tcPr>
+          <w:p>
+            <w:pPr>
+              <w:spacing w:after="160" w:line="278" w:lineRule="auto"/>
+              <w:rPr>
+                <w:rFonts w:ascii="Arial" w:hAnsi="Arial" w:cs="Arial"/>
+                <w:sz w:val="22"/>
+                <w:szCs w:val="22"/>
+              </w:rPr>
+            </w:pPr>
+            <w:proofErr w:type="spellStart"/>
+            <w:r>
+              <w:rPr>
+                <w:rFonts w:ascii="Arial" w:hAnsi="Arial" w:cs="Arial"/>
+                <w:sz w:val="22"/>
+                <w:szCs w:val="22"/>
+              </w:rPr>
+              <w:t>glutaric_aciduria</w:t>
+            </w:r>
+            <w:proofErr w:type="spellEnd"/>
+          </w:p>
+        </w:tc>
+      </w:tr>
+      <w:tr>
+        <w:tc>
+          <w:tcPr>
+            <w:tcW w:w="1271" w:type="dxa"/>
+            <w:hideMark/>
+          </w:tcPr>
+          <w:p>
+            <w:pPr>
+              <w:spacing w:after="160" w:line="278" w:lineRule="auto"/>
+              <w:rPr>
+                <w:rFonts w:ascii="Arial" w:hAnsi="Arial" w:cs="Arial"/>
+                <w:sz w:val="22"/>
+                <w:szCs w:val="22"/>
+              </w:rPr>
+            </w:pPr>
+            <w:r>
+              <w:rPr>
+                <w:rFonts w:ascii="Arial" w:hAnsi="Arial" w:cs="Arial"/>
+                <w:sz w:val="22"/>
+                <w:szCs w:val="22"/>
+              </w:rPr>
+              <w:t>Arm 2, incorrect</w:t>
+            </w:r>
+          </w:p>
+        </w:tc>
+        <w:tc>
+          <w:tcPr>
+            <w:tcW w:w="3260" w:type="dxa"/>
+            <w:hideMark/>
+          </w:tcPr>
+          <w:p>
+            <w:pPr>
+              <w:spacing w:after="160" w:line="278" w:lineRule="auto"/>
+              <w:rPr>
+                <w:rFonts w:ascii="Arial" w:hAnsi="Arial" w:cs="Arial"/>
+                <w:sz w:val="22"/>
+                <w:szCs w:val="22"/>
+              </w:rPr>
+            </w:pPr>
+            <w:r>
+              <w:rPr>
+                <w:rFonts w:ascii="Arial" w:hAnsi="Arial" w:cs="Arial"/>
+                <w:sz w:val="22"/>
+                <w:szCs w:val="22"/>
+              </w:rPr>
+              <w:t>What causes sudden cardiac death?</w:t>
+            </w:r>
+          </w:p>
+        </w:tc>
+        <w:tc>
+          <w:tcPr>
+            <w:tcW w:w="1843" w:type="dxa"/>
+            <w:hideMark/>
+          </w:tcPr>
+          <w:p>
+            <w:pPr>
+              <w:spacing w:after="160" w:line="278" w:lineRule="auto"/>
+              <w:rPr>
+                <w:rFonts w:ascii="Arial" w:hAnsi="Arial" w:cs="Arial"/>
+                <w:sz w:val="22"/>
+                <w:szCs w:val="22"/>
+              </w:rPr>
+            </w:pPr>
+            <w:r>
+              <w:rPr>
+                <w:rFonts w:ascii="Arial" w:hAnsi="Arial" w:cs="Arial"/>
+                <w:sz w:val="22"/>
+                <w:szCs w:val="22"/>
+              </w:rPr>
+              <w:t>arrhythmia</w:t>
+            </w:r>
+          </w:p>
+        </w:tc>
+        <w:tc>
+          <w:tcPr>
+            <w:tcW w:w="2642" w:type="dxa"/>
+            <w:hideMark/>
+          </w:tcPr>
+          <w:p>
+            <w:pPr>
+              <w:spacing w:after="160" w:line="278" w:lineRule="auto"/>
+              <w:rPr>
+                <w:rFonts w:ascii="Arial" w:hAnsi="Arial" w:cs="Arial"/>
+                <w:sz w:val="22"/>
+                <w:szCs w:val="22"/>
+              </w:rPr>
+            </w:pPr>
+            <w:proofErr w:type="spellStart"/>
+            <w:r>
+              <w:rPr>
+                <w:rFonts w:ascii="Arial" w:hAnsi="Arial" w:cs="Arial"/>
+                <w:sz w:val="22"/>
+                <w:szCs w:val="22"/>
+              </w:rPr>
+              <w:t>brain_death</w:t>
+            </w:r>
+            <w:proofErr w:type="spellEnd"/>
+          </w:p>
+        </w:tc>
+      </w:tr>
+      <w:tr>
+        <w:tc>
+          <w:tcPr>
+            <w:tcW w:w="1271" w:type="dxa"/>
+            <w:hideMark/>
+          </w:tcPr>
+          <w:p>
+            <w:pPr>
+              <w:spacing w:after="160" w:line="278" w:lineRule="auto"/>
+              <w:rPr>
+                <w:rFonts w:ascii="Arial" w:hAnsi="Arial" w:cs="Arial"/>
+                <w:sz w:val="22"/>
+                <w:szCs w:val="22"/>
+              </w:rPr>
+            </w:pPr>
+            <w:r>
+              <w:rPr>
+                <w:rFonts w:ascii="Arial" w:hAnsi="Arial" w:cs="Arial"/>
+                <w:sz w:val="22"/>
+                <w:szCs w:val="22"/>
+              </w:rPr>
+              <w:t>Arm 3, correct</w:t>
+            </w:r>
+          </w:p>
+        </w:tc>
+        <w:tc>
+          <w:tcPr>
+            <w:tcW w:w="3260" w:type="dxa"/>
+            <w:hideMark/>
+          </w:tcPr>
+          <w:p>
+            <w:pPr>
+              <w:spacing w:after="160" w:line="278" w:lineRule="auto"/>
+              <w:rPr>
+                <w:rFonts w:ascii="Arial" w:hAnsi="Arial" w:cs="Arial"/>
+                <w:sz w:val="22"/>
+                <w:szCs w:val="22"/>
+              </w:rPr>
+            </w:pPr>
+            <w:r>
+              <w:rPr>
+                <w:rFonts w:ascii="Arial" w:hAnsi="Arial" w:cs="Arial"/>
+                <w:sz w:val="22"/>
+                <w:szCs w:val="22"/>
+              </w:rPr>
+              <w:t>Who is at risk of getting a C. diff infection?</w:t>
+            </w:r>
+          </w:p>
+        </w:tc>
+        <w:tc>
+          <w:tcPr>
+            <w:tcW w:w="1843" w:type="dxa"/>
+            <w:hideMark/>
+          </w:tcPr>
+          <w:p>
+            <w:pPr>
+              <w:spacing w:after="160" w:line="278" w:lineRule="auto"/>
+              <w:rPr>
+                <w:rFonts w:ascii="Arial" w:hAnsi="Arial" w:cs="Arial"/>
+                <w:sz w:val="22"/>
+                <w:szCs w:val="22"/>
+              </w:rPr>
+            </w:pPr>
+            <w:proofErr w:type="spellStart"/>
+            <w:r>
+              <w:rPr>
+                <w:rFonts w:ascii="Arial" w:hAnsi="Arial" w:cs="Arial"/>
+                <w:sz w:val="22"/>
+                <w:szCs w:val="22"/>
+              </w:rPr>
+              <w:t>c_difficile</w:t>
+            </w:r>
+            <w:proofErr w:type="spellEnd"/>
+          </w:p>
+        </w:tc>
+        <w:tc>
+          <w:tcPr>
+            <w:tcW w:w="2642" w:type="dxa"/>
+            <w:hideMark/>
+          </w:tcPr>
+          <w:p>
+            <w:pPr>
+              <w:spacing w:after="160" w:line="278" w:lineRule="auto"/>
+              <w:rPr>
+                <w:rFonts w:ascii="Arial" w:hAnsi="Arial" w:cs="Arial"/>
+                <w:sz w:val="22"/>
+                <w:szCs w:val="22"/>
+              </w:rPr>
+            </w:pPr>
+            <w:proofErr w:type="spellStart"/>
+            <w:r>
+              <w:rPr>
+                <w:rFonts w:ascii="Arial" w:hAnsi="Arial" w:cs="Arial"/>
+                <w:sz w:val="22"/>
+                <w:szCs w:val="22"/>
+              </w:rPr>
+              <w:t>c_difficile</w:t>
+            </w:r>
+            <w:proofErr w:type="spellEnd"/>
+          </w:p>
+        </w:tc>
+      </w:tr>
+      <w:tr>
+        <w:tc>
+          <w:tcPr>
+            <w:tcW w:w="1271" w:type="dxa"/>
+            <w:hideMark/>
+          </w:tcPr>
+          <w:p>
+            <w:pPr>
+              <w:spacing w:after="160" w:line="278" w:lineRule="auto"/>
+              <w:rPr>
+                <w:rFonts w:ascii="Arial" w:hAnsi="Arial" w:cs="Arial"/>
+                <w:sz w:val="22"/>
+                <w:szCs w:val="22"/>
+              </w:rPr>
+            </w:pPr>
+            <w:r>
+              <w:rPr>
+                <w:rFonts w:ascii="Arial" w:hAnsi="Arial" w:cs="Arial"/>
+                <w:sz w:val="22"/>
+                <w:szCs w:val="22"/>
+              </w:rPr>
+              <w:t>Arm 3, incorrect</w:t>
+            </w:r>
+          </w:p>
+        </w:tc>
+        <w:tc>
+          <w:tcPr>
+            <w:tcW w:w="3260" w:type="dxa"/>
+            <w:hideMark/>
+          </w:tcPr>
+          <w:p>
+            <w:pPr>
+              <w:spacing w:after="160" w:line="278" w:lineRule="auto"/>
+              <w:rPr>
+                <w:rFonts w:ascii="Arial" w:hAnsi="Arial" w:cs="Arial"/>
+                <w:sz w:val="22"/>
+                <w:szCs w:val="22"/>
+              </w:rPr>
+            </w:pPr>
+            <w:r>
+              <w:rPr>
+                <w:rFonts w:ascii="Arial" w:hAnsi="Arial" w:cs="Arial"/>
+                <w:sz w:val="22"/>
+                <w:szCs w:val="22"/>
+              </w:rPr>
+              <w:t>What is hyperhidrosis?</w:t>
+            </w:r>
+          </w:p>
+        </w:tc>
+        <w:tc>
+          <w:tcPr>
+            <w:tcW w:w="1843" w:type="dxa"/>
+            <w:hideMark/>
+          </w:tcPr>
+          <w:p>
+            <w:pPr>
+              <w:spacing w:after="160" w:line="278" w:lineRule="auto"/>
+              <w:rPr>
+                <w:rFonts w:ascii="Arial" w:hAnsi="Arial" w:cs="Arial"/>
+                <w:sz w:val="22"/>
+                <w:szCs w:val="22"/>
+              </w:rPr>
+            </w:pPr>
+            <w:proofErr w:type="spellStart"/>
+            <w:r>
+              <w:rPr>
+                <w:rFonts w:ascii="Arial" w:hAnsi="Arial" w:cs="Arial"/>
+                <w:sz w:val="22"/>
+                <w:szCs w:val="22"/>
+              </w:rPr>
+              <w:t>night_sweats</w:t>
+            </w:r>
+            <w:proofErr w:type="spellEnd"/>
+          </w:p>
+        </w:tc>
+        <w:tc>
+          <w:tcPr>
+            <w:tcW w:w="2642" w:type="dxa"/>
+            <w:hideMark/>
+          </w:tcPr>
+          <w:p>
+            <w:pPr>
+              <w:spacing w:after="160" w:line="278" w:lineRule="auto"/>
+              <w:rPr>
+                <w:rFonts w:ascii="Arial" w:hAnsi="Arial" w:cs="Arial"/>
+                <w:sz w:val="22"/>
+                <w:szCs w:val="22"/>
+              </w:rPr>
+            </w:pPr>
+            <w:proofErr w:type="spellStart"/>
+            <w:r>
+              <w:rPr>
+                <w:rFonts w:ascii="Arial" w:hAnsi="Arial" w:cs="Arial"/>
+                <w:sz w:val="22"/>
+                <w:szCs w:val="22"/>
+              </w:rPr>
+              <w:t>excessive_sweating_hyperhidrosis</w:t>
+            </w:r>
+            <w:proofErr w:type="spellEnd"/>
+          </w:p>
+        </w:tc>
+      </w:tr>
+    </w:tbl>
+    <w:p>
+      <w:pPr>
+        <w:rPr>
+          <w:rFonts w:ascii="Arial" w:hAnsi="Arial" w:cs="Arial"/>
           <w:color w:val="595959" w:themeColor="text1" w:themeTint="A6"/>
           <w:sz w:val="18"/>
           <w:szCs w:val="18"/>
@@ -10463,7 +10921,7 @@
           <w:sz w:val="18"/>
           <w:szCs w:val="18"/>
         </w:rPr>
-        <w:t xml:space="preserve">The most frequent test-set misclassifications by count, one panel per arm. </w:t>
+        <w:t xml:space="preserve">One correct and one incorrect test prediction per arm, drawn from the frozen test run. Retrieval arms (1 and 3) typically make defensible </w:t>
       </w:r>
       <w:r>
         <w:rPr>
@@ -10472,7 +10930,7 @@
           <w:sz w:val="18"/>
           <w:szCs w:val="18"/>
         </w:rPr>
-        <w:t>Red shows that a same-family error was possible but is not present. Therefore, n</w:t>
+        <w:t>near misses</w:t>
       </w:r>
       <w:r>
         <w:rPr>
@@ -10481,8 +10939,9 @@
           <w:sz w:val="18"/>
           <w:szCs w:val="18"/>
         </w:rPr>
-        <w:t xml:space="preserve">one of the shown top confusions </w:t>
-      </w:r>
+        <w:t xml:space="preserve"> within a clinical neighbourhood rather than category failures. Errors are often label-granularity artefacts: predicting </w:t>
+      </w:r>
+      <w:proofErr w:type="spellStart"/>
       <w:r>
         <w:rPr>
           <w:rFonts w:ascii="Arial" w:hAnsi="Arial" w:cs="Arial"/>
@@ -10490,8 +10949,9 @@
           <w:sz w:val="18"/>
           <w:szCs w:val="18"/>
         </w:rPr>
-        <w:t>are</w:t>
-      </w:r>
+        <w:t>what_to_do_if_someone_has_a_seizure_fit</w:t>
+      </w:r>
+      <w:proofErr w:type="spellEnd"/>
       <w:r>
         <w:rPr>
           <w:rFonts w:ascii="Arial" w:hAnsi="Arial" w:cs="Arial"/>
@@ -10499,8 +10959,9 @@
           <w:sz w:val="18"/>
           <w:szCs w:val="18"/>
         </w:rPr>
-        <w:t xml:space="preserve"> within-family pairs, consistent with the test set's sparse sibling coverage </w:t>
-      </w:r>
+        <w:t xml:space="preserve"> or </w:t>
+      </w:r>
+      <w:proofErr w:type="spellStart"/>
       <w:r>
         <w:rPr>
           <w:rFonts w:ascii="Arial" w:hAnsi="Arial" w:cs="Arial"/>
@@ -10508,8 +10969,9 @@
           <w:sz w:val="18"/>
           <w:szCs w:val="18"/>
         </w:rPr>
-        <w:t xml:space="preserve">described </w:t>
-      </w:r>
+        <w:t>excessive_sweating_hyperhidrosis</w:t>
+      </w:r>
+      <w:proofErr w:type="spellEnd"/>
       <w:r>
         <w:rPr>
           <w:rFonts w:ascii="Arial" w:hAnsi="Arial" w:cs="Arial"/>
@@ -10517,7 +10979,27 @@
           <w:sz w:val="18"/>
           <w:szCs w:val="18"/>
         </w:rPr>
-        <w:t>above.</w:t>
+        <w:t xml:space="preserve"> are closer literal matches to their questions than the gold labels. Arm 2's errors travel further, reaching </w:t>
+      </w:r>
+      <w:proofErr w:type="spellStart"/>
+      <w:r>
+        <w:rPr>
+          <w:rFonts w:ascii="Arial" w:hAnsi="Arial" w:cs="Arial"/>
+          <w:color w:val="595959" w:themeColor="text1" w:themeTint="A6"/>
+          <w:sz w:val="18"/>
+          <w:szCs w:val="18"/>
+        </w:rPr>
+        <w:t>brain_death</w:t>
+      </w:r>
+      <w:proofErr w:type="spellEnd"/>
+      <w:r>
+        <w:rPr>
+          <w:rFonts w:ascii="Arial" w:hAnsi="Arial" w:cs="Arial"/>
+          <w:color w:val="595959" w:themeColor="text1" w:themeTint="A6"/>
+          <w:sz w:val="18"/>
+          <w:szCs w:val="18"/>
+        </w:rPr>
+        <w:t xml:space="preserve"> for sudden cardiac death. Acronym questions (e.g., MDS) are handled correctly across all arms.</w:t>
       </w:r>
     </w:p>
     <w:p>
@@ -10534,57 +11016,7 @@
           <w:sz w:val="22"/>
           <w:szCs w:val="22"/>
         </w:rPr>
-        <w:t>Arm 3 uses the same 20-candidate shortlist as Arm 1 (built by TF</w:t>
-      </w:r>
-      <w:r>
-        <w:rPr>
-          <w:rFonts w:ascii="Arial" w:hAnsi="Arial" w:cs="Arial"/>
-          <w:sz w:val="22"/>
-          <w:szCs w:val="22"/>
-        </w:rPr>
-        <w:t>-</w:t>
-      </w:r>
-      <w:r>
-        <w:rPr>
-          <w:rFonts w:ascii="Arial" w:hAnsi="Arial" w:cs="Arial"/>
-          <w:sz w:val="22"/>
-          <w:szCs w:val="22"/>
-        </w:rPr>
-        <w:t>IDF retrieval of candidates, adding them to the prompt, then generating an answer). Out of 200 test questions the LLM kept Arm 1's top choice for 120 (accuracy 0.958, unchanged), fell back to Arm 1's top choice for 42, because its own output was not a valid candidate (accuracy 0.429, also unchanged), and chose a different candidate to Arm 1's on 38 (an override), where accuracy fell from 0.526 (Arm 1) 0.289 (Arm 3).</w:t>
-      </w:r>
-    </w:p>
-    <w:p>
-      <w:pPr>
-        <w:rPr>
-          <w:rFonts w:ascii="Arial" w:hAnsi="Arial" w:cs="Arial"/>
-          <w:sz w:val="22"/>
-          <w:szCs w:val="22"/>
-        </w:rPr>
-      </w:pPr>
-      <w:r>
-        <w:rPr>
-          <w:rFonts w:ascii="Arial" w:hAnsi="Arial" w:cs="Arial"/>
-          <w:sz w:val="22"/>
-          <w:szCs w:val="22"/>
-        </w:rPr>
-        <w:t>On those 38 override questions, Arm 1 was originally correct on 20 and wrong on 18, so overriding fixed 11 previously wrong answers but broke 20 previously correct ones.</w:t>
-      </w:r>
-    </w:p>
-    <w:p>
-      <w:pPr>
-        <w:rPr>
-          <w:rFonts w:ascii="Arial" w:hAnsi="Arial" w:cs="Arial"/>
-          <w:sz w:val="22"/>
-          <w:szCs w:val="22"/>
-        </w:rPr>
-      </w:pPr>
-      <w:r>
-        <w:rPr>
-          <w:rFonts w:ascii="Arial" w:hAnsi="Arial" w:cs="Arial"/>
-          <w:sz w:val="22"/>
-          <w:szCs w:val="22"/>
-        </w:rPr>
-        <w:t>The true label appeared in the LLM's 20-candidate list on 97.5% of test questions, so the LLM was rarely missing the right answer. Its weaker accuracy on override questions suggests its confidence in choosing the wrong candidate.</w:t>
+        <w:t>Retrieval arm errors predominantly highlight label-granularity artefacts rather than true model failures, reflecting the ambiguity that gives 85 identical question strings more than one disease label. Conversely, Arm 2's tendency toward wider category failures aligns with its lower macro-F1 of 0.354. Acronym questions separate the arms the least, whereas highly specific questions (e.g., "How does everolimus work?") can defeat both the retriever and the LLM re-ranker.</w:t>
       </w:r>
     </w:p>
     <w:p>
@@ -10625,15 +11057,15 @@
           <w:sz w:val="22"/>
           <w:szCs w:val="22"/>
         </w:rPr>
-        <w:t>5</w:t>
-      </w:r>
-      <w:r>
-        <w:rPr>
-          <w:rFonts w:ascii="Arial" w:hAnsi="Arial" w:cs="Arial"/>
-          <w:sz w:val="22"/>
-          <w:szCs w:val="22"/>
-        </w:rPr>
-        <w:t>): Arm 1 needs no GPU and no training step, while Arm 3's inference cost is in addition to Arm 1, since it builds up on it.</w:t>
+        <w:t>6</w:t>
+      </w:r>
+      <w:r>
+        <w:rPr>
+          <w:rFonts w:ascii="Arial" w:hAnsi="Arial" w:cs="Arial"/>
+          <w:sz w:val="22"/>
+          <w:szCs w:val="22"/>
+        </w:rPr>
+        <w:t>): Arm 1 needs no GPU and no training step, while Arm 3's inference cost is in addition to Arm 1, since it builds on it.</w:t>
       </w:r>
     </w:p>
     <w:p>
@@ -10664,7 +11096,7 @@
           <w:sz w:val="22"/>
           <w:szCs w:val="22"/>
         </w:rPr>
-        <w:t>5</w:t>
+        <w:t>6</w:t>
       </w:r>
       <w:r>
         <w:rPr>
@@ -10674,7 +11106,17 @@
           <w:sz w:val="22"/>
           <w:szCs w:val="22"/>
         </w:rPr>
-        <w:t>: Computational resources per arm (hardware, time, what was measured).</w:t>
+        <w:t>: Computational resources per arm</w:t>
+      </w:r>
+      <w:r>
+        <w:rPr>
+          <w:rFonts w:ascii="Arial" w:hAnsi="Arial" w:cs="Arial"/>
+          <w:b/>
+          <w:bCs/>
+          <w:sz w:val="22"/>
+          <w:szCs w:val="22"/>
+        </w:rPr>
+        <w:t>.</w:t>
       </w:r>
     </w:p>
     <w:tbl>
@@ -10830,6 +11272,7 @@
                 <w:sz w:val="18"/>
                 <w:szCs w:val="18"/>
               </w:rPr>
+              <w:lastRenderedPageBreak/>
               <w:t>Arm 1</w:t>
             </w:r>
             <w:r>
@@ -11290,7 +11733,7 @@
           <w:sz w:val="20"/>
           <w:szCs w:val="20"/>
         </w:rPr>
-        <w:t xml:space="preserve">Computational resources per arm. Arm 1 is timed in this run on </w:t>
+        <w:t xml:space="preserve">Arm 1 </w:t>
       </w:r>
       <w:r>
         <w:rPr>
@@ -11299,7 +11742,7 @@
           <w:sz w:val="20"/>
           <w:szCs w:val="20"/>
         </w:rPr>
-        <w:t xml:space="preserve">local </w:t>
+        <w:t>was</w:t>
       </w:r>
       <w:r>
         <w:rPr>
@@ -11308,7 +11751,7 @@
           <w:sz w:val="20"/>
           <w:szCs w:val="20"/>
         </w:rPr>
-        <w:t>CPU</w:t>
+        <w:t xml:space="preserve"> timed in this run on</w:t>
       </w:r>
       <w:r>
         <w:rPr>
@@ -11317,7 +11760,7 @@
           <w:sz w:val="20"/>
           <w:szCs w:val="20"/>
         </w:rPr>
-        <w:t xml:space="preserve">, while </w:t>
+        <w:t xml:space="preserve"> a</w:t>
       </w:r>
       <w:r>
         <w:rPr>
@@ -11326,9 +11769,8 @@
           <w:sz w:val="20"/>
           <w:szCs w:val="20"/>
         </w:rPr>
-        <w:t xml:space="preserve">Arms 2 and 3 are read from the artefacts their </w:t>
-      </w:r>
-      <w:proofErr w:type="spellStart"/>
+        <w:t xml:space="preserve"> </w:t>
+      </w:r>
       <w:r>
         <w:rPr>
           <w:rFonts w:ascii="Arial" w:hAnsi="Arial" w:cs="Arial"/>
@@ -11336,9 +11778,8 @@
           <w:sz w:val="20"/>
           <w:szCs w:val="20"/>
         </w:rPr>
-        <w:t>Colab</w:t>
-      </w:r>
-      <w:proofErr w:type="spellEnd"/>
+        <w:t xml:space="preserve">local </w:t>
+      </w:r>
       <w:r>
         <w:rPr>
           <w:rFonts w:ascii="Arial" w:hAnsi="Arial" w:cs="Arial"/>
@@ -11346,7 +11787,7 @@
           <w:sz w:val="20"/>
           <w:szCs w:val="20"/>
         </w:rPr>
-        <w:t xml:space="preserve"> runs persisted, since neither can be re-</w:t>
+        <w:t>CPU</w:t>
       </w:r>
       <w:r>
         <w:rPr>
@@ -11355,7 +11796,7 @@
           <w:sz w:val="20"/>
           <w:szCs w:val="20"/>
         </w:rPr>
-        <w:t>run</w:t>
+        <w:t xml:space="preserve">, while </w:t>
       </w:r>
       <w:r>
         <w:rPr>
@@ -11364,8 +11805,9 @@
           <w:sz w:val="20"/>
           <w:szCs w:val="20"/>
         </w:rPr>
-        <w:t xml:space="preserve"> on the</w:t>
-      </w:r>
+        <w:t xml:space="preserve">Arms 2 and 3 are read from the artefacts their </w:t>
+      </w:r>
+      <w:proofErr w:type="spellStart"/>
       <w:r>
         <w:rPr>
           <w:rFonts w:ascii="Arial" w:hAnsi="Arial" w:cs="Arial"/>
@@ -11373,8 +11815,9 @@
           <w:sz w:val="20"/>
           <w:szCs w:val="20"/>
         </w:rPr>
-        <w:t xml:space="preserve"> laptop</w:t>
-      </w:r>
+        <w:t>Colab</w:t>
+      </w:r>
+      <w:proofErr w:type="spellEnd"/>
       <w:r>
         <w:rPr>
           <w:rFonts w:ascii="Arial" w:hAnsi="Arial" w:cs="Arial"/>
@@ -11382,7 +11825,7 @@
           <w:sz w:val="20"/>
           <w:szCs w:val="20"/>
         </w:rPr>
-        <w:t xml:space="preserve">. </w:t>
+        <w:t xml:space="preserve"> runs persisted, since neither can be re-</w:t>
       </w:r>
       <w:r>
         <w:rPr>
@@ -11391,7 +11834,7 @@
           <w:sz w:val="20"/>
           <w:szCs w:val="20"/>
         </w:rPr>
-        <w:t xml:space="preserve">Arm </w:t>
+        <w:t>run</w:t>
       </w:r>
       <w:r>
         <w:rPr>
@@ -11400,7 +11843,7 @@
           <w:sz w:val="20"/>
           <w:szCs w:val="20"/>
         </w:rPr>
-        <w:t>2</w:t>
+        <w:t xml:space="preserve"> on the</w:t>
       </w:r>
       <w:r>
         <w:rPr>
@@ -11409,7 +11852,7 @@
           <w:sz w:val="20"/>
           <w:szCs w:val="20"/>
         </w:rPr>
-        <w:t xml:space="preserve"> </w:t>
+        <w:t xml:space="preserve"> laptop</w:t>
       </w:r>
       <w:r>
         <w:rPr>
@@ -11418,7 +11861,7 @@
           <w:sz w:val="20"/>
           <w:szCs w:val="20"/>
         </w:rPr>
-        <w:t>is training, Arm 3 is inference</w:t>
+        <w:t xml:space="preserve">. </w:t>
       </w:r>
       <w:r>
         <w:rPr>
@@ -11427,7 +11870,7 @@
           <w:sz w:val="20"/>
           <w:szCs w:val="20"/>
         </w:rPr>
-        <w:t xml:space="preserve">, </w:t>
+        <w:t xml:space="preserve">Arm </w:t>
       </w:r>
       <w:r>
         <w:rPr>
@@ -11436,7 +11879,7 @@
           <w:sz w:val="20"/>
           <w:szCs w:val="20"/>
         </w:rPr>
-        <w:t>orders of magnitude</w:t>
+        <w:t>2</w:t>
       </w:r>
       <w:r>
         <w:rPr>
@@ -11445,7 +11888,61 @@
           <w:sz w:val="20"/>
           <w:szCs w:val="20"/>
         </w:rPr>
-        <w:t xml:space="preserve"> instead of durations are compared in the report.</w:t>
+        <w:t xml:space="preserve">’s figure </w:t>
+      </w:r>
+      <w:r>
+        <w:rPr>
+          <w:rFonts w:ascii="Arial" w:hAnsi="Arial" w:cs="Arial"/>
+          <w:color w:val="595959" w:themeColor="text1" w:themeTint="A6"/>
+          <w:sz w:val="20"/>
+          <w:szCs w:val="20"/>
+        </w:rPr>
+        <w:t>is training, Arm 3</w:t>
+      </w:r>
+      <w:r>
+        <w:rPr>
+          <w:rFonts w:ascii="Arial" w:hAnsi="Arial" w:cs="Arial"/>
+          <w:color w:val="595959" w:themeColor="text1" w:themeTint="A6"/>
+          <w:sz w:val="20"/>
+          <w:szCs w:val="20"/>
+        </w:rPr>
+        <w:t>’s</w:t>
+      </w:r>
+      <w:r>
+        <w:rPr>
+          <w:rFonts w:ascii="Arial" w:hAnsi="Arial" w:cs="Arial"/>
+          <w:color w:val="595959" w:themeColor="text1" w:themeTint="A6"/>
+          <w:sz w:val="20"/>
+          <w:szCs w:val="20"/>
+        </w:rPr>
+        <w:t xml:space="preserve"> is inference</w:t>
+      </w:r>
+      <w:r>
+        <w:rPr>
+          <w:rFonts w:ascii="Arial" w:hAnsi="Arial" w:cs="Arial"/>
+          <w:color w:val="595959" w:themeColor="text1" w:themeTint="A6"/>
+          <w:sz w:val="20"/>
+          <w:szCs w:val="20"/>
+        </w:rPr>
+        <w:t>,</w:t>
+      </w:r>
+      <w:r>
+        <w:rPr>
+          <w:rFonts w:ascii="Arial" w:hAnsi="Arial" w:cs="Arial"/>
+          <w:color w:val="595959" w:themeColor="text1" w:themeTint="A6"/>
+          <w:sz w:val="20"/>
+          <w:szCs w:val="20"/>
+        </w:rPr>
+        <w:t xml:space="preserve"> so only orders of magnitude and not exact durations are comparable</w:t>
+      </w:r>
+      <w:r>
+        <w:rPr>
+          <w:rFonts w:ascii="Arial" w:hAnsi="Arial" w:cs="Arial"/>
+          <w:color w:val="595959" w:themeColor="text1" w:themeTint="A6"/>
+          <w:sz w:val="20"/>
+          <w:szCs w:val="20"/>
+        </w:rPr>
+        <w:t>.</w:t>
       </w:r>
     </w:p>
     <w:p>
@@ -11478,72 +11975,31 @@
           <w:sz w:val="22"/>
           <w:szCs w:val="22"/>
         </w:rPr>
-        <w:t>10 examples per class is too little per-class data for fine-tuning to learn separate decision boundaries across 906 classes. Retrieval exploits a direct lexical queue where 84.0% of training questions contain a word from their own disease label, so TF-IDF retrieval use</w:t>
-      </w:r>
-      <w:r>
-        <w:rPr>
-          <w:rFonts w:ascii="Arial" w:hAnsi="Arial" w:cs="Arial"/>
-          <w:sz w:val="22"/>
-          <w:szCs w:val="22"/>
-        </w:rPr>
-        <w:t>s</w:t>
-      </w:r>
-      <w:r>
-        <w:rPr>
-          <w:rFonts w:ascii="Arial" w:hAnsi="Arial" w:cs="Arial"/>
-          <w:sz w:val="22"/>
-          <w:szCs w:val="22"/>
-        </w:rPr>
-        <w:t xml:space="preserve"> that overlap instead of learning it implicitly from class examples. </w:t>
-      </w:r>
-      <w:r>
-        <w:rPr>
-          <w:rFonts w:ascii="Arial" w:hAnsi="Arial" w:cs="Arial"/>
-          <w:sz w:val="22"/>
-          <w:szCs w:val="22"/>
-        </w:rPr>
-        <w:lastRenderedPageBreak/>
-        <w:t xml:space="preserve">The encoder seemed to compensate by memorising phrasing shared among sibling </w:t>
-      </w:r>
-      <w:r>
-        <w:rPr>
-          <w:rFonts w:ascii="Arial" w:hAnsi="Arial" w:cs="Arial"/>
-          <w:sz w:val="22"/>
-          <w:szCs w:val="22"/>
-        </w:rPr>
-        <w:t>questions</w:t>
-      </w:r>
-      <w:r>
-        <w:rPr>
-          <w:rFonts w:ascii="Arial" w:hAnsi="Arial" w:cs="Arial"/>
-          <w:sz w:val="22"/>
-          <w:szCs w:val="22"/>
-        </w:rPr>
-        <w:t>;</w:t>
-      </w:r>
-      <w:r>
-        <w:rPr>
-          <w:rFonts w:ascii="Arial" w:hAnsi="Arial" w:cs="Arial"/>
-          <w:sz w:val="22"/>
-          <w:szCs w:val="22"/>
-        </w:rPr>
-        <w:t xml:space="preserve"> hence it underperformed when the shared phrasing disappeared and validation</w:t>
-      </w:r>
-      <w:r>
-        <w:rPr>
-          <w:rFonts w:ascii="Arial" w:hAnsi="Arial" w:cs="Arial"/>
-          <w:sz w:val="22"/>
-          <w:szCs w:val="22"/>
-        </w:rPr>
-        <w:t xml:space="preserve"> didn’t hint at it</w:t>
-      </w:r>
-      <w:r>
-        <w:rPr>
-          <w:rFonts w:ascii="Arial" w:hAnsi="Arial" w:cs="Arial"/>
-          <w:sz w:val="22"/>
-          <w:szCs w:val="22"/>
-        </w:rPr>
-        <w:t>.</w:t>
+        <w:t xml:space="preserve">10 examples per class is too little per-class data for fine-tuning to learn separate decision boundaries across 906 classes. </w:t>
+      </w:r>
+      <w:r>
+        <w:rPr>
+          <w:rFonts w:ascii="Arial" w:hAnsi="Arial" w:cs="Arial"/>
+          <w:sz w:val="22"/>
+          <w:szCs w:val="22"/>
+        </w:rPr>
+        <w:t xml:space="preserve">Retrieval does not have to learn them, as the class-blob index adds each condition's NHS document, so a test question is matched against </w:t>
+      </w:r>
+      <w:r>
+        <w:rPr>
+          <w:rFonts w:ascii="Arial" w:hAnsi="Arial" w:cs="Arial"/>
+          <w:sz w:val="22"/>
+          <w:szCs w:val="22"/>
+        </w:rPr>
+        <w:t>description</w:t>
+      </w:r>
+      <w:r>
+        <w:rPr>
+          <w:rFonts w:ascii="Arial" w:hAnsi="Arial" w:cs="Arial"/>
+          <w:sz w:val="22"/>
+          <w:szCs w:val="22"/>
+        </w:rPr>
+        <w:t xml:space="preserve"> paragraphs. The label-overlap cue is mostly absent at test time (5.5% of test questions contain a word from their own label against 84.0% of training questions), which is likely why the encoder, having memorised sibling phrasing, scored well on validation and then degraded.</w:t>
       </w:r>
     </w:p>
     <w:p>
@@ -11568,23 +12024,7 @@
           <w:sz w:val="22"/>
           <w:szCs w:val="22"/>
         </w:rPr>
-        <w:t xml:space="preserve">The index variant was Arm 1's largest lever, and the shift-aware protocol is what identified it: the standard hold-out could not separate the four variants at all. </w:t>
-      </w:r>
-      <w:r>
-        <w:rPr>
-          <w:rFonts w:ascii="Arial" w:hAnsi="Arial" w:cs="Arial"/>
-          <w:sz w:val="22"/>
-          <w:szCs w:val="22"/>
-        </w:rPr>
-        <w:t xml:space="preserve">The test results confirm that when </w:t>
-      </w:r>
-      <w:r>
-        <w:rPr>
-          <w:rFonts w:ascii="Arial" w:hAnsi="Arial" w:cs="Arial"/>
-          <w:sz w:val="22"/>
-          <w:szCs w:val="22"/>
-        </w:rPr>
-        <w:t xml:space="preserve">a hold-out is drawn from paraphrase siblings, a shift-aware split is the better guide to generalisation. No isolating ablation was re-run at the frozen </w:t>
+        <w:t xml:space="preserve">The index variant was Arm 1's largest lever, and the shift-aware protocol is what identified it: the standard hold-out could not separate the four variants. When a hold-out is drawn from paraphrase siblings, a shift-aware split is the better guide to generalisation. No isolating ablation was re-run at the frozen </w:t>
       </w:r>
       <w:proofErr w:type="spellStart"/>
       <w:r>
@@ -11602,23 +12042,7 @@
           <w:sz w:val="22"/>
           <w:szCs w:val="22"/>
         </w:rPr>
-        <w:t>, so this remains consistent with the evidenc</w:t>
-      </w:r>
-      <w:r>
-        <w:rPr>
-          <w:rFonts w:ascii="Arial" w:hAnsi="Arial" w:cs="Arial"/>
-          <w:sz w:val="22"/>
-          <w:szCs w:val="22"/>
-        </w:rPr>
-        <w:t>e</w:t>
-      </w:r>
-      <w:r>
-        <w:rPr>
-          <w:rFonts w:ascii="Arial" w:hAnsi="Arial" w:cs="Arial"/>
-          <w:sz w:val="22"/>
-          <w:szCs w:val="22"/>
-        </w:rPr>
-        <w:t>.</w:t>
+        <w:t>, so the index switch's contribution is consistent with the evidence rather than demonstrated.</w:t>
       </w:r>
     </w:p>
     <w:p>
@@ -11635,31 +12059,7 @@
           <w:sz w:val="22"/>
           <w:szCs w:val="22"/>
         </w:rPr>
-        <w:t xml:space="preserve">The </w:t>
-      </w:r>
-      <w:r>
-        <w:rPr>
-          <w:rFonts w:ascii="Arial" w:hAnsi="Arial" w:cs="Arial"/>
-          <w:sz w:val="22"/>
-          <w:szCs w:val="22"/>
-        </w:rPr>
-        <w:t xml:space="preserve">ablations (Table </w:t>
-      </w:r>
-      <w:r>
-        <w:rPr>
-          <w:rFonts w:ascii="Arial" w:hAnsi="Arial" w:cs="Arial"/>
-          <w:sz w:val="22"/>
-          <w:szCs w:val="22"/>
-        </w:rPr>
-        <w:t>6</w:t>
-      </w:r>
-      <w:r>
-        <w:rPr>
-          <w:rFonts w:ascii="Arial" w:hAnsi="Arial" w:cs="Arial"/>
-          <w:sz w:val="22"/>
-          <w:szCs w:val="22"/>
-        </w:rPr>
-        <w:t>) show </w:t>
+        <w:t xml:space="preserve">Table 7 also shows a setting the protocol missed: </w:t>
       </w:r>
       <w:proofErr w:type="spellStart"/>
       <w:r>
@@ -11677,39 +12077,7 @@
           <w:sz w:val="22"/>
           <w:szCs w:val="22"/>
         </w:rPr>
-        <w:t>=True at 0.530 on the shift-aware split against the frozen 0.398</w:t>
-      </w:r>
-      <w:r>
-        <w:rPr>
-          <w:rFonts w:ascii="Arial" w:hAnsi="Arial" w:cs="Arial"/>
-          <w:sz w:val="22"/>
-          <w:szCs w:val="22"/>
-        </w:rPr>
-        <w:t xml:space="preserve"> (</w:t>
-      </w:r>
-      <w:r>
-        <w:rPr>
-          <w:rFonts w:ascii="Arial" w:hAnsi="Arial" w:cs="Arial"/>
-          <w:sz w:val="22"/>
-          <w:szCs w:val="22"/>
-        </w:rPr>
-        <w:t>over five standard errors</w:t>
-      </w:r>
-      <w:r>
-        <w:rPr>
-          <w:rFonts w:ascii="Arial" w:hAnsi="Arial" w:cs="Arial"/>
-          <w:sz w:val="22"/>
-          <w:szCs w:val="22"/>
-        </w:rPr>
-        <w:t xml:space="preserve">) </w:t>
-      </w:r>
-      <w:r>
-        <w:rPr>
-          <w:rFonts w:ascii="Arial" w:hAnsi="Arial" w:cs="Arial"/>
-          <w:sz w:val="22"/>
-          <w:szCs w:val="22"/>
-        </w:rPr>
-        <w:t xml:space="preserve">while the standard hold-out separates them by 2pp, inside its own SE. The tie-break was scoped to index selection, so it never reached the </w:t>
+        <w:t xml:space="preserve">=True beats the frozen configuration by over five SE on the shift-aware split, but the tie-break rule was scoped to index selection and never reached the </w:t>
       </w:r>
       <w:proofErr w:type="spellStart"/>
       <w:r>
@@ -11727,7 +12095,7 @@
           <w:sz w:val="22"/>
           <w:szCs w:val="22"/>
         </w:rPr>
-        <w:t xml:space="preserve"> grid; scoped wider it would have chosen True. Because this surfaced only after the test set had been read, it is left unchanged by choice rather than oversight: acting on it would be exactly the test-informed selection that pre-registering a rule exists to prevent. It is the first thing to change in a repeat.</w:t>
+        <w:t xml:space="preserve"> grid. Because this surfaced only after the test set had been read, it was left unchanged rather than corrected on test-set evidence.</w:t>
       </w:r>
     </w:p>
     <w:p>
@@ -11758,7 +12126,7 @@
           <w:sz w:val="22"/>
           <w:szCs w:val="22"/>
         </w:rPr>
-        <w:t>6</w:t>
+        <w:t>7</w:t>
       </w:r>
       <w:r>
         <w:rPr>
@@ -11779,7 +12147,17 @@
           <w:sz w:val="22"/>
           <w:szCs w:val="22"/>
         </w:rPr>
-        <w:t>vectoriser</w:t>
+        <w:t>V</w:t>
+      </w:r>
+      <w:r>
+        <w:rPr>
+          <w:rFonts w:ascii="Arial" w:hAnsi="Arial" w:cs="Arial"/>
+          <w:b/>
+          <w:bCs/>
+          <w:sz w:val="22"/>
+          <w:szCs w:val="22"/>
+        </w:rPr>
+        <w:t>ectoriser</w:t>
       </w:r>
       <w:proofErr w:type="spellEnd"/>
       <w:r>
@@ -13100,6 +13478,7 @@
                 <w:sz w:val="20"/>
                 <w:szCs w:val="20"/>
               </w:rPr>
+              <w:lastRenderedPageBreak/>
               <w:t>Lemmatisation enabled (</w:t>
             </w:r>
             <w:proofErr w:type="spellStart"/>
@@ -13869,7 +14248,6 @@
           <w:sz w:val="18"/>
           <w:szCs w:val="18"/>
         </w:rPr>
-        <w:lastRenderedPageBreak/>
         <w:t xml:space="preserve">Both protocols use the frozen Arm 1 </w:t>
       </w:r>
       <w:proofErr w:type="spellStart"/>
@@ -13890,9 +14268,8 @@
           <w:sz w:val="18"/>
           <w:szCs w:val="18"/>
         </w:rPr>
-        <w:t>/index settings except the single varied factor per row, seed=44, and the same std-</w:t>
-      </w:r>
-      <w:proofErr w:type="spellStart"/>
+        <w:t xml:space="preserve"> and </w:t>
+      </w:r>
       <w:r>
         <w:rPr>
           <w:rFonts w:ascii="Arial" w:hAnsi="Arial" w:cs="Arial"/>
@@ -13900,9 +14277,8 @@
           <w:sz w:val="18"/>
           <w:szCs w:val="18"/>
         </w:rPr>
-        <w:t>val</w:t>
-      </w:r>
-      <w:proofErr w:type="spellEnd"/>
+        <w:t xml:space="preserve">index settings except </w:t>
+      </w:r>
       <w:r>
         <w:rPr>
           <w:rFonts w:ascii="Arial" w:hAnsi="Arial" w:cs="Arial"/>
@@ -13910,9 +14286,8 @@
           <w:sz w:val="18"/>
           <w:szCs w:val="18"/>
         </w:rPr>
-        <w:t xml:space="preserve"> split (n=200, 102 classes) / hard-</w:t>
-      </w:r>
-      <w:proofErr w:type="spellStart"/>
+        <w:t xml:space="preserve">for </w:t>
+      </w:r>
       <w:r>
         <w:rPr>
           <w:rFonts w:ascii="Arial" w:hAnsi="Arial" w:cs="Arial"/>
@@ -13920,9 +14295,8 @@
           <w:sz w:val="18"/>
           <w:szCs w:val="18"/>
         </w:rPr>
-        <w:t>val</w:t>
-      </w:r>
-      <w:proofErr w:type="spellEnd"/>
+        <w:t xml:space="preserve">the single varied factor </w:t>
+      </w:r>
       <w:r>
         <w:rPr>
           <w:rFonts w:ascii="Arial" w:hAnsi="Arial" w:cs="Arial"/>
@@ -13930,9 +14304,8 @@
           <w:sz w:val="18"/>
           <w:szCs w:val="18"/>
         </w:rPr>
-        <w:t xml:space="preserve"> split (n=400, 400 classes) across all rows. Standard-error reference at the frozen row's accuracy: std-</w:t>
-      </w:r>
-      <w:proofErr w:type="spellStart"/>
+        <w:t xml:space="preserve">in each </w:t>
+      </w:r>
       <w:r>
         <w:rPr>
           <w:rFonts w:ascii="Arial" w:hAnsi="Arial" w:cs="Arial"/>
@@ -13940,9 +14313,8 @@
           <w:sz w:val="18"/>
           <w:szCs w:val="18"/>
         </w:rPr>
-        <w:t>val</w:t>
-      </w:r>
-      <w:proofErr w:type="spellEnd"/>
+        <w:t xml:space="preserve">row, seed=44, </w:t>
+      </w:r>
       <w:r>
         <w:rPr>
           <w:rFonts w:ascii="Arial" w:hAnsi="Arial" w:cs="Arial"/>
@@ -13950,7 +14322,7 @@
           <w:sz w:val="18"/>
           <w:szCs w:val="18"/>
         </w:rPr>
-        <w:t xml:space="preserve"> SE ≈ 2.52pp (n=200), </w:t>
+        <w:t xml:space="preserve">and the same two splits throughout: the standard hold-out (n=200, 102 classes) and the shift-aware hold-out (n=400, 400 classes). Standard errors at the frozen row's accuracy are </w:t>
       </w:r>
       <w:r>
         <w:rPr>
@@ -13959,7 +14331,7 @@
           <w:sz w:val="18"/>
           <w:szCs w:val="18"/>
         </w:rPr>
-        <w:t xml:space="preserve">and </w:t>
+        <w:t xml:space="preserve">approximately </w:t>
       </w:r>
       <w:r>
         <w:rPr>
@@ -13968,7 +14340,7 @@
           <w:sz w:val="18"/>
           <w:szCs w:val="18"/>
         </w:rPr>
-        <w:t>shift-aware SE ≈ 2.45pp (n=400)</w:t>
+        <w:t xml:space="preserve">2.52pp for the standard hold-out and </w:t>
       </w:r>
       <w:r>
         <w:rPr>
@@ -13977,48 +14349,264 @@
           <w:sz w:val="18"/>
           <w:szCs w:val="18"/>
         </w:rPr>
-        <w:t>.</w:t>
+        <w:t xml:space="preserve">approximately </w:t>
+      </w:r>
+      <w:r>
+        <w:rPr>
+          <w:rFonts w:ascii="Arial" w:hAnsi="Arial" w:cs="Arial"/>
+          <w:color w:val="595959" w:themeColor="text1" w:themeTint="A6"/>
+          <w:sz w:val="18"/>
+          <w:szCs w:val="18"/>
+        </w:rPr>
+        <w:t>2.45pp for the shift-aware one.</w:t>
       </w:r>
     </w:p>
     <w:p>
       <w:pPr>
         <w:rPr>
           <w:rFonts w:ascii="Arial" w:hAnsi="Arial" w:cs="Arial"/>
-          <w:sz w:val="22"/>
-          <w:szCs w:val="22"/>
+          <w:color w:val="595959" w:themeColor="text1" w:themeTint="A6"/>
+          <w:sz w:val="18"/>
+          <w:szCs w:val="18"/>
         </w:rPr>
       </w:pPr>
-      <w:r>
-        <w:rPr>
-          <w:rFonts w:ascii="Arial" w:hAnsi="Arial" w:cs="Arial"/>
-          <w:sz w:val="22"/>
-          <w:szCs w:val="22"/>
-        </w:rPr>
-        <w:t xml:space="preserve">The rules differ in provenance: Arm 1's and Arm 3's were pre-registered before the numbers were seen, Arm 2's only after </w:t>
-      </w:r>
-      <w:r>
-        <w:rPr>
-          <w:rFonts w:ascii="Arial" w:hAnsi="Arial" w:cs="Arial"/>
-          <w:sz w:val="22"/>
-          <w:szCs w:val="22"/>
-        </w:rPr>
-        <w:t>-</w:t>
-      </w:r>
-      <w:r>
-        <w:rPr>
-          <w:rFonts w:ascii="Arial" w:hAnsi="Arial" w:cs="Arial"/>
-          <w:sz w:val="22"/>
-          <w:szCs w:val="22"/>
-        </w:rPr>
-        <w:t xml:space="preserve"> disclosed rather than smoothed over. Both the Arm 2 and Arm 3 priors deliberately retained the lower-scoring option</w:t>
-      </w:r>
-      <w:r>
-        <w:rPr>
-          <w:rFonts w:ascii="Arial" w:hAnsi="Arial" w:cs="Arial"/>
-          <w:sz w:val="22"/>
-          <w:szCs w:val="22"/>
-        </w:rPr>
-        <w:t xml:space="preserve"> as previously declared.</w:t>
+      <w:proofErr w:type="spellStart"/>
+      <w:r>
+        <w:rPr>
+          <w:rFonts w:ascii="Arial" w:hAnsi="Arial" w:cs="Arial"/>
+          <w:color w:val="595959" w:themeColor="text1" w:themeTint="A6"/>
+          <w:sz w:val="18"/>
+          <w:szCs w:val="18"/>
+        </w:rPr>
+        <w:t>sublinear_tf</w:t>
+      </w:r>
+      <w:proofErr w:type="spellEnd"/>
+      <w:r>
+        <w:rPr>
+          <w:rFonts w:ascii="Arial" w:hAnsi="Arial" w:cs="Arial"/>
+          <w:color w:val="595959" w:themeColor="text1" w:themeTint="A6"/>
+          <w:sz w:val="18"/>
+          <w:szCs w:val="18"/>
+        </w:rPr>
+        <w:t xml:space="preserve">=True scores 0.530 on the shift-aware split against the frozen configuration's 0.398, a difference of over five </w:t>
+      </w:r>
+      <w:r>
+        <w:rPr>
+          <w:rFonts w:ascii="Arial" w:hAnsi="Arial" w:cs="Arial"/>
+          <w:color w:val="595959" w:themeColor="text1" w:themeTint="A6"/>
+          <w:sz w:val="18"/>
+          <w:szCs w:val="18"/>
+        </w:rPr>
+        <w:t>SE</w:t>
+      </w:r>
+      <w:r>
+        <w:rPr>
+          <w:rFonts w:ascii="Arial" w:hAnsi="Arial" w:cs="Arial"/>
+          <w:color w:val="595959" w:themeColor="text1" w:themeTint="A6"/>
+          <w:sz w:val="18"/>
+          <w:szCs w:val="18"/>
+        </w:rPr>
+        <w:t xml:space="preserve">, while the standard hold-out separates the two by only 2pp, </w:t>
+      </w:r>
+      <w:r>
+        <w:rPr>
+          <w:rFonts w:ascii="Arial" w:hAnsi="Arial" w:cs="Arial"/>
+          <w:color w:val="595959" w:themeColor="text1" w:themeTint="A6"/>
+          <w:sz w:val="18"/>
+          <w:szCs w:val="18"/>
+        </w:rPr>
+        <w:t xml:space="preserve">which is </w:t>
+      </w:r>
+      <w:r>
+        <w:rPr>
+          <w:rFonts w:ascii="Arial" w:hAnsi="Arial" w:cs="Arial"/>
+          <w:color w:val="595959" w:themeColor="text1" w:themeTint="A6"/>
+          <w:sz w:val="18"/>
+          <w:szCs w:val="18"/>
+        </w:rPr>
+        <w:t xml:space="preserve">within one </w:t>
+      </w:r>
+      <w:r>
+        <w:rPr>
+          <w:rFonts w:ascii="Arial" w:hAnsi="Arial" w:cs="Arial"/>
+          <w:color w:val="595959" w:themeColor="text1" w:themeTint="A6"/>
+          <w:sz w:val="18"/>
+          <w:szCs w:val="18"/>
+        </w:rPr>
+        <w:t>SE</w:t>
+      </w:r>
+      <w:r>
+        <w:rPr>
+          <w:rFonts w:ascii="Arial" w:hAnsi="Arial" w:cs="Arial"/>
+          <w:color w:val="595959" w:themeColor="text1" w:themeTint="A6"/>
+          <w:sz w:val="18"/>
+          <w:szCs w:val="18"/>
+        </w:rPr>
+        <w:t>. Sublinear weighting replaces a raw term count with 1+log(count), which matters when each class document concatenates a full NHS page, since a term repeated throughout that page would otherwise dominate its class vector. Vocabulary size grows under stop-word removal because deleting stop words brings previously non-adjacent terms together, creating bigrams that did not exist before.</w:t>
+      </w:r>
+    </w:p>
+    <w:p>
+      <w:pPr>
+        <w:rPr>
+          <w:rFonts w:ascii="Arial" w:hAnsi="Arial" w:cs="Arial"/>
+          <w:sz w:val="22"/>
+          <w:szCs w:val="22"/>
+        </w:rPr>
+      </w:pPr>
+      <w:r>
+        <w:rPr>
+          <w:rFonts w:ascii="Arial" w:hAnsi="Arial" w:cs="Arial"/>
+          <w:sz w:val="22"/>
+          <w:szCs w:val="22"/>
+        </w:rPr>
+        <w:t>The tie-break rules differ in provenance: Arm 1's and Arm 3's were fixed before the numbers were seen, Arm 2's only after. Both deliberately retained the lower-scoring option.</w:t>
+      </w:r>
+    </w:p>
+    <w:p>
+      <w:pPr>
+        <w:rPr>
+          <w:rFonts w:ascii="Arial" w:hAnsi="Arial" w:cs="Arial"/>
+          <w:sz w:val="22"/>
+          <w:szCs w:val="22"/>
+        </w:rPr>
+      </w:pPr>
+      <w:r>
+        <w:rPr>
+          <w:rFonts w:ascii="Arial" w:hAnsi="Arial" w:cs="Arial"/>
+          <w:sz w:val="22"/>
+          <w:szCs w:val="22"/>
+        </w:rPr>
+        <w:t xml:space="preserve">Every selection decision here rests on one 200-item hold-out with a 3.5pp standard error, drawn from questions that are phrasing siblings of those left in training. Cross-validation would not repair this, because the siblings sit inside every fold. A repeat should make the shift-aware split the primary protocol rather than a </w:t>
+      </w:r>
+      <w:r>
+        <w:rPr>
+          <w:rFonts w:ascii="Arial" w:hAnsi="Arial" w:cs="Arial"/>
+          <w:sz w:val="22"/>
+          <w:szCs w:val="22"/>
+        </w:rPr>
+        <w:t>tiebreaker and</w:t>
+      </w:r>
+      <w:r>
+        <w:rPr>
+          <w:rFonts w:ascii="Arial" w:hAnsi="Arial" w:cs="Arial"/>
+          <w:sz w:val="22"/>
+          <w:szCs w:val="22"/>
+        </w:rPr>
+        <w:t xml:space="preserve"> keep the standard hold-out only for reporting.</w:t>
+      </w:r>
+    </w:p>
+    <w:p>
+      <w:pPr>
+        <w:rPr>
+          <w:rFonts w:ascii="Arial" w:hAnsi="Arial" w:cs="Arial"/>
+          <w:sz w:val="22"/>
+          <w:szCs w:val="22"/>
+        </w:rPr>
+      </w:pPr>
+      <w:r>
+        <w:rPr>
+          <w:rFonts w:ascii="Arial" w:hAnsi="Arial" w:cs="Arial"/>
+          <w:sz w:val="22"/>
+          <w:szCs w:val="22"/>
+        </w:rPr>
+        <w:t xml:space="preserve">The clearest cost of not having done so is </w:t>
+      </w:r>
+      <w:proofErr w:type="spellStart"/>
+      <w:r>
+        <w:rPr>
+          <w:rFonts w:ascii="Arial" w:hAnsi="Arial" w:cs="Arial"/>
+          <w:sz w:val="22"/>
+          <w:szCs w:val="22"/>
+        </w:rPr>
+        <w:t>sublinear_tf</w:t>
+      </w:r>
+      <w:proofErr w:type="spellEnd"/>
+      <w:r>
+        <w:rPr>
+          <w:rFonts w:ascii="Arial" w:hAnsi="Arial" w:cs="Arial"/>
+          <w:sz w:val="22"/>
+          <w:szCs w:val="22"/>
+        </w:rPr>
+        <w:t xml:space="preserve"> (§4.2), left at False because the pre-registered rule's scope reached the index but not the </w:t>
+      </w:r>
+      <w:proofErr w:type="spellStart"/>
+      <w:r>
+        <w:rPr>
+          <w:rFonts w:ascii="Arial" w:hAnsi="Arial" w:cs="Arial"/>
+          <w:sz w:val="22"/>
+          <w:szCs w:val="22"/>
+        </w:rPr>
+        <w:t>vectoriser</w:t>
+      </w:r>
+      <w:proofErr w:type="spellEnd"/>
+      <w:r>
+        <w:rPr>
+          <w:rFonts w:ascii="Arial" w:hAnsi="Arial" w:cs="Arial"/>
+          <w:sz w:val="22"/>
+          <w:szCs w:val="22"/>
+        </w:rPr>
+        <w:t>, and it is the first change to make. A related weakness is one of provenance rather than measurement, in that Arm 2's encoder rule was written down only after its comparison had been seen, so a repeat should pre-register every tie-break rather than most of them.</w:t>
+      </w:r>
+    </w:p>
+    <w:p>
+      <w:pPr>
+        <w:rPr>
+          <w:rFonts w:ascii="Arial" w:hAnsi="Arial" w:cs="Arial"/>
+          <w:sz w:val="22"/>
+          <w:szCs w:val="22"/>
+        </w:rPr>
+      </w:pPr>
+      <w:r>
+        <w:rPr>
+          <w:rFonts w:ascii="Arial" w:hAnsi="Arial" w:cs="Arial"/>
+          <w:sz w:val="22"/>
+          <w:szCs w:val="22"/>
+        </w:rPr>
+        <w:t>Arm 3 is the most improvable component, and its own diagnostics indicate how. Overriding the retriever was net-negative on both splits, at 0.120 precision on validation and 0.289 on test, so the LLM should be gated on the retriever's similarity margin and allowed to re-rank only where the top 1 is genuinely contested, instead of on every item. Constraining decoding to the twenty candidate strings would likewise remove the 13% to 18% fallback rate by construction rather than absorbing it (§3.2), given that those outputs fail on format rather than on content.</w:t>
+      </w:r>
+    </w:p>
+    <w:p>
+      <w:pPr>
+        <w:rPr>
+          <w:rFonts w:ascii="Arial" w:hAnsi="Arial" w:cs="Arial"/>
+          <w:sz w:val="22"/>
+          <w:szCs w:val="22"/>
+        </w:rPr>
+      </w:pPr>
+      <w:r>
+        <w:rPr>
+          <w:rFonts w:ascii="Arial" w:hAnsi="Arial" w:cs="Arial"/>
+          <w:sz w:val="22"/>
+          <w:szCs w:val="22"/>
+        </w:rPr>
+        <w:t xml:space="preserve">Scope limits the rest. Models were fit on </w:t>
+      </w:r>
+      <w:proofErr w:type="spellStart"/>
+      <w:r>
+        <w:rPr>
+          <w:rFonts w:ascii="Arial" w:hAnsi="Arial" w:cs="Arial"/>
+          <w:sz w:val="22"/>
+          <w:szCs w:val="22"/>
+        </w:rPr>
+        <w:t>split_fit</w:t>
+      </w:r>
+      <w:proofErr w:type="spellEnd"/>
+      <w:r>
+        <w:rPr>
+          <w:rFonts w:ascii="Arial" w:hAnsi="Arial" w:cs="Arial"/>
+          <w:sz w:val="22"/>
+          <w:szCs w:val="22"/>
+        </w:rPr>
+        <w:t xml:space="preserve"> alone and never refit on the validation items, so that the tested system is exactly the validated one, at the cost of 2.2% of the training </w:t>
+      </w:r>
+      <w:r>
+        <w:rPr>
+          <w:rFonts w:ascii="Arial" w:hAnsi="Arial" w:cs="Arial"/>
+          <w:sz w:val="22"/>
+          <w:szCs w:val="22"/>
+        </w:rPr>
+        <w:lastRenderedPageBreak/>
+        <w:t>data. Results come from a single seed and a single 200-item test set covering 102 of the 906 classes, and the abstention threshold behind Figure 8 was set on validation and never confirmed on test.</w:t>
       </w:r>
     </w:p>
     <w:p>
@@ -14059,7 +14647,23 @@
           <w:sz w:val="22"/>
           <w:szCs w:val="22"/>
         </w:rPr>
-        <w:t xml:space="preserve"> 36.5% of items are answered (Figure 7). Arm 3 shows the same principle accidentally, its only component that never hurt accuracy was the fallback that declined to re-rank. With the sharp degradation once phrasing shifts, patient-facing classifiers must be validated on genuinely independent data and deployed with a route to human review.</w:t>
+        <w:t xml:space="preserve"> 36.5% of items are answered (</w:t>
+      </w:r>
+      <w:r>
+        <w:rPr>
+          <w:rFonts w:ascii="Arial" w:hAnsi="Arial" w:cs="Arial"/>
+          <w:sz w:val="22"/>
+          <w:szCs w:val="22"/>
+        </w:rPr>
+        <w:t>Figure 8</w:t>
+      </w:r>
+      <w:r>
+        <w:rPr>
+          <w:rFonts w:ascii="Arial" w:hAnsi="Arial" w:cs="Arial"/>
+          <w:sz w:val="22"/>
+          <w:szCs w:val="22"/>
+        </w:rPr>
+        <w:t>). Arm 3 shows the same principle accidentally, its only component that never hurt accuracy was the fallback that declined to re-rank. With the sharp degradation once phrasing shifts, patient-facing classifiers must be validated on genuinely independent data and deployed with a route to human review.</w:t>
       </w:r>
     </w:p>
     <w:p>
@@ -14078,7 +14682,17 @@
           <w:sz w:val="22"/>
           <w:szCs w:val="22"/>
         </w:rPr>
-        <w:t>Figure 7: Arm 1 accuracy</w:t>
+        <w:t>Figure 8</w:t>
+      </w:r>
+      <w:r>
+        <w:rPr>
+          <w:rFonts w:ascii="Arial" w:hAnsi="Arial" w:cs="Arial"/>
+          <w:b/>
+          <w:bCs/>
+          <w:sz w:val="22"/>
+          <w:szCs w:val="22"/>
+        </w:rPr>
+        <w:t>: Arm 1 accuracy</w:t>
       </w:r>
       <w:r>
         <w:rPr>
@@ -14139,7 +14753,7 @@
                     <pic:cNvPicPr/>
                   </pic:nvPicPr>
                   <pic:blipFill rotWithShape="1">
-                    <a:blip r:embed="rId11"/>
+                    <a:blip r:embed="rId12"/>
                     <a:srcRect t="7961"/>
                     <a:stretch>
                       <a:fillRect/>
@@ -14185,7 +14799,7 @@
           <w:sz w:val="18"/>
           <w:szCs w:val="18"/>
         </w:rPr>
-        <w:t>Accuracy of retained predictions and fraction of items retained (coverage) as the nearest-neighbour similarity abstention threshold varies; the source for th</w:t>
+        <w:t xml:space="preserve">Accuracy of retained predictions and fraction of items retained (coverage) as the nearest-neighbour similarity </w:t>
       </w:r>
       <w:r>
         <w:rPr>
@@ -14194,7 +14808,7 @@
           <w:sz w:val="18"/>
           <w:szCs w:val="18"/>
         </w:rPr>
-        <w:t>is</w:t>
+        <w:t xml:space="preserve">threshold for </w:t>
       </w:r>
       <w:r>
         <w:rPr>
@@ -14203,7 +14817,7 @@
           <w:sz w:val="18"/>
           <w:szCs w:val="18"/>
         </w:rPr>
-        <w:t xml:space="preserve"> 0.850</w:t>
+        <w:t>abstention varies</w:t>
       </w:r>
       <w:r>
         <w:rPr>
@@ -14212,7 +14826,7 @@
           <w:sz w:val="18"/>
           <w:szCs w:val="18"/>
         </w:rPr>
-        <w:t xml:space="preserve"> to </w:t>
+        <w:t>.</w:t>
       </w:r>
       <w:r>
         <w:rPr>
@@ -14221,7 +14835,7 @@
           <w:sz w:val="18"/>
           <w:szCs w:val="18"/>
         </w:rPr>
-        <w:t>0.945 accuracy</w:t>
+        <w:t xml:space="preserve"> </w:t>
       </w:r>
       <w:r>
         <w:rPr>
@@ -14230,54 +14844,450 @@
           <w:sz w:val="18"/>
           <w:szCs w:val="18"/>
         </w:rPr>
+        <w:t>The 0.945 accuracy at 36.5% coverage quoted above is read from this curve.</w:t>
+      </w:r>
+    </w:p>
+    <w:p>
+      <w:pPr>
+        <w:pStyle w:val="Heading3"/>
+      </w:pPr>
+      <w:r>
+        <w:t>4.</w:t>
+      </w:r>
+      <w:r>
+        <w:t>4</w:t>
+      </w:r>
+      <w:r>
         <w:t xml:space="preserve"> </w:t>
       </w:r>
       <w:r>
-        <w:rPr>
-          <w:rFonts w:ascii="Arial" w:hAnsi="Arial" w:cs="Arial"/>
-          <w:color w:val="595959" w:themeColor="text1" w:themeTint="A6"/>
-          <w:sz w:val="18"/>
-          <w:szCs w:val="18"/>
-        </w:rPr>
-        <w:t>at</w:t>
-      </w:r>
-      <w:r>
-        <w:rPr>
-          <w:rFonts w:ascii="Arial" w:hAnsi="Arial" w:cs="Arial"/>
-          <w:color w:val="595959" w:themeColor="text1" w:themeTint="A6"/>
-          <w:sz w:val="18"/>
-          <w:szCs w:val="18"/>
-        </w:rPr>
+        <w:t>Conclusion</w:t>
+      </w:r>
+    </w:p>
+    <w:p>
+      <w:r>
+        <w:t>TF-IDF retrieval over a class-level index was the strongest arm on test (0.765, against 0.720 for the LLM re-ranker and 0.615 for the fine-tuned encoder) and the cheapest by orders of magnitude. The validation-to-test gap reflects phrasing homogeneity, not model capacity: training questions are paraphrase siblings and test questions are not, so any hold-out drawn from training flatters a system that keys on wording.</w:t>
+      </w:r>
+    </w:p>
+    <w:p/>
+    <w:p>
+      <w:r>
+        <w:t>That is also the main limitation, since every selection rests on such a hold-out and cross-validation cannot repair it, the siblings being present in every fold. A repeat should make the shift-aware split the primary protocol and confirm results across more than one seed and test set.</w:t>
+      </w:r>
+    </w:p>
+    <w:p/>
+    <w:p>
+      <w:r>
+        <w:lastRenderedPageBreak/>
+        <w:t xml:space="preserve">Overriding the retriever was net-negative, so Arm 3 should re-rank only where the </w:t>
+      </w:r>
+      <w:proofErr w:type="gramStart"/>
+      <w:r>
+        <w:t>top-1</w:t>
+      </w:r>
+      <w:proofErr w:type="gramEnd"/>
+      <w:r>
+        <w:t xml:space="preserve"> is contested, with decoding constrained to the candidate strings. Cross-encoder re-ranking, hierarchical classification over label families, and </w:t>
+      </w:r>
+      <w:proofErr w:type="spellStart"/>
+      <w:r>
+        <w:t>LoRA</w:t>
+      </w:r>
+      <w:proofErr w:type="spellEnd"/>
+      <w:r>
+        <w:t xml:space="preserve"> fine-tuning are the natural next steps.</w:t>
+      </w:r>
+    </w:p>
+    <w:p>
+      <w:pPr>
+        <w:pStyle w:val="Heading2"/>
+      </w:pPr>
+      <w:r>
+        <w:t>References</w:t>
+      </w:r>
+    </w:p>
+    <w:p>
+      <w:pPr>
+        <w:spacing w:after="120"/>
+      </w:pPr>
+      <w:proofErr w:type="spellStart"/>
+      <w:r>
+        <w:t>Alsentzer</w:t>
+      </w:r>
+      <w:proofErr w:type="spellEnd"/>
+      <w:r>
+        <w:t>, E., Murphy, J., Boag, W., Weng, W.-H., Jindi, D., Naumann, T. and McDermott, M. (2019)</w:t>
+      </w:r>
+      <w:r>
         <w:t xml:space="preserve"> </w:t>
       </w:r>
       <w:r>
-        <w:rPr>
-          <w:rFonts w:ascii="Arial" w:hAnsi="Arial" w:cs="Arial"/>
-          <w:color w:val="595959" w:themeColor="text1" w:themeTint="A6"/>
-          <w:sz w:val="18"/>
-          <w:szCs w:val="18"/>
-        </w:rPr>
-        <w:t>36.5%</w:t>
-      </w:r>
-      <w:r>
-        <w:rPr>
-          <w:rFonts w:ascii="Arial" w:hAnsi="Arial" w:cs="Arial"/>
-          <w:color w:val="595959" w:themeColor="text1" w:themeTint="A6"/>
-          <w:sz w:val="18"/>
-          <w:szCs w:val="18"/>
-        </w:rPr>
+        <w:t xml:space="preserve">'Publicly available clinical BERT embeddings', </w:t>
+      </w:r>
+      <w:r>
+        <w:rPr>
+          <w:i/>
+          <w:iCs/>
+        </w:rPr>
+        <w:t>Proceedings of the 2nd Clinical Natural Language</w:t>
+      </w:r>
+      <w:r>
         <w:t xml:space="preserve"> </w:t>
       </w:r>
       <w:r>
         <w:rPr>
-          <w:rFonts w:ascii="Arial" w:hAnsi="Arial" w:cs="Arial"/>
-          <w:color w:val="595959" w:themeColor="text1" w:themeTint="A6"/>
-          <w:sz w:val="18"/>
-          <w:szCs w:val="18"/>
-        </w:rPr>
-        <w:t>coverage figure above.</w:t>
+          <w:i/>
+          <w:iCs/>
+        </w:rPr>
+        <w:t>Processing Workshop</w:t>
+      </w:r>
+      <w:r>
+        <w:t xml:space="preserve">, NAACL, pp. 72-78. </w:t>
       </w:r>
     </w:p>
+    <w:p>
+      <w:pPr>
+        <w:spacing w:after="120"/>
+      </w:pPr>
+      <w:r>
+        <w:t xml:space="preserve">Available at: </w:t>
+      </w:r>
+      <w:r>
+        <w:rPr>
+          <w:color w:val="0563C1"/>
+          <w:u w:val="single"/>
+        </w:rPr>
+        <w:t>https://aclanthology.org/W19-1909/</w:t>
+      </w:r>
+    </w:p>
+    <w:p>
+      <w:pPr>
+        <w:spacing w:after="120"/>
+      </w:pPr>
+      <w:r>
+        <w:t>Chen, Q., Hu, Y., Peng, X., Xie, Q., Jin, Q., Gilson, A., Singer, M.B., Ai, X., Lai, P.-T., Wang, Z.,</w:t>
+      </w:r>
+      <w:r>
+        <w:t xml:space="preserve"> </w:t>
+      </w:r>
+      <w:proofErr w:type="spellStart"/>
+      <w:r>
+        <w:t>Keloth</w:t>
+      </w:r>
+      <w:proofErr w:type="spellEnd"/>
+      <w:r>
+        <w:t>, V.K., Raja, K., Huang, J., He, H., Lin, F., Du, J., Zhang, R., Zheng, W.J., Adelman, R.A.,</w:t>
+      </w:r>
+      <w:r>
+        <w:t xml:space="preserve"> </w:t>
+      </w:r>
+      <w:r>
+        <w:t>Lu, Z. and Xu, H. (2025) 'Benchmarking large language models for biomedical natural language</w:t>
+      </w:r>
+      <w:r>
+        <w:t xml:space="preserve"> </w:t>
+      </w:r>
+      <w:r>
+        <w:t xml:space="preserve">processing applications and recommendations', </w:t>
+      </w:r>
+      <w:r>
+        <w:rPr>
+          <w:i/>
+          <w:iCs/>
+        </w:rPr>
+        <w:t>Nature Communications</w:t>
+      </w:r>
+      <w:r>
+        <w:t>, 16(1), 3280.</w:t>
+      </w:r>
+      <w:r>
+        <w:t xml:space="preserve"> </w:t>
+      </w:r>
+      <w:proofErr w:type="spellStart"/>
+      <w:r>
+        <w:t>doi</w:t>
+      </w:r>
+      <w:proofErr w:type="spellEnd"/>
+      <w:r>
+        <w:t>: 10.1038/s41467-025-56989-2</w:t>
+      </w:r>
+    </w:p>
+    <w:p>
+      <w:pPr>
+        <w:spacing w:after="120"/>
+      </w:pPr>
+      <w:r>
+        <w:t xml:space="preserve">CogStack (2023) </w:t>
+      </w:r>
+      <w:proofErr w:type="spellStart"/>
+      <w:r>
+        <w:rPr>
+          <w:i/>
+          <w:iCs/>
+        </w:rPr>
+        <w:t>OpenGPT</w:t>
+      </w:r>
+      <w:proofErr w:type="spellEnd"/>
+      <w:r>
+        <w:rPr>
+          <w:i/>
+          <w:iCs/>
+        </w:rPr>
+        <w:t>: a framework for creating grounded instruction-based datasets and training</w:t>
+      </w:r>
+      <w:r>
+        <w:br/>
+      </w:r>
+      <w:r>
+        <w:rPr>
+          <w:i/>
+          <w:iCs/>
+        </w:rPr>
+        <w:t>conversational domain expert LLMs</w:t>
+      </w:r>
+      <w:r>
+        <w:t xml:space="preserve">. Available at: </w:t>
+      </w:r>
+      <w:r>
+        <w:rPr>
+          <w:color w:val="0563C1"/>
+          <w:u w:val="single"/>
+        </w:rPr>
+        <w:t>https://github.com/CogStack/OpenGPT</w:t>
+      </w:r>
+    </w:p>
+    <w:p>
+      <w:pPr>
+        <w:spacing w:after="120"/>
+        <w:rPr>
+          <w:color w:val="0563C1"/>
+          <w:u w:val="single"/>
+        </w:rPr>
+      </w:pPr>
+      <w:r>
+        <w:t>Devlin, J., Chang, M.-W., Lee, K. and Toutanova, K. (2019) 'BERT: pre-training of deep</w:t>
+      </w:r>
+      <w:r>
+        <w:t xml:space="preserve"> </w:t>
+      </w:r>
+      <w:r>
+        <w:t>bidirectional</w:t>
+      </w:r>
+      <w:r>
+        <w:t xml:space="preserve"> </w:t>
+      </w:r>
+      <w:r>
+        <w:t xml:space="preserve">transformers for language understanding', </w:t>
+      </w:r>
+      <w:r>
+        <w:rPr>
+          <w:i/>
+          <w:iCs/>
+        </w:rPr>
+        <w:t>Proceedings of NAACL-HLT</w:t>
+      </w:r>
+      <w:r>
+        <w:rPr>
+          <w:i/>
+          <w:iCs/>
+        </w:rPr>
+        <w:t xml:space="preserve"> </w:t>
+      </w:r>
+      <w:r>
+        <w:rPr>
+          <w:i/>
+          <w:iCs/>
+        </w:rPr>
+        <w:t>2019</w:t>
+      </w:r>
+      <w:r>
+        <w:t>, pp. 4171-4186.</w:t>
+      </w:r>
+      <w:r>
+        <w:br/>
+        <w:t xml:space="preserve">Available at: </w:t>
+      </w:r>
+      <w:hyperlink r:id="rId13" w:history="1">
+        <w:r>
+          <w:rPr>
+            <w:rStyle w:val="Hyperlink"/>
+          </w:rPr>
+          <w:t>https://aclanthology.org/N19-1423/</w:t>
+        </w:r>
+      </w:hyperlink>
+    </w:p>
+    <w:p>
+      <w:pPr>
+        <w:spacing w:after="120"/>
+      </w:pPr>
+      <w:r>
+        <w:t>Lee, J., Yoon, W., Kim, S., Kim, D., Kim, S., So, C.H. and Kang, J. (2020) '</w:t>
+      </w:r>
+      <w:proofErr w:type="spellStart"/>
+      <w:r>
+        <w:t>BioBERT</w:t>
+      </w:r>
+      <w:proofErr w:type="spellEnd"/>
+      <w:r>
+        <w:t>: a pre-trained</w:t>
+      </w:r>
+      <w:r>
+        <w:t xml:space="preserve"> </w:t>
+      </w:r>
+      <w:r>
+        <w:t>biomedical language representation model for biomedical text mining',</w:t>
+      </w:r>
+      <w:r>
+        <w:t xml:space="preserve"> </w:t>
+      </w:r>
+      <w:r>
+        <w:rPr>
+          <w:i/>
+          <w:iCs/>
+        </w:rPr>
+        <w:t>Bioinformatics</w:t>
+      </w:r>
+      <w:r>
+        <w:t>, 36(4),</w:t>
+      </w:r>
+      <w:r>
+        <w:t xml:space="preserve"> </w:t>
+      </w:r>
+      <w:r>
+        <w:t xml:space="preserve">pp. 1234-1240. </w:t>
+      </w:r>
+      <w:proofErr w:type="spellStart"/>
+      <w:r>
+        <w:t>doi</w:t>
+      </w:r>
+      <w:proofErr w:type="spellEnd"/>
+      <w:r>
+        <w:t>: 10.1093/bioinformatics/btz682</w:t>
+      </w:r>
+    </w:p>
+    <w:p>
+      <w:pPr>
+        <w:spacing w:after="120"/>
+      </w:pPr>
+      <w:r>
+        <w:t xml:space="preserve">Schulhoff, S. et al. (2024) </w:t>
+      </w:r>
+      <w:r>
+        <w:rPr>
+          <w:i/>
+          <w:iCs/>
+        </w:rPr>
+        <w:t>The prompt report: a systematic survey of prompting</w:t>
+      </w:r>
+      <w:r>
+        <w:rPr>
+          <w:i/>
+          <w:iCs/>
+        </w:rPr>
+        <w:t xml:space="preserve"> </w:t>
+      </w:r>
+      <w:r>
+        <w:rPr>
+          <w:i/>
+          <w:iCs/>
+        </w:rPr>
+        <w:t>techniques</w:t>
+      </w:r>
+      <w:r>
+        <w:t>.</w:t>
+      </w:r>
+      <w:r>
+        <w:t xml:space="preserve"> </w:t>
+      </w:r>
+      <w:r>
+        <w:t>arXiv:2406.06608.</w:t>
+      </w:r>
+      <w:r>
+        <w:br/>
+        <w:t xml:space="preserve">Available at: </w:t>
+      </w:r>
+      <w:r>
+        <w:rPr>
+          <w:color w:val="0563C1"/>
+          <w:u w:val="single"/>
+        </w:rPr>
+        <w:t>https://arxiv.org/abs/2406.06608</w:t>
+      </w:r>
+    </w:p>
+    <w:p>
+      <w:pPr>
+        <w:pStyle w:val="Heading2"/>
+      </w:pPr>
+      <w:r>
+        <w:t>Appendix</w:t>
+      </w:r>
+    </w:p>
+    <w:p>
+      <w:r>
+        <w:t>Code and data access and reproducibility:</w:t>
+      </w:r>
+    </w:p>
+    <w:p>
+      <w:r>
+        <w:t>Two files accompany this report:</w:t>
+      </w:r>
+    </w:p>
+    <w:p>
+      <w:pPr>
+        <w:numPr>
+          <w:ilvl w:val="0"/>
+          <w:numId w:val="4"/>
+        </w:numPr>
+      </w:pPr>
+      <w:proofErr w:type="spellStart"/>
+      <w:r>
+        <w:rPr>
+          <w:b/>
+          <w:bCs/>
+        </w:rPr>
+        <w:t>AMLH_patient_question_</w:t>
+      </w:r>
+      <w:proofErr w:type="gramStart"/>
+      <w:r>
+        <w:rPr>
+          <w:b/>
+          <w:bCs/>
+        </w:rPr>
+        <w:t>classification.ipynb</w:t>
+      </w:r>
+      <w:proofErr w:type="spellEnd"/>
+      <w:proofErr w:type="gramEnd"/>
+      <w:r>
+        <w:t> — the reproducible notebook, submitted with all outputs saved from the run described below.</w:t>
+      </w:r>
+    </w:p>
+    <w:p>
+      <w:pPr>
+        <w:numPr>
+          <w:ilvl w:val="0"/>
+          <w:numId w:val="4"/>
+        </w:numPr>
+      </w:pPr>
+      <w:r>
+        <w:rPr>
+          <w:b/>
+          <w:bCs/>
+        </w:rPr>
+        <w:lastRenderedPageBreak/>
+        <w:t>amlh_submission_inputs.zip</w:t>
+      </w:r>
+      <w:r>
+        <w:t> — the data archive the notebook prompts for. It holds the training CSV, the test CSV with its answer column removed, all 906 NHS reference documents, and the recorded sweep</w:t>
+      </w:r>
+      <w:r>
+        <w:t>s</w:t>
+      </w:r>
+      <w:r>
+        <w:t>.</w:t>
+      </w:r>
+    </w:p>
+    <w:p/>
+    <w:p/>
     <w:p/>
     <w:sectPr>
       <w:pgSz w:w="11906" w:h="16838"/>
@@ -14292,6 +15302,155 @@
 <file path=word/numbering.xml><?xml version="1.0" encoding="utf-8"?>
 <w:numbering xmlns:wpc="http://schemas.microsoft.com/office/word/2010/wordprocessingCanvas" xmlns:cx="http://schemas.microsoft.com/office/drawing/2014/chartex" xmlns:cx1="http://schemas.microsoft.com/office/drawing/2015/9/8/chartex" xmlns:cx2="http://schemas.microsoft.com/office/drawing/2015/10/21/chartex" xmlns:cx3="http://schemas.microsoft.com/office/drawing/2016/5/9/chartex" xmlns:cx4="http://schemas.microsoft.com/office/drawing/2016/5/10/chartex" xmlns:cx5="http://schemas.microsoft.com/office/drawing/2016/5/11/chartex" xmlns:cx6="http://schemas.microsoft.com/office/drawing/2016/5/12/chartex" xmlns:cx7="http://schemas.microsoft.com/office/drawing/2016/5/13/chartex" xmlns:cx8="http://schemas.microsoft.com/office/drawing/2016/5/14/chartex" xmlns:mc="http://schemas.openxmlformats.org/markup-compatibility/2006" xmlns:aink="http://schemas.microsoft.com/office/drawing/2016/ink" xmlns:am3d="http://schemas.microsoft.com/office/drawing/2017/model3d" xmlns:o="urn:schemas-microsoft-com:office:office" xmlns:oel="http://schemas.microsoft.com/office/2019/extlst" xmlns:r="http://schemas.openxmlformats.org/officeDocument/2006/relationships" xmlns:m="http://schemas.openxmlformats.org/officeDocument/2006/math" xmlns:v="urn:schemas-microsoft-com:vml" xmlns:wp14="http://schemas.microsoft.com/office/word/2010/wordprocessingDrawing" xmlns:wp="http://schemas.openxmlformats.org/drawingml/2006/wordprocessingDrawing" xmlns:w10="urn:schemas-microsoft-com:office:word" xmlns:w="http://schemas.openxmlformats.org/wordprocessingml/2006/main" xmlns:w14="http://schemas.microsoft.com/office/word/2010/wordml" xmlns:w15="http://schemas.microsoft.com/office/word/2012/wordml" xmlns:w16cei="http://schemas.microsoft.com/office/word/2026/wordml/cei" xmlns:w16cex="http://schemas.microsoft.com/office/word/2018/wordml/cex" xmlns:w16cid="http://schemas.microsoft.com/office/word/2016/wordml/cid" xmlns:w16="http://schemas.microsoft.com/office/word/2018/wordml" xmlns:w16du="http://schemas.microsoft.com/office/word/2023/wordml/word16du" xmlns:w16sdtdh="http://schemas.microsoft.com/office/word/2020/wordml/sdtdatahash" xmlns:w16sdtfl="http://schemas.microsoft.com/office/word/2024/wordml/sdtformatlock" xmlns:w16se="http://schemas.microsoft.com/office/word/2015/wordml/symex" xmlns:wpg="http://schemas.microsoft.com/office/word/2010/wordprocessingGroup" xmlns:wpi="http://schemas.microsoft.com/office/word/2010/wordprocessingInk" xmlns:wne="http://schemas.microsoft.com/office/word/2006/wordml" xmlns:wps="http://schemas.microsoft.com/office/word/2010/wordprocessingShape" mc:Ignorable="w14 w15 w16se w16cid w16 w16cex w16sdtdh w16sdtfl w16du wp14">
   <w:abstractNum w:abstractNumId="0" w15:restartNumberingAfterBreak="0">
+    <w:nsid w:val="076E40B1"/>
+    <w:multiLevelType w:val="multilevel"/>
+    <w:tmpl w:val="1A3A79E8"/>
+    <w:lvl w:ilvl="0">
+      <w:start w:val="1"/>
+      <w:numFmt w:val="bullet"/>
+      <w:lvlText w:val=""/>
+      <w:lvlJc w:val="left"/>
+      <w:pPr>
+        <w:tabs>
+          <w:tab w:val="num" w:pos="720"/>
+        </w:tabs>
+        <w:ind w:left="720" w:hanging="360"/>
+      </w:pPr>
+      <w:rPr>
+        <w:rFonts w:ascii="Symbol" w:hAnsi="Symbol" w:hint="default"/>
+        <w:sz w:val="20"/>
+      </w:rPr>
+    </w:lvl>
+    <w:lvl w:ilvl="1" w:tentative="1">
+      <w:start w:val="1"/>
+      <w:numFmt w:val="bullet"/>
+      <w:lvlText w:val=""/>
+      <w:lvlJc w:val="left"/>
+      <w:pPr>
+        <w:tabs>
+          <w:tab w:val="num" w:pos="1440"/>
+        </w:tabs>
+        <w:ind w:left="1440" w:hanging="360"/>
+      </w:pPr>
+      <w:rPr>
+        <w:rFonts w:ascii="Symbol" w:hAnsi="Symbol" w:hint="default"/>
+        <w:sz w:val="20"/>
+      </w:rPr>
+    </w:lvl>
+    <w:lvl w:ilvl="2" w:tentative="1">
+      <w:start w:val="1"/>
+      <w:numFmt w:val="bullet"/>
+      <w:lvlText w:val=""/>
+      <w:lvlJc w:val="left"/>
+      <w:pPr>
+        <w:tabs>
+          <w:tab w:val="num" w:pos="2160"/>
+        </w:tabs>
+        <w:ind w:left="2160" w:hanging="360"/>
+      </w:pPr>
+      <w:rPr>
+        <w:rFonts w:ascii="Symbol" w:hAnsi="Symbol" w:hint="default"/>
+        <w:sz w:val="20"/>
+      </w:rPr>
+    </w:lvl>
+    <w:lvl w:ilvl="3" w:tentative="1">
+      <w:start w:val="1"/>
+      <w:numFmt w:val="bullet"/>
+      <w:lvlText w:val=""/>
+      <w:lvlJc w:val="left"/>
+      <w:pPr>
+        <w:tabs>
+          <w:tab w:val="num" w:pos="2880"/>
+        </w:tabs>
+        <w:ind w:left="2880" w:hanging="360"/>
+      </w:pPr>
+      <w:rPr>
+        <w:rFonts w:ascii="Symbol" w:hAnsi="Symbol" w:hint="default"/>
+        <w:sz w:val="20"/>
+      </w:rPr>
+    </w:lvl>
+    <w:lvl w:ilvl="4" w:tentative="1">
+      <w:start w:val="1"/>
+      <w:numFmt w:val="bullet"/>
+      <w:lvlText w:val=""/>
+      <w:lvlJc w:val="left"/>
+      <w:pPr>
+        <w:tabs>
+          <w:tab w:val="num" w:pos="3600"/>
+        </w:tabs>
+        <w:ind w:left="3600" w:hanging="360"/>
+      </w:pPr>
+      <w:rPr>
+        <w:rFonts w:ascii="Symbol" w:hAnsi="Symbol" w:hint="default"/>
+        <w:sz w:val="20"/>
+      </w:rPr>
+    </w:lvl>
+    <w:lvl w:ilvl="5" w:tentative="1">
+      <w:start w:val="1"/>
+      <w:numFmt w:val="bullet"/>
+      <w:lvlText w:val=""/>
+      <w:lvlJc w:val="left"/>
+      <w:pPr>
+        <w:tabs>
+          <w:tab w:val="num" w:pos="4320"/>
+        </w:tabs>
+        <w:ind w:left="4320" w:hanging="360"/>
+      </w:pPr>
+      <w:rPr>
+        <w:rFonts w:ascii="Symbol" w:hAnsi="Symbol" w:hint="default"/>
+        <w:sz w:val="20"/>
+      </w:rPr>
+    </w:lvl>
+    <w:lvl w:ilvl="6" w:tentative="1">
+      <w:start w:val="1"/>
+      <w:numFmt w:val="bullet"/>
+      <w:lvlText w:val=""/>
+      <w:lvlJc w:val="left"/>
+      <w:pPr>
+        <w:tabs>
+          <w:tab w:val="num" w:pos="5040"/>
+        </w:tabs>
+        <w:ind w:left="5040" w:hanging="360"/>
+      </w:pPr>
+      <w:rPr>
+        <w:rFonts w:ascii="Symbol" w:hAnsi="Symbol" w:hint="default"/>
+        <w:sz w:val="20"/>
+      </w:rPr>
+    </w:lvl>
+    <w:lvl w:ilvl="7" w:tentative="1">
+      <w:start w:val="1"/>
+      <w:numFmt w:val="bullet"/>
+      <w:lvlText w:val=""/>
+      <w:lvlJc w:val="left"/>
+      <w:pPr>
+        <w:tabs>
+          <w:tab w:val="num" w:pos="5760"/>
+        </w:tabs>
+        <w:ind w:left="5760" w:hanging="360"/>
+      </w:pPr>
+      <w:rPr>
+        <w:rFonts w:ascii="Symbol" w:hAnsi="Symbol" w:hint="default"/>
+        <w:sz w:val="20"/>
+      </w:rPr>
+    </w:lvl>
+    <w:lvl w:ilvl="8" w:tentative="1">
+      <w:start w:val="1"/>
+      <w:numFmt w:val="bullet"/>
+      <w:lvlText w:val=""/>
+      <w:lvlJc w:val="left"/>
+      <w:pPr>
+        <w:tabs>
+          <w:tab w:val="num" w:pos="6480"/>
+        </w:tabs>
+        <w:ind w:left="6480" w:hanging="360"/>
+      </w:pPr>
+      <w:rPr>
+        <w:rFonts w:ascii="Symbol" w:hAnsi="Symbol" w:hint="default"/>
+        <w:sz w:val="20"/>
+      </w:rPr>
+    </w:lvl>
+  </w:abstractNum>
+  <w:abstractNum w:abstractNumId="1" w15:restartNumberingAfterBreak="0">
     <w:nsid w:val="16A57E81"/>
     <w:multiLevelType w:val="multilevel"/>
     <w:tmpl w:val="EEBA0312"/>
@@ -14440,7 +15599,7 @@
       </w:rPr>
     </w:lvl>
   </w:abstractNum>
-  <w:abstractNum w:abstractNumId="1" w15:restartNumberingAfterBreak="0">
+  <w:abstractNum w:abstractNumId="2" w15:restartNumberingAfterBreak="0">
     <w:nsid w:val="2A8F66A9"/>
     <w:multiLevelType w:val="multilevel"/>
     <w:tmpl w:val="380C9764"/>
@@ -14589,7 +15748,7 @@
       </w:rPr>
     </w:lvl>
   </w:abstractNum>
-  <w:abstractNum w:abstractNumId="2" w15:restartNumberingAfterBreak="0">
+  <w:abstractNum w:abstractNumId="3" w15:restartNumberingAfterBreak="0">
     <w:nsid w:val="40CC1A81"/>
     <w:multiLevelType w:val="multilevel"/>
     <w:tmpl w:val="006EED32"/>
@@ -14739,13 +15898,16 @@
     </w:lvl>
   </w:abstractNum>
   <w:num w:numId="1" w16cid:durableId="624963539">
+    <w:abstractNumId w:val="2"/>
+  </w:num>
+  <w:num w:numId="2" w16cid:durableId="158154994">
     <w:abstractNumId w:val="1"/>
   </w:num>
-  <w:num w:numId="2" w16cid:durableId="158154994">
+  <w:num w:numId="3" w16cid:durableId="692153087">
+    <w:abstractNumId w:val="3"/>
+  </w:num>
+  <w:num w:numId="4" w16cid:durableId="456487452">
     <w:abstractNumId w:val="0"/>
-  </w:num>
-  <w:num w:numId="3" w16cid:durableId="692153087">
-    <w:abstractNumId w:val="2"/>
   </w:num>
 </w:numbering>
 </file>
@@ -15681,6 +16843,48 @@
       </w:tblBorders>
     </w:tblPr>
   </w:style>
+  <w:style w:type="character" w:styleId="Hyperlink">
+    <w:name w:val="Hyperlink"/>
+    <w:basedOn w:val="DefaultParagraphFont"/>
+    <w:uiPriority w:val="99"/>
+    <w:unhideWhenUsed/>
+    <w:rsid w:val="008140D3"/>
+    <w:rPr>
+      <w:color w:val="467886" w:themeColor="hyperlink"/>
+      <w:u w:val="single"/>
+    </w:rPr>
+  </w:style>
+  <w:style w:type="character" w:styleId="UnresolvedMention">
+    <w:name w:val="Unresolved Mention"/>
+    <w:basedOn w:val="DefaultParagraphFont"/>
+    <w:uiPriority w:val="99"/>
+    <w:semiHidden/>
+    <w:unhideWhenUsed/>
+    <w:rsid w:val="008140D3"/>
+    <w:rPr>
+      <w:color w:val="605E5C"/>
+      <w:shd w:val="clear" w:color="auto" w:fill="E1DFDD"/>
+    </w:rPr>
+  </w:style>
+  <w:style w:type="table" w:styleId="TableGridLight">
+    <w:name w:val="Grid Table Light"/>
+    <w:basedOn w:val="TableNormal"/>
+    <w:uiPriority w:val="40"/>
+    <w:rsid w:val="0023292A"/>
+    <w:pPr>
+      <w:spacing w:after="0" w:line="240" w:lineRule="auto"/>
+    </w:pPr>
+    <w:tblPr>
+      <w:tblBorders>
+        <w:top w:val="single" w:sz="4" w:space="0" w:color="BFBFBF" w:themeColor="background1" w:themeShade="BF"/>
+        <w:left w:val="single" w:sz="4" w:space="0" w:color="BFBFBF" w:themeColor="background1" w:themeShade="BF"/>
+        <w:bottom w:val="single" w:sz="4" w:space="0" w:color="BFBFBF" w:themeColor="background1" w:themeShade="BF"/>
+        <w:right w:val="single" w:sz="4" w:space="0" w:color="BFBFBF" w:themeColor="background1" w:themeShade="BF"/>
+        <w:insideH w:val="single" w:sz="4" w:space="0" w:color="BFBFBF" w:themeColor="background1" w:themeShade="BF"/>
+        <w:insideV w:val="single" w:sz="4" w:space="0" w:color="BFBFBF" w:themeColor="background1" w:themeShade="BF"/>
+      </w:tblBorders>
+    </w:tblPr>
+  </w:style>
 </w:styles>
 </file>
 
